--- a/data/outputs/v2/Chemistry/SS3.1_Acids_and_Bases/Chemistry_Acids_and_Bases_CBE_LessonSequence.docx
+++ b/data/outputs/v2/Chemistry/SS3.1_Acids_and_Bases/Chemistry_Acids_and_Bases_CBE_LessonSequence.docx
@@ -3450,32 +3450,32 @@
         <w:tc>
           <w:tcPr>
             <w:tcW w:type="dxa" w:w="1520"/>
-            <w:shd w:fill="F2F2F2" w:color="auto" w:val="clear"/>
-            <w:tcMar>
-              <w:top w:type="dxa" w:w="60"/>
-              <w:left w:type="dxa" w:w="120"/>
-              <w:bottom w:type="dxa" w:w="60"/>
-              <w:right w:type="dxa" w:w="120"/>
-            </w:tcMar>
-            <w:vAlign w:val="top"/>
-          </w:tcPr>
-          <w:p>
-            <w:pPr>
-              <w:spacing w:after="40" w:before="0"/>
-              <w:jc w:val="left"/>
-            </w:pPr>
-            <w:r>
-              <w:rPr>
-                <w:rFonts w:ascii="Arial" w:cs="Arial" w:eastAsia="Arial" w:hAnsi="Arial"/>
-                <w:b/>
-                <w:bCs/>
-                <w:i w:val="false"/>
-                <w:iCs w:val="false"/>
-                <w:color w:val="000000"/>
-                <w:sz w:val="18"/>
-                <w:szCs w:val="18"/>
-              </w:rPr>
-              <w:t xml:space="preserve">Phase 1 — Predict</w:t>
+            <w:shd w:fill="EAD1F5" w:color="auto" w:val="clear"/>
+            <w:tcMar>
+              <w:top w:type="dxa" w:w="60"/>
+              <w:left w:type="dxa" w:w="120"/>
+              <w:bottom w:type="dxa" w:w="60"/>
+              <w:right w:type="dxa" w:w="120"/>
+            </w:tcMar>
+            <w:vAlign w:val="top"/>
+          </w:tcPr>
+          <w:p>
+            <w:pPr>
+              <w:spacing w:after="40" w:before="0"/>
+              <w:jc w:val="left"/>
+            </w:pPr>
+            <w:r>
+              <w:rPr>
+                <w:rFonts w:ascii="Arial" w:cs="Arial" w:eastAsia="Arial" w:hAnsi="Arial"/>
+                <w:b/>
+                <w:bCs/>
+                <w:i w:val="false"/>
+                <w:iCs w:val="false"/>
+                <w:color w:val="000000"/>
+                <w:sz w:val="18"/>
+                <w:szCs w:val="18"/>
+              </w:rPr>
+              <w:t xml:space="preserve">Predict Phase</w:t>
             </w:r>
           </w:p>
           <w:p>
@@ -3498,7 +3498,7 @@
             <w:pPr>
               <w:spacing w:after="20" w:before="0"/>
             </w:pPr>
-            <w:hyperlink w:history="1" r:id="rIdaxmn9o97esllgfao6rzql">
+            <w:hyperlink w:history="1" r:id="rIdlq5ta2vkjwsow9m2nwyhb">
               <w:r>
                 <w:rPr>
                   <w:rFonts w:ascii="Arial" w:cs="Arial" w:eastAsia="Arial" w:hAnsi="Arial"/>
@@ -3531,7 +3531,7 @@
               <w:spacing w:after="10" w:before="0"/>
               <w:ind w:left="120"/>
             </w:pPr>
-            <w:hyperlink w:history="1" r:id="rIdf0owl_tao1suvlvc80lzw">
+            <w:hyperlink w:history="1" r:id="rId9jcv69hm-4wkm1d5_xrmq">
               <w:r>
                 <w:rPr>
                   <w:rFonts w:ascii="Arial" w:cs="Arial" w:eastAsia="Arial" w:hAnsi="Arial"/>
@@ -3576,7 +3576,7 @@
             <w:pPr>
               <w:spacing w:after="20" w:before="0"/>
             </w:pPr>
-            <w:hyperlink w:history="1" r:id="rIdqtwp6pnfcyj5c1p4xgfqj">
+            <w:hyperlink w:history="1" r:id="rIdghizbsayddizfgfqygi4b">
               <w:r>
                 <w:rPr>
                   <w:rFonts w:ascii="Arial" w:cs="Arial" w:eastAsia="Arial" w:hAnsi="Arial"/>
@@ -3609,7 +3609,7 @@
               <w:spacing w:after="10" w:before="0"/>
               <w:ind w:left="120"/>
             </w:pPr>
-            <w:hyperlink w:history="1" r:id="rIdezd_cbuavlikjhlmkmo_1">
+            <w:hyperlink w:history="1" r:id="rId_-ebfln_dv-rbfn-zoowx">
               <w:r>
                 <w:rPr>
                   <w:rFonts w:ascii="Arial" w:cs="Arial" w:eastAsia="Arial" w:hAnsi="Arial"/>
@@ -3756,32 +3756,32 @@
         <w:tc>
           <w:tcPr>
             <w:tcW w:type="dxa" w:w="1520"/>
-            <w:shd w:fill="F2F2F2" w:color="auto" w:val="clear"/>
-            <w:tcMar>
-              <w:top w:type="dxa" w:w="60"/>
-              <w:left w:type="dxa" w:w="120"/>
-              <w:bottom w:type="dxa" w:w="60"/>
-              <w:right w:type="dxa" w:w="120"/>
-            </w:tcMar>
-            <w:vAlign w:val="top"/>
-          </w:tcPr>
-          <w:p>
-            <w:pPr>
-              <w:spacing w:after="40" w:before="0"/>
-              <w:jc w:val="left"/>
-            </w:pPr>
-            <w:r>
-              <w:rPr>
-                <w:rFonts w:ascii="Arial" w:cs="Arial" w:eastAsia="Arial" w:hAnsi="Arial"/>
-                <w:b/>
-                <w:bCs/>
-                <w:i w:val="false"/>
-                <w:iCs w:val="false"/>
-                <w:color w:val="000000"/>
-                <w:sz w:val="18"/>
-                <w:szCs w:val="18"/>
-              </w:rPr>
-              <w:t xml:space="preserve">Phase 2 — Observe</w:t>
+            <w:shd w:fill="D9EEF1" w:color="auto" w:val="clear"/>
+            <w:tcMar>
+              <w:top w:type="dxa" w:w="60"/>
+              <w:left w:type="dxa" w:w="120"/>
+              <w:bottom w:type="dxa" w:w="60"/>
+              <w:right w:type="dxa" w:w="120"/>
+            </w:tcMar>
+            <w:vAlign w:val="top"/>
+          </w:tcPr>
+          <w:p>
+            <w:pPr>
+              <w:spacing w:after="40" w:before="0"/>
+              <w:jc w:val="left"/>
+            </w:pPr>
+            <w:r>
+              <w:rPr>
+                <w:rFonts w:ascii="Arial" w:cs="Arial" w:eastAsia="Arial" w:hAnsi="Arial"/>
+                <w:b/>
+                <w:bCs/>
+                <w:i w:val="false"/>
+                <w:iCs w:val="false"/>
+                <w:color w:val="000000"/>
+                <w:sz w:val="18"/>
+                <w:szCs w:val="18"/>
+              </w:rPr>
+              <w:t xml:space="preserve">Observe Phase</w:t>
             </w:r>
           </w:p>
           <w:p>
@@ -3804,7 +3804,7 @@
             <w:pPr>
               <w:spacing w:after="20" w:before="0"/>
             </w:pPr>
-            <w:hyperlink w:history="1" r:id="rIdggycq2ku5ue47urwf544b">
+            <w:hyperlink w:history="1" r:id="rIdwv_ahbw_5uen9vw1j3zvq">
               <w:r>
                 <w:rPr>
                   <w:rFonts w:ascii="Arial" w:cs="Arial" w:eastAsia="Arial" w:hAnsi="Arial"/>
@@ -3837,7 +3837,7 @@
               <w:spacing w:after="10" w:before="0"/>
               <w:ind w:left="120"/>
             </w:pPr>
-            <w:hyperlink w:history="1" r:id="rIdpjdqahbnkwfwdrydtrh3k">
+            <w:hyperlink w:history="1" r:id="rIdwwfx9dpfyzjjz5lfvz1fp">
               <w:r>
                 <w:rPr>
                   <w:rFonts w:ascii="Arial" w:cs="Arial" w:eastAsia="Arial" w:hAnsi="Arial"/>
@@ -3882,7 +3882,7 @@
             <w:pPr>
               <w:spacing w:after="20" w:before="0"/>
             </w:pPr>
-            <w:hyperlink w:history="1" r:id="rIdflqi6hfekfub0ibdmadw0">
+            <w:hyperlink w:history="1" r:id="rIdghyfxxb9iynjesdogga9f">
               <w:r>
                 <w:rPr>
                   <w:rFonts w:ascii="Arial" w:cs="Arial" w:eastAsia="Arial" w:hAnsi="Arial"/>
@@ -3915,7 +3915,7 @@
               <w:spacing w:after="10" w:before="0"/>
               <w:ind w:left="120"/>
             </w:pPr>
-            <w:hyperlink w:history="1" r:id="rIdtxfafsaywhepanptn6kkz">
+            <w:hyperlink w:history="1" r:id="rId5xaqf4glucfbeykfre0rz">
               <w:r>
                 <w:rPr>
                   <w:rFonts w:ascii="Arial" w:cs="Arial" w:eastAsia="Arial" w:hAnsi="Arial"/>
@@ -4062,32 +4062,32 @@
         <w:tc>
           <w:tcPr>
             <w:tcW w:type="dxa" w:w="1520"/>
-            <w:shd w:fill="F2F2F2" w:color="auto" w:val="clear"/>
-            <w:tcMar>
-              <w:top w:type="dxa" w:w="60"/>
-              <w:left w:type="dxa" w:w="120"/>
-              <w:bottom w:type="dxa" w:w="60"/>
-              <w:right w:type="dxa" w:w="120"/>
-            </w:tcMar>
-            <w:vAlign w:val="top"/>
-          </w:tcPr>
-          <w:p>
-            <w:pPr>
-              <w:spacing w:after="40" w:before="0"/>
-              <w:jc w:val="left"/>
-            </w:pPr>
-            <w:r>
-              <w:rPr>
-                <w:rFonts w:ascii="Arial" w:cs="Arial" w:eastAsia="Arial" w:hAnsi="Arial"/>
-                <w:b/>
-                <w:bCs/>
-                <w:i w:val="false"/>
-                <w:iCs w:val="false"/>
-                <w:color w:val="000000"/>
-                <w:sz w:val="18"/>
-                <w:szCs w:val="18"/>
-              </w:rPr>
-              <w:t xml:space="preserve">Phase 3 — Explain</w:t>
+            <w:shd w:fill="E2EFDA" w:color="auto" w:val="clear"/>
+            <w:tcMar>
+              <w:top w:type="dxa" w:w="60"/>
+              <w:left w:type="dxa" w:w="120"/>
+              <w:bottom w:type="dxa" w:w="60"/>
+              <w:right w:type="dxa" w:w="120"/>
+            </w:tcMar>
+            <w:vAlign w:val="top"/>
+          </w:tcPr>
+          <w:p>
+            <w:pPr>
+              <w:spacing w:after="40" w:before="0"/>
+              <w:jc w:val="left"/>
+            </w:pPr>
+            <w:r>
+              <w:rPr>
+                <w:rFonts w:ascii="Arial" w:cs="Arial" w:eastAsia="Arial" w:hAnsi="Arial"/>
+                <w:b/>
+                <w:bCs/>
+                <w:i w:val="false"/>
+                <w:iCs w:val="false"/>
+                <w:color w:val="000000"/>
+                <w:sz w:val="18"/>
+                <w:szCs w:val="18"/>
+              </w:rPr>
+              <w:t xml:space="preserve">Explain Phase</w:t>
             </w:r>
           </w:p>
           <w:p>
@@ -4110,7 +4110,7 @@
             <w:pPr>
               <w:spacing w:after="20" w:before="0"/>
             </w:pPr>
-            <w:hyperlink w:history="1" r:id="rIdduf32lkuyd_kxg2wqqhor">
+            <w:hyperlink w:history="1" r:id="rIdam1vu8xjaljjzbduxcd4b">
               <w:r>
                 <w:rPr>
                   <w:rFonts w:ascii="Arial" w:cs="Arial" w:eastAsia="Arial" w:hAnsi="Arial"/>
@@ -4143,7 +4143,7 @@
               <w:spacing w:after="10" w:before="0"/>
               <w:ind w:left="120"/>
             </w:pPr>
-            <w:hyperlink w:history="1" r:id="rId90mmi13pp3x8mykk_g2te">
+            <w:hyperlink w:history="1" r:id="rIdjqmof1umtacomuhnmolea">
               <w:r>
                 <w:rPr>
                   <w:rFonts w:ascii="Arial" w:cs="Arial" w:eastAsia="Arial" w:hAnsi="Arial"/>
@@ -4188,7 +4188,7 @@
             <w:pPr>
               <w:spacing w:after="20" w:before="0"/>
             </w:pPr>
-            <w:hyperlink w:history="1" r:id="rIdvs2vg25d14dwl0rldkbzo">
+            <w:hyperlink w:history="1" r:id="rIde3gi5th3zpxdgcinjoujv">
               <w:r>
                 <w:rPr>
                   <w:rFonts w:ascii="Arial" w:cs="Arial" w:eastAsia="Arial" w:hAnsi="Arial"/>
@@ -4221,7 +4221,7 @@
               <w:spacing w:after="10" w:before="0"/>
               <w:ind w:left="120"/>
             </w:pPr>
-            <w:hyperlink w:history="1" r:id="rIdxakzewyaafwj-epxj4pip">
+            <w:hyperlink w:history="1" r:id="rIdzuoisjd9jwqhfoypjkxzo">
               <w:r>
                 <w:rPr>
                   <w:rFonts w:ascii="Arial" w:cs="Arial" w:eastAsia="Arial" w:hAnsi="Arial"/>
@@ -4368,32 +4368,32 @@
         <w:tc>
           <w:tcPr>
             <w:tcW w:type="dxa" w:w="1520"/>
-            <w:shd w:fill="F2F2F2" w:color="auto" w:val="clear"/>
-            <w:tcMar>
-              <w:top w:type="dxa" w:w="60"/>
-              <w:left w:type="dxa" w:w="120"/>
-              <w:bottom w:type="dxa" w:w="60"/>
-              <w:right w:type="dxa" w:w="120"/>
-            </w:tcMar>
-            <w:vAlign w:val="top"/>
-          </w:tcPr>
-          <w:p>
-            <w:pPr>
-              <w:spacing w:after="40" w:before="0"/>
-              <w:jc w:val="left"/>
-            </w:pPr>
-            <w:r>
-              <w:rPr>
-                <w:rFonts w:ascii="Arial" w:cs="Arial" w:eastAsia="Arial" w:hAnsi="Arial"/>
-                <w:b/>
-                <w:bCs/>
-                <w:i w:val="false"/>
-                <w:iCs w:val="false"/>
-                <w:color w:val="000000"/>
-                <w:sz w:val="18"/>
-                <w:szCs w:val="18"/>
-              </w:rPr>
-              <w:t xml:space="preserve">Phase 4 — Driving Question Board (DQB) Creation</w:t>
+            <w:shd w:fill="FCE4D6" w:color="auto" w:val="clear"/>
+            <w:tcMar>
+              <w:top w:type="dxa" w:w="60"/>
+              <w:left w:type="dxa" w:w="120"/>
+              <w:bottom w:type="dxa" w:w="60"/>
+              <w:right w:type="dxa" w:w="120"/>
+            </w:tcMar>
+            <w:vAlign w:val="top"/>
+          </w:tcPr>
+          <w:p>
+            <w:pPr>
+              <w:spacing w:after="40" w:before="0"/>
+              <w:jc w:val="left"/>
+            </w:pPr>
+            <w:r>
+              <w:rPr>
+                <w:rFonts w:ascii="Arial" w:cs="Arial" w:eastAsia="Arial" w:hAnsi="Arial"/>
+                <w:b/>
+                <w:bCs/>
+                <w:i w:val="false"/>
+                <w:iCs w:val="false"/>
+                <w:color w:val="000000"/>
+                <w:sz w:val="18"/>
+                <w:szCs w:val="18"/>
+              </w:rPr>
+              <w:t xml:space="preserve">Driving Question Board (DQB) Creation</w:t>
             </w:r>
           </w:p>
           <w:p>
@@ -4416,7 +4416,7 @@
             <w:pPr>
               <w:spacing w:after="20" w:before="0"/>
             </w:pPr>
-            <w:hyperlink w:history="1" r:id="rIdlrxewao9qc_ct42bur_3u">
+            <w:hyperlink w:history="1" r:id="rIdljbm4virfcqr5ukkb_euw">
               <w:r>
                 <w:rPr>
                   <w:rFonts w:ascii="Arial" w:cs="Arial" w:eastAsia="Arial" w:hAnsi="Arial"/>
@@ -4449,7 +4449,7 @@
               <w:spacing w:after="10" w:before="0"/>
               <w:ind w:left="120"/>
             </w:pPr>
-            <w:hyperlink w:history="1" r:id="rIdjet665enmq8tbrubtnioi">
+            <w:hyperlink w:history="1" r:id="rIdmlhd8i1geoo39pdel0a1v">
               <w:r>
                 <w:rPr>
                   <w:rFonts w:ascii="Arial" w:cs="Arial" w:eastAsia="Arial" w:hAnsi="Arial"/>
@@ -4494,7 +4494,7 @@
             <w:pPr>
               <w:spacing w:after="20" w:before="0"/>
             </w:pPr>
-            <w:hyperlink w:history="1" r:id="rIdd28rrh-ad2bpvaqpkzya6">
+            <w:hyperlink w:history="1" r:id="rId9vyzyik4w1puqayqhvhkt">
               <w:r>
                 <w:rPr>
                   <w:rFonts w:ascii="Arial" w:cs="Arial" w:eastAsia="Arial" w:hAnsi="Arial"/>
@@ -4527,7 +4527,7 @@
               <w:spacing w:after="10" w:before="0"/>
               <w:ind w:left="120"/>
             </w:pPr>
-            <w:hyperlink w:history="1" r:id="rIdzxvyc1sd0qhd4i58hdmwg">
+            <w:hyperlink w:history="1" r:id="rId1krbcua2uz70ddmdnumdc">
               <w:r>
                 <w:rPr>
                   <w:rFonts w:ascii="Arial" w:cs="Arial" w:eastAsia="Arial" w:hAnsi="Arial"/>
@@ -4674,32 +4674,32 @@
         <w:tc>
           <w:tcPr>
             <w:tcW w:type="dxa" w:w="1520"/>
-            <w:shd w:fill="F2F2F2" w:color="auto" w:val="clear"/>
-            <w:tcMar>
-              <w:top w:type="dxa" w:w="60"/>
-              <w:left w:type="dxa" w:w="120"/>
-              <w:bottom w:type="dxa" w:w="60"/>
-              <w:right w:type="dxa" w:w="120"/>
-            </w:tcMar>
-            <w:vAlign w:val="top"/>
-          </w:tcPr>
-          <w:p>
-            <w:pPr>
-              <w:spacing w:after="40" w:before="0"/>
-              <w:jc w:val="left"/>
-            </w:pPr>
-            <w:r>
-              <w:rPr>
-                <w:rFonts w:ascii="Arial" w:cs="Arial" w:eastAsia="Arial" w:hAnsi="Arial"/>
-                <w:b/>
-                <w:bCs/>
-                <w:i w:val="false"/>
-                <w:iCs w:val="false"/>
-                <w:color w:val="000000"/>
-                <w:sz w:val="18"/>
-                <w:szCs w:val="18"/>
-              </w:rPr>
-              <w:t xml:space="preserve">Phase 5 — Model Building</w:t>
+            <w:shd w:fill="D5E8F0" w:color="auto" w:val="clear"/>
+            <w:tcMar>
+              <w:top w:type="dxa" w:w="60"/>
+              <w:left w:type="dxa" w:w="120"/>
+              <w:bottom w:type="dxa" w:w="60"/>
+              <w:right w:type="dxa" w:w="120"/>
+            </w:tcMar>
+            <w:vAlign w:val="top"/>
+          </w:tcPr>
+          <w:p>
+            <w:pPr>
+              <w:spacing w:after="40" w:before="0"/>
+              <w:jc w:val="left"/>
+            </w:pPr>
+            <w:r>
+              <w:rPr>
+                <w:rFonts w:ascii="Arial" w:cs="Arial" w:eastAsia="Arial" w:hAnsi="Arial"/>
+                <w:b/>
+                <w:bCs/>
+                <w:i w:val="false"/>
+                <w:iCs w:val="false"/>
+                <w:color w:val="000000"/>
+                <w:sz w:val="18"/>
+                <w:szCs w:val="18"/>
+              </w:rPr>
+              <w:t xml:space="preserve">Model Building Phase</w:t>
             </w:r>
           </w:p>
           <w:p>
@@ -4722,7 +4722,7 @@
             <w:pPr>
               <w:spacing w:after="20" w:before="0"/>
             </w:pPr>
-            <w:hyperlink w:history="1" r:id="rIdt7xaw0piy4y0hn_rzthru">
+            <w:hyperlink w:history="1" r:id="rId6_drawcmr85c8dwfpm-tj">
               <w:r>
                 <w:rPr>
                   <w:rFonts w:ascii="Arial" w:cs="Arial" w:eastAsia="Arial" w:hAnsi="Arial"/>
@@ -4755,7 +4755,7 @@
               <w:spacing w:after="10" w:before="0"/>
               <w:ind w:left="120"/>
             </w:pPr>
-            <w:hyperlink w:history="1" r:id="rId1czdntdo0mx5puccwikvd">
+            <w:hyperlink w:history="1" r:id="rId-ets3sszqq30yr4_l0wxh">
               <w:r>
                 <w:rPr>
                   <w:rFonts w:ascii="Arial" w:cs="Arial" w:eastAsia="Arial" w:hAnsi="Arial"/>
@@ -4800,7 +4800,7 @@
             <w:pPr>
               <w:spacing w:after="20" w:before="0"/>
             </w:pPr>
-            <w:hyperlink w:history="1" r:id="rIdqvwqzb2co-c49it09l8yl">
+            <w:hyperlink w:history="1" r:id="rIdkodp2ge60lzzl_ox7dtd-">
               <w:r>
                 <w:rPr>
                   <w:rFonts w:ascii="Arial" w:cs="Arial" w:eastAsia="Arial" w:hAnsi="Arial"/>
@@ -4833,7 +4833,7 @@
               <w:spacing w:after="10" w:before="0"/>
               <w:ind w:left="120"/>
             </w:pPr>
-            <w:hyperlink w:history="1" r:id="rIdkffltvikayvqwoatbpo1n">
+            <w:hyperlink w:history="1" r:id="rId_kdxr67dhkfctuwskvytb">
               <w:r>
                 <w:rPr>
                   <w:rFonts w:ascii="Arial" w:cs="Arial" w:eastAsia="Arial" w:hAnsi="Arial"/>
@@ -6272,32 +6272,32 @@
         <w:tc>
           <w:tcPr>
             <w:tcW w:type="dxa" w:w="1520"/>
-            <w:shd w:fill="F2F2F2" w:color="auto" w:val="clear"/>
-            <w:tcMar>
-              <w:top w:type="dxa" w:w="60"/>
-              <w:left w:type="dxa" w:w="120"/>
-              <w:bottom w:type="dxa" w:w="60"/>
-              <w:right w:type="dxa" w:w="120"/>
-            </w:tcMar>
-            <w:vAlign w:val="top"/>
-          </w:tcPr>
-          <w:p>
-            <w:pPr>
-              <w:spacing w:after="40" w:before="0"/>
-              <w:jc w:val="left"/>
-            </w:pPr>
-            <w:r>
-              <w:rPr>
-                <w:rFonts w:ascii="Arial" w:cs="Arial" w:eastAsia="Arial" w:hAnsi="Arial"/>
-                <w:b/>
-                <w:bCs/>
-                <w:i w:val="false"/>
-                <w:iCs w:val="false"/>
-                <w:color w:val="000000"/>
-                <w:sz w:val="18"/>
-                <w:szCs w:val="18"/>
-              </w:rPr>
-              <w:t xml:space="preserve">Phase 1 — Predict (Revisit &amp; Refine)</w:t>
+            <w:shd w:fill="EAD1F5" w:color="auto" w:val="clear"/>
+            <w:tcMar>
+              <w:top w:type="dxa" w:w="60"/>
+              <w:left w:type="dxa" w:w="120"/>
+              <w:bottom w:type="dxa" w:w="60"/>
+              <w:right w:type="dxa" w:w="120"/>
+            </w:tcMar>
+            <w:vAlign w:val="top"/>
+          </w:tcPr>
+          <w:p>
+            <w:pPr>
+              <w:spacing w:after="40" w:before="0"/>
+              <w:jc w:val="left"/>
+            </w:pPr>
+            <w:r>
+              <w:rPr>
+                <w:rFonts w:ascii="Arial" w:cs="Arial" w:eastAsia="Arial" w:hAnsi="Arial"/>
+                <w:b/>
+                <w:bCs/>
+                <w:i w:val="false"/>
+                <w:iCs w:val="false"/>
+                <w:color w:val="000000"/>
+                <w:sz w:val="18"/>
+                <w:szCs w:val="18"/>
+              </w:rPr>
+              <w:t xml:space="preserve">Predict Phase</w:t>
             </w:r>
           </w:p>
           <w:p>
@@ -6320,7 +6320,7 @@
             <w:pPr>
               <w:spacing w:after="20" w:before="0"/>
             </w:pPr>
-            <w:hyperlink w:history="1" r:id="rIddt-0y4mvftjzmemptilsp">
+            <w:hyperlink w:history="1" r:id="rId9qqkyne4dwtbwdphvwnob">
               <w:r>
                 <w:rPr>
                   <w:rFonts w:ascii="Arial" w:cs="Arial" w:eastAsia="Arial" w:hAnsi="Arial"/>
@@ -6353,7 +6353,7 @@
               <w:spacing w:after="10" w:before="0"/>
               <w:ind w:left="120"/>
             </w:pPr>
-            <w:hyperlink w:history="1" r:id="rId-y06pze9mw1modnihyjkm">
+            <w:hyperlink w:history="1" r:id="rIdscwm9hywaj3c55mv7i-nm">
               <w:r>
                 <w:rPr>
                   <w:rFonts w:ascii="Arial" w:cs="Arial" w:eastAsia="Arial" w:hAnsi="Arial"/>
@@ -6398,7 +6398,7 @@
             <w:pPr>
               <w:spacing w:after="20" w:before="0"/>
             </w:pPr>
-            <w:hyperlink w:history="1" r:id="rIdlaxefbiivu52ynjyerohd">
+            <w:hyperlink w:history="1" r:id="rId248lgwy1upqde3emtkyjf">
               <w:r>
                 <w:rPr>
                   <w:rFonts w:ascii="Arial" w:cs="Arial" w:eastAsia="Arial" w:hAnsi="Arial"/>
@@ -6431,7 +6431,7 @@
               <w:spacing w:after="10" w:before="0"/>
               <w:ind w:left="120"/>
             </w:pPr>
-            <w:hyperlink w:history="1" r:id="rIdzuor2vpdw-gyoscrgj1ff">
+            <w:hyperlink w:history="1" r:id="rIdg5udg-ciijl5s-gnabixn">
               <w:r>
                 <w:rPr>
                   <w:rFonts w:ascii="Arial" w:cs="Arial" w:eastAsia="Arial" w:hAnsi="Arial"/>
@@ -6578,32 +6578,32 @@
         <w:tc>
           <w:tcPr>
             <w:tcW w:type="dxa" w:w="1520"/>
-            <w:shd w:fill="F2F2F2" w:color="auto" w:val="clear"/>
-            <w:tcMar>
-              <w:top w:type="dxa" w:w="60"/>
-              <w:left w:type="dxa" w:w="120"/>
-              <w:bottom w:type="dxa" w:w="60"/>
-              <w:right w:type="dxa" w:w="120"/>
-            </w:tcMar>
-            <w:vAlign w:val="top"/>
-          </w:tcPr>
-          <w:p>
-            <w:pPr>
-              <w:spacing w:after="40" w:before="0"/>
-              <w:jc w:val="left"/>
-            </w:pPr>
-            <w:r>
-              <w:rPr>
-                <w:rFonts w:ascii="Arial" w:cs="Arial" w:eastAsia="Arial" w:hAnsi="Arial"/>
-                <w:b/>
-                <w:bCs/>
-                <w:i w:val="false"/>
-                <w:iCs w:val="false"/>
-                <w:color w:val="000000"/>
-                <w:sz w:val="18"/>
-                <w:szCs w:val="18"/>
-              </w:rPr>
-              <w:t xml:space="preserve">Phase 2 — Observe (Video + Paired Reading)</w:t>
+            <w:shd w:fill="D9EEF1" w:color="auto" w:val="clear"/>
+            <w:tcMar>
+              <w:top w:type="dxa" w:w="60"/>
+              <w:left w:type="dxa" w:w="120"/>
+              <w:bottom w:type="dxa" w:w="60"/>
+              <w:right w:type="dxa" w:w="120"/>
+            </w:tcMar>
+            <w:vAlign w:val="top"/>
+          </w:tcPr>
+          <w:p>
+            <w:pPr>
+              <w:spacing w:after="40" w:before="0"/>
+              <w:jc w:val="left"/>
+            </w:pPr>
+            <w:r>
+              <w:rPr>
+                <w:rFonts w:ascii="Arial" w:cs="Arial" w:eastAsia="Arial" w:hAnsi="Arial"/>
+                <w:b/>
+                <w:bCs/>
+                <w:i w:val="false"/>
+                <w:iCs w:val="false"/>
+                <w:color w:val="000000"/>
+                <w:sz w:val="18"/>
+                <w:szCs w:val="18"/>
+              </w:rPr>
+              <w:t xml:space="preserve">Observe Phase</w:t>
             </w:r>
           </w:p>
           <w:p>
@@ -6626,7 +6626,7 @@
             <w:pPr>
               <w:spacing w:after="20" w:before="0"/>
             </w:pPr>
-            <w:hyperlink w:history="1" r:id="rIdjshsejzl1xab3enkde1pv">
+            <w:hyperlink w:history="1" r:id="rIdsoeth01upkfv85cta6pgg">
               <w:r>
                 <w:rPr>
                   <w:rFonts w:ascii="Arial" w:cs="Arial" w:eastAsia="Arial" w:hAnsi="Arial"/>
@@ -6659,7 +6659,7 @@
               <w:spacing w:after="10" w:before="0"/>
               <w:ind w:left="120"/>
             </w:pPr>
-            <w:hyperlink w:history="1" r:id="rIduwss40sguuidh2wwp8igg">
+            <w:hyperlink w:history="1" r:id="rIdbrjfvymu0keoehioesktl">
               <w:r>
                 <w:rPr>
                   <w:rFonts w:ascii="Arial" w:cs="Arial" w:eastAsia="Arial" w:hAnsi="Arial"/>
@@ -6704,7 +6704,7 @@
             <w:pPr>
               <w:spacing w:after="20" w:before="0"/>
             </w:pPr>
-            <w:hyperlink w:history="1" r:id="rId0tojo-jksp0kq9lshdn03">
+            <w:hyperlink w:history="1" r:id="rIdkvykuywe80mqnudhiw88g">
               <w:r>
                 <w:rPr>
                   <w:rFonts w:ascii="Arial" w:cs="Arial" w:eastAsia="Arial" w:hAnsi="Arial"/>
@@ -6737,7 +6737,7 @@
               <w:spacing w:after="10" w:before="0"/>
               <w:ind w:left="120"/>
             </w:pPr>
-            <w:hyperlink w:history="1" r:id="rIdpq14o9dkikkz5kmrm57rl">
+            <w:hyperlink w:history="1" r:id="rIdwt7ameqqfr5f8lupjbkks">
               <w:r>
                 <w:rPr>
                   <w:rFonts w:ascii="Arial" w:cs="Arial" w:eastAsia="Arial" w:hAnsi="Arial"/>
@@ -6884,32 +6884,32 @@
         <w:tc>
           <w:tcPr>
             <w:tcW w:type="dxa" w:w="1520"/>
-            <w:shd w:fill="F2F2F2" w:color="auto" w:val="clear"/>
-            <w:tcMar>
-              <w:top w:type="dxa" w:w="60"/>
-              <w:left w:type="dxa" w:w="120"/>
-              <w:bottom w:type="dxa" w:w="60"/>
-              <w:right w:type="dxa" w:w="120"/>
-            </w:tcMar>
-            <w:vAlign w:val="top"/>
-          </w:tcPr>
-          <w:p>
-            <w:pPr>
-              <w:spacing w:after="40" w:before="0"/>
-              <w:jc w:val="left"/>
-            </w:pPr>
-            <w:r>
-              <w:rPr>
-                <w:rFonts w:ascii="Arial" w:cs="Arial" w:eastAsia="Arial" w:hAnsi="Arial"/>
-                <w:b/>
-                <w:bCs/>
-                <w:i w:val="false"/>
-                <w:iCs w:val="false"/>
-                <w:color w:val="000000"/>
-                <w:sz w:val="18"/>
-                <w:szCs w:val="18"/>
-              </w:rPr>
-              <w:t xml:space="preserve">Phase 3 — Explain (Vocabulary Application &amp; Cup Re-labelling)</w:t>
+            <w:shd w:fill="E2EFDA" w:color="auto" w:val="clear"/>
+            <w:tcMar>
+              <w:top w:type="dxa" w:w="60"/>
+              <w:left w:type="dxa" w:w="120"/>
+              <w:bottom w:type="dxa" w:w="60"/>
+              <w:right w:type="dxa" w:w="120"/>
+            </w:tcMar>
+            <w:vAlign w:val="top"/>
+          </w:tcPr>
+          <w:p>
+            <w:pPr>
+              <w:spacing w:after="40" w:before="0"/>
+              <w:jc w:val="left"/>
+            </w:pPr>
+            <w:r>
+              <w:rPr>
+                <w:rFonts w:ascii="Arial" w:cs="Arial" w:eastAsia="Arial" w:hAnsi="Arial"/>
+                <w:b/>
+                <w:bCs/>
+                <w:i w:val="false"/>
+                <w:iCs w:val="false"/>
+                <w:color w:val="000000"/>
+                <w:sz w:val="18"/>
+                <w:szCs w:val="18"/>
+              </w:rPr>
+              <w:t xml:space="preserve">Explain Phase</w:t>
             </w:r>
           </w:p>
           <w:p>
@@ -6932,7 +6932,7 @@
             <w:pPr>
               <w:spacing w:after="20" w:before="0"/>
             </w:pPr>
-            <w:hyperlink w:history="1" r:id="rIdvikjltbyybu-euvgsbpjg">
+            <w:hyperlink w:history="1" r:id="rId-dzqb1gekybotn-moxrtf">
               <w:r>
                 <w:rPr>
                   <w:rFonts w:ascii="Arial" w:cs="Arial" w:eastAsia="Arial" w:hAnsi="Arial"/>
@@ -6965,7 +6965,7 @@
               <w:spacing w:after="10" w:before="0"/>
               <w:ind w:left="120"/>
             </w:pPr>
-            <w:hyperlink w:history="1" r:id="rIdo86l4nzb_rycywp6dvfuu">
+            <w:hyperlink w:history="1" r:id="rIdtixbs_qg3r2tst6idqqqn">
               <w:r>
                 <w:rPr>
                   <w:rFonts w:ascii="Arial" w:cs="Arial" w:eastAsia="Arial" w:hAnsi="Arial"/>
@@ -7010,7 +7010,7 @@
             <w:pPr>
               <w:spacing w:after="20" w:before="0"/>
             </w:pPr>
-            <w:hyperlink w:history="1" r:id="rIdplevylwxodtwdytzozucc">
+            <w:hyperlink w:history="1" r:id="rIdiacydrymyg2hgrr52_erg">
               <w:r>
                 <w:rPr>
                   <w:rFonts w:ascii="Arial" w:cs="Arial" w:eastAsia="Arial" w:hAnsi="Arial"/>
@@ -7043,7 +7043,7 @@
               <w:spacing w:after="10" w:before="0"/>
               <w:ind w:left="120"/>
             </w:pPr>
-            <w:hyperlink w:history="1" r:id="rId_wg36kkhidfikm1htpyfp">
+            <w:hyperlink w:history="1" r:id="rId8ovjef30cag6frd-tkrpw">
               <w:r>
                 <w:rPr>
                   <w:rFonts w:ascii="Arial" w:cs="Arial" w:eastAsia="Arial" w:hAnsi="Arial"/>
@@ -7190,32 +7190,32 @@
         <w:tc>
           <w:tcPr>
             <w:tcW w:type="dxa" w:w="1520"/>
-            <w:shd w:fill="F2F2F2" w:color="auto" w:val="clear"/>
-            <w:tcMar>
-              <w:top w:type="dxa" w:w="60"/>
-              <w:left w:type="dxa" w:w="120"/>
-              <w:bottom w:type="dxa" w:w="60"/>
-              <w:right w:type="dxa" w:w="120"/>
-            </w:tcMar>
-            <w:vAlign w:val="top"/>
-          </w:tcPr>
-          <w:p>
-            <w:pPr>
-              <w:spacing w:after="40" w:before="0"/>
-              <w:jc w:val="left"/>
-            </w:pPr>
-            <w:r>
-              <w:rPr>
-                <w:rFonts w:ascii="Arial" w:cs="Arial" w:eastAsia="Arial" w:hAnsi="Arial"/>
-                <w:b/>
-                <w:bCs/>
-                <w:i w:val="false"/>
-                <w:iCs w:val="false"/>
-                <w:color w:val="000000"/>
-                <w:sz w:val="18"/>
-                <w:szCs w:val="18"/>
-              </w:rPr>
-              <w:t xml:space="preserve">Phase 4 — Driving Question Board (DQB) Update</w:t>
+            <w:shd w:fill="FCE4D6" w:color="auto" w:val="clear"/>
+            <w:tcMar>
+              <w:top w:type="dxa" w:w="60"/>
+              <w:left w:type="dxa" w:w="120"/>
+              <w:bottom w:type="dxa" w:w="60"/>
+              <w:right w:type="dxa" w:w="120"/>
+            </w:tcMar>
+            <w:vAlign w:val="top"/>
+          </w:tcPr>
+          <w:p>
+            <w:pPr>
+              <w:spacing w:after="40" w:before="0"/>
+              <w:jc w:val="left"/>
+            </w:pPr>
+            <w:r>
+              <w:rPr>
+                <w:rFonts w:ascii="Arial" w:cs="Arial" w:eastAsia="Arial" w:hAnsi="Arial"/>
+                <w:b/>
+                <w:bCs/>
+                <w:i w:val="false"/>
+                <w:iCs w:val="false"/>
+                <w:color w:val="000000"/>
+                <w:sz w:val="18"/>
+                <w:szCs w:val="18"/>
+              </w:rPr>
+              <w:t xml:space="preserve">Driving Question Board (DQB) Creation</w:t>
             </w:r>
           </w:p>
           <w:p>
@@ -7238,7 +7238,7 @@
             <w:pPr>
               <w:spacing w:after="20" w:before="0"/>
             </w:pPr>
-            <w:hyperlink w:history="1" r:id="rIda0bfdiwyvqv7ua-rlf88s">
+            <w:hyperlink w:history="1" r:id="rIdws7ma4-f-zipmk3lx9-vf">
               <w:r>
                 <w:rPr>
                   <w:rFonts w:ascii="Arial" w:cs="Arial" w:eastAsia="Arial" w:hAnsi="Arial"/>
@@ -7271,7 +7271,7 @@
               <w:spacing w:after="10" w:before="0"/>
               <w:ind w:left="120"/>
             </w:pPr>
-            <w:hyperlink w:history="1" r:id="rIden_c1eitxcqd-wqhji5i0">
+            <w:hyperlink w:history="1" r:id="rIdodtfwrl8vaf5iih-0ibcf">
               <w:r>
                 <w:rPr>
                   <w:rFonts w:ascii="Arial" w:cs="Arial" w:eastAsia="Arial" w:hAnsi="Arial"/>
@@ -7316,7 +7316,7 @@
             <w:pPr>
               <w:spacing w:after="20" w:before="0"/>
             </w:pPr>
-            <w:hyperlink w:history="1" r:id="rIdkswn1tlsfg_sq6yqifhwo">
+            <w:hyperlink w:history="1" r:id="rIdjhcjisxii4w0_rhebciui">
               <w:r>
                 <w:rPr>
                   <w:rFonts w:ascii="Arial" w:cs="Arial" w:eastAsia="Arial" w:hAnsi="Arial"/>
@@ -7349,7 +7349,7 @@
               <w:spacing w:after="10" w:before="0"/>
               <w:ind w:left="120"/>
             </w:pPr>
-            <w:hyperlink w:history="1" r:id="rIdpuojxete2khoygloy9m71">
+            <w:hyperlink w:history="1" r:id="rIdimkczewkrplrim3bxax8l">
               <w:r>
                 <w:rPr>
                   <w:rFonts w:ascii="Arial" w:cs="Arial" w:eastAsia="Arial" w:hAnsi="Arial"/>
@@ -7496,32 +7496,32 @@
         <w:tc>
           <w:tcPr>
             <w:tcW w:type="dxa" w:w="1520"/>
-            <w:shd w:fill="F2F2F2" w:color="auto" w:val="clear"/>
-            <w:tcMar>
-              <w:top w:type="dxa" w:w="60"/>
-              <w:left w:type="dxa" w:w="120"/>
-              <w:bottom w:type="dxa" w:w="60"/>
-              <w:right w:type="dxa" w:w="120"/>
-            </w:tcMar>
-            <w:vAlign w:val="top"/>
-          </w:tcPr>
-          <w:p>
-            <w:pPr>
-              <w:spacing w:after="40" w:before="0"/>
-              <w:jc w:val="left"/>
-            </w:pPr>
-            <w:r>
-              <w:rPr>
-                <w:rFonts w:ascii="Arial" w:cs="Arial" w:eastAsia="Arial" w:hAnsi="Arial"/>
-                <w:b/>
-                <w:bCs/>
-                <w:i w:val="false"/>
-                <w:iCs w:val="false"/>
-                <w:color w:val="000000"/>
-                <w:sz w:val="18"/>
-                <w:szCs w:val="18"/>
-              </w:rPr>
-              <w:t xml:space="preserve">Phase 5 — Model Building (Vocabulary Anchor Model)</w:t>
+            <w:shd w:fill="D5E8F0" w:color="auto" w:val="clear"/>
+            <w:tcMar>
+              <w:top w:type="dxa" w:w="60"/>
+              <w:left w:type="dxa" w:w="120"/>
+              <w:bottom w:type="dxa" w:w="60"/>
+              <w:right w:type="dxa" w:w="120"/>
+            </w:tcMar>
+            <w:vAlign w:val="top"/>
+          </w:tcPr>
+          <w:p>
+            <w:pPr>
+              <w:spacing w:after="40" w:before="0"/>
+              <w:jc w:val="left"/>
+            </w:pPr>
+            <w:r>
+              <w:rPr>
+                <w:rFonts w:ascii="Arial" w:cs="Arial" w:eastAsia="Arial" w:hAnsi="Arial"/>
+                <w:b/>
+                <w:bCs/>
+                <w:i w:val="false"/>
+                <w:iCs w:val="false"/>
+                <w:color w:val="000000"/>
+                <w:sz w:val="18"/>
+                <w:szCs w:val="18"/>
+              </w:rPr>
+              <w:t xml:space="preserve">Model Building Phase</w:t>
             </w:r>
           </w:p>
           <w:p>
@@ -7544,7 +7544,7 @@
             <w:pPr>
               <w:spacing w:after="20" w:before="0"/>
             </w:pPr>
-            <w:hyperlink w:history="1" r:id="rIdwvcqnbrsqd98zjjqjal2q">
+            <w:hyperlink w:history="1" r:id="rId_f9jmxygzf5ob8gkqkwfu">
               <w:r>
                 <w:rPr>
                   <w:rFonts w:ascii="Arial" w:cs="Arial" w:eastAsia="Arial" w:hAnsi="Arial"/>
@@ -7577,7 +7577,7 @@
               <w:spacing w:after="10" w:before="0"/>
               <w:ind w:left="120"/>
             </w:pPr>
-            <w:hyperlink w:history="1" r:id="rIdnobmrr6e-9fquj0d4czvc">
+            <w:hyperlink w:history="1" r:id="rIduac-zyq2o17mq2npjvxif">
               <w:r>
                 <w:rPr>
                   <w:rFonts w:ascii="Arial" w:cs="Arial" w:eastAsia="Arial" w:hAnsi="Arial"/>
@@ -7622,7 +7622,7 @@
             <w:pPr>
               <w:spacing w:after="20" w:before="0"/>
             </w:pPr>
-            <w:hyperlink w:history="1" r:id="rIdx7yzgcmyxgzratq7fkrb-">
+            <w:hyperlink w:history="1" r:id="rIdwqvgojrgiiwb3gaysd_mf">
               <w:r>
                 <w:rPr>
                   <w:rFonts w:ascii="Arial" w:cs="Arial" w:eastAsia="Arial" w:hAnsi="Arial"/>
@@ -7655,7 +7655,7 @@
               <w:spacing w:after="10" w:before="0"/>
               <w:ind w:left="120"/>
             </w:pPr>
-            <w:hyperlink w:history="1" r:id="rIdadxjelyadvpak8prsvzb6">
+            <w:hyperlink w:history="1" r:id="rId1luyymec2e1y3upj4fgky">
               <w:r>
                 <w:rPr>
                   <w:rFonts w:ascii="Arial" w:cs="Arial" w:eastAsia="Arial" w:hAnsi="Arial"/>
@@ -8750,7 +8750,25 @@
             </w:tcMar>
             <w:vAlign w:val="top"/>
           </w:tcPr>
-          <w:p/>
+          <w:p>
+            <w:pPr>
+              <w:spacing w:after="40" w:before="0"/>
+              <w:jc w:val="left"/>
+            </w:pPr>
+            <w:r>
+              <w:rPr>
+                <w:rFonts w:ascii="Arial" w:cs="Arial" w:eastAsia="Arial" w:hAnsi="Arial"/>
+                <w:b w:val="false"/>
+                <w:bCs w:val="false"/>
+                <w:i w:val="false"/>
+                <w:iCs w:val="false"/>
+                <w:color w:val="000000"/>
+                <w:sz w:val="18"/>
+                <w:szCs w:val="18"/>
+              </w:rPr>
+              <w:t xml:space="preserve">No chemicals are handled by students in this lesson. All ionisation equations use substances students will later encounter in supervised lab work. Teacher should remind students that HCl and H2SO4 are corrosive acids and NaOH is a corrosive base — these are not to be handled outside a supervised lab context. Jik (sodium hypochlorite solution) from Lesson 1 is referenced but not used.</w:t>
+            </w:r>
+          </w:p>
         </w:tc>
       </w:tr>
     </w:tbl>
@@ -9124,7 +9142,7 @@
             <w:pPr>
               <w:spacing w:after="20" w:before="0"/>
             </w:pPr>
-            <w:hyperlink w:history="1" r:id="rIdtzarupg90sicjryunt6_y">
+            <w:hyperlink w:history="1" r:id="rIdo8dwqyvyki0flfbxyl8as">
               <w:r>
                 <w:rPr>
                   <w:rFonts w:ascii="Arial" w:cs="Arial" w:eastAsia="Arial" w:hAnsi="Arial"/>
@@ -9157,7 +9175,7 @@
               <w:spacing w:after="10" w:before="0"/>
               <w:ind w:left="120"/>
             </w:pPr>
-            <w:hyperlink w:history="1" r:id="rIdefg7maryqfsuozpfzbkgi">
+            <w:hyperlink w:history="1" r:id="rId5dotpepxsh3l9vkrzjj5p">
               <w:r>
                 <w:rPr>
                   <w:rFonts w:ascii="Arial" w:cs="Arial" w:eastAsia="Arial" w:hAnsi="Arial"/>
@@ -9202,7 +9220,7 @@
             <w:pPr>
               <w:spacing w:after="20" w:before="0"/>
             </w:pPr>
-            <w:hyperlink w:history="1" r:id="rId2eeic_dhh5ddwjdacv6ks">
+            <w:hyperlink w:history="1" r:id="rIdwxcynq8olx2bjew4vf9hu">
               <w:r>
                 <w:rPr>
                   <w:rFonts w:ascii="Arial" w:cs="Arial" w:eastAsia="Arial" w:hAnsi="Arial"/>
@@ -9235,7 +9253,7 @@
               <w:spacing w:after="10" w:before="0"/>
               <w:ind w:left="120"/>
             </w:pPr>
-            <w:hyperlink w:history="1" r:id="rIdvs5wbxh7ujl7mgzvxyofl">
+            <w:hyperlink w:history="1" r:id="rIdzjqu42hwwk1xpfyztu05z">
               <w:r>
                 <w:rPr>
                   <w:rFonts w:ascii="Arial" w:cs="Arial" w:eastAsia="Arial" w:hAnsi="Arial"/>
@@ -9430,7 +9448,7 @@
             <w:pPr>
               <w:spacing w:after="20" w:before="0"/>
             </w:pPr>
-            <w:hyperlink w:history="1" r:id="rIdvraw-dp6cjpu6idskhxzm">
+            <w:hyperlink w:history="1" r:id="rId1yciexun-kog3btiizga5">
               <w:r>
                 <w:rPr>
                   <w:rFonts w:ascii="Arial" w:cs="Arial" w:eastAsia="Arial" w:hAnsi="Arial"/>
@@ -9463,7 +9481,7 @@
               <w:spacing w:after="10" w:before="0"/>
               <w:ind w:left="120"/>
             </w:pPr>
-            <w:hyperlink w:history="1" r:id="rIdfawen0a1sxus3j-ruuxex">
+            <w:hyperlink w:history="1" r:id="rId5xrji8pozkqepkhthgo5_">
               <w:r>
                 <w:rPr>
                   <w:rFonts w:ascii="Arial" w:cs="Arial" w:eastAsia="Arial" w:hAnsi="Arial"/>
@@ -9508,7 +9526,7 @@
             <w:pPr>
               <w:spacing w:after="20" w:before="0"/>
             </w:pPr>
-            <w:hyperlink w:history="1" r:id="rIdtmtwsiqngoyitwxxwqm0s">
+            <w:hyperlink w:history="1" r:id="rIdno2ylqatrckyjpvttne3s">
               <w:r>
                 <w:rPr>
                   <w:rFonts w:ascii="Arial" w:cs="Arial" w:eastAsia="Arial" w:hAnsi="Arial"/>
@@ -9541,7 +9559,7 @@
               <w:spacing w:after="10" w:before="0"/>
               <w:ind w:left="120"/>
             </w:pPr>
-            <w:hyperlink w:history="1" r:id="rIdgatnggqumzuzszppc2cux">
+            <w:hyperlink w:history="1" r:id="rIdnhvq_u5kmjyxbnynr8u7a">
               <w:r>
                 <w:rPr>
                   <w:rFonts w:ascii="Arial" w:cs="Arial" w:eastAsia="Arial" w:hAnsi="Arial"/>
@@ -9736,7 +9754,7 @@
             <w:pPr>
               <w:spacing w:after="20" w:before="0"/>
             </w:pPr>
-            <w:hyperlink w:history="1" r:id="rIdxbkwd-v5som0upbcmyb6s">
+            <w:hyperlink w:history="1" r:id="rId0dxygjl901n54zpk7ems4">
               <w:r>
                 <w:rPr>
                   <w:rFonts w:ascii="Arial" w:cs="Arial" w:eastAsia="Arial" w:hAnsi="Arial"/>
@@ -9769,7 +9787,7 @@
               <w:spacing w:after="10" w:before="0"/>
               <w:ind w:left="120"/>
             </w:pPr>
-            <w:hyperlink w:history="1" r:id="rIduztusqoacfmdrj-0yo4cs">
+            <w:hyperlink w:history="1" r:id="rIdhhphxc-si1x6oxxa-d3d0">
               <w:r>
                 <w:rPr>
                   <w:rFonts w:ascii="Arial" w:cs="Arial" w:eastAsia="Arial" w:hAnsi="Arial"/>
@@ -9814,7 +9832,7 @@
             <w:pPr>
               <w:spacing w:after="20" w:before="0"/>
             </w:pPr>
-            <w:hyperlink w:history="1" r:id="rIdp2dfiirwthetpbnl2a81m">
+            <w:hyperlink w:history="1" r:id="rIdvfsrw-ytl2ppk13slgicg">
               <w:r>
                 <w:rPr>
                   <w:rFonts w:ascii="Arial" w:cs="Arial" w:eastAsia="Arial" w:hAnsi="Arial"/>
@@ -9847,7 +9865,7 @@
               <w:spacing w:after="10" w:before="0"/>
               <w:ind w:left="120"/>
             </w:pPr>
-            <w:hyperlink w:history="1" r:id="rIdgxnaghafyemd0hmq8zqwv">
+            <w:hyperlink w:history="1" r:id="rIdnwqgzfumxt12lwptypple">
               <w:r>
                 <w:rPr>
                   <w:rFonts w:ascii="Arial" w:cs="Arial" w:eastAsia="Arial" w:hAnsi="Arial"/>
@@ -10042,7 +10060,7 @@
             <w:pPr>
               <w:spacing w:after="20" w:before="0"/>
             </w:pPr>
-            <w:hyperlink w:history="1" r:id="rId9gpgzwmzv3llnzh0si3ak">
+            <w:hyperlink w:history="1" r:id="rId7quu6kw0vkzea_fpcfbfy">
               <w:r>
                 <w:rPr>
                   <w:rFonts w:ascii="Arial" w:cs="Arial" w:eastAsia="Arial" w:hAnsi="Arial"/>
@@ -10075,7 +10093,7 @@
               <w:spacing w:after="10" w:before="0"/>
               <w:ind w:left="120"/>
             </w:pPr>
-            <w:hyperlink w:history="1" r:id="rIdwbsiyiarlnnyjes6xxzoe">
+            <w:hyperlink w:history="1" r:id="rId_8qxa9etao7nerpawbd8j">
               <w:r>
                 <w:rPr>
                   <w:rFonts w:ascii="Arial" w:cs="Arial" w:eastAsia="Arial" w:hAnsi="Arial"/>
@@ -10120,7 +10138,7 @@
             <w:pPr>
               <w:spacing w:after="20" w:before="0"/>
             </w:pPr>
-            <w:hyperlink w:history="1" r:id="rIdxeaqvk8mngr6ax1lqbnc7">
+            <w:hyperlink w:history="1" r:id="rIdbxlauuj8yw6yu_fcif_-d">
               <w:r>
                 <w:rPr>
                   <w:rFonts w:ascii="Arial" w:cs="Arial" w:eastAsia="Arial" w:hAnsi="Arial"/>
@@ -10153,7 +10171,7 @@
               <w:spacing w:after="10" w:before="0"/>
               <w:ind w:left="120"/>
             </w:pPr>
-            <w:hyperlink w:history="1" r:id="rId7zqtmghoqnh0i84pyfhso">
+            <w:hyperlink w:history="1" r:id="rIdnqhr4orovcbnzg8bwbtiy">
               <w:r>
                 <w:rPr>
                   <w:rFonts w:ascii="Arial" w:cs="Arial" w:eastAsia="Arial" w:hAnsi="Arial"/>
@@ -10348,7 +10366,7 @@
             <w:pPr>
               <w:spacing w:after="20" w:before="0"/>
             </w:pPr>
-            <w:hyperlink w:history="1" r:id="rIdp9beojkdt1tauwk5fcij_">
+            <w:hyperlink w:history="1" r:id="rIddjw0bm89jjafyhqmx-00m">
               <w:r>
                 <w:rPr>
                   <w:rFonts w:ascii="Arial" w:cs="Arial" w:eastAsia="Arial" w:hAnsi="Arial"/>
@@ -10381,7 +10399,7 @@
               <w:spacing w:after="10" w:before="0"/>
               <w:ind w:left="120"/>
             </w:pPr>
-            <w:hyperlink w:history="1" r:id="rIdueeazis3ag2wlq0_kj_pb">
+            <w:hyperlink w:history="1" r:id="rIdymxr8cjrmou6iqb_sgudh">
               <w:r>
                 <w:rPr>
                   <w:rFonts w:ascii="Arial" w:cs="Arial" w:eastAsia="Arial" w:hAnsi="Arial"/>
@@ -10426,7 +10444,7 @@
             <w:pPr>
               <w:spacing w:after="20" w:before="0"/>
             </w:pPr>
-            <w:hyperlink w:history="1" r:id="rIdyyvwwyqezcvc152r_yizs">
+            <w:hyperlink w:history="1" r:id="rIdydu8v6lzeogrgjszqp8om">
               <w:r>
                 <w:rPr>
                   <w:rFonts w:ascii="Arial" w:cs="Arial" w:eastAsia="Arial" w:hAnsi="Arial"/>
@@ -10459,7 +10477,7 @@
               <w:spacing w:after="10" w:before="0"/>
               <w:ind w:left="120"/>
             </w:pPr>
-            <w:hyperlink w:history="1" r:id="rIdtr1ffmzieune1mk5kh5cq">
+            <w:hyperlink w:history="1" r:id="rIdm4stecg0sd_u_3fhjwjtp">
               <w:r>
                 <w:rPr>
                   <w:rFonts w:ascii="Arial" w:cs="Arial" w:eastAsia="Arial" w:hAnsi="Arial"/>
@@ -11898,32 +11916,32 @@
         <w:tc>
           <w:tcPr>
             <w:tcW w:type="dxa" w:w="1520"/>
-            <w:shd w:fill="F2F2F2" w:color="auto" w:val="clear"/>
-            <w:tcMar>
-              <w:top w:type="dxa" w:w="60"/>
-              <w:left w:type="dxa" w:w="120"/>
-              <w:bottom w:type="dxa" w:w="60"/>
-              <w:right w:type="dxa" w:w="120"/>
-            </w:tcMar>
-            <w:vAlign w:val="top"/>
-          </w:tcPr>
-          <w:p>
-            <w:pPr>
-              <w:spacing w:after="40" w:before="0"/>
-              <w:jc w:val="left"/>
-            </w:pPr>
-            <w:r>
-              <w:rPr>
-                <w:rFonts w:ascii="Arial" w:cs="Arial" w:eastAsia="Arial" w:hAnsi="Arial"/>
-                <w:b/>
-                <w:bCs/>
-                <w:i w:val="false"/>
-                <w:iCs w:val="false"/>
-                <w:color w:val="000000"/>
-                <w:sz w:val="18"/>
-                <w:szCs w:val="18"/>
-              </w:rPr>
-              <w:t xml:space="preserve">Phase 1 — Predict (10 minutes)</w:t>
+            <w:shd w:fill="EAD1F5" w:color="auto" w:val="clear"/>
+            <w:tcMar>
+              <w:top w:type="dxa" w:w="60"/>
+              <w:left w:type="dxa" w:w="120"/>
+              <w:bottom w:type="dxa" w:w="60"/>
+              <w:right w:type="dxa" w:w="120"/>
+            </w:tcMar>
+            <w:vAlign w:val="top"/>
+          </w:tcPr>
+          <w:p>
+            <w:pPr>
+              <w:spacing w:after="40" w:before="0"/>
+              <w:jc w:val="left"/>
+            </w:pPr>
+            <w:r>
+              <w:rPr>
+                <w:rFonts w:ascii="Arial" w:cs="Arial" w:eastAsia="Arial" w:hAnsi="Arial"/>
+                <w:b/>
+                <w:bCs/>
+                <w:i w:val="false"/>
+                <w:iCs w:val="false"/>
+                <w:color w:val="000000"/>
+                <w:sz w:val="18"/>
+                <w:szCs w:val="18"/>
+              </w:rPr>
+              <w:t xml:space="preserve">Predict Phase</w:t>
             </w:r>
           </w:p>
           <w:p>
@@ -11946,7 +11964,7 @@
             <w:pPr>
               <w:spacing w:after="20" w:before="0"/>
             </w:pPr>
-            <w:hyperlink w:history="1" r:id="rId2vzo0bumf4kaqskzbgupn">
+            <w:hyperlink w:history="1" r:id="rId9etil_jkqagdszz4ocwkv">
               <w:r>
                 <w:rPr>
                   <w:rFonts w:ascii="Arial" w:cs="Arial" w:eastAsia="Arial" w:hAnsi="Arial"/>
@@ -11979,7 +11997,7 @@
               <w:spacing w:after="10" w:before="0"/>
               <w:ind w:left="120"/>
             </w:pPr>
-            <w:hyperlink w:history="1" r:id="rIdyhrewzeacx8lvxxowtohl">
+            <w:hyperlink w:history="1" r:id="rIdw5csd9kaekrze1j4cvtgi">
               <w:r>
                 <w:rPr>
                   <w:rFonts w:ascii="Arial" w:cs="Arial" w:eastAsia="Arial" w:hAnsi="Arial"/>
@@ -12024,7 +12042,7 @@
             <w:pPr>
               <w:spacing w:after="20" w:before="0"/>
             </w:pPr>
-            <w:hyperlink w:history="1" r:id="rIdtuul7szwwupvzitr1xkxx">
+            <w:hyperlink w:history="1" r:id="rId7zqwqhfj5sv3r_rfirlpf">
               <w:r>
                 <w:rPr>
                   <w:rFonts w:ascii="Arial" w:cs="Arial" w:eastAsia="Arial" w:hAnsi="Arial"/>
@@ -12057,7 +12075,7 @@
               <w:spacing w:after="10" w:before="0"/>
               <w:ind w:left="120"/>
             </w:pPr>
-            <w:hyperlink w:history="1" r:id="rId1tabigf8iedzupkaptlwx">
+            <w:hyperlink w:history="1" r:id="rIdqpw10kwmifxcjikhf47ii">
               <w:r>
                 <w:rPr>
                   <w:rFonts w:ascii="Arial" w:cs="Arial" w:eastAsia="Arial" w:hAnsi="Arial"/>
@@ -12356,32 +12374,32 @@
         <w:tc>
           <w:tcPr>
             <w:tcW w:type="dxa" w:w="1520"/>
-            <w:shd w:fill="F2F2F2" w:color="auto" w:val="clear"/>
-            <w:tcMar>
-              <w:top w:type="dxa" w:w="60"/>
-              <w:left w:type="dxa" w:w="120"/>
-              <w:bottom w:type="dxa" w:w="60"/>
-              <w:right w:type="dxa" w:w="120"/>
-            </w:tcMar>
-            <w:vAlign w:val="top"/>
-          </w:tcPr>
-          <w:p>
-            <w:pPr>
-              <w:spacing w:after="40" w:before="0"/>
-              <w:jc w:val="left"/>
-            </w:pPr>
-            <w:r>
-              <w:rPr>
-                <w:rFonts w:ascii="Arial" w:cs="Arial" w:eastAsia="Arial" w:hAnsi="Arial"/>
-                <w:b/>
-                <w:bCs/>
-                <w:i w:val="false"/>
-                <w:iCs w:val="false"/>
-                <w:color w:val="000000"/>
-                <w:sz w:val="18"/>
-                <w:szCs w:val="18"/>
-              </w:rPr>
-              <w:t xml:space="preserve">Phase 2 — Observe / Evidence Gathering (35 minutes)</w:t>
+            <w:shd w:fill="D9EEF1" w:color="auto" w:val="clear"/>
+            <w:tcMar>
+              <w:top w:type="dxa" w:w="60"/>
+              <w:left w:type="dxa" w:w="120"/>
+              <w:bottom w:type="dxa" w:w="60"/>
+              <w:right w:type="dxa" w:w="120"/>
+            </w:tcMar>
+            <w:vAlign w:val="top"/>
+          </w:tcPr>
+          <w:p>
+            <w:pPr>
+              <w:spacing w:after="40" w:before="0"/>
+              <w:jc w:val="left"/>
+            </w:pPr>
+            <w:r>
+              <w:rPr>
+                <w:rFonts w:ascii="Arial" w:cs="Arial" w:eastAsia="Arial" w:hAnsi="Arial"/>
+                <w:b/>
+                <w:bCs/>
+                <w:i w:val="false"/>
+                <w:iCs w:val="false"/>
+                <w:color w:val="000000"/>
+                <w:sz w:val="18"/>
+                <w:szCs w:val="18"/>
+              </w:rPr>
+              <w:t xml:space="preserve">Observe Phase</w:t>
             </w:r>
           </w:p>
           <w:p>
@@ -12404,7 +12422,7 @@
             <w:pPr>
               <w:spacing w:after="20" w:before="0"/>
             </w:pPr>
-            <w:hyperlink w:history="1" r:id="rIdriw2svga7e7y3sb6koqhk">
+            <w:hyperlink w:history="1" r:id="rIdp9lwxzi-v6seeczdwqonf">
               <w:r>
                 <w:rPr>
                   <w:rFonts w:ascii="Arial" w:cs="Arial" w:eastAsia="Arial" w:hAnsi="Arial"/>
@@ -12437,7 +12455,7 @@
               <w:spacing w:after="10" w:before="0"/>
               <w:ind w:left="120"/>
             </w:pPr>
-            <w:hyperlink w:history="1" r:id="rIdbrvyggvfebrslxpjy5e8m">
+            <w:hyperlink w:history="1" r:id="rIdt860gx6jgc4grgm2pxr7c">
               <w:r>
                 <w:rPr>
                   <w:rFonts w:ascii="Arial" w:cs="Arial" w:eastAsia="Arial" w:hAnsi="Arial"/>
@@ -12482,7 +12500,7 @@
             <w:pPr>
               <w:spacing w:after="20" w:before="0"/>
             </w:pPr>
-            <w:hyperlink w:history="1" r:id="rId2m0dkj8jbqi_hf00caqab">
+            <w:hyperlink w:history="1" r:id="rIdamnm8-erwpas09nq2mwvb">
               <w:r>
                 <w:rPr>
                   <w:rFonts w:ascii="Arial" w:cs="Arial" w:eastAsia="Arial" w:hAnsi="Arial"/>
@@ -12515,7 +12533,7 @@
               <w:spacing w:after="10" w:before="0"/>
               <w:ind w:left="120"/>
             </w:pPr>
-            <w:hyperlink w:history="1" r:id="rIdl2m6c3jzux_k7bw-nlhzv">
+            <w:hyperlink w:history="1" r:id="rIdhb89dlgglhju4vpycnme9">
               <w:r>
                 <w:rPr>
                   <w:rFonts w:ascii="Arial" w:cs="Arial" w:eastAsia="Arial" w:hAnsi="Arial"/>
@@ -12928,32 +12946,32 @@
         <w:tc>
           <w:tcPr>
             <w:tcW w:type="dxa" w:w="1520"/>
-            <w:shd w:fill="F2F2F2" w:color="auto" w:val="clear"/>
-            <w:tcMar>
-              <w:top w:type="dxa" w:w="60"/>
-              <w:left w:type="dxa" w:w="120"/>
-              <w:bottom w:type="dxa" w:w="60"/>
-              <w:right w:type="dxa" w:w="120"/>
-            </w:tcMar>
-            <w:vAlign w:val="top"/>
-          </w:tcPr>
-          <w:p>
-            <w:pPr>
-              <w:spacing w:after="40" w:before="0"/>
-              <w:jc w:val="left"/>
-            </w:pPr>
-            <w:r>
-              <w:rPr>
-                <w:rFonts w:ascii="Arial" w:cs="Arial" w:eastAsia="Arial" w:hAnsi="Arial"/>
-                <w:b/>
-                <w:bCs/>
-                <w:i w:val="false"/>
-                <w:iCs w:val="false"/>
-                <w:color w:val="000000"/>
-                <w:sz w:val="18"/>
-                <w:szCs w:val="18"/>
-              </w:rPr>
-              <w:t xml:space="preserve">Phase 3 — Explain / Sensemaking (20 minutes)</w:t>
+            <w:shd w:fill="E2EFDA" w:color="auto" w:val="clear"/>
+            <w:tcMar>
+              <w:top w:type="dxa" w:w="60"/>
+              <w:left w:type="dxa" w:w="120"/>
+              <w:bottom w:type="dxa" w:w="60"/>
+              <w:right w:type="dxa" w:w="120"/>
+            </w:tcMar>
+            <w:vAlign w:val="top"/>
+          </w:tcPr>
+          <w:p>
+            <w:pPr>
+              <w:spacing w:after="40" w:before="0"/>
+              <w:jc w:val="left"/>
+            </w:pPr>
+            <w:r>
+              <w:rPr>
+                <w:rFonts w:ascii="Arial" w:cs="Arial" w:eastAsia="Arial" w:hAnsi="Arial"/>
+                <w:b/>
+                <w:bCs/>
+                <w:i w:val="false"/>
+                <w:iCs w:val="false"/>
+                <w:color w:val="000000"/>
+                <w:sz w:val="18"/>
+                <w:szCs w:val="18"/>
+              </w:rPr>
+              <w:t xml:space="preserve">Explain Phase</w:t>
             </w:r>
           </w:p>
           <w:p>
@@ -12976,7 +12994,7 @@
             <w:pPr>
               <w:spacing w:after="20" w:before="0"/>
             </w:pPr>
-            <w:hyperlink w:history="1" r:id="rIdtwwoeg7mhs0inclgkft68">
+            <w:hyperlink w:history="1" r:id="rIdse6rh37yswuybxkzxb2ss">
               <w:r>
                 <w:rPr>
                   <w:rFonts w:ascii="Arial" w:cs="Arial" w:eastAsia="Arial" w:hAnsi="Arial"/>
@@ -13009,7 +13027,7 @@
               <w:spacing w:after="10" w:before="0"/>
               <w:ind w:left="120"/>
             </w:pPr>
-            <w:hyperlink w:history="1" r:id="rIdpf_kqyxxdb9avctecnqu4">
+            <w:hyperlink w:history="1" r:id="rIdhlpsl_x7qtwdndvy0ojcm">
               <w:r>
                 <w:rPr>
                   <w:rFonts w:ascii="Arial" w:cs="Arial" w:eastAsia="Arial" w:hAnsi="Arial"/>
@@ -13054,7 +13072,7 @@
             <w:pPr>
               <w:spacing w:after="20" w:before="0"/>
             </w:pPr>
-            <w:hyperlink w:history="1" r:id="rIdaszanjwcsogoe5vyldi7i">
+            <w:hyperlink w:history="1" r:id="rIdocjvqrbmzaz1ayw4fitxe">
               <w:r>
                 <w:rPr>
                   <w:rFonts w:ascii="Arial" w:cs="Arial" w:eastAsia="Arial" w:hAnsi="Arial"/>
@@ -13087,7 +13105,7 @@
               <w:spacing w:after="10" w:before="0"/>
               <w:ind w:left="120"/>
             </w:pPr>
-            <w:hyperlink w:history="1" r:id="rIdu9ykubfh9lbdpqxwiqzxn">
+            <w:hyperlink w:history="1" r:id="rId3lnlrrk39hylrxtci2sy7">
               <w:r>
                 <w:rPr>
                   <w:rFonts w:ascii="Arial" w:cs="Arial" w:eastAsia="Arial" w:hAnsi="Arial"/>
@@ -13310,32 +13328,32 @@
         <w:tc>
           <w:tcPr>
             <w:tcW w:type="dxa" w:w="1520"/>
-            <w:shd w:fill="F2F2F2" w:color="auto" w:val="clear"/>
-            <w:tcMar>
-              <w:top w:type="dxa" w:w="60"/>
-              <w:left w:type="dxa" w:w="120"/>
-              <w:bottom w:type="dxa" w:w="60"/>
-              <w:right w:type="dxa" w:w="120"/>
-            </w:tcMar>
-            <w:vAlign w:val="top"/>
-          </w:tcPr>
-          <w:p>
-            <w:pPr>
-              <w:spacing w:after="40" w:before="0"/>
-              <w:jc w:val="left"/>
-            </w:pPr>
-            <w:r>
-              <w:rPr>
-                <w:rFonts w:ascii="Arial" w:cs="Arial" w:eastAsia="Arial" w:hAnsi="Arial"/>
-                <w:b/>
-                <w:bCs/>
-                <w:i w:val="false"/>
-                <w:iCs w:val="false"/>
-                <w:color w:val="000000"/>
-                <w:sz w:val="18"/>
-                <w:szCs w:val="18"/>
-              </w:rPr>
-              <w:t xml:space="preserve">Phase 4 — Driving Question Board (DQB) Update (8 minutes)</w:t>
+            <w:shd w:fill="FCE4D6" w:color="auto" w:val="clear"/>
+            <w:tcMar>
+              <w:top w:type="dxa" w:w="60"/>
+              <w:left w:type="dxa" w:w="120"/>
+              <w:bottom w:type="dxa" w:w="60"/>
+              <w:right w:type="dxa" w:w="120"/>
+            </w:tcMar>
+            <w:vAlign w:val="top"/>
+          </w:tcPr>
+          <w:p>
+            <w:pPr>
+              <w:spacing w:after="40" w:before="0"/>
+              <w:jc w:val="left"/>
+            </w:pPr>
+            <w:r>
+              <w:rPr>
+                <w:rFonts w:ascii="Arial" w:cs="Arial" w:eastAsia="Arial" w:hAnsi="Arial"/>
+                <w:b/>
+                <w:bCs/>
+                <w:i w:val="false"/>
+                <w:iCs w:val="false"/>
+                <w:color w:val="000000"/>
+                <w:sz w:val="18"/>
+                <w:szCs w:val="18"/>
+              </w:rPr>
+              <w:t xml:space="preserve">Driving Question Board (DQB) Creation</w:t>
             </w:r>
           </w:p>
           <w:p>
@@ -13358,7 +13376,7 @@
             <w:pPr>
               <w:spacing w:after="20" w:before="0"/>
             </w:pPr>
-            <w:hyperlink w:history="1" r:id="rIduncw_owlhairk7nojawgb">
+            <w:hyperlink w:history="1" r:id="rIdys1usvdtbm4nvdioriaau">
               <w:r>
                 <w:rPr>
                   <w:rFonts w:ascii="Arial" w:cs="Arial" w:eastAsia="Arial" w:hAnsi="Arial"/>
@@ -13391,7 +13409,7 @@
               <w:spacing w:after="10" w:before="0"/>
               <w:ind w:left="120"/>
             </w:pPr>
-            <w:hyperlink w:history="1" r:id="rId6uanb4jjiidrdc6h4n6bi">
+            <w:hyperlink w:history="1" r:id="rIdw2xfxkeibkx4dsiz4zd7v">
               <w:r>
                 <w:rPr>
                   <w:rFonts w:ascii="Arial" w:cs="Arial" w:eastAsia="Arial" w:hAnsi="Arial"/>
@@ -13436,7 +13454,7 @@
             <w:pPr>
               <w:spacing w:after="20" w:before="0"/>
             </w:pPr>
-            <w:hyperlink w:history="1" r:id="rIdvwrcttnwxh3jzw4r3bmch">
+            <w:hyperlink w:history="1" r:id="rIdgb1i7jnq_nc6b8m9tncfw">
               <w:r>
                 <w:rPr>
                   <w:rFonts w:ascii="Arial" w:cs="Arial" w:eastAsia="Arial" w:hAnsi="Arial"/>
@@ -13469,7 +13487,7 @@
               <w:spacing w:after="10" w:before="0"/>
               <w:ind w:left="120"/>
             </w:pPr>
-            <w:hyperlink w:history="1" r:id="rIdbnlkync1u5paryz3pbgww">
+            <w:hyperlink w:history="1" r:id="rId7xk9uqsqvypatkc8ui8ag">
               <w:r>
                 <w:rPr>
                   <w:rFonts w:ascii="Arial" w:cs="Arial" w:eastAsia="Arial" w:hAnsi="Arial"/>
@@ -13692,32 +13710,32 @@
         <w:tc>
           <w:tcPr>
             <w:tcW w:type="dxa" w:w="1520"/>
-            <w:shd w:fill="F2F2F2" w:color="auto" w:val="clear"/>
-            <w:tcMar>
-              <w:top w:type="dxa" w:w="60"/>
-              <w:left w:type="dxa" w:w="120"/>
-              <w:bottom w:type="dxa" w:w="60"/>
-              <w:right w:type="dxa" w:w="120"/>
-            </w:tcMar>
-            <w:vAlign w:val="top"/>
-          </w:tcPr>
-          <w:p>
-            <w:pPr>
-              <w:spacing w:after="40" w:before="0"/>
-              <w:jc w:val="left"/>
-            </w:pPr>
-            <w:r>
-              <w:rPr>
-                <w:rFonts w:ascii="Arial" w:cs="Arial" w:eastAsia="Arial" w:hAnsi="Arial"/>
-                <w:b/>
-                <w:bCs/>
-                <w:i w:val="false"/>
-                <w:iCs w:val="false"/>
-                <w:color w:val="000000"/>
-                <w:sz w:val="18"/>
-                <w:szCs w:val="18"/>
-              </w:rPr>
-              <w:t xml:space="preserve">Phase 5 — Model Building (7 minutes)</w:t>
+            <w:shd w:fill="D5E8F0" w:color="auto" w:val="clear"/>
+            <w:tcMar>
+              <w:top w:type="dxa" w:w="60"/>
+              <w:left w:type="dxa" w:w="120"/>
+              <w:bottom w:type="dxa" w:w="60"/>
+              <w:right w:type="dxa" w:w="120"/>
+            </w:tcMar>
+            <w:vAlign w:val="top"/>
+          </w:tcPr>
+          <w:p>
+            <w:pPr>
+              <w:spacing w:after="40" w:before="0"/>
+              <w:jc w:val="left"/>
+            </w:pPr>
+            <w:r>
+              <w:rPr>
+                <w:rFonts w:ascii="Arial" w:cs="Arial" w:eastAsia="Arial" w:hAnsi="Arial"/>
+                <w:b/>
+                <w:bCs/>
+                <w:i w:val="false"/>
+                <w:iCs w:val="false"/>
+                <w:color w:val="000000"/>
+                <w:sz w:val="18"/>
+                <w:szCs w:val="18"/>
+              </w:rPr>
+              <w:t xml:space="preserve">Model Building Phase</w:t>
             </w:r>
           </w:p>
           <w:p>
@@ -13740,7 +13758,7 @@
             <w:pPr>
               <w:spacing w:after="20" w:before="0"/>
             </w:pPr>
-            <w:hyperlink w:history="1" r:id="rIdfudst9rfv2audcupegwij">
+            <w:hyperlink w:history="1" r:id="rId3tnxqm4a13mm98sjcajee">
               <w:r>
                 <w:rPr>
                   <w:rFonts w:ascii="Arial" w:cs="Arial" w:eastAsia="Arial" w:hAnsi="Arial"/>
@@ -13773,7 +13791,7 @@
               <w:spacing w:after="10" w:before="0"/>
               <w:ind w:left="120"/>
             </w:pPr>
-            <w:hyperlink w:history="1" r:id="rIdk3yrorr7mrbfzswcks2b5">
+            <w:hyperlink w:history="1" r:id="rIdfsav8xbmmhxjqxryj6gnq">
               <w:r>
                 <w:rPr>
                   <w:rFonts w:ascii="Arial" w:cs="Arial" w:eastAsia="Arial" w:hAnsi="Arial"/>
@@ -13818,7 +13836,7 @@
             <w:pPr>
               <w:spacing w:after="20" w:before="0"/>
             </w:pPr>
-            <w:hyperlink w:history="1" r:id="rIdez-wdmzgbvqawq3lcqauc">
+            <w:hyperlink w:history="1" r:id="rIdyx5jnqbemfozg5uprdgw9">
               <w:r>
                 <w:rPr>
                   <w:rFonts w:ascii="Arial" w:cs="Arial" w:eastAsia="Arial" w:hAnsi="Arial"/>
@@ -13851,7 +13869,7 @@
               <w:spacing w:after="10" w:before="0"/>
               <w:ind w:left="120"/>
             </w:pPr>
-            <w:hyperlink w:history="1" r:id="rIdnankvrgsfy6uzbzwgc7z7">
+            <w:hyperlink w:history="1" r:id="rIdlg-g1hjz832iff4_bvyf8">
               <w:r>
                 <w:rPr>
                   <w:rFonts w:ascii="Arial" w:cs="Arial" w:eastAsia="Arial" w:hAnsi="Arial"/>
@@ -15594,32 +15612,32 @@
         <w:tc>
           <w:tcPr>
             <w:tcW w:type="dxa" w:w="1520"/>
-            <w:shd w:fill="F2F2F2" w:color="auto" w:val="clear"/>
-            <w:tcMar>
-              <w:top w:type="dxa" w:w="60"/>
-              <w:left w:type="dxa" w:w="120"/>
-              <w:bottom w:type="dxa" w:w="60"/>
-              <w:right w:type="dxa" w:w="120"/>
-            </w:tcMar>
-            <w:vAlign w:val="top"/>
-          </w:tcPr>
-          <w:p>
-            <w:pPr>
-              <w:spacing w:after="40" w:before="0"/>
-              <w:jc w:val="left"/>
-            </w:pPr>
-            <w:r>
-              <w:rPr>
-                <w:rFonts w:ascii="Arial" w:cs="Arial" w:eastAsia="Arial" w:hAnsi="Arial"/>
-                <w:b/>
-                <w:bCs/>
-                <w:i w:val="false"/>
-                <w:iCs w:val="false"/>
-                <w:color w:val="000000"/>
-                <w:sz w:val="18"/>
-                <w:szCs w:val="18"/>
-              </w:rPr>
-              <w:t xml:space="preserve">Phase 1 — Predict</w:t>
+            <w:shd w:fill="EAD1F5" w:color="auto" w:val="clear"/>
+            <w:tcMar>
+              <w:top w:type="dxa" w:w="60"/>
+              <w:left w:type="dxa" w:w="120"/>
+              <w:bottom w:type="dxa" w:w="60"/>
+              <w:right w:type="dxa" w:w="120"/>
+            </w:tcMar>
+            <w:vAlign w:val="top"/>
+          </w:tcPr>
+          <w:p>
+            <w:pPr>
+              <w:spacing w:after="40" w:before="0"/>
+              <w:jc w:val="left"/>
+            </w:pPr>
+            <w:r>
+              <w:rPr>
+                <w:rFonts w:ascii="Arial" w:cs="Arial" w:eastAsia="Arial" w:hAnsi="Arial"/>
+                <w:b/>
+                <w:bCs/>
+                <w:i w:val="false"/>
+                <w:iCs w:val="false"/>
+                <w:color w:val="000000"/>
+                <w:sz w:val="18"/>
+                <w:szCs w:val="18"/>
+              </w:rPr>
+              <w:t xml:space="preserve">Predict Phase</w:t>
             </w:r>
           </w:p>
           <w:p>
@@ -15642,7 +15660,7 @@
             <w:pPr>
               <w:spacing w:after="20" w:before="0"/>
             </w:pPr>
-            <w:hyperlink w:history="1" r:id="rId0-jf7wcp7tnwa1ymicv14">
+            <w:hyperlink w:history="1" r:id="rId3dikox2nqvutbwdikneb8">
               <w:r>
                 <w:rPr>
                   <w:rFonts w:ascii="Arial" w:cs="Arial" w:eastAsia="Arial" w:hAnsi="Arial"/>
@@ -15675,7 +15693,7 @@
               <w:spacing w:after="10" w:before="0"/>
               <w:ind w:left="120"/>
             </w:pPr>
-            <w:hyperlink w:history="1" r:id="rId32izssqev85zznyl99xnx">
+            <w:hyperlink w:history="1" r:id="rIdwtntdkfpp36bvr8x9g2sh">
               <w:r>
                 <w:rPr>
                   <w:rFonts w:ascii="Arial" w:cs="Arial" w:eastAsia="Arial" w:hAnsi="Arial"/>
@@ -15720,7 +15738,7 @@
             <w:pPr>
               <w:spacing w:after="20" w:before="0"/>
             </w:pPr>
-            <w:hyperlink w:history="1" r:id="rId_v7shf8pv-yirgtkzaibr">
+            <w:hyperlink w:history="1" r:id="rIdkuzrxw8dmzejwvxpmuwpi">
               <w:r>
                 <w:rPr>
                   <w:rFonts w:ascii="Arial" w:cs="Arial" w:eastAsia="Arial" w:hAnsi="Arial"/>
@@ -15753,7 +15771,7 @@
               <w:spacing w:after="10" w:before="0"/>
               <w:ind w:left="120"/>
             </w:pPr>
-            <w:hyperlink w:history="1" r:id="rIdwne2ikajmxyqvie8bfii3">
+            <w:hyperlink w:history="1" r:id="rIdvypeskqxkt7siyqwessta">
               <w:r>
                 <w:rPr>
                   <w:rFonts w:ascii="Arial" w:cs="Arial" w:eastAsia="Arial" w:hAnsi="Arial"/>
@@ -15900,32 +15918,32 @@
         <w:tc>
           <w:tcPr>
             <w:tcW w:type="dxa" w:w="1520"/>
-            <w:shd w:fill="F2F2F2" w:color="auto" w:val="clear"/>
-            <w:tcMar>
-              <w:top w:type="dxa" w:w="60"/>
-              <w:left w:type="dxa" w:w="120"/>
-              <w:bottom w:type="dxa" w:w="60"/>
-              <w:right w:type="dxa" w:w="120"/>
-            </w:tcMar>
-            <w:vAlign w:val="top"/>
-          </w:tcPr>
-          <w:p>
-            <w:pPr>
-              <w:spacing w:after="40" w:before="0"/>
-              <w:jc w:val="left"/>
-            </w:pPr>
-            <w:r>
-              <w:rPr>
-                <w:rFonts w:ascii="Arial" w:cs="Arial" w:eastAsia="Arial" w:hAnsi="Arial"/>
-                <w:b/>
-                <w:bCs/>
-                <w:i w:val="false"/>
-                <w:iCs w:val="false"/>
-                <w:color w:val="000000"/>
-                <w:sz w:val="18"/>
-                <w:szCs w:val="18"/>
-              </w:rPr>
-              <w:t xml:space="preserve">Phase 2 — Observe (Experiments 2a &amp; 2b)</w:t>
+            <w:shd w:fill="D9EEF1" w:color="auto" w:val="clear"/>
+            <w:tcMar>
+              <w:top w:type="dxa" w:w="60"/>
+              <w:left w:type="dxa" w:w="120"/>
+              <w:bottom w:type="dxa" w:w="60"/>
+              <w:right w:type="dxa" w:w="120"/>
+            </w:tcMar>
+            <w:vAlign w:val="top"/>
+          </w:tcPr>
+          <w:p>
+            <w:pPr>
+              <w:spacing w:after="40" w:before="0"/>
+              <w:jc w:val="left"/>
+            </w:pPr>
+            <w:r>
+              <w:rPr>
+                <w:rFonts w:ascii="Arial" w:cs="Arial" w:eastAsia="Arial" w:hAnsi="Arial"/>
+                <w:b/>
+                <w:bCs/>
+                <w:i w:val="false"/>
+                <w:iCs w:val="false"/>
+                <w:color w:val="000000"/>
+                <w:sz w:val="18"/>
+                <w:szCs w:val="18"/>
+              </w:rPr>
+              <w:t xml:space="preserve">Observe Phase</w:t>
             </w:r>
           </w:p>
           <w:p>
@@ -15948,7 +15966,7 @@
             <w:pPr>
               <w:spacing w:after="20" w:before="0"/>
             </w:pPr>
-            <w:hyperlink w:history="1" r:id="rIdh6aitaamaj8ynhcmyhv2i">
+            <w:hyperlink w:history="1" r:id="rIdou5qlsfo67s234zoypop7">
               <w:r>
                 <w:rPr>
                   <w:rFonts w:ascii="Arial" w:cs="Arial" w:eastAsia="Arial" w:hAnsi="Arial"/>
@@ -15981,7 +15999,7 @@
               <w:spacing w:after="10" w:before="0"/>
               <w:ind w:left="120"/>
             </w:pPr>
-            <w:hyperlink w:history="1" r:id="rIdkyv_-yets2-9h7amus56d">
+            <w:hyperlink w:history="1" r:id="rId0tfbnu-trq7sk--ssxwhn">
               <w:r>
                 <w:rPr>
                   <w:rFonts w:ascii="Arial" w:cs="Arial" w:eastAsia="Arial" w:hAnsi="Arial"/>
@@ -16026,7 +16044,7 @@
             <w:pPr>
               <w:spacing w:after="20" w:before="0"/>
             </w:pPr>
-            <w:hyperlink w:history="1" r:id="rIdlwwlrbaq4gaizpzhq6lpn">
+            <w:hyperlink w:history="1" r:id="rIdqdbopcmrugoe-lffack1m">
               <w:r>
                 <w:rPr>
                   <w:rFonts w:ascii="Arial" w:cs="Arial" w:eastAsia="Arial" w:hAnsi="Arial"/>
@@ -16059,7 +16077,7 @@
               <w:spacing w:after="10" w:before="0"/>
               <w:ind w:left="120"/>
             </w:pPr>
-            <w:hyperlink w:history="1" r:id="rIdb6a9qyy5605efsh61dvpq">
+            <w:hyperlink w:history="1" r:id="rIdoefb6nlqwapv60a9verke">
               <w:r>
                 <w:rPr>
                   <w:rFonts w:ascii="Arial" w:cs="Arial" w:eastAsia="Arial" w:hAnsi="Arial"/>
@@ -16206,32 +16224,32 @@
         <w:tc>
           <w:tcPr>
             <w:tcW w:type="dxa" w:w="1520"/>
-            <w:shd w:fill="F2F2F2" w:color="auto" w:val="clear"/>
-            <w:tcMar>
-              <w:top w:type="dxa" w:w="60"/>
-              <w:left w:type="dxa" w:w="120"/>
-              <w:bottom w:type="dxa" w:w="60"/>
-              <w:right w:type="dxa" w:w="120"/>
-            </w:tcMar>
-            <w:vAlign w:val="top"/>
-          </w:tcPr>
-          <w:p>
-            <w:pPr>
-              <w:spacing w:after="40" w:before="0"/>
-              <w:jc w:val="left"/>
-            </w:pPr>
-            <w:r>
-              <w:rPr>
-                <w:rFonts w:ascii="Arial" w:cs="Arial" w:eastAsia="Arial" w:hAnsi="Arial"/>
-                <w:b/>
-                <w:bCs/>
-                <w:i w:val="false"/>
-                <w:iCs w:val="false"/>
-                <w:color w:val="000000"/>
-                <w:sz w:val="18"/>
-                <w:szCs w:val="18"/>
-              </w:rPr>
-              <w:t xml:space="preserve">Phase 3 — Explain</w:t>
+            <w:shd w:fill="E2EFDA" w:color="auto" w:val="clear"/>
+            <w:tcMar>
+              <w:top w:type="dxa" w:w="60"/>
+              <w:left w:type="dxa" w:w="120"/>
+              <w:bottom w:type="dxa" w:w="60"/>
+              <w:right w:type="dxa" w:w="120"/>
+            </w:tcMar>
+            <w:vAlign w:val="top"/>
+          </w:tcPr>
+          <w:p>
+            <w:pPr>
+              <w:spacing w:after="40" w:before="0"/>
+              <w:jc w:val="left"/>
+            </w:pPr>
+            <w:r>
+              <w:rPr>
+                <w:rFonts w:ascii="Arial" w:cs="Arial" w:eastAsia="Arial" w:hAnsi="Arial"/>
+                <w:b/>
+                <w:bCs/>
+                <w:i w:val="false"/>
+                <w:iCs w:val="false"/>
+                <w:color w:val="000000"/>
+                <w:sz w:val="18"/>
+                <w:szCs w:val="18"/>
+              </w:rPr>
+              <w:t xml:space="preserve">Explain Phase</w:t>
             </w:r>
           </w:p>
           <w:p>
@@ -16254,7 +16272,7 @@
             <w:pPr>
               <w:spacing w:after="20" w:before="0"/>
             </w:pPr>
-            <w:hyperlink w:history="1" r:id="rIduqjxcsppysxd8pvqrkjdt">
+            <w:hyperlink w:history="1" r:id="rIdytwxn8bu4zuuhhfwsjuf8">
               <w:r>
                 <w:rPr>
                   <w:rFonts w:ascii="Arial" w:cs="Arial" w:eastAsia="Arial" w:hAnsi="Arial"/>
@@ -16287,7 +16305,7 @@
               <w:spacing w:after="10" w:before="0"/>
               <w:ind w:left="120"/>
             </w:pPr>
-            <w:hyperlink w:history="1" r:id="rIdny98zc3254wc6m-vhktcu">
+            <w:hyperlink w:history="1" r:id="rIdpbxec-shyjyoe0okt20md">
               <w:r>
                 <w:rPr>
                   <w:rFonts w:ascii="Arial" w:cs="Arial" w:eastAsia="Arial" w:hAnsi="Arial"/>
@@ -16332,7 +16350,7 @@
             <w:pPr>
               <w:spacing w:after="20" w:before="0"/>
             </w:pPr>
-            <w:hyperlink w:history="1" r:id="rIdb98tablkjekz7dpwbhjln">
+            <w:hyperlink w:history="1" r:id="rIditwcdtrjdusaxhgaaexe-">
               <w:r>
                 <w:rPr>
                   <w:rFonts w:ascii="Arial" w:cs="Arial" w:eastAsia="Arial" w:hAnsi="Arial"/>
@@ -16365,7 +16383,7 @@
               <w:spacing w:after="10" w:before="0"/>
               <w:ind w:left="120"/>
             </w:pPr>
-            <w:hyperlink w:history="1" r:id="rIdfewhcaryaskirdaqsq-fz">
+            <w:hyperlink w:history="1" r:id="rIddinzpqcm2qxuuumvryg7l">
               <w:r>
                 <w:rPr>
                   <w:rFonts w:ascii="Arial" w:cs="Arial" w:eastAsia="Arial" w:hAnsi="Arial"/>
@@ -16512,32 +16530,32 @@
         <w:tc>
           <w:tcPr>
             <w:tcW w:type="dxa" w:w="1520"/>
-            <w:shd w:fill="F2F2F2" w:color="auto" w:val="clear"/>
-            <w:tcMar>
-              <w:top w:type="dxa" w:w="60"/>
-              <w:left w:type="dxa" w:w="120"/>
-              <w:bottom w:type="dxa" w:w="60"/>
-              <w:right w:type="dxa" w:w="120"/>
-            </w:tcMar>
-            <w:vAlign w:val="top"/>
-          </w:tcPr>
-          <w:p>
-            <w:pPr>
-              <w:spacing w:after="40" w:before="0"/>
-              <w:jc w:val="left"/>
-            </w:pPr>
-            <w:r>
-              <w:rPr>
-                <w:rFonts w:ascii="Arial" w:cs="Arial" w:eastAsia="Arial" w:hAnsi="Arial"/>
-                <w:b/>
-                <w:bCs/>
-                <w:i w:val="false"/>
-                <w:iCs w:val="false"/>
-                <w:color w:val="000000"/>
-                <w:sz w:val="18"/>
-                <w:szCs w:val="18"/>
-              </w:rPr>
-              <w:t xml:space="preserve">Phase 4 — Driving Question Board (DQB) Update</w:t>
+            <w:shd w:fill="FCE4D6" w:color="auto" w:val="clear"/>
+            <w:tcMar>
+              <w:top w:type="dxa" w:w="60"/>
+              <w:left w:type="dxa" w:w="120"/>
+              <w:bottom w:type="dxa" w:w="60"/>
+              <w:right w:type="dxa" w:w="120"/>
+            </w:tcMar>
+            <w:vAlign w:val="top"/>
+          </w:tcPr>
+          <w:p>
+            <w:pPr>
+              <w:spacing w:after="40" w:before="0"/>
+              <w:jc w:val="left"/>
+            </w:pPr>
+            <w:r>
+              <w:rPr>
+                <w:rFonts w:ascii="Arial" w:cs="Arial" w:eastAsia="Arial" w:hAnsi="Arial"/>
+                <w:b/>
+                <w:bCs/>
+                <w:i w:val="false"/>
+                <w:iCs w:val="false"/>
+                <w:color w:val="000000"/>
+                <w:sz w:val="18"/>
+                <w:szCs w:val="18"/>
+              </w:rPr>
+              <w:t xml:space="preserve">Driving Question Board (DQB) Creation</w:t>
             </w:r>
           </w:p>
           <w:p>
@@ -16560,7 +16578,7 @@
             <w:pPr>
               <w:spacing w:after="20" w:before="0"/>
             </w:pPr>
-            <w:hyperlink w:history="1" r:id="rIduseo4izl8xul7rrtd7lvo">
+            <w:hyperlink w:history="1" r:id="rIdr9s-8vhbgqwcn2oitlyde">
               <w:r>
                 <w:rPr>
                   <w:rFonts w:ascii="Arial" w:cs="Arial" w:eastAsia="Arial" w:hAnsi="Arial"/>
@@ -16593,7 +16611,7 @@
               <w:spacing w:after="10" w:before="0"/>
               <w:ind w:left="120"/>
             </w:pPr>
-            <w:hyperlink w:history="1" r:id="rIdzygmboib6kikpluj7bj09">
+            <w:hyperlink w:history="1" r:id="rIdhbnli5rs1oudfyimedefd">
               <w:r>
                 <w:rPr>
                   <w:rFonts w:ascii="Arial" w:cs="Arial" w:eastAsia="Arial" w:hAnsi="Arial"/>
@@ -16638,7 +16656,7 @@
             <w:pPr>
               <w:spacing w:after="20" w:before="0"/>
             </w:pPr>
-            <w:hyperlink w:history="1" r:id="rId9l7ew7fxfchhbjz6_po0z">
+            <w:hyperlink w:history="1" r:id="rId8w8vclqk28gvurc3uunoj">
               <w:r>
                 <w:rPr>
                   <w:rFonts w:ascii="Arial" w:cs="Arial" w:eastAsia="Arial" w:hAnsi="Arial"/>
@@ -16671,7 +16689,7 @@
               <w:spacing w:after="10" w:before="0"/>
               <w:ind w:left="120"/>
             </w:pPr>
-            <w:hyperlink w:history="1" r:id="rId4e8b8yyz_wb1dmvebfhcp">
+            <w:hyperlink w:history="1" r:id="rIdcqbsfw9gjzmr9sh9e5nqu">
               <w:r>
                 <w:rPr>
                   <w:rFonts w:ascii="Arial" w:cs="Arial" w:eastAsia="Arial" w:hAnsi="Arial"/>
@@ -16818,32 +16836,32 @@
         <w:tc>
           <w:tcPr>
             <w:tcW w:type="dxa" w:w="1520"/>
-            <w:shd w:fill="F2F2F2" w:color="auto" w:val="clear"/>
-            <w:tcMar>
-              <w:top w:type="dxa" w:w="60"/>
-              <w:left w:type="dxa" w:w="120"/>
-              <w:bottom w:type="dxa" w:w="60"/>
-              <w:right w:type="dxa" w:w="120"/>
-            </w:tcMar>
-            <w:vAlign w:val="top"/>
-          </w:tcPr>
-          <w:p>
-            <w:pPr>
-              <w:spacing w:after="40" w:before="0"/>
-              <w:jc w:val="left"/>
-            </w:pPr>
-            <w:r>
-              <w:rPr>
-                <w:rFonts w:ascii="Arial" w:cs="Arial" w:eastAsia="Arial" w:hAnsi="Arial"/>
-                <w:b/>
-                <w:bCs/>
-                <w:i w:val="false"/>
-                <w:iCs w:val="false"/>
-                <w:color w:val="000000"/>
-                <w:sz w:val="18"/>
-                <w:szCs w:val="18"/>
-              </w:rPr>
-              <w:t xml:space="preserve">Phase 5 — Model Building</w:t>
+            <w:shd w:fill="D5E8F0" w:color="auto" w:val="clear"/>
+            <w:tcMar>
+              <w:top w:type="dxa" w:w="60"/>
+              <w:left w:type="dxa" w:w="120"/>
+              <w:bottom w:type="dxa" w:w="60"/>
+              <w:right w:type="dxa" w:w="120"/>
+            </w:tcMar>
+            <w:vAlign w:val="top"/>
+          </w:tcPr>
+          <w:p>
+            <w:pPr>
+              <w:spacing w:after="40" w:before="0"/>
+              <w:jc w:val="left"/>
+            </w:pPr>
+            <w:r>
+              <w:rPr>
+                <w:rFonts w:ascii="Arial" w:cs="Arial" w:eastAsia="Arial" w:hAnsi="Arial"/>
+                <w:b/>
+                <w:bCs/>
+                <w:i w:val="false"/>
+                <w:iCs w:val="false"/>
+                <w:color w:val="000000"/>
+                <w:sz w:val="18"/>
+                <w:szCs w:val="18"/>
+              </w:rPr>
+              <w:t xml:space="preserve">Model Building Phase</w:t>
             </w:r>
           </w:p>
           <w:p>
@@ -16866,7 +16884,7 @@
             <w:pPr>
               <w:spacing w:after="20" w:before="0"/>
             </w:pPr>
-            <w:hyperlink w:history="1" r:id="rIdlptxcvzzap_giwxr7cro-">
+            <w:hyperlink w:history="1" r:id="rIdvs7t4l330euldmlesya59">
               <w:r>
                 <w:rPr>
                   <w:rFonts w:ascii="Arial" w:cs="Arial" w:eastAsia="Arial" w:hAnsi="Arial"/>
@@ -16899,7 +16917,7 @@
               <w:spacing w:after="10" w:before="0"/>
               <w:ind w:left="120"/>
             </w:pPr>
-            <w:hyperlink w:history="1" r:id="rIddwlhvz--ed5mi_lvhkhe7">
+            <w:hyperlink w:history="1" r:id="rIdexhmbfx7rfeg8r8w8ouam">
               <w:r>
                 <w:rPr>
                   <w:rFonts w:ascii="Arial" w:cs="Arial" w:eastAsia="Arial" w:hAnsi="Arial"/>
@@ -16944,7 +16962,7 @@
             <w:pPr>
               <w:spacing w:after="20" w:before="0"/>
             </w:pPr>
-            <w:hyperlink w:history="1" r:id="rId6gaxghzbj-h_v-byulna5">
+            <w:hyperlink w:history="1" r:id="rIdhd_2kogyr-igu2eo3b1qa">
               <w:r>
                 <w:rPr>
                   <w:rFonts w:ascii="Arial" w:cs="Arial" w:eastAsia="Arial" w:hAnsi="Arial"/>
@@ -16977,7 +16995,7 @@
               <w:spacing w:after="10" w:before="0"/>
               <w:ind w:left="120"/>
             </w:pPr>
-            <w:hyperlink w:history="1" r:id="rIdm2d7ufocljbrtrtxvzvyk">
+            <w:hyperlink w:history="1" r:id="rIdstc_jfgggbwy3cdpzlmsg">
               <w:r>
                 <w:rPr>
                   <w:rFonts w:ascii="Arial" w:cs="Arial" w:eastAsia="Arial" w:hAnsi="Arial"/>
@@ -18416,32 +18434,32 @@
         <w:tc>
           <w:tcPr>
             <w:tcW w:type="dxa" w:w="1520"/>
-            <w:shd w:fill="F2F2F2" w:color="auto" w:val="clear"/>
-            <w:tcMar>
-              <w:top w:type="dxa" w:w="60"/>
-              <w:left w:type="dxa" w:w="120"/>
-              <w:bottom w:type="dxa" w:w="60"/>
-              <w:right w:type="dxa" w:w="120"/>
-            </w:tcMar>
-            <w:vAlign w:val="top"/>
-          </w:tcPr>
-          <w:p>
-            <w:pPr>
-              <w:spacing w:after="40" w:before="0"/>
-              <w:jc w:val="left"/>
-            </w:pPr>
-            <w:r>
-              <w:rPr>
-                <w:rFonts w:ascii="Arial" w:cs="Arial" w:eastAsia="Arial" w:hAnsi="Arial"/>
-                <w:b/>
-                <w:bCs/>
-                <w:i w:val="false"/>
-                <w:iCs w:val="false"/>
-                <w:color w:val="000000"/>
-                <w:sz w:val="18"/>
-                <w:szCs w:val="18"/>
-              </w:rPr>
-              <w:t xml:space="preserve">Phase 1 — PREDICT</w:t>
+            <w:shd w:fill="EAD1F5" w:color="auto" w:val="clear"/>
+            <w:tcMar>
+              <w:top w:type="dxa" w:w="60"/>
+              <w:left w:type="dxa" w:w="120"/>
+              <w:bottom w:type="dxa" w:w="60"/>
+              <w:right w:type="dxa" w:w="120"/>
+            </w:tcMar>
+            <w:vAlign w:val="top"/>
+          </w:tcPr>
+          <w:p>
+            <w:pPr>
+              <w:spacing w:after="40" w:before="0"/>
+              <w:jc w:val="left"/>
+            </w:pPr>
+            <w:r>
+              <w:rPr>
+                <w:rFonts w:ascii="Arial" w:cs="Arial" w:eastAsia="Arial" w:hAnsi="Arial"/>
+                <w:b/>
+                <w:bCs/>
+                <w:i w:val="false"/>
+                <w:iCs w:val="false"/>
+                <w:color w:val="000000"/>
+                <w:sz w:val="18"/>
+                <w:szCs w:val="18"/>
+              </w:rPr>
+              <w:t xml:space="preserve">Predict Phase</w:t>
             </w:r>
           </w:p>
           <w:p>
@@ -18464,7 +18482,7 @@
             <w:pPr>
               <w:spacing w:after="20" w:before="0"/>
             </w:pPr>
-            <w:hyperlink w:history="1" r:id="rIdxcliqvh46ao5--mamc2ib">
+            <w:hyperlink w:history="1" r:id="rIdnlhackq6cthcm-cd3vzjo">
               <w:r>
                 <w:rPr>
                   <w:rFonts w:ascii="Arial" w:cs="Arial" w:eastAsia="Arial" w:hAnsi="Arial"/>
@@ -18497,7 +18515,7 @@
               <w:spacing w:after="10" w:before="0"/>
               <w:ind w:left="120"/>
             </w:pPr>
-            <w:hyperlink w:history="1" r:id="rIdsaodxdqwdsagmnrpthzyc">
+            <w:hyperlink w:history="1" r:id="rIdmqhggw4vph5phfmdpnket">
               <w:r>
                 <w:rPr>
                   <w:rFonts w:ascii="Arial" w:cs="Arial" w:eastAsia="Arial" w:hAnsi="Arial"/>
@@ -18542,7 +18560,7 @@
             <w:pPr>
               <w:spacing w:after="20" w:before="0"/>
             </w:pPr>
-            <w:hyperlink w:history="1" r:id="rId8omjebzmse0rtyqhcdhnt">
+            <w:hyperlink w:history="1" r:id="rIdllvtelxwiniiow335tltl">
               <w:r>
                 <w:rPr>
                   <w:rFonts w:ascii="Arial" w:cs="Arial" w:eastAsia="Arial" w:hAnsi="Arial"/>
@@ -18575,7 +18593,7 @@
               <w:spacing w:after="10" w:before="0"/>
               <w:ind w:left="120"/>
             </w:pPr>
-            <w:hyperlink w:history="1" r:id="rId5svzktbeixxovx8z1qnvb">
+            <w:hyperlink w:history="1" r:id="rIdithtaqabcd7gb3of35dvm">
               <w:r>
                 <w:rPr>
                   <w:rFonts w:ascii="Arial" w:cs="Arial" w:eastAsia="Arial" w:hAnsi="Arial"/>
@@ -18722,32 +18740,32 @@
         <w:tc>
           <w:tcPr>
             <w:tcW w:type="dxa" w:w="1520"/>
-            <w:shd w:fill="F2F2F2" w:color="auto" w:val="clear"/>
-            <w:tcMar>
-              <w:top w:type="dxa" w:w="60"/>
-              <w:left w:type="dxa" w:w="120"/>
-              <w:bottom w:type="dxa" w:w="60"/>
-              <w:right w:type="dxa" w:w="120"/>
-            </w:tcMar>
-            <w:vAlign w:val="top"/>
-          </w:tcPr>
-          <w:p>
-            <w:pPr>
-              <w:spacing w:after="40" w:before="0"/>
-              <w:jc w:val="left"/>
-            </w:pPr>
-            <w:r>
-              <w:rPr>
-                <w:rFonts w:ascii="Arial" w:cs="Arial" w:eastAsia="Arial" w:hAnsi="Arial"/>
-                <w:b/>
-                <w:bCs/>
-                <w:i w:val="false"/>
-                <w:iCs w:val="false"/>
-                <w:color w:val="000000"/>
-                <w:sz w:val="18"/>
-                <w:szCs w:val="18"/>
-              </w:rPr>
-              <w:t xml:space="preserve">Phase 2 — OBSERVE (Experiments 2c &amp; 2d)</w:t>
+            <w:shd w:fill="D9EEF1" w:color="auto" w:val="clear"/>
+            <w:tcMar>
+              <w:top w:type="dxa" w:w="60"/>
+              <w:left w:type="dxa" w:w="120"/>
+              <w:bottom w:type="dxa" w:w="60"/>
+              <w:right w:type="dxa" w:w="120"/>
+            </w:tcMar>
+            <w:vAlign w:val="top"/>
+          </w:tcPr>
+          <w:p>
+            <w:pPr>
+              <w:spacing w:after="40" w:before="0"/>
+              <w:jc w:val="left"/>
+            </w:pPr>
+            <w:r>
+              <w:rPr>
+                <w:rFonts w:ascii="Arial" w:cs="Arial" w:eastAsia="Arial" w:hAnsi="Arial"/>
+                <w:b/>
+                <w:bCs/>
+                <w:i w:val="false"/>
+                <w:iCs w:val="false"/>
+                <w:color w:val="000000"/>
+                <w:sz w:val="18"/>
+                <w:szCs w:val="18"/>
+              </w:rPr>
+              <w:t xml:space="preserve">Observe Phase</w:t>
             </w:r>
           </w:p>
           <w:p>
@@ -18770,7 +18788,7 @@
             <w:pPr>
               <w:spacing w:after="20" w:before="0"/>
             </w:pPr>
-            <w:hyperlink w:history="1" r:id="rIdhbavllev6tx_tq1o25hrm">
+            <w:hyperlink w:history="1" r:id="rIdq-bgftgocoejjhfve0io1">
               <w:r>
                 <w:rPr>
                   <w:rFonts w:ascii="Arial" w:cs="Arial" w:eastAsia="Arial" w:hAnsi="Arial"/>
@@ -18803,7 +18821,7 @@
               <w:spacing w:after="10" w:before="0"/>
               <w:ind w:left="120"/>
             </w:pPr>
-            <w:hyperlink w:history="1" r:id="rIdtfwjoveg2ypaxvdqszx4l">
+            <w:hyperlink w:history="1" r:id="rIdvf5mi_yqlmkdezj67xxx8">
               <w:r>
                 <w:rPr>
                   <w:rFonts w:ascii="Arial" w:cs="Arial" w:eastAsia="Arial" w:hAnsi="Arial"/>
@@ -18848,7 +18866,7 @@
             <w:pPr>
               <w:spacing w:after="20" w:before="0"/>
             </w:pPr>
-            <w:hyperlink w:history="1" r:id="rIdbap2sxzekzupfceyym8bq">
+            <w:hyperlink w:history="1" r:id="rIdss1q9pgddchrd3_1dhyic">
               <w:r>
                 <w:rPr>
                   <w:rFonts w:ascii="Arial" w:cs="Arial" w:eastAsia="Arial" w:hAnsi="Arial"/>
@@ -18881,7 +18899,7 @@
               <w:spacing w:after="10" w:before="0"/>
               <w:ind w:left="120"/>
             </w:pPr>
-            <w:hyperlink w:history="1" r:id="rIdrcl2iog04wr_o3h_ojawq">
+            <w:hyperlink w:history="1" r:id="rIdmgnv5chxwplja8ff6vzkp">
               <w:r>
                 <w:rPr>
                   <w:rFonts w:ascii="Arial" w:cs="Arial" w:eastAsia="Arial" w:hAnsi="Arial"/>
@@ -19028,32 +19046,32 @@
         <w:tc>
           <w:tcPr>
             <w:tcW w:type="dxa" w:w="1520"/>
-            <w:shd w:fill="F2F2F2" w:color="auto" w:val="clear"/>
-            <w:tcMar>
-              <w:top w:type="dxa" w:w="60"/>
-              <w:left w:type="dxa" w:w="120"/>
-              <w:bottom w:type="dxa" w:w="60"/>
-              <w:right w:type="dxa" w:w="120"/>
-            </w:tcMar>
-            <w:vAlign w:val="top"/>
-          </w:tcPr>
-          <w:p>
-            <w:pPr>
-              <w:spacing w:after="40" w:before="0"/>
-              <w:jc w:val="left"/>
-            </w:pPr>
-            <w:r>
-              <w:rPr>
-                <w:rFonts w:ascii="Arial" w:cs="Arial" w:eastAsia="Arial" w:hAnsi="Arial"/>
-                <w:b/>
-                <w:bCs/>
-                <w:i w:val="false"/>
-                <w:iCs w:val="false"/>
-                <w:color w:val="000000"/>
-                <w:sz w:val="18"/>
-                <w:szCs w:val="18"/>
-              </w:rPr>
-              <w:t xml:space="preserve">Phase 3 — EXPLAIN</w:t>
+            <w:shd w:fill="E2EFDA" w:color="auto" w:val="clear"/>
+            <w:tcMar>
+              <w:top w:type="dxa" w:w="60"/>
+              <w:left w:type="dxa" w:w="120"/>
+              <w:bottom w:type="dxa" w:w="60"/>
+              <w:right w:type="dxa" w:w="120"/>
+            </w:tcMar>
+            <w:vAlign w:val="top"/>
+          </w:tcPr>
+          <w:p>
+            <w:pPr>
+              <w:spacing w:after="40" w:before="0"/>
+              <w:jc w:val="left"/>
+            </w:pPr>
+            <w:r>
+              <w:rPr>
+                <w:rFonts w:ascii="Arial" w:cs="Arial" w:eastAsia="Arial" w:hAnsi="Arial"/>
+                <w:b/>
+                <w:bCs/>
+                <w:i w:val="false"/>
+                <w:iCs w:val="false"/>
+                <w:color w:val="000000"/>
+                <w:sz w:val="18"/>
+                <w:szCs w:val="18"/>
+              </w:rPr>
+              <w:t xml:space="preserve">Explain Phase</w:t>
             </w:r>
           </w:p>
           <w:p>
@@ -19076,7 +19094,7 @@
             <w:pPr>
               <w:spacing w:after="20" w:before="0"/>
             </w:pPr>
-            <w:hyperlink w:history="1" r:id="rIdn0-0j2f-5koql5gs7ddql">
+            <w:hyperlink w:history="1" r:id="rIdi60vvjz7eosbuynq0ya7a">
               <w:r>
                 <w:rPr>
                   <w:rFonts w:ascii="Arial" w:cs="Arial" w:eastAsia="Arial" w:hAnsi="Arial"/>
@@ -19109,7 +19127,7 @@
               <w:spacing w:after="10" w:before="0"/>
               <w:ind w:left="120"/>
             </w:pPr>
-            <w:hyperlink w:history="1" r:id="rIdg13xerzrvmulnj26v2biz">
+            <w:hyperlink w:history="1" r:id="rIdwtx82bit5rquzgvstk-4d">
               <w:r>
                 <w:rPr>
                   <w:rFonts w:ascii="Arial" w:cs="Arial" w:eastAsia="Arial" w:hAnsi="Arial"/>
@@ -19154,7 +19172,7 @@
             <w:pPr>
               <w:spacing w:after="20" w:before="0"/>
             </w:pPr>
-            <w:hyperlink w:history="1" r:id="rIdsn3m7ksq8ajkaiogdbbdr">
+            <w:hyperlink w:history="1" r:id="rIdo_s6ivphv5b_vys-oku0a">
               <w:r>
                 <w:rPr>
                   <w:rFonts w:ascii="Arial" w:cs="Arial" w:eastAsia="Arial" w:hAnsi="Arial"/>
@@ -19187,7 +19205,7 @@
               <w:spacing w:after="10" w:before="0"/>
               <w:ind w:left="120"/>
             </w:pPr>
-            <w:hyperlink w:history="1" r:id="rIdc0ebekhygdixbiagxriz3">
+            <w:hyperlink w:history="1" r:id="rIdbpvq4_uj-f2ersuztzpku">
               <w:r>
                 <w:rPr>
                   <w:rFonts w:ascii="Arial" w:cs="Arial" w:eastAsia="Arial" w:hAnsi="Arial"/>
@@ -19334,32 +19352,32 @@
         <w:tc>
           <w:tcPr>
             <w:tcW w:type="dxa" w:w="1520"/>
-            <w:shd w:fill="F2F2F2" w:color="auto" w:val="clear"/>
-            <w:tcMar>
-              <w:top w:type="dxa" w:w="60"/>
-              <w:left w:type="dxa" w:w="120"/>
-              <w:bottom w:type="dxa" w:w="60"/>
-              <w:right w:type="dxa" w:w="120"/>
-            </w:tcMar>
-            <w:vAlign w:val="top"/>
-          </w:tcPr>
-          <w:p>
-            <w:pPr>
-              <w:spacing w:after="40" w:before="0"/>
-              <w:jc w:val="left"/>
-            </w:pPr>
-            <w:r>
-              <w:rPr>
-                <w:rFonts w:ascii="Arial" w:cs="Arial" w:eastAsia="Arial" w:hAnsi="Arial"/>
-                <w:b/>
-                <w:bCs/>
-                <w:i w:val="false"/>
-                <w:iCs w:val="false"/>
-                <w:color w:val="000000"/>
-                <w:sz w:val="18"/>
-                <w:szCs w:val="18"/>
-              </w:rPr>
-              <w:t xml:space="preserve">Phase 4 — DRIVING QUESTION BOARD (DQB) Update</w:t>
+            <w:shd w:fill="FCE4D6" w:color="auto" w:val="clear"/>
+            <w:tcMar>
+              <w:top w:type="dxa" w:w="60"/>
+              <w:left w:type="dxa" w:w="120"/>
+              <w:bottom w:type="dxa" w:w="60"/>
+              <w:right w:type="dxa" w:w="120"/>
+            </w:tcMar>
+            <w:vAlign w:val="top"/>
+          </w:tcPr>
+          <w:p>
+            <w:pPr>
+              <w:spacing w:after="40" w:before="0"/>
+              <w:jc w:val="left"/>
+            </w:pPr>
+            <w:r>
+              <w:rPr>
+                <w:rFonts w:ascii="Arial" w:cs="Arial" w:eastAsia="Arial" w:hAnsi="Arial"/>
+                <w:b/>
+                <w:bCs/>
+                <w:i w:val="false"/>
+                <w:iCs w:val="false"/>
+                <w:color w:val="000000"/>
+                <w:sz w:val="18"/>
+                <w:szCs w:val="18"/>
+              </w:rPr>
+              <w:t xml:space="preserve">Driving Question Board (DQB) Creation</w:t>
             </w:r>
           </w:p>
           <w:p>
@@ -19382,7 +19400,7 @@
             <w:pPr>
               <w:spacing w:after="20" w:before="0"/>
             </w:pPr>
-            <w:hyperlink w:history="1" r:id="rIdafxobca0udmnqmandko-9">
+            <w:hyperlink w:history="1" r:id="rId6erdrkva4x6sqkqpmfb7k">
               <w:r>
                 <w:rPr>
                   <w:rFonts w:ascii="Arial" w:cs="Arial" w:eastAsia="Arial" w:hAnsi="Arial"/>
@@ -19415,7 +19433,7 @@
               <w:spacing w:after="10" w:before="0"/>
               <w:ind w:left="120"/>
             </w:pPr>
-            <w:hyperlink w:history="1" r:id="rIdh5o9sagmueyob4xr_xboq">
+            <w:hyperlink w:history="1" r:id="rId-uuo2jlyrrvgdebobb6rc">
               <w:r>
                 <w:rPr>
                   <w:rFonts w:ascii="Arial" w:cs="Arial" w:eastAsia="Arial" w:hAnsi="Arial"/>
@@ -19460,7 +19478,7 @@
             <w:pPr>
               <w:spacing w:after="20" w:before="0"/>
             </w:pPr>
-            <w:hyperlink w:history="1" r:id="rIdl-5mfsyp3z0palrswyjgk">
+            <w:hyperlink w:history="1" r:id="rIdk-g5zbumw9crbsdvr_e8m">
               <w:r>
                 <w:rPr>
                   <w:rFonts w:ascii="Arial" w:cs="Arial" w:eastAsia="Arial" w:hAnsi="Arial"/>
@@ -19493,7 +19511,7 @@
               <w:spacing w:after="10" w:before="0"/>
               <w:ind w:left="120"/>
             </w:pPr>
-            <w:hyperlink w:history="1" r:id="rId8ntgqoylimsootytubz5g">
+            <w:hyperlink w:history="1" r:id="rIdwfm0psey3dodrhi1hk_-m">
               <w:r>
                 <w:rPr>
                   <w:rFonts w:ascii="Arial" w:cs="Arial" w:eastAsia="Arial" w:hAnsi="Arial"/>
@@ -19640,32 +19658,32 @@
         <w:tc>
           <w:tcPr>
             <w:tcW w:type="dxa" w:w="1520"/>
-            <w:shd w:fill="F2F2F2" w:color="auto" w:val="clear"/>
-            <w:tcMar>
-              <w:top w:type="dxa" w:w="60"/>
-              <w:left w:type="dxa" w:w="120"/>
-              <w:bottom w:type="dxa" w:w="60"/>
-              <w:right w:type="dxa" w:w="120"/>
-            </w:tcMar>
-            <w:vAlign w:val="top"/>
-          </w:tcPr>
-          <w:p>
-            <w:pPr>
-              <w:spacing w:after="40" w:before="0"/>
-              <w:jc w:val="left"/>
-            </w:pPr>
-            <w:r>
-              <w:rPr>
-                <w:rFonts w:ascii="Arial" w:cs="Arial" w:eastAsia="Arial" w:hAnsi="Arial"/>
-                <w:b/>
-                <w:bCs/>
-                <w:i w:val="false"/>
-                <w:iCs w:val="false"/>
-                <w:color w:val="000000"/>
-                <w:sz w:val="18"/>
-                <w:szCs w:val="18"/>
-              </w:rPr>
-              <w:t xml:space="preserve">Phase 5 — MODEL BUILDING</w:t>
+            <w:shd w:fill="D5E8F0" w:color="auto" w:val="clear"/>
+            <w:tcMar>
+              <w:top w:type="dxa" w:w="60"/>
+              <w:left w:type="dxa" w:w="120"/>
+              <w:bottom w:type="dxa" w:w="60"/>
+              <w:right w:type="dxa" w:w="120"/>
+            </w:tcMar>
+            <w:vAlign w:val="top"/>
+          </w:tcPr>
+          <w:p>
+            <w:pPr>
+              <w:spacing w:after="40" w:before="0"/>
+              <w:jc w:val="left"/>
+            </w:pPr>
+            <w:r>
+              <w:rPr>
+                <w:rFonts w:ascii="Arial" w:cs="Arial" w:eastAsia="Arial" w:hAnsi="Arial"/>
+                <w:b/>
+                <w:bCs/>
+                <w:i w:val="false"/>
+                <w:iCs w:val="false"/>
+                <w:color w:val="000000"/>
+                <w:sz w:val="18"/>
+                <w:szCs w:val="18"/>
+              </w:rPr>
+              <w:t xml:space="preserve">Model Building Phase</w:t>
             </w:r>
           </w:p>
           <w:p>
@@ -19688,7 +19706,7 @@
             <w:pPr>
               <w:spacing w:after="20" w:before="0"/>
             </w:pPr>
-            <w:hyperlink w:history="1" r:id="rIdyxvqdifvcxrfi-0zi9vsv">
+            <w:hyperlink w:history="1" r:id="rIdpbo7zcncldthh9_qes8yq">
               <w:r>
                 <w:rPr>
                   <w:rFonts w:ascii="Arial" w:cs="Arial" w:eastAsia="Arial" w:hAnsi="Arial"/>
@@ -19721,7 +19739,7 @@
               <w:spacing w:after="10" w:before="0"/>
               <w:ind w:left="120"/>
             </w:pPr>
-            <w:hyperlink w:history="1" r:id="rIdje65pkrtq-s6klx3oa9x-">
+            <w:hyperlink w:history="1" r:id="rId27isad1tnszmenejvrphg">
               <w:r>
                 <w:rPr>
                   <w:rFonts w:ascii="Arial" w:cs="Arial" w:eastAsia="Arial" w:hAnsi="Arial"/>
@@ -19766,7 +19784,7 @@
             <w:pPr>
               <w:spacing w:after="20" w:before="0"/>
             </w:pPr>
-            <w:hyperlink w:history="1" r:id="rIdb6p6xmjhkey1sy_l0uo5c">
+            <w:hyperlink w:history="1" r:id="rId97ho-0chagcigh2yhsbr6">
               <w:r>
                 <w:rPr>
                   <w:rFonts w:ascii="Arial" w:cs="Arial" w:eastAsia="Arial" w:hAnsi="Arial"/>
@@ -19799,7 +19817,7 @@
               <w:spacing w:after="10" w:before="0"/>
               <w:ind w:left="120"/>
             </w:pPr>
-            <w:hyperlink w:history="1" r:id="rIdh2kpwrg237vnzadah7xeg">
+            <w:hyperlink w:history="1" r:id="rIdar-pcb1ea7c6h-pzzj2fw">
               <w:r>
                 <w:rPr>
                   <w:rFonts w:ascii="Arial" w:cs="Arial" w:eastAsia="Arial" w:hAnsi="Arial"/>
@@ -21238,32 +21256,32 @@
         <w:tc>
           <w:tcPr>
             <w:tcW w:type="dxa" w:w="1520"/>
-            <w:shd w:fill="F2F2F2" w:color="auto" w:val="clear"/>
-            <w:tcMar>
-              <w:top w:type="dxa" w:w="60"/>
-              <w:left w:type="dxa" w:w="120"/>
-              <w:bottom w:type="dxa" w:w="60"/>
-              <w:right w:type="dxa" w:w="120"/>
-            </w:tcMar>
-            <w:vAlign w:val="top"/>
-          </w:tcPr>
-          <w:p>
-            <w:pPr>
-              <w:spacing w:after="40" w:before="0"/>
-              <w:jc w:val="left"/>
-            </w:pPr>
-            <w:r>
-              <w:rPr>
-                <w:rFonts w:ascii="Arial" w:cs="Arial" w:eastAsia="Arial" w:hAnsi="Arial"/>
-                <w:b/>
-                <w:bCs/>
-                <w:i w:val="false"/>
-                <w:iCs w:val="false"/>
-                <w:color w:val="000000"/>
-                <w:sz w:val="18"/>
-                <w:szCs w:val="18"/>
-              </w:rPr>
-              <w:t xml:space="preserve">Phase 1 — PREDICT: Returning to the Phenomenon with New Eyes</w:t>
+            <w:shd w:fill="EAD1F5" w:color="auto" w:val="clear"/>
+            <w:tcMar>
+              <w:top w:type="dxa" w:w="60"/>
+              <w:left w:type="dxa" w:w="120"/>
+              <w:bottom w:type="dxa" w:w="60"/>
+              <w:right w:type="dxa" w:w="120"/>
+            </w:tcMar>
+            <w:vAlign w:val="top"/>
+          </w:tcPr>
+          <w:p>
+            <w:pPr>
+              <w:spacing w:after="40" w:before="0"/>
+              <w:jc w:val="left"/>
+            </w:pPr>
+            <w:r>
+              <w:rPr>
+                <w:rFonts w:ascii="Arial" w:cs="Arial" w:eastAsia="Arial" w:hAnsi="Arial"/>
+                <w:b/>
+                <w:bCs/>
+                <w:i w:val="false"/>
+                <w:iCs w:val="false"/>
+                <w:color w:val="000000"/>
+                <w:sz w:val="18"/>
+                <w:szCs w:val="18"/>
+              </w:rPr>
+              <w:t xml:space="preserve">Predict Phase</w:t>
             </w:r>
           </w:p>
           <w:p>
@@ -21286,7 +21304,7 @@
             <w:pPr>
               <w:spacing w:after="20" w:before="0"/>
             </w:pPr>
-            <w:hyperlink w:history="1" r:id="rIdgf3dpxrerniiiedhdy6lh">
+            <w:hyperlink w:history="1" r:id="rIdjf4fltij74vfkhvai8ys5">
               <w:r>
                 <w:rPr>
                   <w:rFonts w:ascii="Arial" w:cs="Arial" w:eastAsia="Arial" w:hAnsi="Arial"/>
@@ -21319,7 +21337,7 @@
               <w:spacing w:after="10" w:before="0"/>
               <w:ind w:left="120"/>
             </w:pPr>
-            <w:hyperlink w:history="1" r:id="rIdt_bxvyuktt_1apofuur14">
+            <w:hyperlink w:history="1" r:id="rIdl_dyyjqdb06o2xerufdg9">
               <w:r>
                 <w:rPr>
                   <w:rFonts w:ascii="Arial" w:cs="Arial" w:eastAsia="Arial" w:hAnsi="Arial"/>
@@ -21364,7 +21382,7 @@
             <w:pPr>
               <w:spacing w:after="20" w:before="0"/>
             </w:pPr>
-            <w:hyperlink w:history="1" r:id="rIdabdqr5vzzdi3moqtnreg8">
+            <w:hyperlink w:history="1" r:id="rId9f7wpp18v0n0nvfoe63tm">
               <w:r>
                 <w:rPr>
                   <w:rFonts w:ascii="Arial" w:cs="Arial" w:eastAsia="Arial" w:hAnsi="Arial"/>
@@ -21397,7 +21415,7 @@
               <w:spacing w:after="10" w:before="0"/>
               <w:ind w:left="120"/>
             </w:pPr>
-            <w:hyperlink w:history="1" r:id="rIdmtawvjr8x2fe-lmcejzrr">
+            <w:hyperlink w:history="1" r:id="rIdlhdqveqkkimsea192-6tm">
               <w:r>
                 <w:rPr>
                   <w:rFonts w:ascii="Arial" w:cs="Arial" w:eastAsia="Arial" w:hAnsi="Arial"/>
@@ -21544,32 +21562,32 @@
         <w:tc>
           <w:tcPr>
             <w:tcW w:type="dxa" w:w="1520"/>
-            <w:shd w:fill="F2F2F2" w:color="auto" w:val="clear"/>
-            <w:tcMar>
-              <w:top w:type="dxa" w:w="60"/>
-              <w:left w:type="dxa" w:w="120"/>
-              <w:bottom w:type="dxa" w:w="60"/>
-              <w:right w:type="dxa" w:w="120"/>
-            </w:tcMar>
-            <w:vAlign w:val="top"/>
-          </w:tcPr>
-          <w:p>
-            <w:pPr>
-              <w:spacing w:after="40" w:before="0"/>
-              <w:jc w:val="left"/>
-            </w:pPr>
-            <w:r>
-              <w:rPr>
-                <w:rFonts w:ascii="Arial" w:cs="Arial" w:eastAsia="Arial" w:hAnsi="Arial"/>
-                <w:b/>
-                <w:bCs/>
-                <w:i w:val="false"/>
-                <w:iCs w:val="false"/>
-                <w:color w:val="000000"/>
-                <w:sz w:val="18"/>
-                <w:szCs w:val="18"/>
-              </w:rPr>
-              <w:t xml:space="preserve">Phase 2 — OBSERVE: Gallery Walk — Evidence Harvest from Lessons 1–6</w:t>
+            <w:shd w:fill="D9EEF1" w:color="auto" w:val="clear"/>
+            <w:tcMar>
+              <w:top w:type="dxa" w:w="60"/>
+              <w:left w:type="dxa" w:w="120"/>
+              <w:bottom w:type="dxa" w:w="60"/>
+              <w:right w:type="dxa" w:w="120"/>
+            </w:tcMar>
+            <w:vAlign w:val="top"/>
+          </w:tcPr>
+          <w:p>
+            <w:pPr>
+              <w:spacing w:after="40" w:before="0"/>
+              <w:jc w:val="left"/>
+            </w:pPr>
+            <w:r>
+              <w:rPr>
+                <w:rFonts w:ascii="Arial" w:cs="Arial" w:eastAsia="Arial" w:hAnsi="Arial"/>
+                <w:b/>
+                <w:bCs/>
+                <w:i w:val="false"/>
+                <w:iCs w:val="false"/>
+                <w:color w:val="000000"/>
+                <w:sz w:val="18"/>
+                <w:szCs w:val="18"/>
+              </w:rPr>
+              <w:t xml:space="preserve">Observe Phase</w:t>
             </w:r>
           </w:p>
           <w:p>
@@ -21592,7 +21610,7 @@
             <w:pPr>
               <w:spacing w:after="20" w:before="0"/>
             </w:pPr>
-            <w:hyperlink w:history="1" r:id="rIdqfuqufvl7pwovxwojyenf">
+            <w:hyperlink w:history="1" r:id="rIdowysa2bt5fmz-zqoorxjw">
               <w:r>
                 <w:rPr>
                   <w:rFonts w:ascii="Arial" w:cs="Arial" w:eastAsia="Arial" w:hAnsi="Arial"/>
@@ -21625,7 +21643,7 @@
               <w:spacing w:after="10" w:before="0"/>
               <w:ind w:left="120"/>
             </w:pPr>
-            <w:hyperlink w:history="1" r:id="rIdfck_qgg-z7lbqon_vqlwd">
+            <w:hyperlink w:history="1" r:id="rIdkxjpsy5fott6qbjimkstc">
               <w:r>
                 <w:rPr>
                   <w:rFonts w:ascii="Arial" w:cs="Arial" w:eastAsia="Arial" w:hAnsi="Arial"/>
@@ -21670,7 +21688,7 @@
             <w:pPr>
               <w:spacing w:after="20" w:before="0"/>
             </w:pPr>
-            <w:hyperlink w:history="1" r:id="rIdvqxqs7dmgylrml3izgqrp">
+            <w:hyperlink w:history="1" r:id="rIdli4rjuhuf2amuks7jsox-">
               <w:r>
                 <w:rPr>
                   <w:rFonts w:ascii="Arial" w:cs="Arial" w:eastAsia="Arial" w:hAnsi="Arial"/>
@@ -21703,7 +21721,7 @@
               <w:spacing w:after="10" w:before="0"/>
               <w:ind w:left="120"/>
             </w:pPr>
-            <w:hyperlink w:history="1" r:id="rIdtqojjjqqu6qnhageaeixs">
+            <w:hyperlink w:history="1" r:id="rIdmmwd6mpfmd_9arat31cmv">
               <w:r>
                 <w:rPr>
                   <w:rFonts w:ascii="Arial" w:cs="Arial" w:eastAsia="Arial" w:hAnsi="Arial"/>
@@ -21850,32 +21868,32 @@
         <w:tc>
           <w:tcPr>
             <w:tcW w:type="dxa" w:w="1520"/>
-            <w:shd w:fill="F2F2F2" w:color="auto" w:val="clear"/>
-            <w:tcMar>
-              <w:top w:type="dxa" w:w="60"/>
-              <w:left w:type="dxa" w:w="120"/>
-              <w:bottom w:type="dxa" w:w="60"/>
-              <w:right w:type="dxa" w:w="120"/>
-            </w:tcMar>
-            <w:vAlign w:val="top"/>
-          </w:tcPr>
-          <w:p>
-            <w:pPr>
-              <w:spacing w:after="40" w:before="0"/>
-              <w:jc w:val="left"/>
-            </w:pPr>
-            <w:r>
-              <w:rPr>
-                <w:rFonts w:ascii="Arial" w:cs="Arial" w:eastAsia="Arial" w:hAnsi="Arial"/>
-                <w:b/>
-                <w:bCs/>
-                <w:i w:val="false"/>
-                <w:iCs w:val="false"/>
-                <w:color w:val="000000"/>
-                <w:sz w:val="18"/>
-                <w:szCs w:val="18"/>
-              </w:rPr>
-              <w:t xml:space="preserve">Phase 3 — EXPLAIN: Teacher-Facilitated Whole-Class Sensemaking + Gas Test Demonstration</w:t>
+            <w:shd w:fill="E2EFDA" w:color="auto" w:val="clear"/>
+            <w:tcMar>
+              <w:top w:type="dxa" w:w="60"/>
+              <w:left w:type="dxa" w:w="120"/>
+              <w:bottom w:type="dxa" w:w="60"/>
+              <w:right w:type="dxa" w:w="120"/>
+            </w:tcMar>
+            <w:vAlign w:val="top"/>
+          </w:tcPr>
+          <w:p>
+            <w:pPr>
+              <w:spacing w:after="40" w:before="0"/>
+              <w:jc w:val="left"/>
+            </w:pPr>
+            <w:r>
+              <w:rPr>
+                <w:rFonts w:ascii="Arial" w:cs="Arial" w:eastAsia="Arial" w:hAnsi="Arial"/>
+                <w:b/>
+                <w:bCs/>
+                <w:i w:val="false"/>
+                <w:iCs w:val="false"/>
+                <w:color w:val="000000"/>
+                <w:sz w:val="18"/>
+                <w:szCs w:val="18"/>
+              </w:rPr>
+              <w:t xml:space="preserve">Explain Phase</w:t>
             </w:r>
           </w:p>
           <w:p>
@@ -21898,7 +21916,7 @@
             <w:pPr>
               <w:spacing w:after="20" w:before="0"/>
             </w:pPr>
-            <w:hyperlink w:history="1" r:id="rIddnm05uksd3uiq_vt8y4q7">
+            <w:hyperlink w:history="1" r:id="rIdyfbksppnobcm4sbdqcdck">
               <w:r>
                 <w:rPr>
                   <w:rFonts w:ascii="Arial" w:cs="Arial" w:eastAsia="Arial" w:hAnsi="Arial"/>
@@ -21931,7 +21949,7 @@
               <w:spacing w:after="10" w:before="0"/>
               <w:ind w:left="120"/>
             </w:pPr>
-            <w:hyperlink w:history="1" r:id="rIdto3fipetgwaf8abeutczf">
+            <w:hyperlink w:history="1" r:id="rIdtkwsct2-nrkjsqpmwnkbt">
               <w:r>
                 <w:rPr>
                   <w:rFonts w:ascii="Arial" w:cs="Arial" w:eastAsia="Arial" w:hAnsi="Arial"/>
@@ -21976,7 +21994,7 @@
             <w:pPr>
               <w:spacing w:after="20" w:before="0"/>
             </w:pPr>
-            <w:hyperlink w:history="1" r:id="rIdgcbtczmcyfaddfrzgnrwz">
+            <w:hyperlink w:history="1" r:id="rId2yrhi89jhsbbj-6awo8s_">
               <w:r>
                 <w:rPr>
                   <w:rFonts w:ascii="Arial" w:cs="Arial" w:eastAsia="Arial" w:hAnsi="Arial"/>
@@ -22009,7 +22027,7 @@
               <w:spacing w:after="10" w:before="0"/>
               <w:ind w:left="120"/>
             </w:pPr>
-            <w:hyperlink w:history="1" r:id="rIdaw6da7etxeopes3junrob">
+            <w:hyperlink w:history="1" r:id="rIdsadonoq_anv9qyebdvvta">
               <w:r>
                 <w:rPr>
                   <w:rFonts w:ascii="Arial" w:cs="Arial" w:eastAsia="Arial" w:hAnsi="Arial"/>
@@ -22156,32 +22174,32 @@
         <w:tc>
           <w:tcPr>
             <w:tcW w:type="dxa" w:w="1520"/>
-            <w:shd w:fill="F2F2F2" w:color="auto" w:val="clear"/>
-            <w:tcMar>
-              <w:top w:type="dxa" w:w="60"/>
-              <w:left w:type="dxa" w:w="120"/>
-              <w:bottom w:type="dxa" w:w="60"/>
-              <w:right w:type="dxa" w:w="120"/>
-            </w:tcMar>
-            <w:vAlign w:val="top"/>
-          </w:tcPr>
-          <w:p>
-            <w:pPr>
-              <w:spacing w:after="40" w:before="0"/>
-              <w:jc w:val="left"/>
-            </w:pPr>
-            <w:r>
-              <w:rPr>
-                <w:rFonts w:ascii="Arial" w:cs="Arial" w:eastAsia="Arial" w:hAnsi="Arial"/>
-                <w:b/>
-                <w:bCs/>
-                <w:i w:val="false"/>
-                <w:iCs w:val="false"/>
-                <w:color w:val="000000"/>
-                <w:sz w:val="18"/>
-                <w:szCs w:val="18"/>
-              </w:rPr>
-              <w:t xml:space="preserve">Phase 4 — DRIVING QUESTION BOARD (DQB) UPDATE: Tracking Growing Understanding</w:t>
+            <w:shd w:fill="FCE4D6" w:color="auto" w:val="clear"/>
+            <w:tcMar>
+              <w:top w:type="dxa" w:w="60"/>
+              <w:left w:type="dxa" w:w="120"/>
+              <w:bottom w:type="dxa" w:w="60"/>
+              <w:right w:type="dxa" w:w="120"/>
+            </w:tcMar>
+            <w:vAlign w:val="top"/>
+          </w:tcPr>
+          <w:p>
+            <w:pPr>
+              <w:spacing w:after="40" w:before="0"/>
+              <w:jc w:val="left"/>
+            </w:pPr>
+            <w:r>
+              <w:rPr>
+                <w:rFonts w:ascii="Arial" w:cs="Arial" w:eastAsia="Arial" w:hAnsi="Arial"/>
+                <w:b/>
+                <w:bCs/>
+                <w:i w:val="false"/>
+                <w:iCs w:val="false"/>
+                <w:color w:val="000000"/>
+                <w:sz w:val="18"/>
+                <w:szCs w:val="18"/>
+              </w:rPr>
+              <w:t xml:space="preserve">Driving Question Board (DQB) Creation</w:t>
             </w:r>
           </w:p>
           <w:p>
@@ -22204,7 +22222,7 @@
             <w:pPr>
               <w:spacing w:after="20" w:before="0"/>
             </w:pPr>
-            <w:hyperlink w:history="1" r:id="rIdsf2tkcs9uzyr4ll1djmqo">
+            <w:hyperlink w:history="1" r:id="rIdzp59rxffiundmfpl68qyn">
               <w:r>
                 <w:rPr>
                   <w:rFonts w:ascii="Arial" w:cs="Arial" w:eastAsia="Arial" w:hAnsi="Arial"/>
@@ -22237,7 +22255,7 @@
               <w:spacing w:after="10" w:before="0"/>
               <w:ind w:left="120"/>
             </w:pPr>
-            <w:hyperlink w:history="1" r:id="rIddrznvz0xkxe1l--qmln1x">
+            <w:hyperlink w:history="1" r:id="rIdodhrsbut-nhbuqljk3wr4">
               <w:r>
                 <w:rPr>
                   <w:rFonts w:ascii="Arial" w:cs="Arial" w:eastAsia="Arial" w:hAnsi="Arial"/>
@@ -22282,7 +22300,7 @@
             <w:pPr>
               <w:spacing w:after="20" w:before="0"/>
             </w:pPr>
-            <w:hyperlink w:history="1" r:id="rId7_yocevlju4mcebmsuhko">
+            <w:hyperlink w:history="1" r:id="rIddl-r3ywl0ehiw0p286xlz">
               <w:r>
                 <w:rPr>
                   <w:rFonts w:ascii="Arial" w:cs="Arial" w:eastAsia="Arial" w:hAnsi="Arial"/>
@@ -22315,7 +22333,7 @@
               <w:spacing w:after="10" w:before="0"/>
               <w:ind w:left="120"/>
             </w:pPr>
-            <w:hyperlink w:history="1" r:id="rIdgsjtzwkyhcudx07bqadg-">
+            <w:hyperlink w:history="1" r:id="rId91mkfcgugmo98ndeiiotk">
               <w:r>
                 <w:rPr>
                   <w:rFonts w:ascii="Arial" w:cs="Arial" w:eastAsia="Arial" w:hAnsi="Arial"/>
@@ -22462,32 +22480,32 @@
         <w:tc>
           <w:tcPr>
             <w:tcW w:type="dxa" w:w="1520"/>
-            <w:shd w:fill="F2F2F2" w:color="auto" w:val="clear"/>
-            <w:tcMar>
-              <w:top w:type="dxa" w:w="60"/>
-              <w:left w:type="dxa" w:w="120"/>
-              <w:bottom w:type="dxa" w:w="60"/>
-              <w:right w:type="dxa" w:w="120"/>
-            </w:tcMar>
-            <w:vAlign w:val="top"/>
-          </w:tcPr>
-          <w:p>
-            <w:pPr>
-              <w:spacing w:after="40" w:before="0"/>
-              <w:jc w:val="left"/>
-            </w:pPr>
-            <w:r>
-              <w:rPr>
-                <w:rFonts w:ascii="Arial" w:cs="Arial" w:eastAsia="Arial" w:hAnsi="Arial"/>
-                <w:b/>
-                <w:bCs/>
-                <w:i w:val="false"/>
-                <w:iCs w:val="false"/>
-                <w:color w:val="000000"/>
-                <w:sz w:val="18"/>
-                <w:szCs w:val="18"/>
-              </w:rPr>
-              <w:t xml:space="preserve">Phase 5 — MODEL BUILDING: Constructing the Acid Reactions Graphic Summary Model</w:t>
+            <w:shd w:fill="D5E8F0" w:color="auto" w:val="clear"/>
+            <w:tcMar>
+              <w:top w:type="dxa" w:w="60"/>
+              <w:left w:type="dxa" w:w="120"/>
+              <w:bottom w:type="dxa" w:w="60"/>
+              <w:right w:type="dxa" w:w="120"/>
+            </w:tcMar>
+            <w:vAlign w:val="top"/>
+          </w:tcPr>
+          <w:p>
+            <w:pPr>
+              <w:spacing w:after="40" w:before="0"/>
+              <w:jc w:val="left"/>
+            </w:pPr>
+            <w:r>
+              <w:rPr>
+                <w:rFonts w:ascii="Arial" w:cs="Arial" w:eastAsia="Arial" w:hAnsi="Arial"/>
+                <w:b/>
+                <w:bCs/>
+                <w:i w:val="false"/>
+                <w:iCs w:val="false"/>
+                <w:color w:val="000000"/>
+                <w:sz w:val="18"/>
+                <w:szCs w:val="18"/>
+              </w:rPr>
+              <w:t xml:space="preserve">Model Building Phase</w:t>
             </w:r>
           </w:p>
           <w:p>
@@ -22510,7 +22528,7 @@
             <w:pPr>
               <w:spacing w:after="20" w:before="0"/>
             </w:pPr>
-            <w:hyperlink w:history="1" r:id="rIdjtjddw78sbvlsvumcvodo">
+            <w:hyperlink w:history="1" r:id="rId1sqkazk4f52k1odg8ipfn">
               <w:r>
                 <w:rPr>
                   <w:rFonts w:ascii="Arial" w:cs="Arial" w:eastAsia="Arial" w:hAnsi="Arial"/>
@@ -22543,7 +22561,7 @@
               <w:spacing w:after="10" w:before="0"/>
               <w:ind w:left="120"/>
             </w:pPr>
-            <w:hyperlink w:history="1" r:id="rIdji5x8t9ro5_npnnhzvnq8">
+            <w:hyperlink w:history="1" r:id="rIdkg08ns7btssdg2a5yd1vm">
               <w:r>
                 <w:rPr>
                   <w:rFonts w:ascii="Arial" w:cs="Arial" w:eastAsia="Arial" w:hAnsi="Arial"/>
@@ -22588,7 +22606,7 @@
             <w:pPr>
               <w:spacing w:after="20" w:before="0"/>
             </w:pPr>
-            <w:hyperlink w:history="1" r:id="rIdlehqykosyrheq9hga08sd">
+            <w:hyperlink w:history="1" r:id="rIdtoxsarzwzmylr_nkxjmii">
               <w:r>
                 <w:rPr>
                   <w:rFonts w:ascii="Arial" w:cs="Arial" w:eastAsia="Arial" w:hAnsi="Arial"/>
@@ -22621,7 +22639,7 @@
               <w:spacing w:after="10" w:before="0"/>
               <w:ind w:left="120"/>
             </w:pPr>
-            <w:hyperlink w:history="1" r:id="rId9bzjxl9cfnlykbnpavce-">
+            <w:hyperlink w:history="1" r:id="rIdzumtn5pzl5nps05ljmqfc">
               <w:r>
                 <w:rPr>
                   <w:rFonts w:ascii="Arial" w:cs="Arial" w:eastAsia="Arial" w:hAnsi="Arial"/>
@@ -23982,7 +24000,25 @@
             </w:tcMar>
             <w:vAlign w:val="top"/>
           </w:tcPr>
-          <w:p/>
+          <w:p>
+            <w:pPr>
+              <w:spacing w:after="40" w:before="0"/>
+              <w:jc w:val="left"/>
+            </w:pPr>
+            <w:r>
+              <w:rPr>
+                <w:rFonts w:ascii="Arial" w:cs="Arial" w:eastAsia="Arial" w:hAnsi="Arial"/>
+                <w:b w:val="false"/>
+                <w:bCs w:val="false"/>
+                <w:i w:val="false"/>
+                <w:iCs w:val="false"/>
+                <w:color w:val="000000"/>
+                <w:sz w:val="18"/>
+                <w:szCs w:val="18"/>
+              </w:rPr>
+              <w:t xml:space="preserve">(1) Jik bleach solution must be pre-diluted by the teacher to approximately 1 percent and handled only with gloves; students must not allow it to contact skin or eyes. (2) Lemon juice and vinegar are safe but students must not taste any solution in the laboratory. (3) Remind students that the liquid soap solution can be slippery if spilled — wipe surfaces immediately. (4) Dispose of all test solutions into the designated waste cup, not the sink, until the teacher has checked concentrations. (5) Wash hands at the end of the practical session.</w:t>
+            </w:r>
+          </w:p>
         </w:tc>
       </w:tr>
     </w:tbl>
@@ -24356,7 +24392,7 @@
             <w:pPr>
               <w:spacing w:after="20" w:before="0"/>
             </w:pPr>
-            <w:hyperlink w:history="1" r:id="rIdfht1_1vcuitaptp8updxw">
+            <w:hyperlink w:history="1" r:id="rIdjxiugwgzt5lowr-uzmpvg">
               <w:r>
                 <w:rPr>
                   <w:rFonts w:ascii="Arial" w:cs="Arial" w:eastAsia="Arial" w:hAnsi="Arial"/>
@@ -24389,7 +24425,7 @@
               <w:spacing w:after="10" w:before="0"/>
               <w:ind w:left="120"/>
             </w:pPr>
-            <w:hyperlink w:history="1" r:id="rIdmtlvyrduidy3c042uguml">
+            <w:hyperlink w:history="1" r:id="rIdzsub_xlp0zibpbpv3m3bi">
               <w:r>
                 <w:rPr>
                   <w:rFonts w:ascii="Arial" w:cs="Arial" w:eastAsia="Arial" w:hAnsi="Arial"/>
@@ -24434,7 +24470,7 @@
             <w:pPr>
               <w:spacing w:after="20" w:before="0"/>
             </w:pPr>
-            <w:hyperlink w:history="1" r:id="rIdvjsbaborizcnbgduqod4b">
+            <w:hyperlink w:history="1" r:id="rIdnqnw_xbivlemznhb1vwdv">
               <w:r>
                 <w:rPr>
                   <w:rFonts w:ascii="Arial" w:cs="Arial" w:eastAsia="Arial" w:hAnsi="Arial"/>
@@ -24467,7 +24503,7 @@
               <w:spacing w:after="10" w:before="0"/>
               <w:ind w:left="120"/>
             </w:pPr>
-            <w:hyperlink w:history="1" r:id="rIdviluz8ekvst78zqidmemk">
+            <w:hyperlink w:history="1" r:id="rIdd1cvkagu0idt47ghvpxkf">
               <w:r>
                 <w:rPr>
                   <w:rFonts w:ascii="Arial" w:cs="Arial" w:eastAsia="Arial" w:hAnsi="Arial"/>
@@ -24662,7 +24698,7 @@
             <w:pPr>
               <w:spacing w:after="20" w:before="0"/>
             </w:pPr>
-            <w:hyperlink w:history="1" r:id="rIdj4cf827kkdtavip_3n1bb">
+            <w:hyperlink w:history="1" r:id="rIdve7clt6vzbsvj7krqebdz">
               <w:r>
                 <w:rPr>
                   <w:rFonts w:ascii="Arial" w:cs="Arial" w:eastAsia="Arial" w:hAnsi="Arial"/>
@@ -24695,7 +24731,7 @@
               <w:spacing w:after="10" w:before="0"/>
               <w:ind w:left="120"/>
             </w:pPr>
-            <w:hyperlink w:history="1" r:id="rIdh_egooecmdhc_cua7q-93">
+            <w:hyperlink w:history="1" r:id="rIdrom01fnozqazjidhd9ei7">
               <w:r>
                 <w:rPr>
                   <w:rFonts w:ascii="Arial" w:cs="Arial" w:eastAsia="Arial" w:hAnsi="Arial"/>
@@ -24740,7 +24776,7 @@
             <w:pPr>
               <w:spacing w:after="20" w:before="0"/>
             </w:pPr>
-            <w:hyperlink w:history="1" r:id="rIdq3kkj359olpeu09p07nut">
+            <w:hyperlink w:history="1" r:id="rIdcrzhavrmsz6lq8dw4ubaq">
               <w:r>
                 <w:rPr>
                   <w:rFonts w:ascii="Arial" w:cs="Arial" w:eastAsia="Arial" w:hAnsi="Arial"/>
@@ -24773,7 +24809,7 @@
               <w:spacing w:after="10" w:before="0"/>
               <w:ind w:left="120"/>
             </w:pPr>
-            <w:hyperlink w:history="1" r:id="rIdvj_ff-_ekjebgpofcisop">
+            <w:hyperlink w:history="1" r:id="rIduvpexniugbuqn3s91eybg">
               <w:r>
                 <w:rPr>
                   <w:rFonts w:ascii="Arial" w:cs="Arial" w:eastAsia="Arial" w:hAnsi="Arial"/>
@@ -24968,7 +25004,7 @@
             <w:pPr>
               <w:spacing w:after="20" w:before="0"/>
             </w:pPr>
-            <w:hyperlink w:history="1" r:id="rIdph4teif52pjkbj1ww8663">
+            <w:hyperlink w:history="1" r:id="rIdpvgpnpzc1b1j_635uyyko">
               <w:r>
                 <w:rPr>
                   <w:rFonts w:ascii="Arial" w:cs="Arial" w:eastAsia="Arial" w:hAnsi="Arial"/>
@@ -25001,7 +25037,7 @@
               <w:spacing w:after="10" w:before="0"/>
               <w:ind w:left="120"/>
             </w:pPr>
-            <w:hyperlink w:history="1" r:id="rIdc43v8molnpphsllqapvih">
+            <w:hyperlink w:history="1" r:id="rIdwbd_gz329icvutssz8xu7">
               <w:r>
                 <w:rPr>
                   <w:rFonts w:ascii="Arial" w:cs="Arial" w:eastAsia="Arial" w:hAnsi="Arial"/>
@@ -25046,7 +25082,7 @@
             <w:pPr>
               <w:spacing w:after="20" w:before="0"/>
             </w:pPr>
-            <w:hyperlink w:history="1" r:id="rIdg0qadyykrdvdrw2zt15zi">
+            <w:hyperlink w:history="1" r:id="rIdquuitjza8jldcuu698fnf">
               <w:r>
                 <w:rPr>
                   <w:rFonts w:ascii="Arial" w:cs="Arial" w:eastAsia="Arial" w:hAnsi="Arial"/>
@@ -25079,7 +25115,7 @@
               <w:spacing w:after="10" w:before="0"/>
               <w:ind w:left="120"/>
             </w:pPr>
-            <w:hyperlink w:history="1" r:id="rIdo6srcbk1yenf-jepabi8p">
+            <w:hyperlink w:history="1" r:id="rIdtkdjzdlru6ggdh1u12iou">
               <w:r>
                 <w:rPr>
                   <w:rFonts w:ascii="Arial" w:cs="Arial" w:eastAsia="Arial" w:hAnsi="Arial"/>
@@ -25274,7 +25310,7 @@
             <w:pPr>
               <w:spacing w:after="20" w:before="0"/>
             </w:pPr>
-            <w:hyperlink w:history="1" r:id="rIdvlq-fxhukezsxoru8alwg">
+            <w:hyperlink w:history="1" r:id="rIdu--hqytszdxankvjetnes">
               <w:r>
                 <w:rPr>
                   <w:rFonts w:ascii="Arial" w:cs="Arial" w:eastAsia="Arial" w:hAnsi="Arial"/>
@@ -25307,7 +25343,7 @@
               <w:spacing w:after="10" w:before="0"/>
               <w:ind w:left="120"/>
             </w:pPr>
-            <w:hyperlink w:history="1" r:id="rIdlgzb8npqb5p6gpmh6j_c2">
+            <w:hyperlink w:history="1" r:id="rIdf1b_0rz8l0jyzrp02x4v-">
               <w:r>
                 <w:rPr>
                   <w:rFonts w:ascii="Arial" w:cs="Arial" w:eastAsia="Arial" w:hAnsi="Arial"/>
@@ -25352,7 +25388,7 @@
             <w:pPr>
               <w:spacing w:after="20" w:before="0"/>
             </w:pPr>
-            <w:hyperlink w:history="1" r:id="rIdd6cqpe_q0c9hvzszzenol">
+            <w:hyperlink w:history="1" r:id="rIddn_smxifuti9igycc38fx">
               <w:r>
                 <w:rPr>
                   <w:rFonts w:ascii="Arial" w:cs="Arial" w:eastAsia="Arial" w:hAnsi="Arial"/>
@@ -25385,7 +25421,7 @@
               <w:spacing w:after="10" w:before="0"/>
               <w:ind w:left="120"/>
             </w:pPr>
-            <w:hyperlink w:history="1" r:id="rIdyhuqo5il87ybyatc8sjdz">
+            <w:hyperlink w:history="1" r:id="rId1hbbrlqtq9bnjzg43zap-">
               <w:r>
                 <w:rPr>
                   <w:rFonts w:ascii="Arial" w:cs="Arial" w:eastAsia="Arial" w:hAnsi="Arial"/>
@@ -25580,7 +25616,7 @@
             <w:pPr>
               <w:spacing w:after="20" w:before="0"/>
             </w:pPr>
-            <w:hyperlink w:history="1" r:id="rIdplqbrmcq_ivpsiryxt5sb">
+            <w:hyperlink w:history="1" r:id="rId8fj9rlrtl44yf2sifgtw7">
               <w:r>
                 <w:rPr>
                   <w:rFonts w:ascii="Arial" w:cs="Arial" w:eastAsia="Arial" w:hAnsi="Arial"/>
@@ -25613,7 +25649,7 @@
               <w:spacing w:after="10" w:before="0"/>
               <w:ind w:left="120"/>
             </w:pPr>
-            <w:hyperlink w:history="1" r:id="rIdodxa9bjkf6v8tc_ktpskc">
+            <w:hyperlink w:history="1" r:id="rIdmfernsw5o6-tdfksdjdpb">
               <w:r>
                 <w:rPr>
                   <w:rFonts w:ascii="Arial" w:cs="Arial" w:eastAsia="Arial" w:hAnsi="Arial"/>
@@ -25658,7 +25694,7 @@
             <w:pPr>
               <w:spacing w:after="20" w:before="0"/>
             </w:pPr>
-            <w:hyperlink w:history="1" r:id="rId8codg9jvdxsbpixvajcpl">
+            <w:hyperlink w:history="1" r:id="rIdvl2ugbdrbxwy5wg6gbnfr">
               <w:r>
                 <w:rPr>
                   <w:rFonts w:ascii="Arial" w:cs="Arial" w:eastAsia="Arial" w:hAnsi="Arial"/>
@@ -25691,7 +25727,7 @@
               <w:spacing w:after="10" w:before="0"/>
               <w:ind w:left="120"/>
             </w:pPr>
-            <w:hyperlink w:history="1" r:id="rIdwq3fab892tj6id32ghjqs">
+            <w:hyperlink w:history="1" r:id="rIdmkugpgsih6go07j96vi6b">
               <w:r>
                 <w:rPr>
                   <w:rFonts w:ascii="Arial" w:cs="Arial" w:eastAsia="Arial" w:hAnsi="Arial"/>
@@ -26786,7 +26822,25 @@
             </w:tcMar>
             <w:vAlign w:val="top"/>
           </w:tcPr>
-          <w:p/>
+          <w:p>
+            <w:pPr>
+              <w:spacing w:after="40" w:before="0"/>
+              <w:jc w:val="left"/>
+            </w:pPr>
+            <w:r>
+              <w:rPr>
+                <w:rFonts w:ascii="Arial" w:cs="Arial" w:eastAsia="Arial" w:hAnsi="Arial"/>
+                <w:b w:val="false"/>
+                <w:bCs w:val="false"/>
+                <w:i w:val="false"/>
+                <w:iCs w:val="false"/>
+                <w:color w:val="000000"/>
+                <w:sz w:val="18"/>
+                <w:szCs w:val="18"/>
+              </w:rPr>
+              <w:t xml:space="preserve">This is a non-practical, sensemaking lesson. No chemicals are handled. Teacher should remind students never to taste or smell concentrated acids or bases directly. If particle diagram worksheets are distributed, ensure no chemical bottles are brought to desks.</w:t>
+            </w:r>
+          </w:p>
         </w:tc>
       </w:tr>
     </w:tbl>
@@ -27160,7 +27214,7 @@
             <w:pPr>
               <w:spacing w:after="20" w:before="0"/>
             </w:pPr>
-            <w:hyperlink w:history="1" r:id="rIdgzzf59mjlzavrg2jrtoeg">
+            <w:hyperlink w:history="1" r:id="rIdtynuvyxvj1ldalugqt4ne">
               <w:r>
                 <w:rPr>
                   <w:rFonts w:ascii="Arial" w:cs="Arial" w:eastAsia="Arial" w:hAnsi="Arial"/>
@@ -27193,7 +27247,7 @@
               <w:spacing w:after="10" w:before="0"/>
               <w:ind w:left="120"/>
             </w:pPr>
-            <w:hyperlink w:history="1" r:id="rIde9m1a0q4pwt21g9hvblxb">
+            <w:hyperlink w:history="1" r:id="rIdv42-wwtf7zxvwgx6riyho">
               <w:r>
                 <w:rPr>
                   <w:rFonts w:ascii="Arial" w:cs="Arial" w:eastAsia="Arial" w:hAnsi="Arial"/>
@@ -27238,7 +27292,7 @@
             <w:pPr>
               <w:spacing w:after="20" w:before="0"/>
             </w:pPr>
-            <w:hyperlink w:history="1" r:id="rIdqzytojcgaimmsrb_sj36k">
+            <w:hyperlink w:history="1" r:id="rIdofj1z_wbkjpgygzjo77vw">
               <w:r>
                 <w:rPr>
                   <w:rFonts w:ascii="Arial" w:cs="Arial" w:eastAsia="Arial" w:hAnsi="Arial"/>
@@ -27271,7 +27325,7 @@
               <w:spacing w:after="10" w:before="0"/>
               <w:ind w:left="120"/>
             </w:pPr>
-            <w:hyperlink w:history="1" r:id="rIdkjbg5quarrw9z3h-pure5">
+            <w:hyperlink w:history="1" r:id="rIdys9ohjcoukjbtlyehwjlo">
               <w:r>
                 <w:rPr>
                   <w:rFonts w:ascii="Arial" w:cs="Arial" w:eastAsia="Arial" w:hAnsi="Arial"/>
@@ -27466,7 +27520,7 @@
             <w:pPr>
               <w:spacing w:after="20" w:before="0"/>
             </w:pPr>
-            <w:hyperlink w:history="1" r:id="rIdmkazyozg0nrp4j0vhho-7">
+            <w:hyperlink w:history="1" r:id="rIddhmzgtaumkrbvi0zalji5">
               <w:r>
                 <w:rPr>
                   <w:rFonts w:ascii="Arial" w:cs="Arial" w:eastAsia="Arial" w:hAnsi="Arial"/>
@@ -27499,7 +27553,7 @@
               <w:spacing w:after="10" w:before="0"/>
               <w:ind w:left="120"/>
             </w:pPr>
-            <w:hyperlink w:history="1" r:id="rId9rd8qwoklzzc2ksfp3vnf">
+            <w:hyperlink w:history="1" r:id="rIdgvn_ltsexm50h6fuiumhz">
               <w:r>
                 <w:rPr>
                   <w:rFonts w:ascii="Arial" w:cs="Arial" w:eastAsia="Arial" w:hAnsi="Arial"/>
@@ -27544,7 +27598,7 @@
             <w:pPr>
               <w:spacing w:after="20" w:before="0"/>
             </w:pPr>
-            <w:hyperlink w:history="1" r:id="rIdztg-p3v5rktl8yok7ind7">
+            <w:hyperlink w:history="1" r:id="rId10h8lbe44nbz0xdiwmhcn">
               <w:r>
                 <w:rPr>
                   <w:rFonts w:ascii="Arial" w:cs="Arial" w:eastAsia="Arial" w:hAnsi="Arial"/>
@@ -27577,7 +27631,7 @@
               <w:spacing w:after="10" w:before="0"/>
               <w:ind w:left="120"/>
             </w:pPr>
-            <w:hyperlink w:history="1" r:id="rIdgnfar267unocmnq6vmd-i">
+            <w:hyperlink w:history="1" r:id="rIde-uqnoeqd_nz6ykgkrx79">
               <w:r>
                 <w:rPr>
                   <w:rFonts w:ascii="Arial" w:cs="Arial" w:eastAsia="Arial" w:hAnsi="Arial"/>
@@ -27772,7 +27826,7 @@
             <w:pPr>
               <w:spacing w:after="20" w:before="0"/>
             </w:pPr>
-            <w:hyperlink w:history="1" r:id="rIdvukhsbnlk23a-tdptnzmr">
+            <w:hyperlink w:history="1" r:id="rIdvgajxhpyq-hpomrzsmu91">
               <w:r>
                 <w:rPr>
                   <w:rFonts w:ascii="Arial" w:cs="Arial" w:eastAsia="Arial" w:hAnsi="Arial"/>
@@ -27805,7 +27859,7 @@
               <w:spacing w:after="10" w:before="0"/>
               <w:ind w:left="120"/>
             </w:pPr>
-            <w:hyperlink w:history="1" r:id="rIdxeghwx6arvbqhntnuqb9h">
+            <w:hyperlink w:history="1" r:id="rIdylp646nxavkibgcssef8o">
               <w:r>
                 <w:rPr>
                   <w:rFonts w:ascii="Arial" w:cs="Arial" w:eastAsia="Arial" w:hAnsi="Arial"/>
@@ -27850,7 +27904,7 @@
             <w:pPr>
               <w:spacing w:after="20" w:before="0"/>
             </w:pPr>
-            <w:hyperlink w:history="1" r:id="rIdpqe6ztplolc4igrhl7zgo">
+            <w:hyperlink w:history="1" r:id="rIdklh-oi0c1so_gth-nlbng">
               <w:r>
                 <w:rPr>
                   <w:rFonts w:ascii="Arial" w:cs="Arial" w:eastAsia="Arial" w:hAnsi="Arial"/>
@@ -27883,7 +27937,7 @@
               <w:spacing w:after="10" w:before="0"/>
               <w:ind w:left="120"/>
             </w:pPr>
-            <w:hyperlink w:history="1" r:id="rId5-xu73i73hzs3tlsu4dzj">
+            <w:hyperlink w:history="1" r:id="rIdehjccfl9faobe7bmp2s4l">
               <w:r>
                 <w:rPr>
                   <w:rFonts w:ascii="Arial" w:cs="Arial" w:eastAsia="Arial" w:hAnsi="Arial"/>
@@ -28078,7 +28132,7 @@
             <w:pPr>
               <w:spacing w:after="20" w:before="0"/>
             </w:pPr>
-            <w:hyperlink w:history="1" r:id="rIdzlf0oghns_lzpim7lnkew">
+            <w:hyperlink w:history="1" r:id="rIdl7yfkcrwuzslmmfrqo3ao">
               <w:r>
                 <w:rPr>
                   <w:rFonts w:ascii="Arial" w:cs="Arial" w:eastAsia="Arial" w:hAnsi="Arial"/>
@@ -28111,7 +28165,7 @@
               <w:spacing w:after="10" w:before="0"/>
               <w:ind w:left="120"/>
             </w:pPr>
-            <w:hyperlink w:history="1" r:id="rIdowel17sqiq_ocrmdcdrk5">
+            <w:hyperlink w:history="1" r:id="rIdz0xice96_nlaj_0fqnc5t">
               <w:r>
                 <w:rPr>
                   <w:rFonts w:ascii="Arial" w:cs="Arial" w:eastAsia="Arial" w:hAnsi="Arial"/>
@@ -28156,7 +28210,7 @@
             <w:pPr>
               <w:spacing w:after="20" w:before="0"/>
             </w:pPr>
-            <w:hyperlink w:history="1" r:id="rIdhg_2xehnp42cpjmaodsom">
+            <w:hyperlink w:history="1" r:id="rIdsrxpzenyprnv50gybybnu">
               <w:r>
                 <w:rPr>
                   <w:rFonts w:ascii="Arial" w:cs="Arial" w:eastAsia="Arial" w:hAnsi="Arial"/>
@@ -28189,7 +28243,7 @@
               <w:spacing w:after="10" w:before="0"/>
               <w:ind w:left="120"/>
             </w:pPr>
-            <w:hyperlink w:history="1" r:id="rId35xdr9ogcjyunyp6gi03g">
+            <w:hyperlink w:history="1" r:id="rIdbz5k7w6nhhppbi6-weuix">
               <w:r>
                 <w:rPr>
                   <w:rFonts w:ascii="Arial" w:cs="Arial" w:eastAsia="Arial" w:hAnsi="Arial"/>
@@ -28384,7 +28438,7 @@
             <w:pPr>
               <w:spacing w:after="20" w:before="0"/>
             </w:pPr>
-            <w:hyperlink w:history="1" r:id="rIdwjzgxq_im3lccurfo_rly">
+            <w:hyperlink w:history="1" r:id="rIdyrgafkvucsdrinkfvbvsx">
               <w:r>
                 <w:rPr>
                   <w:rFonts w:ascii="Arial" w:cs="Arial" w:eastAsia="Arial" w:hAnsi="Arial"/>
@@ -28417,7 +28471,7 @@
               <w:spacing w:after="10" w:before="0"/>
               <w:ind w:left="120"/>
             </w:pPr>
-            <w:hyperlink w:history="1" r:id="rIdcvxmpd5wtu6e5f75vs4xg">
+            <w:hyperlink w:history="1" r:id="rIdd2fzg08ieczkbcansmw1c">
               <w:r>
                 <w:rPr>
                   <w:rFonts w:ascii="Arial" w:cs="Arial" w:eastAsia="Arial" w:hAnsi="Arial"/>
@@ -28462,7 +28516,7 @@
             <w:pPr>
               <w:spacing w:after="20" w:before="0"/>
             </w:pPr>
-            <w:hyperlink w:history="1" r:id="rIde8zpgthcehrplisvxslxd">
+            <w:hyperlink w:history="1" r:id="rIdw_meejdr7h0jndrjriitd">
               <w:r>
                 <w:rPr>
                   <w:rFonts w:ascii="Arial" w:cs="Arial" w:eastAsia="Arial" w:hAnsi="Arial"/>
@@ -28495,7 +28549,7 @@
               <w:spacing w:after="10" w:before="0"/>
               <w:ind w:left="120"/>
             </w:pPr>
-            <w:hyperlink w:history="1" r:id="rId0npnkzvrflvk5izsye0o0">
+            <w:hyperlink w:history="1" r:id="rIdak2v_mmlx_utgsmajk0jh">
               <w:r>
                 <w:rPr>
                   <w:rFonts w:ascii="Arial" w:cs="Arial" w:eastAsia="Arial" w:hAnsi="Arial"/>
@@ -29934,32 +29988,32 @@
         <w:tc>
           <w:tcPr>
             <w:tcW w:type="dxa" w:w="1520"/>
-            <w:shd w:fill="F2F2F2" w:color="auto" w:val="clear"/>
-            <w:tcMar>
-              <w:top w:type="dxa" w:w="60"/>
-              <w:left w:type="dxa" w:w="120"/>
-              <w:bottom w:type="dxa" w:w="60"/>
-              <w:right w:type="dxa" w:w="120"/>
-            </w:tcMar>
-            <w:vAlign w:val="top"/>
-          </w:tcPr>
-          <w:p>
-            <w:pPr>
-              <w:spacing w:after="40" w:before="0"/>
-              <w:jc w:val="left"/>
-            </w:pPr>
-            <w:r>
-              <w:rPr>
-                <w:rFonts w:ascii="Arial" w:cs="Arial" w:eastAsia="Arial" w:hAnsi="Arial"/>
-                <w:b/>
-                <w:bCs/>
-                <w:i w:val="false"/>
-                <w:iCs w:val="false"/>
-                <w:color w:val="000000"/>
-                <w:sz w:val="18"/>
-                <w:szCs w:val="18"/>
-              </w:rPr>
-              <w:t xml:space="preserve">Phase 1 — Predict: Returning to the Beginning</w:t>
+            <w:shd w:fill="EAD1F5" w:color="auto" w:val="clear"/>
+            <w:tcMar>
+              <w:top w:type="dxa" w:w="60"/>
+              <w:left w:type="dxa" w:w="120"/>
+              <w:bottom w:type="dxa" w:w="60"/>
+              <w:right w:type="dxa" w:w="120"/>
+            </w:tcMar>
+            <w:vAlign w:val="top"/>
+          </w:tcPr>
+          <w:p>
+            <w:pPr>
+              <w:spacing w:after="40" w:before="0"/>
+              <w:jc w:val="left"/>
+            </w:pPr>
+            <w:r>
+              <w:rPr>
+                <w:rFonts w:ascii="Arial" w:cs="Arial" w:eastAsia="Arial" w:hAnsi="Arial"/>
+                <w:b/>
+                <w:bCs/>
+                <w:i w:val="false"/>
+                <w:iCs w:val="false"/>
+                <w:color w:val="000000"/>
+                <w:sz w:val="18"/>
+                <w:szCs w:val="18"/>
+              </w:rPr>
+              <w:t xml:space="preserve">Predict Phase</w:t>
             </w:r>
           </w:p>
           <w:p>
@@ -29982,7 +30036,7 @@
             <w:pPr>
               <w:spacing w:after="20" w:before="0"/>
             </w:pPr>
-            <w:hyperlink w:history="1" r:id="rIdhph9ueebw1ng1vhb8a1xc">
+            <w:hyperlink w:history="1" r:id="rIdl6ishe0u5bhxlse24dlfr">
               <w:r>
                 <w:rPr>
                   <w:rFonts w:ascii="Arial" w:cs="Arial" w:eastAsia="Arial" w:hAnsi="Arial"/>
@@ -30015,7 +30069,7 @@
               <w:spacing w:after="10" w:before="0"/>
               <w:ind w:left="120"/>
             </w:pPr>
-            <w:hyperlink w:history="1" r:id="rIdyhoa19w_5b9xwvlzdxo6k">
+            <w:hyperlink w:history="1" r:id="rIdf8cesttugferyw6yw1_z-">
               <w:r>
                 <w:rPr>
                   <w:rFonts w:ascii="Arial" w:cs="Arial" w:eastAsia="Arial" w:hAnsi="Arial"/>
@@ -30060,7 +30114,7 @@
             <w:pPr>
               <w:spacing w:after="20" w:before="0"/>
             </w:pPr>
-            <w:hyperlink w:history="1" r:id="rIdymmiaxbugsvz3jmzok0yf">
+            <w:hyperlink w:history="1" r:id="rIddb1z-krpsnqu9xp4de_8u">
               <w:r>
                 <w:rPr>
                   <w:rFonts w:ascii="Arial" w:cs="Arial" w:eastAsia="Arial" w:hAnsi="Arial"/>
@@ -30093,7 +30147,7 @@
               <w:spacing w:after="10" w:before="0"/>
               <w:ind w:left="120"/>
             </w:pPr>
-            <w:hyperlink w:history="1" r:id="rIdkavbqltji0rav0vofimet">
+            <w:hyperlink w:history="1" r:id="rIdxmudmbrlw-auzxipkasnd">
               <w:r>
                 <w:rPr>
                   <w:rFonts w:ascii="Arial" w:cs="Arial" w:eastAsia="Arial" w:hAnsi="Arial"/>
@@ -30240,32 +30294,32 @@
         <w:tc>
           <w:tcPr>
             <w:tcW w:type="dxa" w:w="1520"/>
-            <w:shd w:fill="F2F2F2" w:color="auto" w:val="clear"/>
-            <w:tcMar>
-              <w:top w:type="dxa" w:w="60"/>
-              <w:left w:type="dxa" w:w="120"/>
-              <w:bottom w:type="dxa" w:w="60"/>
-              <w:right w:type="dxa" w:w="120"/>
-            </w:tcMar>
-            <w:vAlign w:val="top"/>
-          </w:tcPr>
-          <w:p>
-            <w:pPr>
-              <w:spacing w:after="40" w:before="0"/>
-              <w:jc w:val="left"/>
-            </w:pPr>
-            <w:r>
-              <w:rPr>
-                <w:rFonts w:ascii="Arial" w:cs="Arial" w:eastAsia="Arial" w:hAnsi="Arial"/>
-                <w:b/>
-                <w:bCs/>
-                <w:i w:val="false"/>
-                <w:iCs w:val="false"/>
-                <w:color w:val="000000"/>
-                <w:sz w:val="18"/>
-                <w:szCs w:val="18"/>
-              </w:rPr>
-              <w:t xml:space="preserve">Phase 2 — Observe: Video + Structured Reading on Uses of Acids and Bases</w:t>
+            <w:shd w:fill="D9EEF1" w:color="auto" w:val="clear"/>
+            <w:tcMar>
+              <w:top w:type="dxa" w:w="60"/>
+              <w:left w:type="dxa" w:w="120"/>
+              <w:bottom w:type="dxa" w:w="60"/>
+              <w:right w:type="dxa" w:w="120"/>
+            </w:tcMar>
+            <w:vAlign w:val="top"/>
+          </w:tcPr>
+          <w:p>
+            <w:pPr>
+              <w:spacing w:after="40" w:before="0"/>
+              <w:jc w:val="left"/>
+            </w:pPr>
+            <w:r>
+              <w:rPr>
+                <w:rFonts w:ascii="Arial" w:cs="Arial" w:eastAsia="Arial" w:hAnsi="Arial"/>
+                <w:b/>
+                <w:bCs/>
+                <w:i w:val="false"/>
+                <w:iCs w:val="false"/>
+                <w:color w:val="000000"/>
+                <w:sz w:val="18"/>
+                <w:szCs w:val="18"/>
+              </w:rPr>
+              <w:t xml:space="preserve">Observe Phase</w:t>
             </w:r>
           </w:p>
           <w:p>
@@ -30288,7 +30342,7 @@
             <w:pPr>
               <w:spacing w:after="20" w:before="0"/>
             </w:pPr>
-            <w:hyperlink w:history="1" r:id="rId-udy2vzo3jbkk3rlmdm8g">
+            <w:hyperlink w:history="1" r:id="rIdx775ditbixasrb8qmoiwy">
               <w:r>
                 <w:rPr>
                   <w:rFonts w:ascii="Arial" w:cs="Arial" w:eastAsia="Arial" w:hAnsi="Arial"/>
@@ -30321,7 +30375,7 @@
               <w:spacing w:after="10" w:before="0"/>
               <w:ind w:left="120"/>
             </w:pPr>
-            <w:hyperlink w:history="1" r:id="rIdpsete7c2hnjqcriplgmi1">
+            <w:hyperlink w:history="1" r:id="rIdauqq7njzrg-3oaqkhr7oc">
               <w:r>
                 <w:rPr>
                   <w:rFonts w:ascii="Arial" w:cs="Arial" w:eastAsia="Arial" w:hAnsi="Arial"/>
@@ -30366,7 +30420,7 @@
             <w:pPr>
               <w:spacing w:after="20" w:before="0"/>
             </w:pPr>
-            <w:hyperlink w:history="1" r:id="rIds5o-hctw7pwhlkwxwf9hy">
+            <w:hyperlink w:history="1" r:id="rId47xl7p2nnawwapwynt08f">
               <w:r>
                 <w:rPr>
                   <w:rFonts w:ascii="Arial" w:cs="Arial" w:eastAsia="Arial" w:hAnsi="Arial"/>
@@ -30399,7 +30453,7 @@
               <w:spacing w:after="10" w:before="0"/>
               <w:ind w:left="120"/>
             </w:pPr>
-            <w:hyperlink w:history="1" r:id="rIdxgxnsvqy-6jdyeqkdvpne">
+            <w:hyperlink w:history="1" r:id="rIdvs8g3qjlfh3blldicedbv">
               <w:r>
                 <w:rPr>
                   <w:rFonts w:ascii="Arial" w:cs="Arial" w:eastAsia="Arial" w:hAnsi="Arial"/>
@@ -30546,32 +30600,32 @@
         <w:tc>
           <w:tcPr>
             <w:tcW w:type="dxa" w:w="1520"/>
-            <w:shd w:fill="F2F2F2" w:color="auto" w:val="clear"/>
-            <w:tcMar>
-              <w:top w:type="dxa" w:w="60"/>
-              <w:left w:type="dxa" w:w="120"/>
-              <w:bottom w:type="dxa" w:w="60"/>
-              <w:right w:type="dxa" w:w="120"/>
-            </w:tcMar>
-            <w:vAlign w:val="top"/>
-          </w:tcPr>
-          <w:p>
-            <w:pPr>
-              <w:spacing w:after="40" w:before="0"/>
-              <w:jc w:val="left"/>
-            </w:pPr>
-            <w:r>
-              <w:rPr>
-                <w:rFonts w:ascii="Arial" w:cs="Arial" w:eastAsia="Arial" w:hAnsi="Arial"/>
-                <w:b/>
-                <w:bCs/>
-                <w:i w:val="false"/>
-                <w:iCs w:val="false"/>
-                <w:color w:val="000000"/>
-                <w:sz w:val="18"/>
-                <w:szCs w:val="18"/>
-              </w:rPr>
-              <w:t xml:space="preserve">Phase 3 — Explain: Driving Question Board Closure</w:t>
+            <w:shd w:fill="E2EFDA" w:color="auto" w:val="clear"/>
+            <w:tcMar>
+              <w:top w:type="dxa" w:w="60"/>
+              <w:left w:type="dxa" w:w="120"/>
+              <w:bottom w:type="dxa" w:w="60"/>
+              <w:right w:type="dxa" w:w="120"/>
+            </w:tcMar>
+            <w:vAlign w:val="top"/>
+          </w:tcPr>
+          <w:p>
+            <w:pPr>
+              <w:spacing w:after="40" w:before="0"/>
+              <w:jc w:val="left"/>
+            </w:pPr>
+            <w:r>
+              <w:rPr>
+                <w:rFonts w:ascii="Arial" w:cs="Arial" w:eastAsia="Arial" w:hAnsi="Arial"/>
+                <w:b/>
+                <w:bCs/>
+                <w:i w:val="false"/>
+                <w:iCs w:val="false"/>
+                <w:color w:val="000000"/>
+                <w:sz w:val="18"/>
+                <w:szCs w:val="18"/>
+              </w:rPr>
+              <w:t xml:space="preserve">Explain Phase</w:t>
             </w:r>
           </w:p>
           <w:p>
@@ -30594,7 +30648,7 @@
             <w:pPr>
               <w:spacing w:after="20" w:before="0"/>
             </w:pPr>
-            <w:hyperlink w:history="1" r:id="rIdkcp1no5z03ogj1msnmjhh">
+            <w:hyperlink w:history="1" r:id="rIdrmdyzsyteucp5hlirdt7b">
               <w:r>
                 <w:rPr>
                   <w:rFonts w:ascii="Arial" w:cs="Arial" w:eastAsia="Arial" w:hAnsi="Arial"/>
@@ -30627,7 +30681,7 @@
               <w:spacing w:after="10" w:before="0"/>
               <w:ind w:left="120"/>
             </w:pPr>
-            <w:hyperlink w:history="1" r:id="rId8e1rk0g9xjjm9a6tru-lo">
+            <w:hyperlink w:history="1" r:id="rId3ibuu9ltnzndumo3zrag_">
               <w:r>
                 <w:rPr>
                   <w:rFonts w:ascii="Arial" w:cs="Arial" w:eastAsia="Arial" w:hAnsi="Arial"/>
@@ -30672,7 +30726,7 @@
             <w:pPr>
               <w:spacing w:after="20" w:before="0"/>
             </w:pPr>
-            <w:hyperlink w:history="1" r:id="rId087u4rw0t8ljc305l-lks">
+            <w:hyperlink w:history="1" r:id="rIdj6dspamdxt2znedoogfjk">
               <w:r>
                 <w:rPr>
                   <w:rFonts w:ascii="Arial" w:cs="Arial" w:eastAsia="Arial" w:hAnsi="Arial"/>
@@ -30705,7 +30759,7 @@
               <w:spacing w:after="10" w:before="0"/>
               <w:ind w:left="120"/>
             </w:pPr>
-            <w:hyperlink w:history="1" r:id="rIdhcmr6bapgdwp1ai-csmxz">
+            <w:hyperlink w:history="1" r:id="rIdfpaws8vrqoyzncaj5id0x">
               <w:r>
                 <w:rPr>
                   <w:rFonts w:ascii="Arial" w:cs="Arial" w:eastAsia="Arial" w:hAnsi="Arial"/>
@@ -30852,32 +30906,32 @@
         <w:tc>
           <w:tcPr>
             <w:tcW w:type="dxa" w:w="1520"/>
-            <w:shd w:fill="F2F2F2" w:color="auto" w:val="clear"/>
-            <w:tcMar>
-              <w:top w:type="dxa" w:w="60"/>
-              <w:left w:type="dxa" w:w="120"/>
-              <w:bottom w:type="dxa" w:w="60"/>
-              <w:right w:type="dxa" w:w="120"/>
-            </w:tcMar>
-            <w:vAlign w:val="top"/>
-          </w:tcPr>
-          <w:p>
-            <w:pPr>
-              <w:spacing w:after="40" w:before="0"/>
-              <w:jc w:val="left"/>
-            </w:pPr>
-            <w:r>
-              <w:rPr>
-                <w:rFonts w:ascii="Arial" w:cs="Arial" w:eastAsia="Arial" w:hAnsi="Arial"/>
-                <w:b/>
-                <w:bCs/>
-                <w:i w:val="false"/>
-                <w:iCs w:val="false"/>
-                <w:color w:val="000000"/>
-                <w:sz w:val="18"/>
-                <w:szCs w:val="18"/>
-              </w:rPr>
-              <w:t xml:space="preserve">Phase 4 — DQB Update: Final Model Comparison (Lesson 1 vs. Lesson 10)</w:t>
+            <w:shd w:fill="FCE4D6" w:color="auto" w:val="clear"/>
+            <w:tcMar>
+              <w:top w:type="dxa" w:w="60"/>
+              <w:left w:type="dxa" w:w="120"/>
+              <w:bottom w:type="dxa" w:w="60"/>
+              <w:right w:type="dxa" w:w="120"/>
+            </w:tcMar>
+            <w:vAlign w:val="top"/>
+          </w:tcPr>
+          <w:p>
+            <w:pPr>
+              <w:spacing w:after="40" w:before="0"/>
+              <w:jc w:val="left"/>
+            </w:pPr>
+            <w:r>
+              <w:rPr>
+                <w:rFonts w:ascii="Arial" w:cs="Arial" w:eastAsia="Arial" w:hAnsi="Arial"/>
+                <w:b/>
+                <w:bCs/>
+                <w:i w:val="false"/>
+                <w:iCs w:val="false"/>
+                <w:color w:val="000000"/>
+                <w:sz w:val="18"/>
+                <w:szCs w:val="18"/>
+              </w:rPr>
+              <w:t xml:space="preserve">Driving Question Board (DQB) Creation</w:t>
             </w:r>
           </w:p>
           <w:p>
@@ -30900,7 +30954,7 @@
             <w:pPr>
               <w:spacing w:after="20" w:before="0"/>
             </w:pPr>
-            <w:hyperlink w:history="1" r:id="rIddh91d-x_wk5jwggaybj_7">
+            <w:hyperlink w:history="1" r:id="rIdqzfuba39mgl5eh59iibmj">
               <w:r>
                 <w:rPr>
                   <w:rFonts w:ascii="Arial" w:cs="Arial" w:eastAsia="Arial" w:hAnsi="Arial"/>
@@ -30933,7 +30987,7 @@
               <w:spacing w:after="10" w:before="0"/>
               <w:ind w:left="120"/>
             </w:pPr>
-            <w:hyperlink w:history="1" r:id="rIdqdr_cmzyouyd0haenliei">
+            <w:hyperlink w:history="1" r:id="rIdjkygsa6w_ovjz8abynfof">
               <w:r>
                 <w:rPr>
                   <w:rFonts w:ascii="Arial" w:cs="Arial" w:eastAsia="Arial" w:hAnsi="Arial"/>
@@ -30978,7 +31032,7 @@
             <w:pPr>
               <w:spacing w:after="20" w:before="0"/>
             </w:pPr>
-            <w:hyperlink w:history="1" r:id="rIdxqnlq8muaagcho-pm_1fl">
+            <w:hyperlink w:history="1" r:id="rIddwbg2apqtpsue6v0ai_se">
               <w:r>
                 <w:rPr>
                   <w:rFonts w:ascii="Arial" w:cs="Arial" w:eastAsia="Arial" w:hAnsi="Arial"/>
@@ -31011,7 +31065,7 @@
               <w:spacing w:after="10" w:before="0"/>
               <w:ind w:left="120"/>
             </w:pPr>
-            <w:hyperlink w:history="1" r:id="rIdzkhdrmccjaqjbvfsczvsu">
+            <w:hyperlink w:history="1" r:id="rIdqgfpoe77zbf1ke9fajfkc">
               <w:r>
                 <w:rPr>
                   <w:rFonts w:ascii="Arial" w:cs="Arial" w:eastAsia="Arial" w:hAnsi="Arial"/>
@@ -31158,32 +31212,32 @@
         <w:tc>
           <w:tcPr>
             <w:tcW w:type="dxa" w:w="1520"/>
-            <w:shd w:fill="F2F2F2" w:color="auto" w:val="clear"/>
-            <w:tcMar>
-              <w:top w:type="dxa" w:w="60"/>
-              <w:left w:type="dxa" w:w="120"/>
-              <w:bottom w:type="dxa" w:w="60"/>
-              <w:right w:type="dxa" w:w="120"/>
-            </w:tcMar>
-            <w:vAlign w:val="top"/>
-          </w:tcPr>
-          <w:p>
-            <w:pPr>
-              <w:spacing w:after="40" w:before="0"/>
-              <w:jc w:val="left"/>
-            </w:pPr>
-            <w:r>
-              <w:rPr>
-                <w:rFonts w:ascii="Arial" w:cs="Arial" w:eastAsia="Arial" w:hAnsi="Arial"/>
-                <w:b/>
-                <w:bCs/>
-                <w:i w:val="false"/>
-                <w:iCs w:val="false"/>
-                <w:color w:val="000000"/>
-                <w:sz w:val="18"/>
-                <w:szCs w:val="18"/>
-              </w:rPr>
-              <w:t xml:space="preserve">Phase 5 — Final Explanation: The Eight Cups, Fully Explained</w:t>
+            <w:shd w:fill="D5E8F0" w:color="auto" w:val="clear"/>
+            <w:tcMar>
+              <w:top w:type="dxa" w:w="60"/>
+              <w:left w:type="dxa" w:w="120"/>
+              <w:bottom w:type="dxa" w:w="60"/>
+              <w:right w:type="dxa" w:w="120"/>
+            </w:tcMar>
+            <w:vAlign w:val="top"/>
+          </w:tcPr>
+          <w:p>
+            <w:pPr>
+              <w:spacing w:after="40" w:before="0"/>
+              <w:jc w:val="left"/>
+            </w:pPr>
+            <w:r>
+              <w:rPr>
+                <w:rFonts w:ascii="Arial" w:cs="Arial" w:eastAsia="Arial" w:hAnsi="Arial"/>
+                <w:b/>
+                <w:bCs/>
+                <w:i w:val="false"/>
+                <w:iCs w:val="false"/>
+                <w:color w:val="000000"/>
+                <w:sz w:val="18"/>
+                <w:szCs w:val="18"/>
+              </w:rPr>
+              <w:t xml:space="preserve">Model Building Phase</w:t>
             </w:r>
           </w:p>
           <w:p>
@@ -31206,7 +31260,7 @@
             <w:pPr>
               <w:spacing w:after="20" w:before="0"/>
             </w:pPr>
-            <w:hyperlink w:history="1" r:id="rIdxpfttksug-l63jyakg8hs">
+            <w:hyperlink w:history="1" r:id="rId9tgv5balpljj2vg1jhb5b">
               <w:r>
                 <w:rPr>
                   <w:rFonts w:ascii="Arial" w:cs="Arial" w:eastAsia="Arial" w:hAnsi="Arial"/>
@@ -31239,7 +31293,7 @@
               <w:spacing w:after="10" w:before="0"/>
               <w:ind w:left="120"/>
             </w:pPr>
-            <w:hyperlink w:history="1" r:id="rIdakcx7dixl5oje8ymvu3a-">
+            <w:hyperlink w:history="1" r:id="rIdz2trp-y83ddkickft_9bq">
               <w:r>
                 <w:rPr>
                   <w:rFonts w:ascii="Arial" w:cs="Arial" w:eastAsia="Arial" w:hAnsi="Arial"/>
@@ -31284,7 +31338,7 @@
             <w:pPr>
               <w:spacing w:after="20" w:before="0"/>
             </w:pPr>
-            <w:hyperlink w:history="1" r:id="rIdml3imqlihdcvqx8f5lehy">
+            <w:hyperlink w:history="1" r:id="rIdj_qxglx56eh9slokfu5dj">
               <w:r>
                 <w:rPr>
                   <w:rFonts w:ascii="Arial" w:cs="Arial" w:eastAsia="Arial" w:hAnsi="Arial"/>
@@ -31317,7 +31371,7 @@
               <w:spacing w:after="10" w:before="0"/>
               <w:ind w:left="120"/>
             </w:pPr>
-            <w:hyperlink w:history="1" r:id="rIdtrbo4jc3obna0_1mqzyhv">
+            <w:hyperlink w:history="1" r:id="rIdd32mgr-1fnvmtgvoxz4ry">
               <w:r>
                 <w:rPr>
                   <w:rFonts w:ascii="Arial" w:cs="Arial" w:eastAsia="Arial" w:hAnsi="Arial"/>

--- a/data/outputs/v2/Chemistry/SS3.1_Acids_and_Bases/Chemistry_Acids_and_Bases_CBE_LessonSequence.docx
+++ b/data/outputs/v2/Chemistry/SS3.1_Acids_and_Bases/Chemistry_Acids_and_Bases_CBE_LessonSequence.docx
@@ -3498,7 +3498,7 @@
             <w:pPr>
               <w:spacing w:after="20" w:before="0"/>
             </w:pPr>
-            <w:hyperlink w:history="1" r:id="rIdlq5ta2vkjwsow9m2nwyhb">
+            <w:hyperlink w:history="1" r:id="rIdrs259lpirdgi9goyawqq3">
               <w:r>
                 <w:rPr>
                   <w:rFonts w:ascii="Arial" w:cs="Arial" w:eastAsia="Arial" w:hAnsi="Arial"/>
@@ -3531,7 +3531,7 @@
               <w:spacing w:after="10" w:before="0"/>
               <w:ind w:left="120"/>
             </w:pPr>
-            <w:hyperlink w:history="1" r:id="rId9jcv69hm-4wkm1d5_xrmq">
+            <w:hyperlink w:history="1" r:id="rIdiijo33b3wtckknb88a0x2">
               <w:r>
                 <w:rPr>
                   <w:rFonts w:ascii="Arial" w:cs="Arial" w:eastAsia="Arial" w:hAnsi="Arial"/>
@@ -3576,7 +3576,7 @@
             <w:pPr>
               <w:spacing w:after="20" w:before="0"/>
             </w:pPr>
-            <w:hyperlink w:history="1" r:id="rIdghizbsayddizfgfqygi4b">
+            <w:hyperlink w:history="1" r:id="rIdalzxlnfjy4dmc4r5o350u">
               <w:r>
                 <w:rPr>
                   <w:rFonts w:ascii="Arial" w:cs="Arial" w:eastAsia="Arial" w:hAnsi="Arial"/>
@@ -3609,7 +3609,7 @@
               <w:spacing w:after="10" w:before="0"/>
               <w:ind w:left="120"/>
             </w:pPr>
-            <w:hyperlink w:history="1" r:id="rId_-ebfln_dv-rbfn-zoowx">
+            <w:hyperlink w:history="1" r:id="rIddmv2zfnvb4ualc83aeytq">
               <w:r>
                 <w:rPr>
                   <w:rFonts w:ascii="Arial" w:cs="Arial" w:eastAsia="Arial" w:hAnsi="Arial"/>
@@ -3804,7 +3804,7 @@
             <w:pPr>
               <w:spacing w:after="20" w:before="0"/>
             </w:pPr>
-            <w:hyperlink w:history="1" r:id="rIdwv_ahbw_5uen9vw1j3zvq">
+            <w:hyperlink w:history="1" r:id="rIdbz-0egn5cizwyhsz_ky1v">
               <w:r>
                 <w:rPr>
                   <w:rFonts w:ascii="Arial" w:cs="Arial" w:eastAsia="Arial" w:hAnsi="Arial"/>
@@ -3837,7 +3837,7 @@
               <w:spacing w:after="10" w:before="0"/>
               <w:ind w:left="120"/>
             </w:pPr>
-            <w:hyperlink w:history="1" r:id="rIdwwfx9dpfyzjjz5lfvz1fp">
+            <w:hyperlink w:history="1" r:id="rIdzcrappawekuahyvgisxbt">
               <w:r>
                 <w:rPr>
                   <w:rFonts w:ascii="Arial" w:cs="Arial" w:eastAsia="Arial" w:hAnsi="Arial"/>
@@ -3882,7 +3882,7 @@
             <w:pPr>
               <w:spacing w:after="20" w:before="0"/>
             </w:pPr>
-            <w:hyperlink w:history="1" r:id="rIdghyfxxb9iynjesdogga9f">
+            <w:hyperlink w:history="1" r:id="rId8zt2yzbvmbjoo2t21vder">
               <w:r>
                 <w:rPr>
                   <w:rFonts w:ascii="Arial" w:cs="Arial" w:eastAsia="Arial" w:hAnsi="Arial"/>
@@ -3915,7 +3915,7 @@
               <w:spacing w:after="10" w:before="0"/>
               <w:ind w:left="120"/>
             </w:pPr>
-            <w:hyperlink w:history="1" r:id="rId5xaqf4glucfbeykfre0rz">
+            <w:hyperlink w:history="1" r:id="rIdaqo9fjb5sk7nxd7qsc4xm">
               <w:r>
                 <w:rPr>
                   <w:rFonts w:ascii="Arial" w:cs="Arial" w:eastAsia="Arial" w:hAnsi="Arial"/>
@@ -4110,7 +4110,7 @@
             <w:pPr>
               <w:spacing w:after="20" w:before="0"/>
             </w:pPr>
-            <w:hyperlink w:history="1" r:id="rIdam1vu8xjaljjzbduxcd4b">
+            <w:hyperlink w:history="1" r:id="rIdftq9czrpnuip0ydfezlua">
               <w:r>
                 <w:rPr>
                   <w:rFonts w:ascii="Arial" w:cs="Arial" w:eastAsia="Arial" w:hAnsi="Arial"/>
@@ -4143,7 +4143,7 @@
               <w:spacing w:after="10" w:before="0"/>
               <w:ind w:left="120"/>
             </w:pPr>
-            <w:hyperlink w:history="1" r:id="rIdjqmof1umtacomuhnmolea">
+            <w:hyperlink w:history="1" r:id="rIdbk5izeqdviihusq4hm-yw">
               <w:r>
                 <w:rPr>
                   <w:rFonts w:ascii="Arial" w:cs="Arial" w:eastAsia="Arial" w:hAnsi="Arial"/>
@@ -4188,7 +4188,7 @@
             <w:pPr>
               <w:spacing w:after="20" w:before="0"/>
             </w:pPr>
-            <w:hyperlink w:history="1" r:id="rIde3gi5th3zpxdgcinjoujv">
+            <w:hyperlink w:history="1" r:id="rId8b2wtmzzeksgn8gjshsfv">
               <w:r>
                 <w:rPr>
                   <w:rFonts w:ascii="Arial" w:cs="Arial" w:eastAsia="Arial" w:hAnsi="Arial"/>
@@ -4221,7 +4221,7 @@
               <w:spacing w:after="10" w:before="0"/>
               <w:ind w:left="120"/>
             </w:pPr>
-            <w:hyperlink w:history="1" r:id="rIdzuoisjd9jwqhfoypjkxzo">
+            <w:hyperlink w:history="1" r:id="rIdrovtl-6ubqqgouu58olql">
               <w:r>
                 <w:rPr>
                   <w:rFonts w:ascii="Arial" w:cs="Arial" w:eastAsia="Arial" w:hAnsi="Arial"/>
@@ -4416,7 +4416,7 @@
             <w:pPr>
               <w:spacing w:after="20" w:before="0"/>
             </w:pPr>
-            <w:hyperlink w:history="1" r:id="rIdljbm4virfcqr5ukkb_euw">
+            <w:hyperlink w:history="1" r:id="rIdlohrumsrftru84ytwkrvc">
               <w:r>
                 <w:rPr>
                   <w:rFonts w:ascii="Arial" w:cs="Arial" w:eastAsia="Arial" w:hAnsi="Arial"/>
@@ -4449,7 +4449,7 @@
               <w:spacing w:after="10" w:before="0"/>
               <w:ind w:left="120"/>
             </w:pPr>
-            <w:hyperlink w:history="1" r:id="rIdmlhd8i1geoo39pdel0a1v">
+            <w:hyperlink w:history="1" r:id="rIdov0vzkfqdsxttfpfiblbi">
               <w:r>
                 <w:rPr>
                   <w:rFonts w:ascii="Arial" w:cs="Arial" w:eastAsia="Arial" w:hAnsi="Arial"/>
@@ -4494,7 +4494,7 @@
             <w:pPr>
               <w:spacing w:after="20" w:before="0"/>
             </w:pPr>
-            <w:hyperlink w:history="1" r:id="rId9vyzyik4w1puqayqhvhkt">
+            <w:hyperlink w:history="1" r:id="rId8pvugmi-j5fv5cymw4jk2">
               <w:r>
                 <w:rPr>
                   <w:rFonts w:ascii="Arial" w:cs="Arial" w:eastAsia="Arial" w:hAnsi="Arial"/>
@@ -4527,7 +4527,7 @@
               <w:spacing w:after="10" w:before="0"/>
               <w:ind w:left="120"/>
             </w:pPr>
-            <w:hyperlink w:history="1" r:id="rId1krbcua2uz70ddmdnumdc">
+            <w:hyperlink w:history="1" r:id="rId5-4qbhrxzuw6an0ydufn1">
               <w:r>
                 <w:rPr>
                   <w:rFonts w:ascii="Arial" w:cs="Arial" w:eastAsia="Arial" w:hAnsi="Arial"/>
@@ -4722,7 +4722,7 @@
             <w:pPr>
               <w:spacing w:after="20" w:before="0"/>
             </w:pPr>
-            <w:hyperlink w:history="1" r:id="rId6_drawcmr85c8dwfpm-tj">
+            <w:hyperlink w:history="1" r:id="rIdh5k2cgdw_jogry7rjwyam">
               <w:r>
                 <w:rPr>
                   <w:rFonts w:ascii="Arial" w:cs="Arial" w:eastAsia="Arial" w:hAnsi="Arial"/>
@@ -4755,7 +4755,7 @@
               <w:spacing w:after="10" w:before="0"/>
               <w:ind w:left="120"/>
             </w:pPr>
-            <w:hyperlink w:history="1" r:id="rId-ets3sszqq30yr4_l0wxh">
+            <w:hyperlink w:history="1" r:id="rId9dvpkchzshkeuojffj9id">
               <w:r>
                 <w:rPr>
                   <w:rFonts w:ascii="Arial" w:cs="Arial" w:eastAsia="Arial" w:hAnsi="Arial"/>
@@ -4800,7 +4800,7 @@
             <w:pPr>
               <w:spacing w:after="20" w:before="0"/>
             </w:pPr>
-            <w:hyperlink w:history="1" r:id="rIdkodp2ge60lzzl_ox7dtd-">
+            <w:hyperlink w:history="1" r:id="rIdf4cvnengxanc0bfqm65y9">
               <w:r>
                 <w:rPr>
                   <w:rFonts w:ascii="Arial" w:cs="Arial" w:eastAsia="Arial" w:hAnsi="Arial"/>
@@ -4833,7 +4833,7 @@
               <w:spacing w:after="10" w:before="0"/>
               <w:ind w:left="120"/>
             </w:pPr>
-            <w:hyperlink w:history="1" r:id="rId_kdxr67dhkfctuwskvytb">
+            <w:hyperlink w:history="1" r:id="rIdtpnrhuniauy0dtcsm42i5">
               <w:r>
                 <w:rPr>
                   <w:rFonts w:ascii="Arial" w:cs="Arial" w:eastAsia="Arial" w:hAnsi="Arial"/>
@@ -6320,7 +6320,7 @@
             <w:pPr>
               <w:spacing w:after="20" w:before="0"/>
             </w:pPr>
-            <w:hyperlink w:history="1" r:id="rId9qqkyne4dwtbwdphvwnob">
+            <w:hyperlink w:history="1" r:id="rIdqtwvk9ltno1tvwcyfjijx">
               <w:r>
                 <w:rPr>
                   <w:rFonts w:ascii="Arial" w:cs="Arial" w:eastAsia="Arial" w:hAnsi="Arial"/>
@@ -6353,7 +6353,7 @@
               <w:spacing w:after="10" w:before="0"/>
               <w:ind w:left="120"/>
             </w:pPr>
-            <w:hyperlink w:history="1" r:id="rIdscwm9hywaj3c55mv7i-nm">
+            <w:hyperlink w:history="1" r:id="rIdiosuxlopkf4qz6h71rt-r">
               <w:r>
                 <w:rPr>
                   <w:rFonts w:ascii="Arial" w:cs="Arial" w:eastAsia="Arial" w:hAnsi="Arial"/>
@@ -6398,7 +6398,7 @@
             <w:pPr>
               <w:spacing w:after="20" w:before="0"/>
             </w:pPr>
-            <w:hyperlink w:history="1" r:id="rId248lgwy1upqde3emtkyjf">
+            <w:hyperlink w:history="1" r:id="rIdrdsgmnwqkwwv73oi4vdyc">
               <w:r>
                 <w:rPr>
                   <w:rFonts w:ascii="Arial" w:cs="Arial" w:eastAsia="Arial" w:hAnsi="Arial"/>
@@ -6431,7 +6431,7 @@
               <w:spacing w:after="10" w:before="0"/>
               <w:ind w:left="120"/>
             </w:pPr>
-            <w:hyperlink w:history="1" r:id="rIdg5udg-ciijl5s-gnabixn">
+            <w:hyperlink w:history="1" r:id="rId6gawgzzb0vnbpelkyzfa1">
               <w:r>
                 <w:rPr>
                   <w:rFonts w:ascii="Arial" w:cs="Arial" w:eastAsia="Arial" w:hAnsi="Arial"/>
@@ -6626,7 +6626,7 @@
             <w:pPr>
               <w:spacing w:after="20" w:before="0"/>
             </w:pPr>
-            <w:hyperlink w:history="1" r:id="rIdsoeth01upkfv85cta6pgg">
+            <w:hyperlink w:history="1" r:id="rIdd6ajg2_9mbeqbqybovhqt">
               <w:r>
                 <w:rPr>
                   <w:rFonts w:ascii="Arial" w:cs="Arial" w:eastAsia="Arial" w:hAnsi="Arial"/>
@@ -6659,7 +6659,7 @@
               <w:spacing w:after="10" w:before="0"/>
               <w:ind w:left="120"/>
             </w:pPr>
-            <w:hyperlink w:history="1" r:id="rIdbrjfvymu0keoehioesktl">
+            <w:hyperlink w:history="1" r:id="rId5_phm5eqkgpbvma1h3r-4">
               <w:r>
                 <w:rPr>
                   <w:rFonts w:ascii="Arial" w:cs="Arial" w:eastAsia="Arial" w:hAnsi="Arial"/>
@@ -6704,7 +6704,7 @@
             <w:pPr>
               <w:spacing w:after="20" w:before="0"/>
             </w:pPr>
-            <w:hyperlink w:history="1" r:id="rIdkvykuywe80mqnudhiw88g">
+            <w:hyperlink w:history="1" r:id="rId4wamnzuymvwuqxwtunjds">
               <w:r>
                 <w:rPr>
                   <w:rFonts w:ascii="Arial" w:cs="Arial" w:eastAsia="Arial" w:hAnsi="Arial"/>
@@ -6737,7 +6737,7 @@
               <w:spacing w:after="10" w:before="0"/>
               <w:ind w:left="120"/>
             </w:pPr>
-            <w:hyperlink w:history="1" r:id="rIdwt7ameqqfr5f8lupjbkks">
+            <w:hyperlink w:history="1" r:id="rId1g4lodjrh2swr-h9kgw3m">
               <w:r>
                 <w:rPr>
                   <w:rFonts w:ascii="Arial" w:cs="Arial" w:eastAsia="Arial" w:hAnsi="Arial"/>
@@ -6932,7 +6932,7 @@
             <w:pPr>
               <w:spacing w:after="20" w:before="0"/>
             </w:pPr>
-            <w:hyperlink w:history="1" r:id="rId-dzqb1gekybotn-moxrtf">
+            <w:hyperlink w:history="1" r:id="rIdkb6obfvldqxa-ptpz45n9">
               <w:r>
                 <w:rPr>
                   <w:rFonts w:ascii="Arial" w:cs="Arial" w:eastAsia="Arial" w:hAnsi="Arial"/>
@@ -6965,7 +6965,7 @@
               <w:spacing w:after="10" w:before="0"/>
               <w:ind w:left="120"/>
             </w:pPr>
-            <w:hyperlink w:history="1" r:id="rIdtixbs_qg3r2tst6idqqqn">
+            <w:hyperlink w:history="1" r:id="rIdxhww8pge-1ozbcyyz5leq">
               <w:r>
                 <w:rPr>
                   <w:rFonts w:ascii="Arial" w:cs="Arial" w:eastAsia="Arial" w:hAnsi="Arial"/>
@@ -7010,7 +7010,7 @@
             <w:pPr>
               <w:spacing w:after="20" w:before="0"/>
             </w:pPr>
-            <w:hyperlink w:history="1" r:id="rIdiacydrymyg2hgrr52_erg">
+            <w:hyperlink w:history="1" r:id="rIdzbtocn3jw11wf7bytlotc">
               <w:r>
                 <w:rPr>
                   <w:rFonts w:ascii="Arial" w:cs="Arial" w:eastAsia="Arial" w:hAnsi="Arial"/>
@@ -7043,7 +7043,7 @@
               <w:spacing w:after="10" w:before="0"/>
               <w:ind w:left="120"/>
             </w:pPr>
-            <w:hyperlink w:history="1" r:id="rId8ovjef30cag6frd-tkrpw">
+            <w:hyperlink w:history="1" r:id="rIdmjdwluu6dtu4vbjhwrmwd">
               <w:r>
                 <w:rPr>
                   <w:rFonts w:ascii="Arial" w:cs="Arial" w:eastAsia="Arial" w:hAnsi="Arial"/>
@@ -7238,7 +7238,7 @@
             <w:pPr>
               <w:spacing w:after="20" w:before="0"/>
             </w:pPr>
-            <w:hyperlink w:history="1" r:id="rIdws7ma4-f-zipmk3lx9-vf">
+            <w:hyperlink w:history="1" r:id="rIddherqm3xkwvou7tytjpw4">
               <w:r>
                 <w:rPr>
                   <w:rFonts w:ascii="Arial" w:cs="Arial" w:eastAsia="Arial" w:hAnsi="Arial"/>
@@ -7271,7 +7271,7 @@
               <w:spacing w:after="10" w:before="0"/>
               <w:ind w:left="120"/>
             </w:pPr>
-            <w:hyperlink w:history="1" r:id="rIdodtfwrl8vaf5iih-0ibcf">
+            <w:hyperlink w:history="1" r:id="rIdstoaxorjyf9x5qgl1orpx">
               <w:r>
                 <w:rPr>
                   <w:rFonts w:ascii="Arial" w:cs="Arial" w:eastAsia="Arial" w:hAnsi="Arial"/>
@@ -7316,7 +7316,7 @@
             <w:pPr>
               <w:spacing w:after="20" w:before="0"/>
             </w:pPr>
-            <w:hyperlink w:history="1" r:id="rIdjhcjisxii4w0_rhebciui">
+            <w:hyperlink w:history="1" r:id="rIdq1kfv0zdmekbe7kw3cgki">
               <w:r>
                 <w:rPr>
                   <w:rFonts w:ascii="Arial" w:cs="Arial" w:eastAsia="Arial" w:hAnsi="Arial"/>
@@ -7349,7 +7349,7 @@
               <w:spacing w:after="10" w:before="0"/>
               <w:ind w:left="120"/>
             </w:pPr>
-            <w:hyperlink w:history="1" r:id="rIdimkczewkrplrim3bxax8l">
+            <w:hyperlink w:history="1" r:id="rIdc4e7_7f5bd7eonvbdzqag">
               <w:r>
                 <w:rPr>
                   <w:rFonts w:ascii="Arial" w:cs="Arial" w:eastAsia="Arial" w:hAnsi="Arial"/>
@@ -7544,7 +7544,7 @@
             <w:pPr>
               <w:spacing w:after="20" w:before="0"/>
             </w:pPr>
-            <w:hyperlink w:history="1" r:id="rId_f9jmxygzf5ob8gkqkwfu">
+            <w:hyperlink w:history="1" r:id="rId9yycbfnuax9-03vcjotlq">
               <w:r>
                 <w:rPr>
                   <w:rFonts w:ascii="Arial" w:cs="Arial" w:eastAsia="Arial" w:hAnsi="Arial"/>
@@ -7577,7 +7577,7 @@
               <w:spacing w:after="10" w:before="0"/>
               <w:ind w:left="120"/>
             </w:pPr>
-            <w:hyperlink w:history="1" r:id="rIduac-zyq2o17mq2npjvxif">
+            <w:hyperlink w:history="1" r:id="rId0xrkwoisho3crphwe1nxb">
               <w:r>
                 <w:rPr>
                   <w:rFonts w:ascii="Arial" w:cs="Arial" w:eastAsia="Arial" w:hAnsi="Arial"/>
@@ -7622,7 +7622,7 @@
             <w:pPr>
               <w:spacing w:after="20" w:before="0"/>
             </w:pPr>
-            <w:hyperlink w:history="1" r:id="rIdwqvgojrgiiwb3gaysd_mf">
+            <w:hyperlink w:history="1" r:id="rIdxmqkvzhwvdqhjh_rlu8jb">
               <w:r>
                 <w:rPr>
                   <w:rFonts w:ascii="Arial" w:cs="Arial" w:eastAsia="Arial" w:hAnsi="Arial"/>
@@ -7655,7 +7655,7 @@
               <w:spacing w:after="10" w:before="0"/>
               <w:ind w:left="120"/>
             </w:pPr>
-            <w:hyperlink w:history="1" r:id="rId1luyymec2e1y3upj4fgky">
+            <w:hyperlink w:history="1" r:id="rIduiqk6ri7hiupyejd_86di">
               <w:r>
                 <w:rPr>
                   <w:rFonts w:ascii="Arial" w:cs="Arial" w:eastAsia="Arial" w:hAnsi="Arial"/>
@@ -9142,7 +9142,7 @@
             <w:pPr>
               <w:spacing w:after="20" w:before="0"/>
             </w:pPr>
-            <w:hyperlink w:history="1" r:id="rIdo8dwqyvyki0flfbxyl8as">
+            <w:hyperlink w:history="1" r:id="rIdb_ozn3q4cri2elmw6ydqb">
               <w:r>
                 <w:rPr>
                   <w:rFonts w:ascii="Arial" w:cs="Arial" w:eastAsia="Arial" w:hAnsi="Arial"/>
@@ -9175,7 +9175,7 @@
               <w:spacing w:after="10" w:before="0"/>
               <w:ind w:left="120"/>
             </w:pPr>
-            <w:hyperlink w:history="1" r:id="rId5dotpepxsh3l9vkrzjj5p">
+            <w:hyperlink w:history="1" r:id="rIdsjsiz0uimdlv-z1bcuzyo">
               <w:r>
                 <w:rPr>
                   <w:rFonts w:ascii="Arial" w:cs="Arial" w:eastAsia="Arial" w:hAnsi="Arial"/>
@@ -9220,7 +9220,7 @@
             <w:pPr>
               <w:spacing w:after="20" w:before="0"/>
             </w:pPr>
-            <w:hyperlink w:history="1" r:id="rIdwxcynq8olx2bjew4vf9hu">
+            <w:hyperlink w:history="1" r:id="rIdg_rhcrnptwrfgze0z6m3p">
               <w:r>
                 <w:rPr>
                   <w:rFonts w:ascii="Arial" w:cs="Arial" w:eastAsia="Arial" w:hAnsi="Arial"/>
@@ -9253,7 +9253,7 @@
               <w:spacing w:after="10" w:before="0"/>
               <w:ind w:left="120"/>
             </w:pPr>
-            <w:hyperlink w:history="1" r:id="rIdzjqu42hwwk1xpfyztu05z">
+            <w:hyperlink w:history="1" r:id="rIdvp_fbbgufe_94-g8z213p">
               <w:r>
                 <w:rPr>
                   <w:rFonts w:ascii="Arial" w:cs="Arial" w:eastAsia="Arial" w:hAnsi="Arial"/>
@@ -9448,7 +9448,7 @@
             <w:pPr>
               <w:spacing w:after="20" w:before="0"/>
             </w:pPr>
-            <w:hyperlink w:history="1" r:id="rId1yciexun-kog3btiizga5">
+            <w:hyperlink w:history="1" r:id="rIdnbxwaingbhfr_vk30pqvh">
               <w:r>
                 <w:rPr>
                   <w:rFonts w:ascii="Arial" w:cs="Arial" w:eastAsia="Arial" w:hAnsi="Arial"/>
@@ -9481,7 +9481,7 @@
               <w:spacing w:after="10" w:before="0"/>
               <w:ind w:left="120"/>
             </w:pPr>
-            <w:hyperlink w:history="1" r:id="rId5xrji8pozkqepkhthgo5_">
+            <w:hyperlink w:history="1" r:id="rIdbndwfh0ej5ri-do3imecc">
               <w:r>
                 <w:rPr>
                   <w:rFonts w:ascii="Arial" w:cs="Arial" w:eastAsia="Arial" w:hAnsi="Arial"/>
@@ -9526,7 +9526,7 @@
             <w:pPr>
               <w:spacing w:after="20" w:before="0"/>
             </w:pPr>
-            <w:hyperlink w:history="1" r:id="rIdno2ylqatrckyjpvttne3s">
+            <w:hyperlink w:history="1" r:id="rIdkepnehmc5ijb7nfw6is8_">
               <w:r>
                 <w:rPr>
                   <w:rFonts w:ascii="Arial" w:cs="Arial" w:eastAsia="Arial" w:hAnsi="Arial"/>
@@ -9559,7 +9559,7 @@
               <w:spacing w:after="10" w:before="0"/>
               <w:ind w:left="120"/>
             </w:pPr>
-            <w:hyperlink w:history="1" r:id="rIdnhvq_u5kmjyxbnynr8u7a">
+            <w:hyperlink w:history="1" r:id="rIdud93kbt7hksqiolbvzmik">
               <w:r>
                 <w:rPr>
                   <w:rFonts w:ascii="Arial" w:cs="Arial" w:eastAsia="Arial" w:hAnsi="Arial"/>
@@ -9754,7 +9754,7 @@
             <w:pPr>
               <w:spacing w:after="20" w:before="0"/>
             </w:pPr>
-            <w:hyperlink w:history="1" r:id="rId0dxygjl901n54zpk7ems4">
+            <w:hyperlink w:history="1" r:id="rIdcjky0o_fna6x28w83cpbu">
               <w:r>
                 <w:rPr>
                   <w:rFonts w:ascii="Arial" w:cs="Arial" w:eastAsia="Arial" w:hAnsi="Arial"/>
@@ -9787,7 +9787,7 @@
               <w:spacing w:after="10" w:before="0"/>
               <w:ind w:left="120"/>
             </w:pPr>
-            <w:hyperlink w:history="1" r:id="rIdhhphxc-si1x6oxxa-d3d0">
+            <w:hyperlink w:history="1" r:id="rIdzt3szu28tuujl2nsibxya">
               <w:r>
                 <w:rPr>
                   <w:rFonts w:ascii="Arial" w:cs="Arial" w:eastAsia="Arial" w:hAnsi="Arial"/>
@@ -9832,7 +9832,7 @@
             <w:pPr>
               <w:spacing w:after="20" w:before="0"/>
             </w:pPr>
-            <w:hyperlink w:history="1" r:id="rIdvfsrw-ytl2ppk13slgicg">
+            <w:hyperlink w:history="1" r:id="rIdob-emzx0xhdxe1o2ffojo">
               <w:r>
                 <w:rPr>
                   <w:rFonts w:ascii="Arial" w:cs="Arial" w:eastAsia="Arial" w:hAnsi="Arial"/>
@@ -9865,7 +9865,7 @@
               <w:spacing w:after="10" w:before="0"/>
               <w:ind w:left="120"/>
             </w:pPr>
-            <w:hyperlink w:history="1" r:id="rIdnwqgzfumxt12lwptypple">
+            <w:hyperlink w:history="1" r:id="rId2-ihlniqtlunpi6xyhdve">
               <w:r>
                 <w:rPr>
                   <w:rFonts w:ascii="Arial" w:cs="Arial" w:eastAsia="Arial" w:hAnsi="Arial"/>
@@ -10060,7 +10060,7 @@
             <w:pPr>
               <w:spacing w:after="20" w:before="0"/>
             </w:pPr>
-            <w:hyperlink w:history="1" r:id="rId7quu6kw0vkzea_fpcfbfy">
+            <w:hyperlink w:history="1" r:id="rIdqpxmayfqwgo27qlwqyios">
               <w:r>
                 <w:rPr>
                   <w:rFonts w:ascii="Arial" w:cs="Arial" w:eastAsia="Arial" w:hAnsi="Arial"/>
@@ -10093,7 +10093,7 @@
               <w:spacing w:after="10" w:before="0"/>
               <w:ind w:left="120"/>
             </w:pPr>
-            <w:hyperlink w:history="1" r:id="rId_8qxa9etao7nerpawbd8j">
+            <w:hyperlink w:history="1" r:id="rIdqh4mhjmnkfht_lxjln-xl">
               <w:r>
                 <w:rPr>
                   <w:rFonts w:ascii="Arial" w:cs="Arial" w:eastAsia="Arial" w:hAnsi="Arial"/>
@@ -10138,7 +10138,7 @@
             <w:pPr>
               <w:spacing w:after="20" w:before="0"/>
             </w:pPr>
-            <w:hyperlink w:history="1" r:id="rIdbxlauuj8yw6yu_fcif_-d">
+            <w:hyperlink w:history="1" r:id="rIdndaduy6tanpbddhvpfoto">
               <w:r>
                 <w:rPr>
                   <w:rFonts w:ascii="Arial" w:cs="Arial" w:eastAsia="Arial" w:hAnsi="Arial"/>
@@ -10171,7 +10171,7 @@
               <w:spacing w:after="10" w:before="0"/>
               <w:ind w:left="120"/>
             </w:pPr>
-            <w:hyperlink w:history="1" r:id="rIdnqhr4orovcbnzg8bwbtiy">
+            <w:hyperlink w:history="1" r:id="rIdlqn9nwa4kc6-ztdm8uuqs">
               <w:r>
                 <w:rPr>
                   <w:rFonts w:ascii="Arial" w:cs="Arial" w:eastAsia="Arial" w:hAnsi="Arial"/>
@@ -10366,7 +10366,7 @@
             <w:pPr>
               <w:spacing w:after="20" w:before="0"/>
             </w:pPr>
-            <w:hyperlink w:history="1" r:id="rIddjw0bm89jjafyhqmx-00m">
+            <w:hyperlink w:history="1" r:id="rIdjnhftynami-krenk93zy7">
               <w:r>
                 <w:rPr>
                   <w:rFonts w:ascii="Arial" w:cs="Arial" w:eastAsia="Arial" w:hAnsi="Arial"/>
@@ -10399,7 +10399,7 @@
               <w:spacing w:after="10" w:before="0"/>
               <w:ind w:left="120"/>
             </w:pPr>
-            <w:hyperlink w:history="1" r:id="rIdymxr8cjrmou6iqb_sgudh">
+            <w:hyperlink w:history="1" r:id="rIdh3zyydyeoz9pj4znxgfx8">
               <w:r>
                 <w:rPr>
                   <w:rFonts w:ascii="Arial" w:cs="Arial" w:eastAsia="Arial" w:hAnsi="Arial"/>
@@ -10444,7 +10444,7 @@
             <w:pPr>
               <w:spacing w:after="20" w:before="0"/>
             </w:pPr>
-            <w:hyperlink w:history="1" r:id="rIdydu8v6lzeogrgjszqp8om">
+            <w:hyperlink w:history="1" r:id="rIdyun2dg23kll54dsifdf2i">
               <w:r>
                 <w:rPr>
                   <w:rFonts w:ascii="Arial" w:cs="Arial" w:eastAsia="Arial" w:hAnsi="Arial"/>
@@ -10477,7 +10477,7 @@
               <w:spacing w:after="10" w:before="0"/>
               <w:ind w:left="120"/>
             </w:pPr>
-            <w:hyperlink w:history="1" r:id="rIdm4stecg0sd_u_3fhjwjtp">
+            <w:hyperlink w:history="1" r:id="rIdftajeptw81tahxncd7ds3">
               <w:r>
                 <w:rPr>
                   <w:rFonts w:ascii="Arial" w:cs="Arial" w:eastAsia="Arial" w:hAnsi="Arial"/>
@@ -11964,7 +11964,7 @@
             <w:pPr>
               <w:spacing w:after="20" w:before="0"/>
             </w:pPr>
-            <w:hyperlink w:history="1" r:id="rId9etil_jkqagdszz4ocwkv">
+            <w:hyperlink w:history="1" r:id="rIdsi2esksaoyijipouj2yl2">
               <w:r>
                 <w:rPr>
                   <w:rFonts w:ascii="Arial" w:cs="Arial" w:eastAsia="Arial" w:hAnsi="Arial"/>
@@ -11997,7 +11997,7 @@
               <w:spacing w:after="10" w:before="0"/>
               <w:ind w:left="120"/>
             </w:pPr>
-            <w:hyperlink w:history="1" r:id="rIdw5csd9kaekrze1j4cvtgi">
+            <w:hyperlink w:history="1" r:id="rIdpjsm_l2nn3o7ii5igqymk">
               <w:r>
                 <w:rPr>
                   <w:rFonts w:ascii="Arial" w:cs="Arial" w:eastAsia="Arial" w:hAnsi="Arial"/>
@@ -12042,7 +12042,7 @@
             <w:pPr>
               <w:spacing w:after="20" w:before="0"/>
             </w:pPr>
-            <w:hyperlink w:history="1" r:id="rId7zqwqhfj5sv3r_rfirlpf">
+            <w:hyperlink w:history="1" r:id="rIdruuuiqr8bkhedv7hga0rb">
               <w:r>
                 <w:rPr>
                   <w:rFonts w:ascii="Arial" w:cs="Arial" w:eastAsia="Arial" w:hAnsi="Arial"/>
@@ -12075,7 +12075,7 @@
               <w:spacing w:after="10" w:before="0"/>
               <w:ind w:left="120"/>
             </w:pPr>
-            <w:hyperlink w:history="1" r:id="rIdqpw10kwmifxcjikhf47ii">
+            <w:hyperlink w:history="1" r:id="rIddpubgp14elastoqogif4w">
               <w:r>
                 <w:rPr>
                   <w:rFonts w:ascii="Arial" w:cs="Arial" w:eastAsia="Arial" w:hAnsi="Arial"/>
@@ -12422,7 +12422,7 @@
             <w:pPr>
               <w:spacing w:after="20" w:before="0"/>
             </w:pPr>
-            <w:hyperlink w:history="1" r:id="rIdp9lwxzi-v6seeczdwqonf">
+            <w:hyperlink w:history="1" r:id="rIdzs58nnhv1ymnhqznw4ksb">
               <w:r>
                 <w:rPr>
                   <w:rFonts w:ascii="Arial" w:cs="Arial" w:eastAsia="Arial" w:hAnsi="Arial"/>
@@ -12455,7 +12455,7 @@
               <w:spacing w:after="10" w:before="0"/>
               <w:ind w:left="120"/>
             </w:pPr>
-            <w:hyperlink w:history="1" r:id="rIdt860gx6jgc4grgm2pxr7c">
+            <w:hyperlink w:history="1" r:id="rIdgp-g3j_xkskg4ab7-laa6">
               <w:r>
                 <w:rPr>
                   <w:rFonts w:ascii="Arial" w:cs="Arial" w:eastAsia="Arial" w:hAnsi="Arial"/>
@@ -12500,7 +12500,7 @@
             <w:pPr>
               <w:spacing w:after="20" w:before="0"/>
             </w:pPr>
-            <w:hyperlink w:history="1" r:id="rIdamnm8-erwpas09nq2mwvb">
+            <w:hyperlink w:history="1" r:id="rIdk6nglnimijsd1ke8hrirp">
               <w:r>
                 <w:rPr>
                   <w:rFonts w:ascii="Arial" w:cs="Arial" w:eastAsia="Arial" w:hAnsi="Arial"/>
@@ -12533,7 +12533,7 @@
               <w:spacing w:after="10" w:before="0"/>
               <w:ind w:left="120"/>
             </w:pPr>
-            <w:hyperlink w:history="1" r:id="rIdhb89dlgglhju4vpycnme9">
+            <w:hyperlink w:history="1" r:id="rIdxko_qgzmwbymcfmpienc-">
               <w:r>
                 <w:rPr>
                   <w:rFonts w:ascii="Arial" w:cs="Arial" w:eastAsia="Arial" w:hAnsi="Arial"/>
@@ -12994,7 +12994,7 @@
             <w:pPr>
               <w:spacing w:after="20" w:before="0"/>
             </w:pPr>
-            <w:hyperlink w:history="1" r:id="rIdse6rh37yswuybxkzxb2ss">
+            <w:hyperlink w:history="1" r:id="rIdp1s1ma0z4zendv-4fzmuh">
               <w:r>
                 <w:rPr>
                   <w:rFonts w:ascii="Arial" w:cs="Arial" w:eastAsia="Arial" w:hAnsi="Arial"/>
@@ -13027,7 +13027,7 @@
               <w:spacing w:after="10" w:before="0"/>
               <w:ind w:left="120"/>
             </w:pPr>
-            <w:hyperlink w:history="1" r:id="rIdhlpsl_x7qtwdndvy0ojcm">
+            <w:hyperlink w:history="1" r:id="rIdw0edju95-uykju-ccnh9i">
               <w:r>
                 <w:rPr>
                   <w:rFonts w:ascii="Arial" w:cs="Arial" w:eastAsia="Arial" w:hAnsi="Arial"/>
@@ -13072,7 +13072,7 @@
             <w:pPr>
               <w:spacing w:after="20" w:before="0"/>
             </w:pPr>
-            <w:hyperlink w:history="1" r:id="rIdocjvqrbmzaz1ayw4fitxe">
+            <w:hyperlink w:history="1" r:id="rId6flvyh7vzwwcy29gxar0z">
               <w:r>
                 <w:rPr>
                   <w:rFonts w:ascii="Arial" w:cs="Arial" w:eastAsia="Arial" w:hAnsi="Arial"/>
@@ -13105,7 +13105,7 @@
               <w:spacing w:after="10" w:before="0"/>
               <w:ind w:left="120"/>
             </w:pPr>
-            <w:hyperlink w:history="1" r:id="rId3lnlrrk39hylrxtci2sy7">
+            <w:hyperlink w:history="1" r:id="rIdnbpvp1kx-sflqvy2df_ri">
               <w:r>
                 <w:rPr>
                   <w:rFonts w:ascii="Arial" w:cs="Arial" w:eastAsia="Arial" w:hAnsi="Arial"/>
@@ -13376,7 +13376,7 @@
             <w:pPr>
               <w:spacing w:after="20" w:before="0"/>
             </w:pPr>
-            <w:hyperlink w:history="1" r:id="rIdys1usvdtbm4nvdioriaau">
+            <w:hyperlink w:history="1" r:id="rIdfn-cxumajdtuczzkywubp">
               <w:r>
                 <w:rPr>
                   <w:rFonts w:ascii="Arial" w:cs="Arial" w:eastAsia="Arial" w:hAnsi="Arial"/>
@@ -13409,7 +13409,7 @@
               <w:spacing w:after="10" w:before="0"/>
               <w:ind w:left="120"/>
             </w:pPr>
-            <w:hyperlink w:history="1" r:id="rIdw2xfxkeibkx4dsiz4zd7v">
+            <w:hyperlink w:history="1" r:id="rIdlehvcetgscwymrume0u0f">
               <w:r>
                 <w:rPr>
                   <w:rFonts w:ascii="Arial" w:cs="Arial" w:eastAsia="Arial" w:hAnsi="Arial"/>
@@ -13454,7 +13454,7 @@
             <w:pPr>
               <w:spacing w:after="20" w:before="0"/>
             </w:pPr>
-            <w:hyperlink w:history="1" r:id="rIdgb1i7jnq_nc6b8m9tncfw">
+            <w:hyperlink w:history="1" r:id="rIdbj7je_kubv1dpa54yzzqw">
               <w:r>
                 <w:rPr>
                   <w:rFonts w:ascii="Arial" w:cs="Arial" w:eastAsia="Arial" w:hAnsi="Arial"/>
@@ -13487,7 +13487,7 @@
               <w:spacing w:after="10" w:before="0"/>
               <w:ind w:left="120"/>
             </w:pPr>
-            <w:hyperlink w:history="1" r:id="rId7xk9uqsqvypatkc8ui8ag">
+            <w:hyperlink w:history="1" r:id="rIdgja-z9elv1gfwvtjo5dzd">
               <w:r>
                 <w:rPr>
                   <w:rFonts w:ascii="Arial" w:cs="Arial" w:eastAsia="Arial" w:hAnsi="Arial"/>
@@ -13758,7 +13758,7 @@
             <w:pPr>
               <w:spacing w:after="20" w:before="0"/>
             </w:pPr>
-            <w:hyperlink w:history="1" r:id="rId3tnxqm4a13mm98sjcajee">
+            <w:hyperlink w:history="1" r:id="rIdqefecfahh6yhr-8gohsoc">
               <w:r>
                 <w:rPr>
                   <w:rFonts w:ascii="Arial" w:cs="Arial" w:eastAsia="Arial" w:hAnsi="Arial"/>
@@ -13791,7 +13791,7 @@
               <w:spacing w:after="10" w:before="0"/>
               <w:ind w:left="120"/>
             </w:pPr>
-            <w:hyperlink w:history="1" r:id="rIdfsav8xbmmhxjqxryj6gnq">
+            <w:hyperlink w:history="1" r:id="rIdqxoesjw8s0vb-zpureus7">
               <w:r>
                 <w:rPr>
                   <w:rFonts w:ascii="Arial" w:cs="Arial" w:eastAsia="Arial" w:hAnsi="Arial"/>
@@ -13836,7 +13836,7 @@
             <w:pPr>
               <w:spacing w:after="20" w:before="0"/>
             </w:pPr>
-            <w:hyperlink w:history="1" r:id="rIdyx5jnqbemfozg5uprdgw9">
+            <w:hyperlink w:history="1" r:id="rIdquzl2_xtc65xethazzkn1">
               <w:r>
                 <w:rPr>
                   <w:rFonts w:ascii="Arial" w:cs="Arial" w:eastAsia="Arial" w:hAnsi="Arial"/>
@@ -13869,7 +13869,7 @@
               <w:spacing w:after="10" w:before="0"/>
               <w:ind w:left="120"/>
             </w:pPr>
-            <w:hyperlink w:history="1" r:id="rIdlg-g1hjz832iff4_bvyf8">
+            <w:hyperlink w:history="1" r:id="rIduzqpygc9nnkdprdkavyix">
               <w:r>
                 <w:rPr>
                   <w:rFonts w:ascii="Arial" w:cs="Arial" w:eastAsia="Arial" w:hAnsi="Arial"/>
@@ -15660,7 +15660,7 @@
             <w:pPr>
               <w:spacing w:after="20" w:before="0"/>
             </w:pPr>
-            <w:hyperlink w:history="1" r:id="rId3dikox2nqvutbwdikneb8">
+            <w:hyperlink w:history="1" r:id="rIdzzlj8l845ub0_sweyz45u">
               <w:r>
                 <w:rPr>
                   <w:rFonts w:ascii="Arial" w:cs="Arial" w:eastAsia="Arial" w:hAnsi="Arial"/>
@@ -15693,7 +15693,7 @@
               <w:spacing w:after="10" w:before="0"/>
               <w:ind w:left="120"/>
             </w:pPr>
-            <w:hyperlink w:history="1" r:id="rIdwtntdkfpp36bvr8x9g2sh">
+            <w:hyperlink w:history="1" r:id="rIdohav6xrchvjjfld5flxk8">
               <w:r>
                 <w:rPr>
                   <w:rFonts w:ascii="Arial" w:cs="Arial" w:eastAsia="Arial" w:hAnsi="Arial"/>
@@ -15738,7 +15738,7 @@
             <w:pPr>
               <w:spacing w:after="20" w:before="0"/>
             </w:pPr>
-            <w:hyperlink w:history="1" r:id="rIdkuzrxw8dmzejwvxpmuwpi">
+            <w:hyperlink w:history="1" r:id="rIdw7mhodn_daz8kphtgojio">
               <w:r>
                 <w:rPr>
                   <w:rFonts w:ascii="Arial" w:cs="Arial" w:eastAsia="Arial" w:hAnsi="Arial"/>
@@ -15771,7 +15771,7 @@
               <w:spacing w:after="10" w:before="0"/>
               <w:ind w:left="120"/>
             </w:pPr>
-            <w:hyperlink w:history="1" r:id="rIdvypeskqxkt7siyqwessta">
+            <w:hyperlink w:history="1" r:id="rIdigogxnyxsuv-lluhl5pvt">
               <w:r>
                 <w:rPr>
                   <w:rFonts w:ascii="Arial" w:cs="Arial" w:eastAsia="Arial" w:hAnsi="Arial"/>
@@ -15966,7 +15966,7 @@
             <w:pPr>
               <w:spacing w:after="20" w:before="0"/>
             </w:pPr>
-            <w:hyperlink w:history="1" r:id="rIdou5qlsfo67s234zoypop7">
+            <w:hyperlink w:history="1" r:id="rIdz_r_57z8jpkdtspw-wz-w">
               <w:r>
                 <w:rPr>
                   <w:rFonts w:ascii="Arial" w:cs="Arial" w:eastAsia="Arial" w:hAnsi="Arial"/>
@@ -15999,7 +15999,7 @@
               <w:spacing w:after="10" w:before="0"/>
               <w:ind w:left="120"/>
             </w:pPr>
-            <w:hyperlink w:history="1" r:id="rId0tfbnu-trq7sk--ssxwhn">
+            <w:hyperlink w:history="1" r:id="rIddtskno5e8uzvbvb53crqr">
               <w:r>
                 <w:rPr>
                   <w:rFonts w:ascii="Arial" w:cs="Arial" w:eastAsia="Arial" w:hAnsi="Arial"/>
@@ -16044,7 +16044,7 @@
             <w:pPr>
               <w:spacing w:after="20" w:before="0"/>
             </w:pPr>
-            <w:hyperlink w:history="1" r:id="rIdqdbopcmrugoe-lffack1m">
+            <w:hyperlink w:history="1" r:id="rIdx4fjlhxboy-tjul85hx2p">
               <w:r>
                 <w:rPr>
                   <w:rFonts w:ascii="Arial" w:cs="Arial" w:eastAsia="Arial" w:hAnsi="Arial"/>
@@ -16077,7 +16077,7 @@
               <w:spacing w:after="10" w:before="0"/>
               <w:ind w:left="120"/>
             </w:pPr>
-            <w:hyperlink w:history="1" r:id="rIdoefb6nlqwapv60a9verke">
+            <w:hyperlink w:history="1" r:id="rIdnrsh1j5dkph84ue__w9lc">
               <w:r>
                 <w:rPr>
                   <w:rFonts w:ascii="Arial" w:cs="Arial" w:eastAsia="Arial" w:hAnsi="Arial"/>
@@ -16272,7 +16272,7 @@
             <w:pPr>
               <w:spacing w:after="20" w:before="0"/>
             </w:pPr>
-            <w:hyperlink w:history="1" r:id="rIdytwxn8bu4zuuhhfwsjuf8">
+            <w:hyperlink w:history="1" r:id="rId7b4msaqgfnygi8iatgrdh">
               <w:r>
                 <w:rPr>
                   <w:rFonts w:ascii="Arial" w:cs="Arial" w:eastAsia="Arial" w:hAnsi="Arial"/>
@@ -16305,7 +16305,7 @@
               <w:spacing w:after="10" w:before="0"/>
               <w:ind w:left="120"/>
             </w:pPr>
-            <w:hyperlink w:history="1" r:id="rIdpbxec-shyjyoe0okt20md">
+            <w:hyperlink w:history="1" r:id="rIdxnzqh4hadvqk3t19wdpup">
               <w:r>
                 <w:rPr>
                   <w:rFonts w:ascii="Arial" w:cs="Arial" w:eastAsia="Arial" w:hAnsi="Arial"/>
@@ -16350,7 +16350,7 @@
             <w:pPr>
               <w:spacing w:after="20" w:before="0"/>
             </w:pPr>
-            <w:hyperlink w:history="1" r:id="rIditwcdtrjdusaxhgaaexe-">
+            <w:hyperlink w:history="1" r:id="rId2ljcwqefjegxjp4yh6ois">
               <w:r>
                 <w:rPr>
                   <w:rFonts w:ascii="Arial" w:cs="Arial" w:eastAsia="Arial" w:hAnsi="Arial"/>
@@ -16383,7 +16383,7 @@
               <w:spacing w:after="10" w:before="0"/>
               <w:ind w:left="120"/>
             </w:pPr>
-            <w:hyperlink w:history="1" r:id="rIddinzpqcm2qxuuumvryg7l">
+            <w:hyperlink w:history="1" r:id="rIdblrmaktlftmykvkhik86r">
               <w:r>
                 <w:rPr>
                   <w:rFonts w:ascii="Arial" w:cs="Arial" w:eastAsia="Arial" w:hAnsi="Arial"/>
@@ -16578,7 +16578,7 @@
             <w:pPr>
               <w:spacing w:after="20" w:before="0"/>
             </w:pPr>
-            <w:hyperlink w:history="1" r:id="rIdr9s-8vhbgqwcn2oitlyde">
+            <w:hyperlink w:history="1" r:id="rIddh0i4v2xdxfllbf65ehh9">
               <w:r>
                 <w:rPr>
                   <w:rFonts w:ascii="Arial" w:cs="Arial" w:eastAsia="Arial" w:hAnsi="Arial"/>
@@ -16611,7 +16611,7 @@
               <w:spacing w:after="10" w:before="0"/>
               <w:ind w:left="120"/>
             </w:pPr>
-            <w:hyperlink w:history="1" r:id="rIdhbnli5rs1oudfyimedefd">
+            <w:hyperlink w:history="1" r:id="rIdsx6zh2dwmrtybmsxarmlj">
               <w:r>
                 <w:rPr>
                   <w:rFonts w:ascii="Arial" w:cs="Arial" w:eastAsia="Arial" w:hAnsi="Arial"/>
@@ -16656,7 +16656,7 @@
             <w:pPr>
               <w:spacing w:after="20" w:before="0"/>
             </w:pPr>
-            <w:hyperlink w:history="1" r:id="rId8w8vclqk28gvurc3uunoj">
+            <w:hyperlink w:history="1" r:id="rIdvmkhpmtmu2pnwxldr3ga5">
               <w:r>
                 <w:rPr>
                   <w:rFonts w:ascii="Arial" w:cs="Arial" w:eastAsia="Arial" w:hAnsi="Arial"/>
@@ -16689,7 +16689,7 @@
               <w:spacing w:after="10" w:before="0"/>
               <w:ind w:left="120"/>
             </w:pPr>
-            <w:hyperlink w:history="1" r:id="rIdcqbsfw9gjzmr9sh9e5nqu">
+            <w:hyperlink w:history="1" r:id="rIdypzlsutbu_aacozulyigr">
               <w:r>
                 <w:rPr>
                   <w:rFonts w:ascii="Arial" w:cs="Arial" w:eastAsia="Arial" w:hAnsi="Arial"/>
@@ -16884,7 +16884,7 @@
             <w:pPr>
               <w:spacing w:after="20" w:before="0"/>
             </w:pPr>
-            <w:hyperlink w:history="1" r:id="rIdvs7t4l330euldmlesya59">
+            <w:hyperlink w:history="1" r:id="rIdfhgmb-7u-3uubarjv3fxe">
               <w:r>
                 <w:rPr>
                   <w:rFonts w:ascii="Arial" w:cs="Arial" w:eastAsia="Arial" w:hAnsi="Arial"/>
@@ -16917,7 +16917,7 @@
               <w:spacing w:after="10" w:before="0"/>
               <w:ind w:left="120"/>
             </w:pPr>
-            <w:hyperlink w:history="1" r:id="rIdexhmbfx7rfeg8r8w8ouam">
+            <w:hyperlink w:history="1" r:id="rId6beqgppjfwgs1i_it70dm">
               <w:r>
                 <w:rPr>
                   <w:rFonts w:ascii="Arial" w:cs="Arial" w:eastAsia="Arial" w:hAnsi="Arial"/>
@@ -16962,7 +16962,7 @@
             <w:pPr>
               <w:spacing w:after="20" w:before="0"/>
             </w:pPr>
-            <w:hyperlink w:history="1" r:id="rIdhd_2kogyr-igu2eo3b1qa">
+            <w:hyperlink w:history="1" r:id="rIdntxnhwffarusoj5khfjqs">
               <w:r>
                 <w:rPr>
                   <w:rFonts w:ascii="Arial" w:cs="Arial" w:eastAsia="Arial" w:hAnsi="Arial"/>
@@ -16995,7 +16995,7 @@
               <w:spacing w:after="10" w:before="0"/>
               <w:ind w:left="120"/>
             </w:pPr>
-            <w:hyperlink w:history="1" r:id="rIdstc_jfgggbwy3cdpzlmsg">
+            <w:hyperlink w:history="1" r:id="rIdlvsrcukyo4ntqcmojujfs">
               <w:r>
                 <w:rPr>
                   <w:rFonts w:ascii="Arial" w:cs="Arial" w:eastAsia="Arial" w:hAnsi="Arial"/>
@@ -18482,7 +18482,7 @@
             <w:pPr>
               <w:spacing w:after="20" w:before="0"/>
             </w:pPr>
-            <w:hyperlink w:history="1" r:id="rIdnlhackq6cthcm-cd3vzjo">
+            <w:hyperlink w:history="1" r:id="rId6nmuxuca9skjsppctnrof">
               <w:r>
                 <w:rPr>
                   <w:rFonts w:ascii="Arial" w:cs="Arial" w:eastAsia="Arial" w:hAnsi="Arial"/>
@@ -18515,7 +18515,7 @@
               <w:spacing w:after="10" w:before="0"/>
               <w:ind w:left="120"/>
             </w:pPr>
-            <w:hyperlink w:history="1" r:id="rIdmqhggw4vph5phfmdpnket">
+            <w:hyperlink w:history="1" r:id="rIdju_ruiz_awrdq7bdgui3i">
               <w:r>
                 <w:rPr>
                   <w:rFonts w:ascii="Arial" w:cs="Arial" w:eastAsia="Arial" w:hAnsi="Arial"/>
@@ -18560,7 +18560,7 @@
             <w:pPr>
               <w:spacing w:after="20" w:before="0"/>
             </w:pPr>
-            <w:hyperlink w:history="1" r:id="rIdllvtelxwiniiow335tltl">
+            <w:hyperlink w:history="1" r:id="rIdmvxmsej71xsdctp3v8caz">
               <w:r>
                 <w:rPr>
                   <w:rFonts w:ascii="Arial" w:cs="Arial" w:eastAsia="Arial" w:hAnsi="Arial"/>
@@ -18593,7 +18593,7 @@
               <w:spacing w:after="10" w:before="0"/>
               <w:ind w:left="120"/>
             </w:pPr>
-            <w:hyperlink w:history="1" r:id="rIdithtaqabcd7gb3of35dvm">
+            <w:hyperlink w:history="1" r:id="rIdb_5hcxnfkvyb4gcgqapwt">
               <w:r>
                 <w:rPr>
                   <w:rFonts w:ascii="Arial" w:cs="Arial" w:eastAsia="Arial" w:hAnsi="Arial"/>
@@ -18788,7 +18788,7 @@
             <w:pPr>
               <w:spacing w:after="20" w:before="0"/>
             </w:pPr>
-            <w:hyperlink w:history="1" r:id="rIdq-bgftgocoejjhfve0io1">
+            <w:hyperlink w:history="1" r:id="rIdyxt5zq0kvm5ik9zoycs9o">
               <w:r>
                 <w:rPr>
                   <w:rFonts w:ascii="Arial" w:cs="Arial" w:eastAsia="Arial" w:hAnsi="Arial"/>
@@ -18821,7 +18821,7 @@
               <w:spacing w:after="10" w:before="0"/>
               <w:ind w:left="120"/>
             </w:pPr>
-            <w:hyperlink w:history="1" r:id="rIdvf5mi_yqlmkdezj67xxx8">
+            <w:hyperlink w:history="1" r:id="rIdvdg91xmy7dd6fvd5n2zco">
               <w:r>
                 <w:rPr>
                   <w:rFonts w:ascii="Arial" w:cs="Arial" w:eastAsia="Arial" w:hAnsi="Arial"/>
@@ -18866,7 +18866,7 @@
             <w:pPr>
               <w:spacing w:after="20" w:before="0"/>
             </w:pPr>
-            <w:hyperlink w:history="1" r:id="rIdss1q9pgddchrd3_1dhyic">
+            <w:hyperlink w:history="1" r:id="rIddk_tft4ojzctooxdqou4m">
               <w:r>
                 <w:rPr>
                   <w:rFonts w:ascii="Arial" w:cs="Arial" w:eastAsia="Arial" w:hAnsi="Arial"/>
@@ -18899,7 +18899,7 @@
               <w:spacing w:after="10" w:before="0"/>
               <w:ind w:left="120"/>
             </w:pPr>
-            <w:hyperlink w:history="1" r:id="rIdmgnv5chxwplja8ff6vzkp">
+            <w:hyperlink w:history="1" r:id="rIdnlsuafidgrheiwndrib3p">
               <w:r>
                 <w:rPr>
                   <w:rFonts w:ascii="Arial" w:cs="Arial" w:eastAsia="Arial" w:hAnsi="Arial"/>
@@ -19094,7 +19094,7 @@
             <w:pPr>
               <w:spacing w:after="20" w:before="0"/>
             </w:pPr>
-            <w:hyperlink w:history="1" r:id="rIdi60vvjz7eosbuynq0ya7a">
+            <w:hyperlink w:history="1" r:id="rIdbes03_dklc9vbq47irfwn">
               <w:r>
                 <w:rPr>
                   <w:rFonts w:ascii="Arial" w:cs="Arial" w:eastAsia="Arial" w:hAnsi="Arial"/>
@@ -19127,7 +19127,7 @@
               <w:spacing w:after="10" w:before="0"/>
               <w:ind w:left="120"/>
             </w:pPr>
-            <w:hyperlink w:history="1" r:id="rIdwtx82bit5rquzgvstk-4d">
+            <w:hyperlink w:history="1" r:id="rIdvzlg4uehqvyuxhwazywtl">
               <w:r>
                 <w:rPr>
                   <w:rFonts w:ascii="Arial" w:cs="Arial" w:eastAsia="Arial" w:hAnsi="Arial"/>
@@ -19172,7 +19172,7 @@
             <w:pPr>
               <w:spacing w:after="20" w:before="0"/>
             </w:pPr>
-            <w:hyperlink w:history="1" r:id="rIdo_s6ivphv5b_vys-oku0a">
+            <w:hyperlink w:history="1" r:id="rId3g4ta8v8r_9dlvob7uwnm">
               <w:r>
                 <w:rPr>
                   <w:rFonts w:ascii="Arial" w:cs="Arial" w:eastAsia="Arial" w:hAnsi="Arial"/>
@@ -19205,7 +19205,7 @@
               <w:spacing w:after="10" w:before="0"/>
               <w:ind w:left="120"/>
             </w:pPr>
-            <w:hyperlink w:history="1" r:id="rIdbpvq4_uj-f2ersuztzpku">
+            <w:hyperlink w:history="1" r:id="rIdf1fonzi-zic_drjy7fres">
               <w:r>
                 <w:rPr>
                   <w:rFonts w:ascii="Arial" w:cs="Arial" w:eastAsia="Arial" w:hAnsi="Arial"/>
@@ -19400,7 +19400,7 @@
             <w:pPr>
               <w:spacing w:after="20" w:before="0"/>
             </w:pPr>
-            <w:hyperlink w:history="1" r:id="rId6erdrkva4x6sqkqpmfb7k">
+            <w:hyperlink w:history="1" r:id="rId99xmhxlu7bpsm0qnjwyxv">
               <w:r>
                 <w:rPr>
                   <w:rFonts w:ascii="Arial" w:cs="Arial" w:eastAsia="Arial" w:hAnsi="Arial"/>
@@ -19433,7 +19433,7 @@
               <w:spacing w:after="10" w:before="0"/>
               <w:ind w:left="120"/>
             </w:pPr>
-            <w:hyperlink w:history="1" r:id="rId-uuo2jlyrrvgdebobb6rc">
+            <w:hyperlink w:history="1" r:id="rIdvhivy0g4fernteatmkcpf">
               <w:r>
                 <w:rPr>
                   <w:rFonts w:ascii="Arial" w:cs="Arial" w:eastAsia="Arial" w:hAnsi="Arial"/>
@@ -19478,7 +19478,7 @@
             <w:pPr>
               <w:spacing w:after="20" w:before="0"/>
             </w:pPr>
-            <w:hyperlink w:history="1" r:id="rIdk-g5zbumw9crbsdvr_e8m">
+            <w:hyperlink w:history="1" r:id="rIdisllnaf7_bqfnnntaqvon">
               <w:r>
                 <w:rPr>
                   <w:rFonts w:ascii="Arial" w:cs="Arial" w:eastAsia="Arial" w:hAnsi="Arial"/>
@@ -19511,7 +19511,7 @@
               <w:spacing w:after="10" w:before="0"/>
               <w:ind w:left="120"/>
             </w:pPr>
-            <w:hyperlink w:history="1" r:id="rIdwfm0psey3dodrhi1hk_-m">
+            <w:hyperlink w:history="1" r:id="rId4clehtsmmizghtgh8i7d8">
               <w:r>
                 <w:rPr>
                   <w:rFonts w:ascii="Arial" w:cs="Arial" w:eastAsia="Arial" w:hAnsi="Arial"/>
@@ -19706,7 +19706,7 @@
             <w:pPr>
               <w:spacing w:after="20" w:before="0"/>
             </w:pPr>
-            <w:hyperlink w:history="1" r:id="rIdpbo7zcncldthh9_qes8yq">
+            <w:hyperlink w:history="1" r:id="rIdexcwsxqwktiznwryywjrj">
               <w:r>
                 <w:rPr>
                   <w:rFonts w:ascii="Arial" w:cs="Arial" w:eastAsia="Arial" w:hAnsi="Arial"/>
@@ -19739,7 +19739,7 @@
               <w:spacing w:after="10" w:before="0"/>
               <w:ind w:left="120"/>
             </w:pPr>
-            <w:hyperlink w:history="1" r:id="rId27isad1tnszmenejvrphg">
+            <w:hyperlink w:history="1" r:id="rIdp8xxbrjddcuudp_gzn-ls">
               <w:r>
                 <w:rPr>
                   <w:rFonts w:ascii="Arial" w:cs="Arial" w:eastAsia="Arial" w:hAnsi="Arial"/>
@@ -19784,7 +19784,7 @@
             <w:pPr>
               <w:spacing w:after="20" w:before="0"/>
             </w:pPr>
-            <w:hyperlink w:history="1" r:id="rId97ho-0chagcigh2yhsbr6">
+            <w:hyperlink w:history="1" r:id="rIduuz1lnlznakqtec0wcztf">
               <w:r>
                 <w:rPr>
                   <w:rFonts w:ascii="Arial" w:cs="Arial" w:eastAsia="Arial" w:hAnsi="Arial"/>
@@ -19817,7 +19817,7 @@
               <w:spacing w:after="10" w:before="0"/>
               <w:ind w:left="120"/>
             </w:pPr>
-            <w:hyperlink w:history="1" r:id="rIdar-pcb1ea7c6h-pzzj2fw">
+            <w:hyperlink w:history="1" r:id="rIddqou1brtfvud_gvbvx2tw">
               <w:r>
                 <w:rPr>
                   <w:rFonts w:ascii="Arial" w:cs="Arial" w:eastAsia="Arial" w:hAnsi="Arial"/>
@@ -21304,7 +21304,7 @@
             <w:pPr>
               <w:spacing w:after="20" w:before="0"/>
             </w:pPr>
-            <w:hyperlink w:history="1" r:id="rIdjf4fltij74vfkhvai8ys5">
+            <w:hyperlink w:history="1" r:id="rIdbozhze9o60ixjtd5x95fw">
               <w:r>
                 <w:rPr>
                   <w:rFonts w:ascii="Arial" w:cs="Arial" w:eastAsia="Arial" w:hAnsi="Arial"/>
@@ -21337,7 +21337,7 @@
               <w:spacing w:after="10" w:before="0"/>
               <w:ind w:left="120"/>
             </w:pPr>
-            <w:hyperlink w:history="1" r:id="rIdl_dyyjqdb06o2xerufdg9">
+            <w:hyperlink w:history="1" r:id="rId6d8wk8sazx6xly8qdxvbm">
               <w:r>
                 <w:rPr>
                   <w:rFonts w:ascii="Arial" w:cs="Arial" w:eastAsia="Arial" w:hAnsi="Arial"/>
@@ -21382,7 +21382,7 @@
             <w:pPr>
               <w:spacing w:after="20" w:before="0"/>
             </w:pPr>
-            <w:hyperlink w:history="1" r:id="rId9f7wpp18v0n0nvfoe63tm">
+            <w:hyperlink w:history="1" r:id="rIdiv7-z9kcgcs7i7uq3mggp">
               <w:r>
                 <w:rPr>
                   <w:rFonts w:ascii="Arial" w:cs="Arial" w:eastAsia="Arial" w:hAnsi="Arial"/>
@@ -21415,7 +21415,7 @@
               <w:spacing w:after="10" w:before="0"/>
               <w:ind w:left="120"/>
             </w:pPr>
-            <w:hyperlink w:history="1" r:id="rIdlhdqveqkkimsea192-6tm">
+            <w:hyperlink w:history="1" r:id="rIdvjkccbev7efjec2dx43md">
               <w:r>
                 <w:rPr>
                   <w:rFonts w:ascii="Arial" w:cs="Arial" w:eastAsia="Arial" w:hAnsi="Arial"/>
@@ -21610,7 +21610,7 @@
             <w:pPr>
               <w:spacing w:after="20" w:before="0"/>
             </w:pPr>
-            <w:hyperlink w:history="1" r:id="rIdowysa2bt5fmz-zqoorxjw">
+            <w:hyperlink w:history="1" r:id="rIdrpdgbigrvszr54tiepihl">
               <w:r>
                 <w:rPr>
                   <w:rFonts w:ascii="Arial" w:cs="Arial" w:eastAsia="Arial" w:hAnsi="Arial"/>
@@ -21643,7 +21643,7 @@
               <w:spacing w:after="10" w:before="0"/>
               <w:ind w:left="120"/>
             </w:pPr>
-            <w:hyperlink w:history="1" r:id="rIdkxjpsy5fott6qbjimkstc">
+            <w:hyperlink w:history="1" r:id="rIdmxourrbraafq-orkctx0i">
               <w:r>
                 <w:rPr>
                   <w:rFonts w:ascii="Arial" w:cs="Arial" w:eastAsia="Arial" w:hAnsi="Arial"/>
@@ -21688,7 +21688,7 @@
             <w:pPr>
               <w:spacing w:after="20" w:before="0"/>
             </w:pPr>
-            <w:hyperlink w:history="1" r:id="rIdli4rjuhuf2amuks7jsox-">
+            <w:hyperlink w:history="1" r:id="rIdyhx-upf3qoayh2geeiedk">
               <w:r>
                 <w:rPr>
                   <w:rFonts w:ascii="Arial" w:cs="Arial" w:eastAsia="Arial" w:hAnsi="Arial"/>
@@ -21721,7 +21721,7 @@
               <w:spacing w:after="10" w:before="0"/>
               <w:ind w:left="120"/>
             </w:pPr>
-            <w:hyperlink w:history="1" r:id="rIdmmwd6mpfmd_9arat31cmv">
+            <w:hyperlink w:history="1" r:id="rIdnqu1fulv-cehgjnshg3vq">
               <w:r>
                 <w:rPr>
                   <w:rFonts w:ascii="Arial" w:cs="Arial" w:eastAsia="Arial" w:hAnsi="Arial"/>
@@ -21916,7 +21916,7 @@
             <w:pPr>
               <w:spacing w:after="20" w:before="0"/>
             </w:pPr>
-            <w:hyperlink w:history="1" r:id="rIdyfbksppnobcm4sbdqcdck">
+            <w:hyperlink w:history="1" r:id="rIdlxwtraav3n0jkuq20rmi6">
               <w:r>
                 <w:rPr>
                   <w:rFonts w:ascii="Arial" w:cs="Arial" w:eastAsia="Arial" w:hAnsi="Arial"/>
@@ -21949,7 +21949,7 @@
               <w:spacing w:after="10" w:before="0"/>
               <w:ind w:left="120"/>
             </w:pPr>
-            <w:hyperlink w:history="1" r:id="rIdtkwsct2-nrkjsqpmwnkbt">
+            <w:hyperlink w:history="1" r:id="rIdh-ngbq1wrwf2ieqpmz14p">
               <w:r>
                 <w:rPr>
                   <w:rFonts w:ascii="Arial" w:cs="Arial" w:eastAsia="Arial" w:hAnsi="Arial"/>
@@ -21994,7 +21994,7 @@
             <w:pPr>
               <w:spacing w:after="20" w:before="0"/>
             </w:pPr>
-            <w:hyperlink w:history="1" r:id="rId2yrhi89jhsbbj-6awo8s_">
+            <w:hyperlink w:history="1" r:id="rIdq1coicdez91511uokf6pb">
               <w:r>
                 <w:rPr>
                   <w:rFonts w:ascii="Arial" w:cs="Arial" w:eastAsia="Arial" w:hAnsi="Arial"/>
@@ -22027,7 +22027,7 @@
               <w:spacing w:after="10" w:before="0"/>
               <w:ind w:left="120"/>
             </w:pPr>
-            <w:hyperlink w:history="1" r:id="rIdsadonoq_anv9qyebdvvta">
+            <w:hyperlink w:history="1" r:id="rIdxkjjlkq3jqbxaomcjw6_u">
               <w:r>
                 <w:rPr>
                   <w:rFonts w:ascii="Arial" w:cs="Arial" w:eastAsia="Arial" w:hAnsi="Arial"/>
@@ -22222,7 +22222,7 @@
             <w:pPr>
               <w:spacing w:after="20" w:before="0"/>
             </w:pPr>
-            <w:hyperlink w:history="1" r:id="rIdzp59rxffiundmfpl68qyn">
+            <w:hyperlink w:history="1" r:id="rIdaavmi3s6hqfwqlerweapt">
               <w:r>
                 <w:rPr>
                   <w:rFonts w:ascii="Arial" w:cs="Arial" w:eastAsia="Arial" w:hAnsi="Arial"/>
@@ -22255,7 +22255,7 @@
               <w:spacing w:after="10" w:before="0"/>
               <w:ind w:left="120"/>
             </w:pPr>
-            <w:hyperlink w:history="1" r:id="rIdodhrsbut-nhbuqljk3wr4">
+            <w:hyperlink w:history="1" r:id="rIdxqqyq_threxkbkii7ouvo">
               <w:r>
                 <w:rPr>
                   <w:rFonts w:ascii="Arial" w:cs="Arial" w:eastAsia="Arial" w:hAnsi="Arial"/>
@@ -22300,7 +22300,7 @@
             <w:pPr>
               <w:spacing w:after="20" w:before="0"/>
             </w:pPr>
-            <w:hyperlink w:history="1" r:id="rIddl-r3ywl0ehiw0p286xlz">
+            <w:hyperlink w:history="1" r:id="rIdh6jmsadra40nt0hhioqm_">
               <w:r>
                 <w:rPr>
                   <w:rFonts w:ascii="Arial" w:cs="Arial" w:eastAsia="Arial" w:hAnsi="Arial"/>
@@ -22333,7 +22333,7 @@
               <w:spacing w:after="10" w:before="0"/>
               <w:ind w:left="120"/>
             </w:pPr>
-            <w:hyperlink w:history="1" r:id="rId91mkfcgugmo98ndeiiotk">
+            <w:hyperlink w:history="1" r:id="rIdnibklmepwdzwqwgrudtfq">
               <w:r>
                 <w:rPr>
                   <w:rFonts w:ascii="Arial" w:cs="Arial" w:eastAsia="Arial" w:hAnsi="Arial"/>
@@ -22528,7 +22528,7 @@
             <w:pPr>
               <w:spacing w:after="20" w:before="0"/>
             </w:pPr>
-            <w:hyperlink w:history="1" r:id="rId1sqkazk4f52k1odg8ipfn">
+            <w:hyperlink w:history="1" r:id="rIdwguz3rqzng-dd9nb_jxos">
               <w:r>
                 <w:rPr>
                   <w:rFonts w:ascii="Arial" w:cs="Arial" w:eastAsia="Arial" w:hAnsi="Arial"/>
@@ -22561,7 +22561,7 @@
               <w:spacing w:after="10" w:before="0"/>
               <w:ind w:left="120"/>
             </w:pPr>
-            <w:hyperlink w:history="1" r:id="rIdkg08ns7btssdg2a5yd1vm">
+            <w:hyperlink w:history="1" r:id="rIdd98wza-ch9-tpnq4hwgve">
               <w:r>
                 <w:rPr>
                   <w:rFonts w:ascii="Arial" w:cs="Arial" w:eastAsia="Arial" w:hAnsi="Arial"/>
@@ -22606,7 +22606,7 @@
             <w:pPr>
               <w:spacing w:after="20" w:before="0"/>
             </w:pPr>
-            <w:hyperlink w:history="1" r:id="rIdtoxsarzwzmylr_nkxjmii">
+            <w:hyperlink w:history="1" r:id="rIdsarchktkf-ddfblfieakh">
               <w:r>
                 <w:rPr>
                   <w:rFonts w:ascii="Arial" w:cs="Arial" w:eastAsia="Arial" w:hAnsi="Arial"/>
@@ -22639,7 +22639,7 @@
               <w:spacing w:after="10" w:before="0"/>
               <w:ind w:left="120"/>
             </w:pPr>
-            <w:hyperlink w:history="1" r:id="rIdzumtn5pzl5nps05ljmqfc">
+            <w:hyperlink w:history="1" r:id="rIdl9okxvuwwryfvjgmbsbcl">
               <w:r>
                 <w:rPr>
                   <w:rFonts w:ascii="Arial" w:cs="Arial" w:eastAsia="Arial" w:hAnsi="Arial"/>
@@ -24392,7 +24392,7 @@
             <w:pPr>
               <w:spacing w:after="20" w:before="0"/>
             </w:pPr>
-            <w:hyperlink w:history="1" r:id="rIdjxiugwgzt5lowr-uzmpvg">
+            <w:hyperlink w:history="1" r:id="rIdomehycblh-spkdrfbqvhi">
               <w:r>
                 <w:rPr>
                   <w:rFonts w:ascii="Arial" w:cs="Arial" w:eastAsia="Arial" w:hAnsi="Arial"/>
@@ -24425,7 +24425,7 @@
               <w:spacing w:after="10" w:before="0"/>
               <w:ind w:left="120"/>
             </w:pPr>
-            <w:hyperlink w:history="1" r:id="rIdzsub_xlp0zibpbpv3m3bi">
+            <w:hyperlink w:history="1" r:id="rIdcxmxd5wqd866ldbalpjja">
               <w:r>
                 <w:rPr>
                   <w:rFonts w:ascii="Arial" w:cs="Arial" w:eastAsia="Arial" w:hAnsi="Arial"/>
@@ -24470,7 +24470,7 @@
             <w:pPr>
               <w:spacing w:after="20" w:before="0"/>
             </w:pPr>
-            <w:hyperlink w:history="1" r:id="rIdnqnw_xbivlemznhb1vwdv">
+            <w:hyperlink w:history="1" r:id="rIddhwsf88rhwvxeddmabxwf">
               <w:r>
                 <w:rPr>
                   <w:rFonts w:ascii="Arial" w:cs="Arial" w:eastAsia="Arial" w:hAnsi="Arial"/>
@@ -24503,7 +24503,7 @@
               <w:spacing w:after="10" w:before="0"/>
               <w:ind w:left="120"/>
             </w:pPr>
-            <w:hyperlink w:history="1" r:id="rIdd1cvkagu0idt47ghvpxkf">
+            <w:hyperlink w:history="1" r:id="rIdthtyc_imirdtzrudwhdtz">
               <w:r>
                 <w:rPr>
                   <w:rFonts w:ascii="Arial" w:cs="Arial" w:eastAsia="Arial" w:hAnsi="Arial"/>
@@ -24698,7 +24698,7 @@
             <w:pPr>
               <w:spacing w:after="20" w:before="0"/>
             </w:pPr>
-            <w:hyperlink w:history="1" r:id="rIdve7clt6vzbsvj7krqebdz">
+            <w:hyperlink w:history="1" r:id="rIdwqytyjrya6m5xpgcvi4jw">
               <w:r>
                 <w:rPr>
                   <w:rFonts w:ascii="Arial" w:cs="Arial" w:eastAsia="Arial" w:hAnsi="Arial"/>
@@ -24731,7 +24731,7 @@
               <w:spacing w:after="10" w:before="0"/>
               <w:ind w:left="120"/>
             </w:pPr>
-            <w:hyperlink w:history="1" r:id="rIdrom01fnozqazjidhd9ei7">
+            <w:hyperlink w:history="1" r:id="rIdq0a4aew_cirrmegf33sjj">
               <w:r>
                 <w:rPr>
                   <w:rFonts w:ascii="Arial" w:cs="Arial" w:eastAsia="Arial" w:hAnsi="Arial"/>
@@ -24776,7 +24776,7 @@
             <w:pPr>
               <w:spacing w:after="20" w:before="0"/>
             </w:pPr>
-            <w:hyperlink w:history="1" r:id="rIdcrzhavrmsz6lq8dw4ubaq">
+            <w:hyperlink w:history="1" r:id="rId9sxcmmbb7vlnq_toohyxr">
               <w:r>
                 <w:rPr>
                   <w:rFonts w:ascii="Arial" w:cs="Arial" w:eastAsia="Arial" w:hAnsi="Arial"/>
@@ -24809,7 +24809,7 @@
               <w:spacing w:after="10" w:before="0"/>
               <w:ind w:left="120"/>
             </w:pPr>
-            <w:hyperlink w:history="1" r:id="rIduvpexniugbuqn3s91eybg">
+            <w:hyperlink w:history="1" r:id="rIdrzijquznpfvp_3cd1qau8">
               <w:r>
                 <w:rPr>
                   <w:rFonts w:ascii="Arial" w:cs="Arial" w:eastAsia="Arial" w:hAnsi="Arial"/>
@@ -25004,7 +25004,7 @@
             <w:pPr>
               <w:spacing w:after="20" w:before="0"/>
             </w:pPr>
-            <w:hyperlink w:history="1" r:id="rIdpvgpnpzc1b1j_635uyyko">
+            <w:hyperlink w:history="1" r:id="rIdiv7rbvpavdnqs7df6mzca">
               <w:r>
                 <w:rPr>
                   <w:rFonts w:ascii="Arial" w:cs="Arial" w:eastAsia="Arial" w:hAnsi="Arial"/>
@@ -25037,7 +25037,7 @@
               <w:spacing w:after="10" w:before="0"/>
               <w:ind w:left="120"/>
             </w:pPr>
-            <w:hyperlink w:history="1" r:id="rIdwbd_gz329icvutssz8xu7">
+            <w:hyperlink w:history="1" r:id="rIdjpzw1bhlakkhw0skxltsk">
               <w:r>
                 <w:rPr>
                   <w:rFonts w:ascii="Arial" w:cs="Arial" w:eastAsia="Arial" w:hAnsi="Arial"/>
@@ -25082,7 +25082,7 @@
             <w:pPr>
               <w:spacing w:after="20" w:before="0"/>
             </w:pPr>
-            <w:hyperlink w:history="1" r:id="rIdquuitjza8jldcuu698fnf">
+            <w:hyperlink w:history="1" r:id="rIdkok4mdu9ucpistjwgzat3">
               <w:r>
                 <w:rPr>
                   <w:rFonts w:ascii="Arial" w:cs="Arial" w:eastAsia="Arial" w:hAnsi="Arial"/>
@@ -25115,7 +25115,7 @@
               <w:spacing w:after="10" w:before="0"/>
               <w:ind w:left="120"/>
             </w:pPr>
-            <w:hyperlink w:history="1" r:id="rIdtkdjzdlru6ggdh1u12iou">
+            <w:hyperlink w:history="1" r:id="rId49hrdrpiua060rgqhhvrq">
               <w:r>
                 <w:rPr>
                   <w:rFonts w:ascii="Arial" w:cs="Arial" w:eastAsia="Arial" w:hAnsi="Arial"/>
@@ -25310,7 +25310,7 @@
             <w:pPr>
               <w:spacing w:after="20" w:before="0"/>
             </w:pPr>
-            <w:hyperlink w:history="1" r:id="rIdu--hqytszdxankvjetnes">
+            <w:hyperlink w:history="1" r:id="rIdlkkc2nh5kyfmdskj7sbck">
               <w:r>
                 <w:rPr>
                   <w:rFonts w:ascii="Arial" w:cs="Arial" w:eastAsia="Arial" w:hAnsi="Arial"/>
@@ -25343,7 +25343,7 @@
               <w:spacing w:after="10" w:before="0"/>
               <w:ind w:left="120"/>
             </w:pPr>
-            <w:hyperlink w:history="1" r:id="rIdf1b_0rz8l0jyzrp02x4v-">
+            <w:hyperlink w:history="1" r:id="rIddkpiwwjax0kq0dgab5_mf">
               <w:r>
                 <w:rPr>
                   <w:rFonts w:ascii="Arial" w:cs="Arial" w:eastAsia="Arial" w:hAnsi="Arial"/>
@@ -25388,7 +25388,7 @@
             <w:pPr>
               <w:spacing w:after="20" w:before="0"/>
             </w:pPr>
-            <w:hyperlink w:history="1" r:id="rIddn_smxifuti9igycc38fx">
+            <w:hyperlink w:history="1" r:id="rIdo4hy2y7mflvr_sobl6iq8">
               <w:r>
                 <w:rPr>
                   <w:rFonts w:ascii="Arial" w:cs="Arial" w:eastAsia="Arial" w:hAnsi="Arial"/>
@@ -25421,7 +25421,7 @@
               <w:spacing w:after="10" w:before="0"/>
               <w:ind w:left="120"/>
             </w:pPr>
-            <w:hyperlink w:history="1" r:id="rId1hbbrlqtq9bnjzg43zap-">
+            <w:hyperlink w:history="1" r:id="rIdfdm1tlxedni4h8xqzckat">
               <w:r>
                 <w:rPr>
                   <w:rFonts w:ascii="Arial" w:cs="Arial" w:eastAsia="Arial" w:hAnsi="Arial"/>
@@ -25616,7 +25616,7 @@
             <w:pPr>
               <w:spacing w:after="20" w:before="0"/>
             </w:pPr>
-            <w:hyperlink w:history="1" r:id="rId8fj9rlrtl44yf2sifgtw7">
+            <w:hyperlink w:history="1" r:id="rIdapt0ypljctmvejgclemhj">
               <w:r>
                 <w:rPr>
                   <w:rFonts w:ascii="Arial" w:cs="Arial" w:eastAsia="Arial" w:hAnsi="Arial"/>
@@ -25649,7 +25649,7 @@
               <w:spacing w:after="10" w:before="0"/>
               <w:ind w:left="120"/>
             </w:pPr>
-            <w:hyperlink w:history="1" r:id="rIdmfernsw5o6-tdfksdjdpb">
+            <w:hyperlink w:history="1" r:id="rIdlq675s1ehb3x8utfq8-8d">
               <w:r>
                 <w:rPr>
                   <w:rFonts w:ascii="Arial" w:cs="Arial" w:eastAsia="Arial" w:hAnsi="Arial"/>
@@ -25694,7 +25694,7 @@
             <w:pPr>
               <w:spacing w:after="20" w:before="0"/>
             </w:pPr>
-            <w:hyperlink w:history="1" r:id="rIdvl2ugbdrbxwy5wg6gbnfr">
+            <w:hyperlink w:history="1" r:id="rIdgwlcarorgrcwk-uagz0sn">
               <w:r>
                 <w:rPr>
                   <w:rFonts w:ascii="Arial" w:cs="Arial" w:eastAsia="Arial" w:hAnsi="Arial"/>
@@ -25727,7 +25727,7 @@
               <w:spacing w:after="10" w:before="0"/>
               <w:ind w:left="120"/>
             </w:pPr>
-            <w:hyperlink w:history="1" r:id="rIdmkugpgsih6go07j96vi6b">
+            <w:hyperlink w:history="1" r:id="rIdsshte5xlzq6wjwzulmu7u">
               <w:r>
                 <w:rPr>
                   <w:rFonts w:ascii="Arial" w:cs="Arial" w:eastAsia="Arial" w:hAnsi="Arial"/>
@@ -27214,7 +27214,7 @@
             <w:pPr>
               <w:spacing w:after="20" w:before="0"/>
             </w:pPr>
-            <w:hyperlink w:history="1" r:id="rIdtynuvyxvj1ldalugqt4ne">
+            <w:hyperlink w:history="1" r:id="rId2ps-3tiiikcwt9mih5cjx">
               <w:r>
                 <w:rPr>
                   <w:rFonts w:ascii="Arial" w:cs="Arial" w:eastAsia="Arial" w:hAnsi="Arial"/>
@@ -27247,7 +27247,7 @@
               <w:spacing w:after="10" w:before="0"/>
               <w:ind w:left="120"/>
             </w:pPr>
-            <w:hyperlink w:history="1" r:id="rIdv42-wwtf7zxvwgx6riyho">
+            <w:hyperlink w:history="1" r:id="rIdepgz3qagbgtnbzf96uuvf">
               <w:r>
                 <w:rPr>
                   <w:rFonts w:ascii="Arial" w:cs="Arial" w:eastAsia="Arial" w:hAnsi="Arial"/>
@@ -27292,7 +27292,7 @@
             <w:pPr>
               <w:spacing w:after="20" w:before="0"/>
             </w:pPr>
-            <w:hyperlink w:history="1" r:id="rIdofj1z_wbkjpgygzjo77vw">
+            <w:hyperlink w:history="1" r:id="rIdgdxa8-7wphbayftsebixs">
               <w:r>
                 <w:rPr>
                   <w:rFonts w:ascii="Arial" w:cs="Arial" w:eastAsia="Arial" w:hAnsi="Arial"/>
@@ -27325,7 +27325,7 @@
               <w:spacing w:after="10" w:before="0"/>
               <w:ind w:left="120"/>
             </w:pPr>
-            <w:hyperlink w:history="1" r:id="rIdys9ohjcoukjbtlyehwjlo">
+            <w:hyperlink w:history="1" r:id="rId0xzn1j3cyospkrblq2ydu">
               <w:r>
                 <w:rPr>
                   <w:rFonts w:ascii="Arial" w:cs="Arial" w:eastAsia="Arial" w:hAnsi="Arial"/>
@@ -27520,7 +27520,7 @@
             <w:pPr>
               <w:spacing w:after="20" w:before="0"/>
             </w:pPr>
-            <w:hyperlink w:history="1" r:id="rIddhmzgtaumkrbvi0zalji5">
+            <w:hyperlink w:history="1" r:id="rIdcnt2zl0xc0xfresym8ngu">
               <w:r>
                 <w:rPr>
                   <w:rFonts w:ascii="Arial" w:cs="Arial" w:eastAsia="Arial" w:hAnsi="Arial"/>
@@ -27553,7 +27553,7 @@
               <w:spacing w:after="10" w:before="0"/>
               <w:ind w:left="120"/>
             </w:pPr>
-            <w:hyperlink w:history="1" r:id="rIdgvn_ltsexm50h6fuiumhz">
+            <w:hyperlink w:history="1" r:id="rIdkf1ty0ghhgjlzxmapca6o">
               <w:r>
                 <w:rPr>
                   <w:rFonts w:ascii="Arial" w:cs="Arial" w:eastAsia="Arial" w:hAnsi="Arial"/>
@@ -27598,7 +27598,7 @@
             <w:pPr>
               <w:spacing w:after="20" w:before="0"/>
             </w:pPr>
-            <w:hyperlink w:history="1" r:id="rId10h8lbe44nbz0xdiwmhcn">
+            <w:hyperlink w:history="1" r:id="rIdr_y7oh0laledi61uprtqf">
               <w:r>
                 <w:rPr>
                   <w:rFonts w:ascii="Arial" w:cs="Arial" w:eastAsia="Arial" w:hAnsi="Arial"/>
@@ -27631,7 +27631,7 @@
               <w:spacing w:after="10" w:before="0"/>
               <w:ind w:left="120"/>
             </w:pPr>
-            <w:hyperlink w:history="1" r:id="rIde-uqnoeqd_nz6ykgkrx79">
+            <w:hyperlink w:history="1" r:id="rIdcwmg7dst8ulfmgj8efc9y">
               <w:r>
                 <w:rPr>
                   <w:rFonts w:ascii="Arial" w:cs="Arial" w:eastAsia="Arial" w:hAnsi="Arial"/>
@@ -27826,7 +27826,7 @@
             <w:pPr>
               <w:spacing w:after="20" w:before="0"/>
             </w:pPr>
-            <w:hyperlink w:history="1" r:id="rIdvgajxhpyq-hpomrzsmu91">
+            <w:hyperlink w:history="1" r:id="rIdauelk0xqnodn00nwfbarz">
               <w:r>
                 <w:rPr>
                   <w:rFonts w:ascii="Arial" w:cs="Arial" w:eastAsia="Arial" w:hAnsi="Arial"/>
@@ -27859,7 +27859,7 @@
               <w:spacing w:after="10" w:before="0"/>
               <w:ind w:left="120"/>
             </w:pPr>
-            <w:hyperlink w:history="1" r:id="rIdylp646nxavkibgcssef8o">
+            <w:hyperlink w:history="1" r:id="rIdyvzstpozy1xadxtvmbodb">
               <w:r>
                 <w:rPr>
                   <w:rFonts w:ascii="Arial" w:cs="Arial" w:eastAsia="Arial" w:hAnsi="Arial"/>
@@ -27904,7 +27904,7 @@
             <w:pPr>
               <w:spacing w:after="20" w:before="0"/>
             </w:pPr>
-            <w:hyperlink w:history="1" r:id="rIdklh-oi0c1so_gth-nlbng">
+            <w:hyperlink w:history="1" r:id="rId7n13kre0cbrddhjvr8bcw">
               <w:r>
                 <w:rPr>
                   <w:rFonts w:ascii="Arial" w:cs="Arial" w:eastAsia="Arial" w:hAnsi="Arial"/>
@@ -27937,7 +27937,7 @@
               <w:spacing w:after="10" w:before="0"/>
               <w:ind w:left="120"/>
             </w:pPr>
-            <w:hyperlink w:history="1" r:id="rIdehjccfl9faobe7bmp2s4l">
+            <w:hyperlink w:history="1" r:id="rIdsrbcywj18grykd3_ny5of">
               <w:r>
                 <w:rPr>
                   <w:rFonts w:ascii="Arial" w:cs="Arial" w:eastAsia="Arial" w:hAnsi="Arial"/>
@@ -28132,7 +28132,7 @@
             <w:pPr>
               <w:spacing w:after="20" w:before="0"/>
             </w:pPr>
-            <w:hyperlink w:history="1" r:id="rIdl7yfkcrwuzslmmfrqo3ao">
+            <w:hyperlink w:history="1" r:id="rId-bzic0w9g2ttstvultpru">
               <w:r>
                 <w:rPr>
                   <w:rFonts w:ascii="Arial" w:cs="Arial" w:eastAsia="Arial" w:hAnsi="Arial"/>
@@ -28165,7 +28165,7 @@
               <w:spacing w:after="10" w:before="0"/>
               <w:ind w:left="120"/>
             </w:pPr>
-            <w:hyperlink w:history="1" r:id="rIdz0xice96_nlaj_0fqnc5t">
+            <w:hyperlink w:history="1" r:id="rId1efvqumqaq5otcquipak-">
               <w:r>
                 <w:rPr>
                   <w:rFonts w:ascii="Arial" w:cs="Arial" w:eastAsia="Arial" w:hAnsi="Arial"/>
@@ -28210,7 +28210,7 @@
             <w:pPr>
               <w:spacing w:after="20" w:before="0"/>
             </w:pPr>
-            <w:hyperlink w:history="1" r:id="rIdsrxpzenyprnv50gybybnu">
+            <w:hyperlink w:history="1" r:id="rId7maltuml8vwjoeyrhrj9o">
               <w:r>
                 <w:rPr>
                   <w:rFonts w:ascii="Arial" w:cs="Arial" w:eastAsia="Arial" w:hAnsi="Arial"/>
@@ -28243,7 +28243,7 @@
               <w:spacing w:after="10" w:before="0"/>
               <w:ind w:left="120"/>
             </w:pPr>
-            <w:hyperlink w:history="1" r:id="rIdbz5k7w6nhhppbi6-weuix">
+            <w:hyperlink w:history="1" r:id="rIdckgzdykspceiwcfxxwjg2">
               <w:r>
                 <w:rPr>
                   <w:rFonts w:ascii="Arial" w:cs="Arial" w:eastAsia="Arial" w:hAnsi="Arial"/>
@@ -28438,7 +28438,7 @@
             <w:pPr>
               <w:spacing w:after="20" w:before="0"/>
             </w:pPr>
-            <w:hyperlink w:history="1" r:id="rIdyrgafkvucsdrinkfvbvsx">
+            <w:hyperlink w:history="1" r:id="rIdk1ufdbc16y6lurpa4tpkp">
               <w:r>
                 <w:rPr>
                   <w:rFonts w:ascii="Arial" w:cs="Arial" w:eastAsia="Arial" w:hAnsi="Arial"/>
@@ -28471,7 +28471,7 @@
               <w:spacing w:after="10" w:before="0"/>
               <w:ind w:left="120"/>
             </w:pPr>
-            <w:hyperlink w:history="1" r:id="rIdd2fzg08ieczkbcansmw1c">
+            <w:hyperlink w:history="1" r:id="rIdpwtjfjy3jxxd51tety5fk">
               <w:r>
                 <w:rPr>
                   <w:rFonts w:ascii="Arial" w:cs="Arial" w:eastAsia="Arial" w:hAnsi="Arial"/>
@@ -28516,7 +28516,7 @@
             <w:pPr>
               <w:spacing w:after="20" w:before="0"/>
             </w:pPr>
-            <w:hyperlink w:history="1" r:id="rIdw_meejdr7h0jndrjriitd">
+            <w:hyperlink w:history="1" r:id="rIdfd1g7x0ct4nz--c11zwlt">
               <w:r>
                 <w:rPr>
                   <w:rFonts w:ascii="Arial" w:cs="Arial" w:eastAsia="Arial" w:hAnsi="Arial"/>
@@ -28549,7 +28549,7 @@
               <w:spacing w:after="10" w:before="0"/>
               <w:ind w:left="120"/>
             </w:pPr>
-            <w:hyperlink w:history="1" r:id="rIdak2v_mmlx_utgsmajk0jh">
+            <w:hyperlink w:history="1" r:id="rId8lp3_ktqwmbtklj5mv8iy">
               <w:r>
                 <w:rPr>
                   <w:rFonts w:ascii="Arial" w:cs="Arial" w:eastAsia="Arial" w:hAnsi="Arial"/>
@@ -30036,7 +30036,7 @@
             <w:pPr>
               <w:spacing w:after="20" w:before="0"/>
             </w:pPr>
-            <w:hyperlink w:history="1" r:id="rIdl6ishe0u5bhxlse24dlfr">
+            <w:hyperlink w:history="1" r:id="rIdtbpwohqrqcrklbnde8pgv">
               <w:r>
                 <w:rPr>
                   <w:rFonts w:ascii="Arial" w:cs="Arial" w:eastAsia="Arial" w:hAnsi="Arial"/>
@@ -30069,7 +30069,7 @@
               <w:spacing w:after="10" w:before="0"/>
               <w:ind w:left="120"/>
             </w:pPr>
-            <w:hyperlink w:history="1" r:id="rIdf8cesttugferyw6yw1_z-">
+            <w:hyperlink w:history="1" r:id="rIdmi-dvszbmvuaknqym9vet">
               <w:r>
                 <w:rPr>
                   <w:rFonts w:ascii="Arial" w:cs="Arial" w:eastAsia="Arial" w:hAnsi="Arial"/>
@@ -30114,7 +30114,7 @@
             <w:pPr>
               <w:spacing w:after="20" w:before="0"/>
             </w:pPr>
-            <w:hyperlink w:history="1" r:id="rIddb1z-krpsnqu9xp4de_8u">
+            <w:hyperlink w:history="1" r:id="rIddlwpbrcng3gzxcyo10nwu">
               <w:r>
                 <w:rPr>
                   <w:rFonts w:ascii="Arial" w:cs="Arial" w:eastAsia="Arial" w:hAnsi="Arial"/>
@@ -30147,7 +30147,7 @@
               <w:spacing w:after="10" w:before="0"/>
               <w:ind w:left="120"/>
             </w:pPr>
-            <w:hyperlink w:history="1" r:id="rIdxmudmbrlw-auzxipkasnd">
+            <w:hyperlink w:history="1" r:id="rIdtq7_otr75kjgcmpgrvwsf">
               <w:r>
                 <w:rPr>
                   <w:rFonts w:ascii="Arial" w:cs="Arial" w:eastAsia="Arial" w:hAnsi="Arial"/>
@@ -30342,7 +30342,7 @@
             <w:pPr>
               <w:spacing w:after="20" w:before="0"/>
             </w:pPr>
-            <w:hyperlink w:history="1" r:id="rIdx775ditbixasrb8qmoiwy">
+            <w:hyperlink w:history="1" r:id="rIdo_2_tgyon0guimowqlakj">
               <w:r>
                 <w:rPr>
                   <w:rFonts w:ascii="Arial" w:cs="Arial" w:eastAsia="Arial" w:hAnsi="Arial"/>
@@ -30375,7 +30375,7 @@
               <w:spacing w:after="10" w:before="0"/>
               <w:ind w:left="120"/>
             </w:pPr>
-            <w:hyperlink w:history="1" r:id="rIdauqq7njzrg-3oaqkhr7oc">
+            <w:hyperlink w:history="1" r:id="rIdlgzhyxfju4o26nljncl9j">
               <w:r>
                 <w:rPr>
                   <w:rFonts w:ascii="Arial" w:cs="Arial" w:eastAsia="Arial" w:hAnsi="Arial"/>
@@ -30420,7 +30420,7 @@
             <w:pPr>
               <w:spacing w:after="20" w:before="0"/>
             </w:pPr>
-            <w:hyperlink w:history="1" r:id="rId47xl7p2nnawwapwynt08f">
+            <w:hyperlink w:history="1" r:id="rIda81vn2kfxidqocde8wwdh">
               <w:r>
                 <w:rPr>
                   <w:rFonts w:ascii="Arial" w:cs="Arial" w:eastAsia="Arial" w:hAnsi="Arial"/>
@@ -30453,7 +30453,7 @@
               <w:spacing w:after="10" w:before="0"/>
               <w:ind w:left="120"/>
             </w:pPr>
-            <w:hyperlink w:history="1" r:id="rIdvs8g3qjlfh3blldicedbv">
+            <w:hyperlink w:history="1" r:id="rIdtq80xdobduwvu8ruuezxj">
               <w:r>
                 <w:rPr>
                   <w:rFonts w:ascii="Arial" w:cs="Arial" w:eastAsia="Arial" w:hAnsi="Arial"/>
@@ -30648,7 +30648,7 @@
             <w:pPr>
               <w:spacing w:after="20" w:before="0"/>
             </w:pPr>
-            <w:hyperlink w:history="1" r:id="rIdrmdyzsyteucp5hlirdt7b">
+            <w:hyperlink w:history="1" r:id="rIduq0162cjqxqrbttcw-na3">
               <w:r>
                 <w:rPr>
                   <w:rFonts w:ascii="Arial" w:cs="Arial" w:eastAsia="Arial" w:hAnsi="Arial"/>
@@ -30681,7 +30681,7 @@
               <w:spacing w:after="10" w:before="0"/>
               <w:ind w:left="120"/>
             </w:pPr>
-            <w:hyperlink w:history="1" r:id="rId3ibuu9ltnzndumo3zrag_">
+            <w:hyperlink w:history="1" r:id="rId22khvknfih8v9sxrnyhhy">
               <w:r>
                 <w:rPr>
                   <w:rFonts w:ascii="Arial" w:cs="Arial" w:eastAsia="Arial" w:hAnsi="Arial"/>
@@ -30726,7 +30726,7 @@
             <w:pPr>
               <w:spacing w:after="20" w:before="0"/>
             </w:pPr>
-            <w:hyperlink w:history="1" r:id="rIdj6dspamdxt2znedoogfjk">
+            <w:hyperlink w:history="1" r:id="rIddwovkp8obcfzsuhmlnaai">
               <w:r>
                 <w:rPr>
                   <w:rFonts w:ascii="Arial" w:cs="Arial" w:eastAsia="Arial" w:hAnsi="Arial"/>
@@ -30759,7 +30759,7 @@
               <w:spacing w:after="10" w:before="0"/>
               <w:ind w:left="120"/>
             </w:pPr>
-            <w:hyperlink w:history="1" r:id="rIdfpaws8vrqoyzncaj5id0x">
+            <w:hyperlink w:history="1" r:id="rIdzuc4v9mdcncu5jdggxyj0">
               <w:r>
                 <w:rPr>
                   <w:rFonts w:ascii="Arial" w:cs="Arial" w:eastAsia="Arial" w:hAnsi="Arial"/>
@@ -30954,7 +30954,7 @@
             <w:pPr>
               <w:spacing w:after="20" w:before="0"/>
             </w:pPr>
-            <w:hyperlink w:history="1" r:id="rIdqzfuba39mgl5eh59iibmj">
+            <w:hyperlink w:history="1" r:id="rIdly62eli0o8h7hhugypp4k">
               <w:r>
                 <w:rPr>
                   <w:rFonts w:ascii="Arial" w:cs="Arial" w:eastAsia="Arial" w:hAnsi="Arial"/>
@@ -30987,7 +30987,7 @@
               <w:spacing w:after="10" w:before="0"/>
               <w:ind w:left="120"/>
             </w:pPr>
-            <w:hyperlink w:history="1" r:id="rIdjkygsa6w_ovjz8abynfof">
+            <w:hyperlink w:history="1" r:id="rIdrtppcth64uzz_2ozgggyb">
               <w:r>
                 <w:rPr>
                   <w:rFonts w:ascii="Arial" w:cs="Arial" w:eastAsia="Arial" w:hAnsi="Arial"/>
@@ -31032,7 +31032,7 @@
             <w:pPr>
               <w:spacing w:after="20" w:before="0"/>
             </w:pPr>
-            <w:hyperlink w:history="1" r:id="rIddwbg2apqtpsue6v0ai_se">
+            <w:hyperlink w:history="1" r:id="rIda0acbrbvompkvqrl3g15u">
               <w:r>
                 <w:rPr>
                   <w:rFonts w:ascii="Arial" w:cs="Arial" w:eastAsia="Arial" w:hAnsi="Arial"/>
@@ -31065,7 +31065,7 @@
               <w:spacing w:after="10" w:before="0"/>
               <w:ind w:left="120"/>
             </w:pPr>
-            <w:hyperlink w:history="1" r:id="rIdqgfpoe77zbf1ke9fajfkc">
+            <w:hyperlink w:history="1" r:id="rIdjlaecljko2t1vdsuhvlir">
               <w:r>
                 <w:rPr>
                   <w:rFonts w:ascii="Arial" w:cs="Arial" w:eastAsia="Arial" w:hAnsi="Arial"/>
@@ -31260,7 +31260,7 @@
             <w:pPr>
               <w:spacing w:after="20" w:before="0"/>
             </w:pPr>
-            <w:hyperlink w:history="1" r:id="rId9tgv5balpljj2vg1jhb5b">
+            <w:hyperlink w:history="1" r:id="rIdnrcv2kddgjoflkb4aymev">
               <w:r>
                 <w:rPr>
                   <w:rFonts w:ascii="Arial" w:cs="Arial" w:eastAsia="Arial" w:hAnsi="Arial"/>
@@ -31293,7 +31293,7 @@
               <w:spacing w:after="10" w:before="0"/>
               <w:ind w:left="120"/>
             </w:pPr>
-            <w:hyperlink w:history="1" r:id="rIdz2trp-y83ddkickft_9bq">
+            <w:hyperlink w:history="1" r:id="rIdofndyzulqjpxeo6zijtjj">
               <w:r>
                 <w:rPr>
                   <w:rFonts w:ascii="Arial" w:cs="Arial" w:eastAsia="Arial" w:hAnsi="Arial"/>
@@ -31338,7 +31338,7 @@
             <w:pPr>
               <w:spacing w:after="20" w:before="0"/>
             </w:pPr>
-            <w:hyperlink w:history="1" r:id="rIdj_qxglx56eh9slokfu5dj">
+            <w:hyperlink w:history="1" r:id="rIdqk1xbuytbnxeh4ab9fe7h">
               <w:r>
                 <w:rPr>
                   <w:rFonts w:ascii="Arial" w:cs="Arial" w:eastAsia="Arial" w:hAnsi="Arial"/>
@@ -31371,7 +31371,7 @@
               <w:spacing w:after="10" w:before="0"/>
               <w:ind w:left="120"/>
             </w:pPr>
-            <w:hyperlink w:history="1" r:id="rIdd32mgr-1fnvmtgvoxz4ry">
+            <w:hyperlink w:history="1" r:id="rIdexx2whxdsgfg0uwcit6b3">
               <w:r>
                 <w:rPr>
                   <w:rFonts w:ascii="Arial" w:cs="Arial" w:eastAsia="Arial" w:hAnsi="Arial"/>

--- a/data/outputs/v2/Chemistry/SS3.1_Acids_and_Bases/Chemistry_Acids_and_Bases_CBE_LessonSequence.docx
+++ b/data/outputs/v2/Chemistry/SS3.1_Acids_and_Bases/Chemistry_Acids_and_Bases_CBE_LessonSequence.docx
@@ -3498,7 +3498,7 @@
             <w:pPr>
               <w:spacing w:after="20" w:before="0"/>
             </w:pPr>
-            <w:hyperlink w:history="1" r:id="rIdrs259lpirdgi9goyawqq3">
+            <w:hyperlink w:history="1" r:id="rIdxfscmlsblvmm6hbuudaw6">
               <w:r>
                 <w:rPr>
                   <w:rFonts w:ascii="Arial" w:cs="Arial" w:eastAsia="Arial" w:hAnsi="Arial"/>
@@ -3531,7 +3531,7 @@
               <w:spacing w:after="10" w:before="0"/>
               <w:ind w:left="120"/>
             </w:pPr>
-            <w:hyperlink w:history="1" r:id="rIdiijo33b3wtckknb88a0x2">
+            <w:hyperlink w:history="1" r:id="rIdvnfpzocbyvnmo_t_wugnx">
               <w:r>
                 <w:rPr>
                   <w:rFonts w:ascii="Arial" w:cs="Arial" w:eastAsia="Arial" w:hAnsi="Arial"/>
@@ -3576,7 +3576,7 @@
             <w:pPr>
               <w:spacing w:after="20" w:before="0"/>
             </w:pPr>
-            <w:hyperlink w:history="1" r:id="rIdalzxlnfjy4dmc4r5o350u">
+            <w:hyperlink w:history="1" r:id="rIdxmlkxihi8vl-ved283qi6">
               <w:r>
                 <w:rPr>
                   <w:rFonts w:ascii="Arial" w:cs="Arial" w:eastAsia="Arial" w:hAnsi="Arial"/>
@@ -3609,7 +3609,7 @@
               <w:spacing w:after="10" w:before="0"/>
               <w:ind w:left="120"/>
             </w:pPr>
-            <w:hyperlink w:history="1" r:id="rIddmv2zfnvb4ualc83aeytq">
+            <w:hyperlink w:history="1" r:id="rIdxskrh8-4izopyxe1qz8yk">
               <w:r>
                 <w:rPr>
                   <w:rFonts w:ascii="Arial" w:cs="Arial" w:eastAsia="Arial" w:hAnsi="Arial"/>
@@ -3804,7 +3804,7 @@
             <w:pPr>
               <w:spacing w:after="20" w:before="0"/>
             </w:pPr>
-            <w:hyperlink w:history="1" r:id="rIdbz-0egn5cizwyhsz_ky1v">
+            <w:hyperlink w:history="1" r:id="rIdjl_e9t0uitg8v4hgvcvje">
               <w:r>
                 <w:rPr>
                   <w:rFonts w:ascii="Arial" w:cs="Arial" w:eastAsia="Arial" w:hAnsi="Arial"/>
@@ -3837,7 +3837,7 @@
               <w:spacing w:after="10" w:before="0"/>
               <w:ind w:left="120"/>
             </w:pPr>
-            <w:hyperlink w:history="1" r:id="rIdzcrappawekuahyvgisxbt">
+            <w:hyperlink w:history="1" r:id="rId_pbjhcx0by-5_my_wpwuj">
               <w:r>
                 <w:rPr>
                   <w:rFonts w:ascii="Arial" w:cs="Arial" w:eastAsia="Arial" w:hAnsi="Arial"/>
@@ -3882,7 +3882,7 @@
             <w:pPr>
               <w:spacing w:after="20" w:before="0"/>
             </w:pPr>
-            <w:hyperlink w:history="1" r:id="rId8zt2yzbvmbjoo2t21vder">
+            <w:hyperlink w:history="1" r:id="rIdeww-ncjqao2gdurlylu3b">
               <w:r>
                 <w:rPr>
                   <w:rFonts w:ascii="Arial" w:cs="Arial" w:eastAsia="Arial" w:hAnsi="Arial"/>
@@ -3915,7 +3915,7 @@
               <w:spacing w:after="10" w:before="0"/>
               <w:ind w:left="120"/>
             </w:pPr>
-            <w:hyperlink w:history="1" r:id="rIdaqo9fjb5sk7nxd7qsc4xm">
+            <w:hyperlink w:history="1" r:id="rId0ptpzdrev9vz5wk3mk2ox">
               <w:r>
                 <w:rPr>
                   <w:rFonts w:ascii="Arial" w:cs="Arial" w:eastAsia="Arial" w:hAnsi="Arial"/>
@@ -4110,7 +4110,7 @@
             <w:pPr>
               <w:spacing w:after="20" w:before="0"/>
             </w:pPr>
-            <w:hyperlink w:history="1" r:id="rIdftq9czrpnuip0ydfezlua">
+            <w:hyperlink w:history="1" r:id="rIdc9_q8x4g-dtzbuz4dde7z">
               <w:r>
                 <w:rPr>
                   <w:rFonts w:ascii="Arial" w:cs="Arial" w:eastAsia="Arial" w:hAnsi="Arial"/>
@@ -4143,7 +4143,7 @@
               <w:spacing w:after="10" w:before="0"/>
               <w:ind w:left="120"/>
             </w:pPr>
-            <w:hyperlink w:history="1" r:id="rIdbk5izeqdviihusq4hm-yw">
+            <w:hyperlink w:history="1" r:id="rIdrfdfcof3cbupnlg2ufu2e">
               <w:r>
                 <w:rPr>
                   <w:rFonts w:ascii="Arial" w:cs="Arial" w:eastAsia="Arial" w:hAnsi="Arial"/>
@@ -4188,7 +4188,7 @@
             <w:pPr>
               <w:spacing w:after="20" w:before="0"/>
             </w:pPr>
-            <w:hyperlink w:history="1" r:id="rId8b2wtmzzeksgn8gjshsfv">
+            <w:hyperlink w:history="1" r:id="rIddlbusxmoktmqiwym0sv5o">
               <w:r>
                 <w:rPr>
                   <w:rFonts w:ascii="Arial" w:cs="Arial" w:eastAsia="Arial" w:hAnsi="Arial"/>
@@ -4221,7 +4221,7 @@
               <w:spacing w:after="10" w:before="0"/>
               <w:ind w:left="120"/>
             </w:pPr>
-            <w:hyperlink w:history="1" r:id="rIdrovtl-6ubqqgouu58olql">
+            <w:hyperlink w:history="1" r:id="rIdt3jnvifsn0nc7ho8gwaqk">
               <w:r>
                 <w:rPr>
                   <w:rFonts w:ascii="Arial" w:cs="Arial" w:eastAsia="Arial" w:hAnsi="Arial"/>
@@ -4416,7 +4416,7 @@
             <w:pPr>
               <w:spacing w:after="20" w:before="0"/>
             </w:pPr>
-            <w:hyperlink w:history="1" r:id="rIdlohrumsrftru84ytwkrvc">
+            <w:hyperlink w:history="1" r:id="rId1npgce-k0zcio94i_8sqr">
               <w:r>
                 <w:rPr>
                   <w:rFonts w:ascii="Arial" w:cs="Arial" w:eastAsia="Arial" w:hAnsi="Arial"/>
@@ -4449,7 +4449,7 @@
               <w:spacing w:after="10" w:before="0"/>
               <w:ind w:left="120"/>
             </w:pPr>
-            <w:hyperlink w:history="1" r:id="rIdov0vzkfqdsxttfpfiblbi">
+            <w:hyperlink w:history="1" r:id="rId7cqdrddbik9v4wgf-7hxn">
               <w:r>
                 <w:rPr>
                   <w:rFonts w:ascii="Arial" w:cs="Arial" w:eastAsia="Arial" w:hAnsi="Arial"/>
@@ -4494,7 +4494,7 @@
             <w:pPr>
               <w:spacing w:after="20" w:before="0"/>
             </w:pPr>
-            <w:hyperlink w:history="1" r:id="rId8pvugmi-j5fv5cymw4jk2">
+            <w:hyperlink w:history="1" r:id="rIds9xvtobv3gtm95zkhhwn7">
               <w:r>
                 <w:rPr>
                   <w:rFonts w:ascii="Arial" w:cs="Arial" w:eastAsia="Arial" w:hAnsi="Arial"/>
@@ -4527,7 +4527,7 @@
               <w:spacing w:after="10" w:before="0"/>
               <w:ind w:left="120"/>
             </w:pPr>
-            <w:hyperlink w:history="1" r:id="rId5-4qbhrxzuw6an0ydufn1">
+            <w:hyperlink w:history="1" r:id="rIdiytjs3nllr_l56xwsztn_">
               <w:r>
                 <w:rPr>
                   <w:rFonts w:ascii="Arial" w:cs="Arial" w:eastAsia="Arial" w:hAnsi="Arial"/>
@@ -4722,7 +4722,7 @@
             <w:pPr>
               <w:spacing w:after="20" w:before="0"/>
             </w:pPr>
-            <w:hyperlink w:history="1" r:id="rIdh5k2cgdw_jogry7rjwyam">
+            <w:hyperlink w:history="1" r:id="rIdspuxzipyjk1xahlqynf4k">
               <w:r>
                 <w:rPr>
                   <w:rFonts w:ascii="Arial" w:cs="Arial" w:eastAsia="Arial" w:hAnsi="Arial"/>
@@ -4755,7 +4755,7 @@
               <w:spacing w:after="10" w:before="0"/>
               <w:ind w:left="120"/>
             </w:pPr>
-            <w:hyperlink w:history="1" r:id="rId9dvpkchzshkeuojffj9id">
+            <w:hyperlink w:history="1" r:id="rIdeave5ohnhnyrgv8aowa3i">
               <w:r>
                 <w:rPr>
                   <w:rFonts w:ascii="Arial" w:cs="Arial" w:eastAsia="Arial" w:hAnsi="Arial"/>
@@ -4800,7 +4800,7 @@
             <w:pPr>
               <w:spacing w:after="20" w:before="0"/>
             </w:pPr>
-            <w:hyperlink w:history="1" r:id="rIdf4cvnengxanc0bfqm65y9">
+            <w:hyperlink w:history="1" r:id="rIdmsiza_l8ksrliz6r8o7ne">
               <w:r>
                 <w:rPr>
                   <w:rFonts w:ascii="Arial" w:cs="Arial" w:eastAsia="Arial" w:hAnsi="Arial"/>
@@ -4833,7 +4833,7 @@
               <w:spacing w:after="10" w:before="0"/>
               <w:ind w:left="120"/>
             </w:pPr>
-            <w:hyperlink w:history="1" r:id="rIdtpnrhuniauy0dtcsm42i5">
+            <w:hyperlink w:history="1" r:id="rIduiwfsv9yv115xjgwyj8yf">
               <w:r>
                 <w:rPr>
                   <w:rFonts w:ascii="Arial" w:cs="Arial" w:eastAsia="Arial" w:hAnsi="Arial"/>
@@ -6320,7 +6320,7 @@
             <w:pPr>
               <w:spacing w:after="20" w:before="0"/>
             </w:pPr>
-            <w:hyperlink w:history="1" r:id="rIdqtwvk9ltno1tvwcyfjijx">
+            <w:hyperlink w:history="1" r:id="rIdocbim-vr3zfukybrtgzfe">
               <w:r>
                 <w:rPr>
                   <w:rFonts w:ascii="Arial" w:cs="Arial" w:eastAsia="Arial" w:hAnsi="Arial"/>
@@ -6353,7 +6353,7 @@
               <w:spacing w:after="10" w:before="0"/>
               <w:ind w:left="120"/>
             </w:pPr>
-            <w:hyperlink w:history="1" r:id="rIdiosuxlopkf4qz6h71rt-r">
+            <w:hyperlink w:history="1" r:id="rIdtlllvbampgl2fih2ipdok">
               <w:r>
                 <w:rPr>
                   <w:rFonts w:ascii="Arial" w:cs="Arial" w:eastAsia="Arial" w:hAnsi="Arial"/>
@@ -6398,7 +6398,7 @@
             <w:pPr>
               <w:spacing w:after="20" w:before="0"/>
             </w:pPr>
-            <w:hyperlink w:history="1" r:id="rIdrdsgmnwqkwwv73oi4vdyc">
+            <w:hyperlink w:history="1" r:id="rIdsayfenxpmgegihuhmn9z9">
               <w:r>
                 <w:rPr>
                   <w:rFonts w:ascii="Arial" w:cs="Arial" w:eastAsia="Arial" w:hAnsi="Arial"/>
@@ -6431,7 +6431,7 @@
               <w:spacing w:after="10" w:before="0"/>
               <w:ind w:left="120"/>
             </w:pPr>
-            <w:hyperlink w:history="1" r:id="rId6gawgzzb0vnbpelkyzfa1">
+            <w:hyperlink w:history="1" r:id="rIdyj2ilkmzkqk7io9bd7cfr">
               <w:r>
                 <w:rPr>
                   <w:rFonts w:ascii="Arial" w:cs="Arial" w:eastAsia="Arial" w:hAnsi="Arial"/>
@@ -6626,7 +6626,7 @@
             <w:pPr>
               <w:spacing w:after="20" w:before="0"/>
             </w:pPr>
-            <w:hyperlink w:history="1" r:id="rIdd6ajg2_9mbeqbqybovhqt">
+            <w:hyperlink w:history="1" r:id="rIduaspugw4t6c0fukgm618h">
               <w:r>
                 <w:rPr>
                   <w:rFonts w:ascii="Arial" w:cs="Arial" w:eastAsia="Arial" w:hAnsi="Arial"/>
@@ -6659,7 +6659,7 @@
               <w:spacing w:after="10" w:before="0"/>
               <w:ind w:left="120"/>
             </w:pPr>
-            <w:hyperlink w:history="1" r:id="rId5_phm5eqkgpbvma1h3r-4">
+            <w:hyperlink w:history="1" r:id="rIdep4n9duvie914w77e6zye">
               <w:r>
                 <w:rPr>
                   <w:rFonts w:ascii="Arial" w:cs="Arial" w:eastAsia="Arial" w:hAnsi="Arial"/>
@@ -6704,7 +6704,7 @@
             <w:pPr>
               <w:spacing w:after="20" w:before="0"/>
             </w:pPr>
-            <w:hyperlink w:history="1" r:id="rId4wamnzuymvwuqxwtunjds">
+            <w:hyperlink w:history="1" r:id="rIdoopanhp6pytxu-rf65tbl">
               <w:r>
                 <w:rPr>
                   <w:rFonts w:ascii="Arial" w:cs="Arial" w:eastAsia="Arial" w:hAnsi="Arial"/>
@@ -6737,7 +6737,7 @@
               <w:spacing w:after="10" w:before="0"/>
               <w:ind w:left="120"/>
             </w:pPr>
-            <w:hyperlink w:history="1" r:id="rId1g4lodjrh2swr-h9kgw3m">
+            <w:hyperlink w:history="1" r:id="rId3dnnfriqmv29ywd5lsd0e">
               <w:r>
                 <w:rPr>
                   <w:rFonts w:ascii="Arial" w:cs="Arial" w:eastAsia="Arial" w:hAnsi="Arial"/>
@@ -6932,7 +6932,7 @@
             <w:pPr>
               <w:spacing w:after="20" w:before="0"/>
             </w:pPr>
-            <w:hyperlink w:history="1" r:id="rIdkb6obfvldqxa-ptpz45n9">
+            <w:hyperlink w:history="1" r:id="rIdu_vzp2317nenlzzuxnyfb">
               <w:r>
                 <w:rPr>
                   <w:rFonts w:ascii="Arial" w:cs="Arial" w:eastAsia="Arial" w:hAnsi="Arial"/>
@@ -6965,7 +6965,7 @@
               <w:spacing w:after="10" w:before="0"/>
               <w:ind w:left="120"/>
             </w:pPr>
-            <w:hyperlink w:history="1" r:id="rIdxhww8pge-1ozbcyyz5leq">
+            <w:hyperlink w:history="1" r:id="rIdtrxvruqfsa9lt_oekm8vx">
               <w:r>
                 <w:rPr>
                   <w:rFonts w:ascii="Arial" w:cs="Arial" w:eastAsia="Arial" w:hAnsi="Arial"/>
@@ -7010,7 +7010,7 @@
             <w:pPr>
               <w:spacing w:after="20" w:before="0"/>
             </w:pPr>
-            <w:hyperlink w:history="1" r:id="rIdzbtocn3jw11wf7bytlotc">
+            <w:hyperlink w:history="1" r:id="rIdqruq5ln4bgnjsekucjdwi">
               <w:r>
                 <w:rPr>
                   <w:rFonts w:ascii="Arial" w:cs="Arial" w:eastAsia="Arial" w:hAnsi="Arial"/>
@@ -7043,7 +7043,7 @@
               <w:spacing w:after="10" w:before="0"/>
               <w:ind w:left="120"/>
             </w:pPr>
-            <w:hyperlink w:history="1" r:id="rIdmjdwluu6dtu4vbjhwrmwd">
+            <w:hyperlink w:history="1" r:id="rIdk9egorr97cwqnkdoobuc_">
               <w:r>
                 <w:rPr>
                   <w:rFonts w:ascii="Arial" w:cs="Arial" w:eastAsia="Arial" w:hAnsi="Arial"/>
@@ -7238,7 +7238,7 @@
             <w:pPr>
               <w:spacing w:after="20" w:before="0"/>
             </w:pPr>
-            <w:hyperlink w:history="1" r:id="rIddherqm3xkwvou7tytjpw4">
+            <w:hyperlink w:history="1" r:id="rId2t4icfv3arvuz4dmki-ts">
               <w:r>
                 <w:rPr>
                   <w:rFonts w:ascii="Arial" w:cs="Arial" w:eastAsia="Arial" w:hAnsi="Arial"/>
@@ -7271,7 +7271,7 @@
               <w:spacing w:after="10" w:before="0"/>
               <w:ind w:left="120"/>
             </w:pPr>
-            <w:hyperlink w:history="1" r:id="rIdstoaxorjyf9x5qgl1orpx">
+            <w:hyperlink w:history="1" r:id="rId9k1cg5grhkggvb6f3kezx">
               <w:r>
                 <w:rPr>
                   <w:rFonts w:ascii="Arial" w:cs="Arial" w:eastAsia="Arial" w:hAnsi="Arial"/>
@@ -7316,7 +7316,7 @@
             <w:pPr>
               <w:spacing w:after="20" w:before="0"/>
             </w:pPr>
-            <w:hyperlink w:history="1" r:id="rIdq1kfv0zdmekbe7kw3cgki">
+            <w:hyperlink w:history="1" r:id="rIdxud8jgnzkz2rja3gbl4a4">
               <w:r>
                 <w:rPr>
                   <w:rFonts w:ascii="Arial" w:cs="Arial" w:eastAsia="Arial" w:hAnsi="Arial"/>
@@ -7349,7 +7349,7 @@
               <w:spacing w:after="10" w:before="0"/>
               <w:ind w:left="120"/>
             </w:pPr>
-            <w:hyperlink w:history="1" r:id="rIdc4e7_7f5bd7eonvbdzqag">
+            <w:hyperlink w:history="1" r:id="rIdasdrg_h-h4mtqiqhoyjjb">
               <w:r>
                 <w:rPr>
                   <w:rFonts w:ascii="Arial" w:cs="Arial" w:eastAsia="Arial" w:hAnsi="Arial"/>
@@ -7544,7 +7544,7 @@
             <w:pPr>
               <w:spacing w:after="20" w:before="0"/>
             </w:pPr>
-            <w:hyperlink w:history="1" r:id="rId9yycbfnuax9-03vcjotlq">
+            <w:hyperlink w:history="1" r:id="rIdddkxuhyclkudxiyytigp1">
               <w:r>
                 <w:rPr>
                   <w:rFonts w:ascii="Arial" w:cs="Arial" w:eastAsia="Arial" w:hAnsi="Arial"/>
@@ -7577,7 +7577,7 @@
               <w:spacing w:after="10" w:before="0"/>
               <w:ind w:left="120"/>
             </w:pPr>
-            <w:hyperlink w:history="1" r:id="rId0xrkwoisho3crphwe1nxb">
+            <w:hyperlink w:history="1" r:id="rIdln2vtszgfbqm075rqxw03">
               <w:r>
                 <w:rPr>
                   <w:rFonts w:ascii="Arial" w:cs="Arial" w:eastAsia="Arial" w:hAnsi="Arial"/>
@@ -7622,7 +7622,7 @@
             <w:pPr>
               <w:spacing w:after="20" w:before="0"/>
             </w:pPr>
-            <w:hyperlink w:history="1" r:id="rIdxmqkvzhwvdqhjh_rlu8jb">
+            <w:hyperlink w:history="1" r:id="rIdf74pzrjiw2j5rhhra6xdb">
               <w:r>
                 <w:rPr>
                   <w:rFonts w:ascii="Arial" w:cs="Arial" w:eastAsia="Arial" w:hAnsi="Arial"/>
@@ -7655,7 +7655,7 @@
               <w:spacing w:after="10" w:before="0"/>
               <w:ind w:left="120"/>
             </w:pPr>
-            <w:hyperlink w:history="1" r:id="rIduiqk6ri7hiupyejd_86di">
+            <w:hyperlink w:history="1" r:id="rIdnz0dck__ehqqr1wxe7jte">
               <w:r>
                 <w:rPr>
                   <w:rFonts w:ascii="Arial" w:cs="Arial" w:eastAsia="Arial" w:hAnsi="Arial"/>
@@ -9142,7 +9142,7 @@
             <w:pPr>
               <w:spacing w:after="20" w:before="0"/>
             </w:pPr>
-            <w:hyperlink w:history="1" r:id="rIdb_ozn3q4cri2elmw6ydqb">
+            <w:hyperlink w:history="1" r:id="rIdyyet-hcibvf6hpu-jehyn">
               <w:r>
                 <w:rPr>
                   <w:rFonts w:ascii="Arial" w:cs="Arial" w:eastAsia="Arial" w:hAnsi="Arial"/>
@@ -9175,7 +9175,7 @@
               <w:spacing w:after="10" w:before="0"/>
               <w:ind w:left="120"/>
             </w:pPr>
-            <w:hyperlink w:history="1" r:id="rIdsjsiz0uimdlv-z1bcuzyo">
+            <w:hyperlink w:history="1" r:id="rId8kwro0y5zkd36okyqrkyr">
               <w:r>
                 <w:rPr>
                   <w:rFonts w:ascii="Arial" w:cs="Arial" w:eastAsia="Arial" w:hAnsi="Arial"/>
@@ -9220,7 +9220,7 @@
             <w:pPr>
               <w:spacing w:after="20" w:before="0"/>
             </w:pPr>
-            <w:hyperlink w:history="1" r:id="rIdg_rhcrnptwrfgze0z6m3p">
+            <w:hyperlink w:history="1" r:id="rIdzndmsn7xscvgjdmcnh2my">
               <w:r>
                 <w:rPr>
                   <w:rFonts w:ascii="Arial" w:cs="Arial" w:eastAsia="Arial" w:hAnsi="Arial"/>
@@ -9253,7 +9253,7 @@
               <w:spacing w:after="10" w:before="0"/>
               <w:ind w:left="120"/>
             </w:pPr>
-            <w:hyperlink w:history="1" r:id="rIdvp_fbbgufe_94-g8z213p">
+            <w:hyperlink w:history="1" r:id="rIdxc6wjunkjz3kcxerorfuz">
               <w:r>
                 <w:rPr>
                   <w:rFonts w:ascii="Arial" w:cs="Arial" w:eastAsia="Arial" w:hAnsi="Arial"/>
@@ -9448,7 +9448,7 @@
             <w:pPr>
               <w:spacing w:after="20" w:before="0"/>
             </w:pPr>
-            <w:hyperlink w:history="1" r:id="rIdnbxwaingbhfr_vk30pqvh">
+            <w:hyperlink w:history="1" r:id="rIdhco08cz1zpzvdgr3ael1n">
               <w:r>
                 <w:rPr>
                   <w:rFonts w:ascii="Arial" w:cs="Arial" w:eastAsia="Arial" w:hAnsi="Arial"/>
@@ -9481,7 +9481,7 @@
               <w:spacing w:after="10" w:before="0"/>
               <w:ind w:left="120"/>
             </w:pPr>
-            <w:hyperlink w:history="1" r:id="rIdbndwfh0ej5ri-do3imecc">
+            <w:hyperlink w:history="1" r:id="rIdvullyojk5fqzxsri1or7c">
               <w:r>
                 <w:rPr>
                   <w:rFonts w:ascii="Arial" w:cs="Arial" w:eastAsia="Arial" w:hAnsi="Arial"/>
@@ -9526,7 +9526,7 @@
             <w:pPr>
               <w:spacing w:after="20" w:before="0"/>
             </w:pPr>
-            <w:hyperlink w:history="1" r:id="rIdkepnehmc5ijb7nfw6is8_">
+            <w:hyperlink w:history="1" r:id="rId2t9wmuxrzuqjsnmelw5de">
               <w:r>
                 <w:rPr>
                   <w:rFonts w:ascii="Arial" w:cs="Arial" w:eastAsia="Arial" w:hAnsi="Arial"/>
@@ -9559,7 +9559,7 @@
               <w:spacing w:after="10" w:before="0"/>
               <w:ind w:left="120"/>
             </w:pPr>
-            <w:hyperlink w:history="1" r:id="rIdud93kbt7hksqiolbvzmik">
+            <w:hyperlink w:history="1" r:id="rId2-_oa9n466sqy-0y20afw">
               <w:r>
                 <w:rPr>
                   <w:rFonts w:ascii="Arial" w:cs="Arial" w:eastAsia="Arial" w:hAnsi="Arial"/>
@@ -9754,7 +9754,7 @@
             <w:pPr>
               <w:spacing w:after="20" w:before="0"/>
             </w:pPr>
-            <w:hyperlink w:history="1" r:id="rIdcjky0o_fna6x28w83cpbu">
+            <w:hyperlink w:history="1" r:id="rIdtox5iqwzvp7jc4qqyv7wc">
               <w:r>
                 <w:rPr>
                   <w:rFonts w:ascii="Arial" w:cs="Arial" w:eastAsia="Arial" w:hAnsi="Arial"/>
@@ -9787,7 +9787,7 @@
               <w:spacing w:after="10" w:before="0"/>
               <w:ind w:left="120"/>
             </w:pPr>
-            <w:hyperlink w:history="1" r:id="rIdzt3szu28tuujl2nsibxya">
+            <w:hyperlink w:history="1" r:id="rIdehoxjilvufio76_s32ker">
               <w:r>
                 <w:rPr>
                   <w:rFonts w:ascii="Arial" w:cs="Arial" w:eastAsia="Arial" w:hAnsi="Arial"/>
@@ -9832,7 +9832,7 @@
             <w:pPr>
               <w:spacing w:after="20" w:before="0"/>
             </w:pPr>
-            <w:hyperlink w:history="1" r:id="rIdob-emzx0xhdxe1o2ffojo">
+            <w:hyperlink w:history="1" r:id="rIdqkzt5mv39kkthj-htteij">
               <w:r>
                 <w:rPr>
                   <w:rFonts w:ascii="Arial" w:cs="Arial" w:eastAsia="Arial" w:hAnsi="Arial"/>
@@ -9865,7 +9865,7 @@
               <w:spacing w:after="10" w:before="0"/>
               <w:ind w:left="120"/>
             </w:pPr>
-            <w:hyperlink w:history="1" r:id="rId2-ihlniqtlunpi6xyhdve">
+            <w:hyperlink w:history="1" r:id="rIdlu5ravcwcjo2m1i4e2wby">
               <w:r>
                 <w:rPr>
                   <w:rFonts w:ascii="Arial" w:cs="Arial" w:eastAsia="Arial" w:hAnsi="Arial"/>
@@ -10060,7 +10060,7 @@
             <w:pPr>
               <w:spacing w:after="20" w:before="0"/>
             </w:pPr>
-            <w:hyperlink w:history="1" r:id="rIdqpxmayfqwgo27qlwqyios">
+            <w:hyperlink w:history="1" r:id="rId4ctstabr1heipca9j-4y5">
               <w:r>
                 <w:rPr>
                   <w:rFonts w:ascii="Arial" w:cs="Arial" w:eastAsia="Arial" w:hAnsi="Arial"/>
@@ -10093,7 +10093,7 @@
               <w:spacing w:after="10" w:before="0"/>
               <w:ind w:left="120"/>
             </w:pPr>
-            <w:hyperlink w:history="1" r:id="rIdqh4mhjmnkfht_lxjln-xl">
+            <w:hyperlink w:history="1" r:id="rIdaxo8jn-rl2iq-rgsuurdw">
               <w:r>
                 <w:rPr>
                   <w:rFonts w:ascii="Arial" w:cs="Arial" w:eastAsia="Arial" w:hAnsi="Arial"/>
@@ -10138,7 +10138,7 @@
             <w:pPr>
               <w:spacing w:after="20" w:before="0"/>
             </w:pPr>
-            <w:hyperlink w:history="1" r:id="rIdndaduy6tanpbddhvpfoto">
+            <w:hyperlink w:history="1" r:id="rIdsapgcvdmg_jzjmxbppi5q">
               <w:r>
                 <w:rPr>
                   <w:rFonts w:ascii="Arial" w:cs="Arial" w:eastAsia="Arial" w:hAnsi="Arial"/>
@@ -10171,7 +10171,7 @@
               <w:spacing w:after="10" w:before="0"/>
               <w:ind w:left="120"/>
             </w:pPr>
-            <w:hyperlink w:history="1" r:id="rIdlqn9nwa4kc6-ztdm8uuqs">
+            <w:hyperlink w:history="1" r:id="rId-_yi-mld1q1e_o15z6djp">
               <w:r>
                 <w:rPr>
                   <w:rFonts w:ascii="Arial" w:cs="Arial" w:eastAsia="Arial" w:hAnsi="Arial"/>
@@ -10366,7 +10366,7 @@
             <w:pPr>
               <w:spacing w:after="20" w:before="0"/>
             </w:pPr>
-            <w:hyperlink w:history="1" r:id="rIdjnhftynami-krenk93zy7">
+            <w:hyperlink w:history="1" r:id="rIdt3l0oqejofka9gduyf6yf">
               <w:r>
                 <w:rPr>
                   <w:rFonts w:ascii="Arial" w:cs="Arial" w:eastAsia="Arial" w:hAnsi="Arial"/>
@@ -10399,7 +10399,7 @@
               <w:spacing w:after="10" w:before="0"/>
               <w:ind w:left="120"/>
             </w:pPr>
-            <w:hyperlink w:history="1" r:id="rIdh3zyydyeoz9pj4znxgfx8">
+            <w:hyperlink w:history="1" r:id="rIdlw7ekjoa5mi9qydai6opf">
               <w:r>
                 <w:rPr>
                   <w:rFonts w:ascii="Arial" w:cs="Arial" w:eastAsia="Arial" w:hAnsi="Arial"/>
@@ -10444,7 +10444,7 @@
             <w:pPr>
               <w:spacing w:after="20" w:before="0"/>
             </w:pPr>
-            <w:hyperlink w:history="1" r:id="rIdyun2dg23kll54dsifdf2i">
+            <w:hyperlink w:history="1" r:id="rIdtp6hxrmuhmxbcihymrgmb">
               <w:r>
                 <w:rPr>
                   <w:rFonts w:ascii="Arial" w:cs="Arial" w:eastAsia="Arial" w:hAnsi="Arial"/>
@@ -10477,7 +10477,7 @@
               <w:spacing w:after="10" w:before="0"/>
               <w:ind w:left="120"/>
             </w:pPr>
-            <w:hyperlink w:history="1" r:id="rIdftajeptw81tahxncd7ds3">
+            <w:hyperlink w:history="1" r:id="rIdrov53ax_xmvem_rlq6bzz">
               <w:r>
                 <w:rPr>
                   <w:rFonts w:ascii="Arial" w:cs="Arial" w:eastAsia="Arial" w:hAnsi="Arial"/>
@@ -11964,7 +11964,7 @@
             <w:pPr>
               <w:spacing w:after="20" w:before="0"/>
             </w:pPr>
-            <w:hyperlink w:history="1" r:id="rIdsi2esksaoyijipouj2yl2">
+            <w:hyperlink w:history="1" r:id="rIdsastblbtippieijjleda9">
               <w:r>
                 <w:rPr>
                   <w:rFonts w:ascii="Arial" w:cs="Arial" w:eastAsia="Arial" w:hAnsi="Arial"/>
@@ -11997,7 +11997,7 @@
               <w:spacing w:after="10" w:before="0"/>
               <w:ind w:left="120"/>
             </w:pPr>
-            <w:hyperlink w:history="1" r:id="rIdpjsm_l2nn3o7ii5igqymk">
+            <w:hyperlink w:history="1" r:id="rId92ragb3xnrvdxvuyoie5o">
               <w:r>
                 <w:rPr>
                   <w:rFonts w:ascii="Arial" w:cs="Arial" w:eastAsia="Arial" w:hAnsi="Arial"/>
@@ -12042,7 +12042,7 @@
             <w:pPr>
               <w:spacing w:after="20" w:before="0"/>
             </w:pPr>
-            <w:hyperlink w:history="1" r:id="rIdruuuiqr8bkhedv7hga0rb">
+            <w:hyperlink w:history="1" r:id="rId4upiyttmemrtoyf9sebsu">
               <w:r>
                 <w:rPr>
                   <w:rFonts w:ascii="Arial" w:cs="Arial" w:eastAsia="Arial" w:hAnsi="Arial"/>
@@ -12075,7 +12075,7 @@
               <w:spacing w:after="10" w:before="0"/>
               <w:ind w:left="120"/>
             </w:pPr>
-            <w:hyperlink w:history="1" r:id="rIddpubgp14elastoqogif4w">
+            <w:hyperlink w:history="1" r:id="rIdpqjw0z3pt05i-0zuwsomr">
               <w:r>
                 <w:rPr>
                   <w:rFonts w:ascii="Arial" w:cs="Arial" w:eastAsia="Arial" w:hAnsi="Arial"/>
@@ -12422,7 +12422,7 @@
             <w:pPr>
               <w:spacing w:after="20" w:before="0"/>
             </w:pPr>
-            <w:hyperlink w:history="1" r:id="rIdzs58nnhv1ymnhqznw4ksb">
+            <w:hyperlink w:history="1" r:id="rIdnp7wcedaf76-k9vmodtoh">
               <w:r>
                 <w:rPr>
                   <w:rFonts w:ascii="Arial" w:cs="Arial" w:eastAsia="Arial" w:hAnsi="Arial"/>
@@ -12455,7 +12455,7 @@
               <w:spacing w:after="10" w:before="0"/>
               <w:ind w:left="120"/>
             </w:pPr>
-            <w:hyperlink w:history="1" r:id="rIdgp-g3j_xkskg4ab7-laa6">
+            <w:hyperlink w:history="1" r:id="rIdq3pyji-lbjfmeofdro0u6">
               <w:r>
                 <w:rPr>
                   <w:rFonts w:ascii="Arial" w:cs="Arial" w:eastAsia="Arial" w:hAnsi="Arial"/>
@@ -12500,7 +12500,7 @@
             <w:pPr>
               <w:spacing w:after="20" w:before="0"/>
             </w:pPr>
-            <w:hyperlink w:history="1" r:id="rIdk6nglnimijsd1ke8hrirp">
+            <w:hyperlink w:history="1" r:id="rIdduo8jjd0jab0bcohzwzb4">
               <w:r>
                 <w:rPr>
                   <w:rFonts w:ascii="Arial" w:cs="Arial" w:eastAsia="Arial" w:hAnsi="Arial"/>
@@ -12533,7 +12533,7 @@
               <w:spacing w:after="10" w:before="0"/>
               <w:ind w:left="120"/>
             </w:pPr>
-            <w:hyperlink w:history="1" r:id="rIdxko_qgzmwbymcfmpienc-">
+            <w:hyperlink w:history="1" r:id="rIdw4c5plxp-3lgdbfosw24u">
               <w:r>
                 <w:rPr>
                   <w:rFonts w:ascii="Arial" w:cs="Arial" w:eastAsia="Arial" w:hAnsi="Arial"/>
@@ -12994,7 +12994,7 @@
             <w:pPr>
               <w:spacing w:after="20" w:before="0"/>
             </w:pPr>
-            <w:hyperlink w:history="1" r:id="rIdp1s1ma0z4zendv-4fzmuh">
+            <w:hyperlink w:history="1" r:id="rIdqasxqeawkrnasb5h8j5ih">
               <w:r>
                 <w:rPr>
                   <w:rFonts w:ascii="Arial" w:cs="Arial" w:eastAsia="Arial" w:hAnsi="Arial"/>
@@ -13027,7 +13027,7 @@
               <w:spacing w:after="10" w:before="0"/>
               <w:ind w:left="120"/>
             </w:pPr>
-            <w:hyperlink w:history="1" r:id="rIdw0edju95-uykju-ccnh9i">
+            <w:hyperlink w:history="1" r:id="rIdwasxnfad2nv7rik5wmxms">
               <w:r>
                 <w:rPr>
                   <w:rFonts w:ascii="Arial" w:cs="Arial" w:eastAsia="Arial" w:hAnsi="Arial"/>
@@ -13072,7 +13072,7 @@
             <w:pPr>
               <w:spacing w:after="20" w:before="0"/>
             </w:pPr>
-            <w:hyperlink w:history="1" r:id="rId6flvyh7vzwwcy29gxar0z">
+            <w:hyperlink w:history="1" r:id="rIdmd8nn5o-g_b0-saasd8yg">
               <w:r>
                 <w:rPr>
                   <w:rFonts w:ascii="Arial" w:cs="Arial" w:eastAsia="Arial" w:hAnsi="Arial"/>
@@ -13105,7 +13105,7 @@
               <w:spacing w:after="10" w:before="0"/>
               <w:ind w:left="120"/>
             </w:pPr>
-            <w:hyperlink w:history="1" r:id="rIdnbpvp1kx-sflqvy2df_ri">
+            <w:hyperlink w:history="1" r:id="rIdlvuyqs-moc5xwbjkwskws">
               <w:r>
                 <w:rPr>
                   <w:rFonts w:ascii="Arial" w:cs="Arial" w:eastAsia="Arial" w:hAnsi="Arial"/>
@@ -13376,7 +13376,7 @@
             <w:pPr>
               <w:spacing w:after="20" w:before="0"/>
             </w:pPr>
-            <w:hyperlink w:history="1" r:id="rIdfn-cxumajdtuczzkywubp">
+            <w:hyperlink w:history="1" r:id="rIdfj2s9rledqde2alwxa1vd">
               <w:r>
                 <w:rPr>
                   <w:rFonts w:ascii="Arial" w:cs="Arial" w:eastAsia="Arial" w:hAnsi="Arial"/>
@@ -13409,7 +13409,7 @@
               <w:spacing w:after="10" w:before="0"/>
               <w:ind w:left="120"/>
             </w:pPr>
-            <w:hyperlink w:history="1" r:id="rIdlehvcetgscwymrume0u0f">
+            <w:hyperlink w:history="1" r:id="rIdfvfod4r6g7lgj4m9lw_ac">
               <w:r>
                 <w:rPr>
                   <w:rFonts w:ascii="Arial" w:cs="Arial" w:eastAsia="Arial" w:hAnsi="Arial"/>
@@ -13454,7 +13454,7 @@
             <w:pPr>
               <w:spacing w:after="20" w:before="0"/>
             </w:pPr>
-            <w:hyperlink w:history="1" r:id="rIdbj7je_kubv1dpa54yzzqw">
+            <w:hyperlink w:history="1" r:id="rIdlvxcyha21iws0ktru4bk0">
               <w:r>
                 <w:rPr>
                   <w:rFonts w:ascii="Arial" w:cs="Arial" w:eastAsia="Arial" w:hAnsi="Arial"/>
@@ -13487,7 +13487,7 @@
               <w:spacing w:after="10" w:before="0"/>
               <w:ind w:left="120"/>
             </w:pPr>
-            <w:hyperlink w:history="1" r:id="rIdgja-z9elv1gfwvtjo5dzd">
+            <w:hyperlink w:history="1" r:id="rIdzrrnokwituo_fgyvporq8">
               <w:r>
                 <w:rPr>
                   <w:rFonts w:ascii="Arial" w:cs="Arial" w:eastAsia="Arial" w:hAnsi="Arial"/>
@@ -13758,7 +13758,7 @@
             <w:pPr>
               <w:spacing w:after="20" w:before="0"/>
             </w:pPr>
-            <w:hyperlink w:history="1" r:id="rIdqefecfahh6yhr-8gohsoc">
+            <w:hyperlink w:history="1" r:id="rIdu1eb1wolroquhje0od2r5">
               <w:r>
                 <w:rPr>
                   <w:rFonts w:ascii="Arial" w:cs="Arial" w:eastAsia="Arial" w:hAnsi="Arial"/>
@@ -13791,7 +13791,7 @@
               <w:spacing w:after="10" w:before="0"/>
               <w:ind w:left="120"/>
             </w:pPr>
-            <w:hyperlink w:history="1" r:id="rIdqxoesjw8s0vb-zpureus7">
+            <w:hyperlink w:history="1" r:id="rIdtysvj4haezlxxvxnd_4ku">
               <w:r>
                 <w:rPr>
                   <w:rFonts w:ascii="Arial" w:cs="Arial" w:eastAsia="Arial" w:hAnsi="Arial"/>
@@ -13836,7 +13836,7 @@
             <w:pPr>
               <w:spacing w:after="20" w:before="0"/>
             </w:pPr>
-            <w:hyperlink w:history="1" r:id="rIdquzl2_xtc65xethazzkn1">
+            <w:hyperlink w:history="1" r:id="rIdlarxyecchiwdfjqmrxzgo">
               <w:r>
                 <w:rPr>
                   <w:rFonts w:ascii="Arial" w:cs="Arial" w:eastAsia="Arial" w:hAnsi="Arial"/>
@@ -13869,7 +13869,7 @@
               <w:spacing w:after="10" w:before="0"/>
               <w:ind w:left="120"/>
             </w:pPr>
-            <w:hyperlink w:history="1" r:id="rIduzqpygc9nnkdprdkavyix">
+            <w:hyperlink w:history="1" r:id="rIdmnc4gsdgd3lenyvhzadtc">
               <w:r>
                 <w:rPr>
                   <w:rFonts w:ascii="Arial" w:cs="Arial" w:eastAsia="Arial" w:hAnsi="Arial"/>
@@ -15660,7 +15660,7 @@
             <w:pPr>
               <w:spacing w:after="20" w:before="0"/>
             </w:pPr>
-            <w:hyperlink w:history="1" r:id="rIdzzlj8l845ub0_sweyz45u">
+            <w:hyperlink w:history="1" r:id="rIdumpyuvtfe2sfze4jhb61p">
               <w:r>
                 <w:rPr>
                   <w:rFonts w:ascii="Arial" w:cs="Arial" w:eastAsia="Arial" w:hAnsi="Arial"/>
@@ -15693,7 +15693,7 @@
               <w:spacing w:after="10" w:before="0"/>
               <w:ind w:left="120"/>
             </w:pPr>
-            <w:hyperlink w:history="1" r:id="rIdohav6xrchvjjfld5flxk8">
+            <w:hyperlink w:history="1" r:id="rIdd8lunexegmvckdb3teytm">
               <w:r>
                 <w:rPr>
                   <w:rFonts w:ascii="Arial" w:cs="Arial" w:eastAsia="Arial" w:hAnsi="Arial"/>
@@ -15738,7 +15738,7 @@
             <w:pPr>
               <w:spacing w:after="20" w:before="0"/>
             </w:pPr>
-            <w:hyperlink w:history="1" r:id="rIdw7mhodn_daz8kphtgojio">
+            <w:hyperlink w:history="1" r:id="rId_uewo_gruom4s7uwptj8e">
               <w:r>
                 <w:rPr>
                   <w:rFonts w:ascii="Arial" w:cs="Arial" w:eastAsia="Arial" w:hAnsi="Arial"/>
@@ -15771,7 +15771,7 @@
               <w:spacing w:after="10" w:before="0"/>
               <w:ind w:left="120"/>
             </w:pPr>
-            <w:hyperlink w:history="1" r:id="rIdigogxnyxsuv-lluhl5pvt">
+            <w:hyperlink w:history="1" r:id="rIdyoq__1vusrikf6md1ojon">
               <w:r>
                 <w:rPr>
                   <w:rFonts w:ascii="Arial" w:cs="Arial" w:eastAsia="Arial" w:hAnsi="Arial"/>
@@ -15966,7 +15966,7 @@
             <w:pPr>
               <w:spacing w:after="20" w:before="0"/>
             </w:pPr>
-            <w:hyperlink w:history="1" r:id="rIdz_r_57z8jpkdtspw-wz-w">
+            <w:hyperlink w:history="1" r:id="rIdvv4razvqtir5milo3s-ap">
               <w:r>
                 <w:rPr>
                   <w:rFonts w:ascii="Arial" w:cs="Arial" w:eastAsia="Arial" w:hAnsi="Arial"/>
@@ -15999,7 +15999,7 @@
               <w:spacing w:after="10" w:before="0"/>
               <w:ind w:left="120"/>
             </w:pPr>
-            <w:hyperlink w:history="1" r:id="rIddtskno5e8uzvbvb53crqr">
+            <w:hyperlink w:history="1" r:id="rIdhb9iyxccxtplhmj739pyx">
               <w:r>
                 <w:rPr>
                   <w:rFonts w:ascii="Arial" w:cs="Arial" w:eastAsia="Arial" w:hAnsi="Arial"/>
@@ -16044,7 +16044,7 @@
             <w:pPr>
               <w:spacing w:after="20" w:before="0"/>
             </w:pPr>
-            <w:hyperlink w:history="1" r:id="rIdx4fjlhxboy-tjul85hx2p">
+            <w:hyperlink w:history="1" r:id="rIdmvi93gjqqfess0wf5bieg">
               <w:r>
                 <w:rPr>
                   <w:rFonts w:ascii="Arial" w:cs="Arial" w:eastAsia="Arial" w:hAnsi="Arial"/>
@@ -16077,7 +16077,7 @@
               <w:spacing w:after="10" w:before="0"/>
               <w:ind w:left="120"/>
             </w:pPr>
-            <w:hyperlink w:history="1" r:id="rIdnrsh1j5dkph84ue__w9lc">
+            <w:hyperlink w:history="1" r:id="rIdisobwtcd1wyiter7vxdru">
               <w:r>
                 <w:rPr>
                   <w:rFonts w:ascii="Arial" w:cs="Arial" w:eastAsia="Arial" w:hAnsi="Arial"/>
@@ -16272,7 +16272,7 @@
             <w:pPr>
               <w:spacing w:after="20" w:before="0"/>
             </w:pPr>
-            <w:hyperlink w:history="1" r:id="rId7b4msaqgfnygi8iatgrdh">
+            <w:hyperlink w:history="1" r:id="rIdugf6m57ft3kdmsr4v4dja">
               <w:r>
                 <w:rPr>
                   <w:rFonts w:ascii="Arial" w:cs="Arial" w:eastAsia="Arial" w:hAnsi="Arial"/>
@@ -16305,7 +16305,7 @@
               <w:spacing w:after="10" w:before="0"/>
               <w:ind w:left="120"/>
             </w:pPr>
-            <w:hyperlink w:history="1" r:id="rIdxnzqh4hadvqk3t19wdpup">
+            <w:hyperlink w:history="1" r:id="rIdxz7valxq74pcuadi4_zum">
               <w:r>
                 <w:rPr>
                   <w:rFonts w:ascii="Arial" w:cs="Arial" w:eastAsia="Arial" w:hAnsi="Arial"/>
@@ -16350,7 +16350,7 @@
             <w:pPr>
               <w:spacing w:after="20" w:before="0"/>
             </w:pPr>
-            <w:hyperlink w:history="1" r:id="rId2ljcwqefjegxjp4yh6ois">
+            <w:hyperlink w:history="1" r:id="rIdqokhexc8_hg9tbp2e1wcv">
               <w:r>
                 <w:rPr>
                   <w:rFonts w:ascii="Arial" w:cs="Arial" w:eastAsia="Arial" w:hAnsi="Arial"/>
@@ -16383,7 +16383,7 @@
               <w:spacing w:after="10" w:before="0"/>
               <w:ind w:left="120"/>
             </w:pPr>
-            <w:hyperlink w:history="1" r:id="rIdblrmaktlftmykvkhik86r">
+            <w:hyperlink w:history="1" r:id="rIdc4demmjqquvhdxffijlyu">
               <w:r>
                 <w:rPr>
                   <w:rFonts w:ascii="Arial" w:cs="Arial" w:eastAsia="Arial" w:hAnsi="Arial"/>
@@ -16578,7 +16578,7 @@
             <w:pPr>
               <w:spacing w:after="20" w:before="0"/>
             </w:pPr>
-            <w:hyperlink w:history="1" r:id="rIddh0i4v2xdxfllbf65ehh9">
+            <w:hyperlink w:history="1" r:id="rIdrypjxhdxshqm3mx-mlfbk">
               <w:r>
                 <w:rPr>
                   <w:rFonts w:ascii="Arial" w:cs="Arial" w:eastAsia="Arial" w:hAnsi="Arial"/>
@@ -16611,7 +16611,7 @@
               <w:spacing w:after="10" w:before="0"/>
               <w:ind w:left="120"/>
             </w:pPr>
-            <w:hyperlink w:history="1" r:id="rIdsx6zh2dwmrtybmsxarmlj">
+            <w:hyperlink w:history="1" r:id="rIddyjpzpz1knkrad84iwg14">
               <w:r>
                 <w:rPr>
                   <w:rFonts w:ascii="Arial" w:cs="Arial" w:eastAsia="Arial" w:hAnsi="Arial"/>
@@ -16656,7 +16656,7 @@
             <w:pPr>
               <w:spacing w:after="20" w:before="0"/>
             </w:pPr>
-            <w:hyperlink w:history="1" r:id="rIdvmkhpmtmu2pnwxldr3ga5">
+            <w:hyperlink w:history="1" r:id="rIdfymqd5tdvf6zaoae9mevt">
               <w:r>
                 <w:rPr>
                   <w:rFonts w:ascii="Arial" w:cs="Arial" w:eastAsia="Arial" w:hAnsi="Arial"/>
@@ -16689,7 +16689,7 @@
               <w:spacing w:after="10" w:before="0"/>
               <w:ind w:left="120"/>
             </w:pPr>
-            <w:hyperlink w:history="1" r:id="rIdypzlsutbu_aacozulyigr">
+            <w:hyperlink w:history="1" r:id="rIdg8kkdaaraa3cfm_gglgz2">
               <w:r>
                 <w:rPr>
                   <w:rFonts w:ascii="Arial" w:cs="Arial" w:eastAsia="Arial" w:hAnsi="Arial"/>
@@ -16884,7 +16884,7 @@
             <w:pPr>
               <w:spacing w:after="20" w:before="0"/>
             </w:pPr>
-            <w:hyperlink w:history="1" r:id="rIdfhgmb-7u-3uubarjv3fxe">
+            <w:hyperlink w:history="1" r:id="rIdnjj2znxqpp7z1xhcywjjd">
               <w:r>
                 <w:rPr>
                   <w:rFonts w:ascii="Arial" w:cs="Arial" w:eastAsia="Arial" w:hAnsi="Arial"/>
@@ -16917,7 +16917,7 @@
               <w:spacing w:after="10" w:before="0"/>
               <w:ind w:left="120"/>
             </w:pPr>
-            <w:hyperlink w:history="1" r:id="rId6beqgppjfwgs1i_it70dm">
+            <w:hyperlink w:history="1" r:id="rIdxkfoemekp5nsvpzrqwhyv">
               <w:r>
                 <w:rPr>
                   <w:rFonts w:ascii="Arial" w:cs="Arial" w:eastAsia="Arial" w:hAnsi="Arial"/>
@@ -16962,7 +16962,7 @@
             <w:pPr>
               <w:spacing w:after="20" w:before="0"/>
             </w:pPr>
-            <w:hyperlink w:history="1" r:id="rIdntxnhwffarusoj5khfjqs">
+            <w:hyperlink w:history="1" r:id="rId2m7wgtuuo3zhtdqglztpt">
               <w:r>
                 <w:rPr>
                   <w:rFonts w:ascii="Arial" w:cs="Arial" w:eastAsia="Arial" w:hAnsi="Arial"/>
@@ -16995,7 +16995,7 @@
               <w:spacing w:after="10" w:before="0"/>
               <w:ind w:left="120"/>
             </w:pPr>
-            <w:hyperlink w:history="1" r:id="rIdlvsrcukyo4ntqcmojujfs">
+            <w:hyperlink w:history="1" r:id="rIdr6c-tv1x0f1wd1yc0l3ee">
               <w:r>
                 <w:rPr>
                   <w:rFonts w:ascii="Arial" w:cs="Arial" w:eastAsia="Arial" w:hAnsi="Arial"/>
@@ -18482,7 +18482,7 @@
             <w:pPr>
               <w:spacing w:after="20" w:before="0"/>
             </w:pPr>
-            <w:hyperlink w:history="1" r:id="rId6nmuxuca9skjsppctnrof">
+            <w:hyperlink w:history="1" r:id="rIdrws4p3-enktjvhhoim9bj">
               <w:r>
                 <w:rPr>
                   <w:rFonts w:ascii="Arial" w:cs="Arial" w:eastAsia="Arial" w:hAnsi="Arial"/>
@@ -18515,7 +18515,7 @@
               <w:spacing w:after="10" w:before="0"/>
               <w:ind w:left="120"/>
             </w:pPr>
-            <w:hyperlink w:history="1" r:id="rIdju_ruiz_awrdq7bdgui3i">
+            <w:hyperlink w:history="1" r:id="rIdftsxo96h6otsdbwzlgjxc">
               <w:r>
                 <w:rPr>
                   <w:rFonts w:ascii="Arial" w:cs="Arial" w:eastAsia="Arial" w:hAnsi="Arial"/>
@@ -18560,7 +18560,7 @@
             <w:pPr>
               <w:spacing w:after="20" w:before="0"/>
             </w:pPr>
-            <w:hyperlink w:history="1" r:id="rIdmvxmsej71xsdctp3v8caz">
+            <w:hyperlink w:history="1" r:id="rIdtqbfqcu_lzuz4c69ubyib">
               <w:r>
                 <w:rPr>
                   <w:rFonts w:ascii="Arial" w:cs="Arial" w:eastAsia="Arial" w:hAnsi="Arial"/>
@@ -18593,7 +18593,7 @@
               <w:spacing w:after="10" w:before="0"/>
               <w:ind w:left="120"/>
             </w:pPr>
-            <w:hyperlink w:history="1" r:id="rIdb_5hcxnfkvyb4gcgqapwt">
+            <w:hyperlink w:history="1" r:id="rIdweeck-xuauy2j3fupykea">
               <w:r>
                 <w:rPr>
                   <w:rFonts w:ascii="Arial" w:cs="Arial" w:eastAsia="Arial" w:hAnsi="Arial"/>
@@ -18788,7 +18788,7 @@
             <w:pPr>
               <w:spacing w:after="20" w:before="0"/>
             </w:pPr>
-            <w:hyperlink w:history="1" r:id="rIdyxt5zq0kvm5ik9zoycs9o">
+            <w:hyperlink w:history="1" r:id="rId3uuwq9wxqmqn2lyll88aq">
               <w:r>
                 <w:rPr>
                   <w:rFonts w:ascii="Arial" w:cs="Arial" w:eastAsia="Arial" w:hAnsi="Arial"/>
@@ -18821,7 +18821,7 @@
               <w:spacing w:after="10" w:before="0"/>
               <w:ind w:left="120"/>
             </w:pPr>
-            <w:hyperlink w:history="1" r:id="rIdvdg91xmy7dd6fvd5n2zco">
+            <w:hyperlink w:history="1" r:id="rId2gnme3atve7w1ukz6gebk">
               <w:r>
                 <w:rPr>
                   <w:rFonts w:ascii="Arial" w:cs="Arial" w:eastAsia="Arial" w:hAnsi="Arial"/>
@@ -18866,7 +18866,7 @@
             <w:pPr>
               <w:spacing w:after="20" w:before="0"/>
             </w:pPr>
-            <w:hyperlink w:history="1" r:id="rIddk_tft4ojzctooxdqou4m">
+            <w:hyperlink w:history="1" r:id="rIdha5hbrs6kslxqu2r4a2k-">
               <w:r>
                 <w:rPr>
                   <w:rFonts w:ascii="Arial" w:cs="Arial" w:eastAsia="Arial" w:hAnsi="Arial"/>
@@ -18899,7 +18899,7 @@
               <w:spacing w:after="10" w:before="0"/>
               <w:ind w:left="120"/>
             </w:pPr>
-            <w:hyperlink w:history="1" r:id="rIdnlsuafidgrheiwndrib3p">
+            <w:hyperlink w:history="1" r:id="rIdjrt1erzr9zb2621ymgz6b">
               <w:r>
                 <w:rPr>
                   <w:rFonts w:ascii="Arial" w:cs="Arial" w:eastAsia="Arial" w:hAnsi="Arial"/>
@@ -19094,7 +19094,7 @@
             <w:pPr>
               <w:spacing w:after="20" w:before="0"/>
             </w:pPr>
-            <w:hyperlink w:history="1" r:id="rIdbes03_dklc9vbq47irfwn">
+            <w:hyperlink w:history="1" r:id="rIdfbly8wbwtto7lj04epgij">
               <w:r>
                 <w:rPr>
                   <w:rFonts w:ascii="Arial" w:cs="Arial" w:eastAsia="Arial" w:hAnsi="Arial"/>
@@ -19127,7 +19127,7 @@
               <w:spacing w:after="10" w:before="0"/>
               <w:ind w:left="120"/>
             </w:pPr>
-            <w:hyperlink w:history="1" r:id="rIdvzlg4uehqvyuxhwazywtl">
+            <w:hyperlink w:history="1" r:id="rIdmuok1aumjntp-qfsjcy4i">
               <w:r>
                 <w:rPr>
                   <w:rFonts w:ascii="Arial" w:cs="Arial" w:eastAsia="Arial" w:hAnsi="Arial"/>
@@ -19172,7 +19172,7 @@
             <w:pPr>
               <w:spacing w:after="20" w:before="0"/>
             </w:pPr>
-            <w:hyperlink w:history="1" r:id="rId3g4ta8v8r_9dlvob7uwnm">
+            <w:hyperlink w:history="1" r:id="rIdhbojvkhz9y0yglwsxswej">
               <w:r>
                 <w:rPr>
                   <w:rFonts w:ascii="Arial" w:cs="Arial" w:eastAsia="Arial" w:hAnsi="Arial"/>
@@ -19205,7 +19205,7 @@
               <w:spacing w:after="10" w:before="0"/>
               <w:ind w:left="120"/>
             </w:pPr>
-            <w:hyperlink w:history="1" r:id="rIdf1fonzi-zic_drjy7fres">
+            <w:hyperlink w:history="1" r:id="rIdwdgs7sssv3bentybfhfbb">
               <w:r>
                 <w:rPr>
                   <w:rFonts w:ascii="Arial" w:cs="Arial" w:eastAsia="Arial" w:hAnsi="Arial"/>
@@ -19400,7 +19400,7 @@
             <w:pPr>
               <w:spacing w:after="20" w:before="0"/>
             </w:pPr>
-            <w:hyperlink w:history="1" r:id="rId99xmhxlu7bpsm0qnjwyxv">
+            <w:hyperlink w:history="1" r:id="rIdm8p9vy-lz_v72t6awioj7">
               <w:r>
                 <w:rPr>
                   <w:rFonts w:ascii="Arial" w:cs="Arial" w:eastAsia="Arial" w:hAnsi="Arial"/>
@@ -19433,7 +19433,7 @@
               <w:spacing w:after="10" w:before="0"/>
               <w:ind w:left="120"/>
             </w:pPr>
-            <w:hyperlink w:history="1" r:id="rIdvhivy0g4fernteatmkcpf">
+            <w:hyperlink w:history="1" r:id="rId74px-sycxompbwsmnmze1">
               <w:r>
                 <w:rPr>
                   <w:rFonts w:ascii="Arial" w:cs="Arial" w:eastAsia="Arial" w:hAnsi="Arial"/>
@@ -19478,7 +19478,7 @@
             <w:pPr>
               <w:spacing w:after="20" w:before="0"/>
             </w:pPr>
-            <w:hyperlink w:history="1" r:id="rIdisllnaf7_bqfnnntaqvon">
+            <w:hyperlink w:history="1" r:id="rIdwdtwo1ykaakzzxwrfdlei">
               <w:r>
                 <w:rPr>
                   <w:rFonts w:ascii="Arial" w:cs="Arial" w:eastAsia="Arial" w:hAnsi="Arial"/>
@@ -19511,7 +19511,7 @@
               <w:spacing w:after="10" w:before="0"/>
               <w:ind w:left="120"/>
             </w:pPr>
-            <w:hyperlink w:history="1" r:id="rId4clehtsmmizghtgh8i7d8">
+            <w:hyperlink w:history="1" r:id="rIdpx8zph93qscqb3xkp7feb">
               <w:r>
                 <w:rPr>
                   <w:rFonts w:ascii="Arial" w:cs="Arial" w:eastAsia="Arial" w:hAnsi="Arial"/>
@@ -19706,7 +19706,7 @@
             <w:pPr>
               <w:spacing w:after="20" w:before="0"/>
             </w:pPr>
-            <w:hyperlink w:history="1" r:id="rIdexcwsxqwktiznwryywjrj">
+            <w:hyperlink w:history="1" r:id="rIdaupfrtg0ayoxz_9tgea7g">
               <w:r>
                 <w:rPr>
                   <w:rFonts w:ascii="Arial" w:cs="Arial" w:eastAsia="Arial" w:hAnsi="Arial"/>
@@ -19739,7 +19739,7 @@
               <w:spacing w:after="10" w:before="0"/>
               <w:ind w:left="120"/>
             </w:pPr>
-            <w:hyperlink w:history="1" r:id="rIdp8xxbrjddcuudp_gzn-ls">
+            <w:hyperlink w:history="1" r:id="rIddbrnkxgyhq7kn8o9ntfzc">
               <w:r>
                 <w:rPr>
                   <w:rFonts w:ascii="Arial" w:cs="Arial" w:eastAsia="Arial" w:hAnsi="Arial"/>
@@ -19784,7 +19784,7 @@
             <w:pPr>
               <w:spacing w:after="20" w:before="0"/>
             </w:pPr>
-            <w:hyperlink w:history="1" r:id="rIduuz1lnlznakqtec0wcztf">
+            <w:hyperlink w:history="1" r:id="rIdfnis7pn7rio8whezvmodb">
               <w:r>
                 <w:rPr>
                   <w:rFonts w:ascii="Arial" w:cs="Arial" w:eastAsia="Arial" w:hAnsi="Arial"/>
@@ -19817,7 +19817,7 @@
               <w:spacing w:after="10" w:before="0"/>
               <w:ind w:left="120"/>
             </w:pPr>
-            <w:hyperlink w:history="1" r:id="rIddqou1brtfvud_gvbvx2tw">
+            <w:hyperlink w:history="1" r:id="rIdifgwpqfm-uuvrvyvnjf60">
               <w:r>
                 <w:rPr>
                   <w:rFonts w:ascii="Arial" w:cs="Arial" w:eastAsia="Arial" w:hAnsi="Arial"/>
@@ -21304,7 +21304,7 @@
             <w:pPr>
               <w:spacing w:after="20" w:before="0"/>
             </w:pPr>
-            <w:hyperlink w:history="1" r:id="rIdbozhze9o60ixjtd5x95fw">
+            <w:hyperlink w:history="1" r:id="rIdtcaf3blpkrltrxel5ji1g">
               <w:r>
                 <w:rPr>
                   <w:rFonts w:ascii="Arial" w:cs="Arial" w:eastAsia="Arial" w:hAnsi="Arial"/>
@@ -21337,7 +21337,7 @@
               <w:spacing w:after="10" w:before="0"/>
               <w:ind w:left="120"/>
             </w:pPr>
-            <w:hyperlink w:history="1" r:id="rId6d8wk8sazx6xly8qdxvbm">
+            <w:hyperlink w:history="1" r:id="rIdd5v_ugjxullh98xk5zypf">
               <w:r>
                 <w:rPr>
                   <w:rFonts w:ascii="Arial" w:cs="Arial" w:eastAsia="Arial" w:hAnsi="Arial"/>
@@ -21382,7 +21382,7 @@
             <w:pPr>
               <w:spacing w:after="20" w:before="0"/>
             </w:pPr>
-            <w:hyperlink w:history="1" r:id="rIdiv7-z9kcgcs7i7uq3mggp">
+            <w:hyperlink w:history="1" r:id="rId8ugeooa9y6wi_4ehmbl57">
               <w:r>
                 <w:rPr>
                   <w:rFonts w:ascii="Arial" w:cs="Arial" w:eastAsia="Arial" w:hAnsi="Arial"/>
@@ -21415,7 +21415,7 @@
               <w:spacing w:after="10" w:before="0"/>
               <w:ind w:left="120"/>
             </w:pPr>
-            <w:hyperlink w:history="1" r:id="rIdvjkccbev7efjec2dx43md">
+            <w:hyperlink w:history="1" r:id="rIdlf7rehgm8dcuygvrpqd5c">
               <w:r>
                 <w:rPr>
                   <w:rFonts w:ascii="Arial" w:cs="Arial" w:eastAsia="Arial" w:hAnsi="Arial"/>
@@ -21610,7 +21610,7 @@
             <w:pPr>
               <w:spacing w:after="20" w:before="0"/>
             </w:pPr>
-            <w:hyperlink w:history="1" r:id="rIdrpdgbigrvszr54tiepihl">
+            <w:hyperlink w:history="1" r:id="rIdablu6qlkxv7_3tetpu02y">
               <w:r>
                 <w:rPr>
                   <w:rFonts w:ascii="Arial" w:cs="Arial" w:eastAsia="Arial" w:hAnsi="Arial"/>
@@ -21643,7 +21643,7 @@
               <w:spacing w:after="10" w:before="0"/>
               <w:ind w:left="120"/>
             </w:pPr>
-            <w:hyperlink w:history="1" r:id="rIdmxourrbraafq-orkctx0i">
+            <w:hyperlink w:history="1" r:id="rIdtysbxsm_pxhamzffxi5x5">
               <w:r>
                 <w:rPr>
                   <w:rFonts w:ascii="Arial" w:cs="Arial" w:eastAsia="Arial" w:hAnsi="Arial"/>
@@ -21688,7 +21688,7 @@
             <w:pPr>
               <w:spacing w:after="20" w:before="0"/>
             </w:pPr>
-            <w:hyperlink w:history="1" r:id="rIdyhx-upf3qoayh2geeiedk">
+            <w:hyperlink w:history="1" r:id="rIddorfv7jbac5rrasf2o_xy">
               <w:r>
                 <w:rPr>
                   <w:rFonts w:ascii="Arial" w:cs="Arial" w:eastAsia="Arial" w:hAnsi="Arial"/>
@@ -21721,7 +21721,7 @@
               <w:spacing w:after="10" w:before="0"/>
               <w:ind w:left="120"/>
             </w:pPr>
-            <w:hyperlink w:history="1" r:id="rIdnqu1fulv-cehgjnshg3vq">
+            <w:hyperlink w:history="1" r:id="rIdal5kxzuerdp3pvvbexgcu">
               <w:r>
                 <w:rPr>
                   <w:rFonts w:ascii="Arial" w:cs="Arial" w:eastAsia="Arial" w:hAnsi="Arial"/>
@@ -21916,7 +21916,7 @@
             <w:pPr>
               <w:spacing w:after="20" w:before="0"/>
             </w:pPr>
-            <w:hyperlink w:history="1" r:id="rIdlxwtraav3n0jkuq20rmi6">
+            <w:hyperlink w:history="1" r:id="rIdx2erefqzpe3xdoiodm0vg">
               <w:r>
                 <w:rPr>
                   <w:rFonts w:ascii="Arial" w:cs="Arial" w:eastAsia="Arial" w:hAnsi="Arial"/>
@@ -21949,7 +21949,7 @@
               <w:spacing w:after="10" w:before="0"/>
               <w:ind w:left="120"/>
             </w:pPr>
-            <w:hyperlink w:history="1" r:id="rIdh-ngbq1wrwf2ieqpmz14p">
+            <w:hyperlink w:history="1" r:id="rIded5kugg-rzwezczdfw6db">
               <w:r>
                 <w:rPr>
                   <w:rFonts w:ascii="Arial" w:cs="Arial" w:eastAsia="Arial" w:hAnsi="Arial"/>
@@ -21994,7 +21994,7 @@
             <w:pPr>
               <w:spacing w:after="20" w:before="0"/>
             </w:pPr>
-            <w:hyperlink w:history="1" r:id="rIdq1coicdez91511uokf6pb">
+            <w:hyperlink w:history="1" r:id="rIdvhnq5dtl6e-wsiybrcalg">
               <w:r>
                 <w:rPr>
                   <w:rFonts w:ascii="Arial" w:cs="Arial" w:eastAsia="Arial" w:hAnsi="Arial"/>
@@ -22027,7 +22027,7 @@
               <w:spacing w:after="10" w:before="0"/>
               <w:ind w:left="120"/>
             </w:pPr>
-            <w:hyperlink w:history="1" r:id="rIdxkjjlkq3jqbxaomcjw6_u">
+            <w:hyperlink w:history="1" r:id="rIddf0xwf8ih1ev6bw4j5od0">
               <w:r>
                 <w:rPr>
                   <w:rFonts w:ascii="Arial" w:cs="Arial" w:eastAsia="Arial" w:hAnsi="Arial"/>
@@ -22222,7 +22222,7 @@
             <w:pPr>
               <w:spacing w:after="20" w:before="0"/>
             </w:pPr>
-            <w:hyperlink w:history="1" r:id="rIdaavmi3s6hqfwqlerweapt">
+            <w:hyperlink w:history="1" r:id="rId5syo4bupq_lldkne3hzv2">
               <w:r>
                 <w:rPr>
                   <w:rFonts w:ascii="Arial" w:cs="Arial" w:eastAsia="Arial" w:hAnsi="Arial"/>
@@ -22255,7 +22255,7 @@
               <w:spacing w:after="10" w:before="0"/>
               <w:ind w:left="120"/>
             </w:pPr>
-            <w:hyperlink w:history="1" r:id="rIdxqqyq_threxkbkii7ouvo">
+            <w:hyperlink w:history="1" r:id="rId2ctwtdcit6ihkldvy3lvw">
               <w:r>
                 <w:rPr>
                   <w:rFonts w:ascii="Arial" w:cs="Arial" w:eastAsia="Arial" w:hAnsi="Arial"/>
@@ -22300,7 +22300,7 @@
             <w:pPr>
               <w:spacing w:after="20" w:before="0"/>
             </w:pPr>
-            <w:hyperlink w:history="1" r:id="rIdh6jmsadra40nt0hhioqm_">
+            <w:hyperlink w:history="1" r:id="rIdn_y1qj2wusu4fp3bkabj_">
               <w:r>
                 <w:rPr>
                   <w:rFonts w:ascii="Arial" w:cs="Arial" w:eastAsia="Arial" w:hAnsi="Arial"/>
@@ -22333,7 +22333,7 @@
               <w:spacing w:after="10" w:before="0"/>
               <w:ind w:left="120"/>
             </w:pPr>
-            <w:hyperlink w:history="1" r:id="rIdnibklmepwdzwqwgrudtfq">
+            <w:hyperlink w:history="1" r:id="rIdnmlkvuyo2qfrn6n1xcoyh">
               <w:r>
                 <w:rPr>
                   <w:rFonts w:ascii="Arial" w:cs="Arial" w:eastAsia="Arial" w:hAnsi="Arial"/>
@@ -22528,7 +22528,7 @@
             <w:pPr>
               <w:spacing w:after="20" w:before="0"/>
             </w:pPr>
-            <w:hyperlink w:history="1" r:id="rIdwguz3rqzng-dd9nb_jxos">
+            <w:hyperlink w:history="1" r:id="rIdn2qupw-l4dtqsvyrb79aw">
               <w:r>
                 <w:rPr>
                   <w:rFonts w:ascii="Arial" w:cs="Arial" w:eastAsia="Arial" w:hAnsi="Arial"/>
@@ -22561,7 +22561,7 @@
               <w:spacing w:after="10" w:before="0"/>
               <w:ind w:left="120"/>
             </w:pPr>
-            <w:hyperlink w:history="1" r:id="rIdd98wza-ch9-tpnq4hwgve">
+            <w:hyperlink w:history="1" r:id="rIdewl3fll1g74suknfgyvwh">
               <w:r>
                 <w:rPr>
                   <w:rFonts w:ascii="Arial" w:cs="Arial" w:eastAsia="Arial" w:hAnsi="Arial"/>
@@ -22606,7 +22606,7 @@
             <w:pPr>
               <w:spacing w:after="20" w:before="0"/>
             </w:pPr>
-            <w:hyperlink w:history="1" r:id="rIdsarchktkf-ddfblfieakh">
+            <w:hyperlink w:history="1" r:id="rIdhzlsftmqimjh1rleuwarn">
               <w:r>
                 <w:rPr>
                   <w:rFonts w:ascii="Arial" w:cs="Arial" w:eastAsia="Arial" w:hAnsi="Arial"/>
@@ -22639,7 +22639,7 @@
               <w:spacing w:after="10" w:before="0"/>
               <w:ind w:left="120"/>
             </w:pPr>
-            <w:hyperlink w:history="1" r:id="rIdl9okxvuwwryfvjgmbsbcl">
+            <w:hyperlink w:history="1" r:id="rIdwx4wjha1lzvpugmges9vt">
               <w:r>
                 <w:rPr>
                   <w:rFonts w:ascii="Arial" w:cs="Arial" w:eastAsia="Arial" w:hAnsi="Arial"/>
@@ -24392,7 +24392,7 @@
             <w:pPr>
               <w:spacing w:after="20" w:before="0"/>
             </w:pPr>
-            <w:hyperlink w:history="1" r:id="rIdomehycblh-spkdrfbqvhi">
+            <w:hyperlink w:history="1" r:id="rId5v17in72yoznve4s1xvpj">
               <w:r>
                 <w:rPr>
                   <w:rFonts w:ascii="Arial" w:cs="Arial" w:eastAsia="Arial" w:hAnsi="Arial"/>
@@ -24425,7 +24425,7 @@
               <w:spacing w:after="10" w:before="0"/>
               <w:ind w:left="120"/>
             </w:pPr>
-            <w:hyperlink w:history="1" r:id="rIdcxmxd5wqd866ldbalpjja">
+            <w:hyperlink w:history="1" r:id="rIdlycv7unlrtqsf-mzh1qdt">
               <w:r>
                 <w:rPr>
                   <w:rFonts w:ascii="Arial" w:cs="Arial" w:eastAsia="Arial" w:hAnsi="Arial"/>
@@ -24470,7 +24470,7 @@
             <w:pPr>
               <w:spacing w:after="20" w:before="0"/>
             </w:pPr>
-            <w:hyperlink w:history="1" r:id="rIddhwsf88rhwvxeddmabxwf">
+            <w:hyperlink w:history="1" r:id="rId5tjttotrn0lu_n1_5gm5_">
               <w:r>
                 <w:rPr>
                   <w:rFonts w:ascii="Arial" w:cs="Arial" w:eastAsia="Arial" w:hAnsi="Arial"/>
@@ -24503,7 +24503,7 @@
               <w:spacing w:after="10" w:before="0"/>
               <w:ind w:left="120"/>
             </w:pPr>
-            <w:hyperlink w:history="1" r:id="rIdthtyc_imirdtzrudwhdtz">
+            <w:hyperlink w:history="1" r:id="rIdyzv_bwd3jlpzgu9q4itq-">
               <w:r>
                 <w:rPr>
                   <w:rFonts w:ascii="Arial" w:cs="Arial" w:eastAsia="Arial" w:hAnsi="Arial"/>
@@ -24698,7 +24698,7 @@
             <w:pPr>
               <w:spacing w:after="20" w:before="0"/>
             </w:pPr>
-            <w:hyperlink w:history="1" r:id="rIdwqytyjrya6m5xpgcvi4jw">
+            <w:hyperlink w:history="1" r:id="rIdmtfb-oqlwpundpxphesdl">
               <w:r>
                 <w:rPr>
                   <w:rFonts w:ascii="Arial" w:cs="Arial" w:eastAsia="Arial" w:hAnsi="Arial"/>
@@ -24731,7 +24731,7 @@
               <w:spacing w:after="10" w:before="0"/>
               <w:ind w:left="120"/>
             </w:pPr>
-            <w:hyperlink w:history="1" r:id="rIdq0a4aew_cirrmegf33sjj">
+            <w:hyperlink w:history="1" r:id="rIdxlvq-n4e0xqc355ogrhoa">
               <w:r>
                 <w:rPr>
                   <w:rFonts w:ascii="Arial" w:cs="Arial" w:eastAsia="Arial" w:hAnsi="Arial"/>
@@ -24776,7 +24776,7 @@
             <w:pPr>
               <w:spacing w:after="20" w:before="0"/>
             </w:pPr>
-            <w:hyperlink w:history="1" r:id="rId9sxcmmbb7vlnq_toohyxr">
+            <w:hyperlink w:history="1" r:id="rIdfkq9eunu2i3cocwhzfr-d">
               <w:r>
                 <w:rPr>
                   <w:rFonts w:ascii="Arial" w:cs="Arial" w:eastAsia="Arial" w:hAnsi="Arial"/>
@@ -24809,7 +24809,7 @@
               <w:spacing w:after="10" w:before="0"/>
               <w:ind w:left="120"/>
             </w:pPr>
-            <w:hyperlink w:history="1" r:id="rIdrzijquznpfvp_3cd1qau8">
+            <w:hyperlink w:history="1" r:id="rIdwit65aj5h4vdfgstgknp-">
               <w:r>
                 <w:rPr>
                   <w:rFonts w:ascii="Arial" w:cs="Arial" w:eastAsia="Arial" w:hAnsi="Arial"/>
@@ -25004,7 +25004,7 @@
             <w:pPr>
               <w:spacing w:after="20" w:before="0"/>
             </w:pPr>
-            <w:hyperlink w:history="1" r:id="rIdiv7rbvpavdnqs7df6mzca">
+            <w:hyperlink w:history="1" r:id="rIdslvdibp8tu5pou-luzibq">
               <w:r>
                 <w:rPr>
                   <w:rFonts w:ascii="Arial" w:cs="Arial" w:eastAsia="Arial" w:hAnsi="Arial"/>
@@ -25037,7 +25037,7 @@
               <w:spacing w:after="10" w:before="0"/>
               <w:ind w:left="120"/>
             </w:pPr>
-            <w:hyperlink w:history="1" r:id="rIdjpzw1bhlakkhw0skxltsk">
+            <w:hyperlink w:history="1" r:id="rIdlpble4mifeuppbfhjccvh">
               <w:r>
                 <w:rPr>
                   <w:rFonts w:ascii="Arial" w:cs="Arial" w:eastAsia="Arial" w:hAnsi="Arial"/>
@@ -25082,7 +25082,7 @@
             <w:pPr>
               <w:spacing w:after="20" w:before="0"/>
             </w:pPr>
-            <w:hyperlink w:history="1" r:id="rIdkok4mdu9ucpistjwgzat3">
+            <w:hyperlink w:history="1" r:id="rIdj20ex3o3pkcjwt86mn5zx">
               <w:r>
                 <w:rPr>
                   <w:rFonts w:ascii="Arial" w:cs="Arial" w:eastAsia="Arial" w:hAnsi="Arial"/>
@@ -25115,7 +25115,7 @@
               <w:spacing w:after="10" w:before="0"/>
               <w:ind w:left="120"/>
             </w:pPr>
-            <w:hyperlink w:history="1" r:id="rId49hrdrpiua060rgqhhvrq">
+            <w:hyperlink w:history="1" r:id="rIdgxd4lotfzbbiyxukedxhu">
               <w:r>
                 <w:rPr>
                   <w:rFonts w:ascii="Arial" w:cs="Arial" w:eastAsia="Arial" w:hAnsi="Arial"/>
@@ -25310,7 +25310,7 @@
             <w:pPr>
               <w:spacing w:after="20" w:before="0"/>
             </w:pPr>
-            <w:hyperlink w:history="1" r:id="rIdlkkc2nh5kyfmdskj7sbck">
+            <w:hyperlink w:history="1" r:id="rIdiyefmw3ce3uirf_575e7d">
               <w:r>
                 <w:rPr>
                   <w:rFonts w:ascii="Arial" w:cs="Arial" w:eastAsia="Arial" w:hAnsi="Arial"/>
@@ -25343,7 +25343,7 @@
               <w:spacing w:after="10" w:before="0"/>
               <w:ind w:left="120"/>
             </w:pPr>
-            <w:hyperlink w:history="1" r:id="rIddkpiwwjax0kq0dgab5_mf">
+            <w:hyperlink w:history="1" r:id="rIdxiksm_qegorehxs6yvhrx">
               <w:r>
                 <w:rPr>
                   <w:rFonts w:ascii="Arial" w:cs="Arial" w:eastAsia="Arial" w:hAnsi="Arial"/>
@@ -25388,7 +25388,7 @@
             <w:pPr>
               <w:spacing w:after="20" w:before="0"/>
             </w:pPr>
-            <w:hyperlink w:history="1" r:id="rIdo4hy2y7mflvr_sobl6iq8">
+            <w:hyperlink w:history="1" r:id="rIdkwbre7i_ztyas5_hgvfsb">
               <w:r>
                 <w:rPr>
                   <w:rFonts w:ascii="Arial" w:cs="Arial" w:eastAsia="Arial" w:hAnsi="Arial"/>
@@ -25421,7 +25421,7 @@
               <w:spacing w:after="10" w:before="0"/>
               <w:ind w:left="120"/>
             </w:pPr>
-            <w:hyperlink w:history="1" r:id="rIdfdm1tlxedni4h8xqzckat">
+            <w:hyperlink w:history="1" r:id="rIdvowyq3blsdlognr9opbgw">
               <w:r>
                 <w:rPr>
                   <w:rFonts w:ascii="Arial" w:cs="Arial" w:eastAsia="Arial" w:hAnsi="Arial"/>
@@ -25616,7 +25616,7 @@
             <w:pPr>
               <w:spacing w:after="20" w:before="0"/>
             </w:pPr>
-            <w:hyperlink w:history="1" r:id="rIdapt0ypljctmvejgclemhj">
+            <w:hyperlink w:history="1" r:id="rIdm4jwwjyytt6chyzwbptsj">
               <w:r>
                 <w:rPr>
                   <w:rFonts w:ascii="Arial" w:cs="Arial" w:eastAsia="Arial" w:hAnsi="Arial"/>
@@ -25649,7 +25649,7 @@
               <w:spacing w:after="10" w:before="0"/>
               <w:ind w:left="120"/>
             </w:pPr>
-            <w:hyperlink w:history="1" r:id="rIdlq675s1ehb3x8utfq8-8d">
+            <w:hyperlink w:history="1" r:id="rIdwrq5r2v9t5pln2upe5lvo">
               <w:r>
                 <w:rPr>
                   <w:rFonts w:ascii="Arial" w:cs="Arial" w:eastAsia="Arial" w:hAnsi="Arial"/>
@@ -25694,7 +25694,7 @@
             <w:pPr>
               <w:spacing w:after="20" w:before="0"/>
             </w:pPr>
-            <w:hyperlink w:history="1" r:id="rIdgwlcarorgrcwk-uagz0sn">
+            <w:hyperlink w:history="1" r:id="rIdfyfp1btkow_at6xktb3ar">
               <w:r>
                 <w:rPr>
                   <w:rFonts w:ascii="Arial" w:cs="Arial" w:eastAsia="Arial" w:hAnsi="Arial"/>
@@ -25727,7 +25727,7 @@
               <w:spacing w:after="10" w:before="0"/>
               <w:ind w:left="120"/>
             </w:pPr>
-            <w:hyperlink w:history="1" r:id="rIdsshte5xlzq6wjwzulmu7u">
+            <w:hyperlink w:history="1" r:id="rId4-evzd9cxxbibqq39csyc">
               <w:r>
                 <w:rPr>
                   <w:rFonts w:ascii="Arial" w:cs="Arial" w:eastAsia="Arial" w:hAnsi="Arial"/>
@@ -27214,7 +27214,7 @@
             <w:pPr>
               <w:spacing w:after="20" w:before="0"/>
             </w:pPr>
-            <w:hyperlink w:history="1" r:id="rId2ps-3tiiikcwt9mih5cjx">
+            <w:hyperlink w:history="1" r:id="rIdj4qmiavwggcu5zzj5f0sv">
               <w:r>
                 <w:rPr>
                   <w:rFonts w:ascii="Arial" w:cs="Arial" w:eastAsia="Arial" w:hAnsi="Arial"/>
@@ -27247,7 +27247,7 @@
               <w:spacing w:after="10" w:before="0"/>
               <w:ind w:left="120"/>
             </w:pPr>
-            <w:hyperlink w:history="1" r:id="rIdepgz3qagbgtnbzf96uuvf">
+            <w:hyperlink w:history="1" r:id="rIdulakaqnmaektnearfbcph">
               <w:r>
                 <w:rPr>
                   <w:rFonts w:ascii="Arial" w:cs="Arial" w:eastAsia="Arial" w:hAnsi="Arial"/>
@@ -27292,7 +27292,7 @@
             <w:pPr>
               <w:spacing w:after="20" w:before="0"/>
             </w:pPr>
-            <w:hyperlink w:history="1" r:id="rIdgdxa8-7wphbayftsebixs">
+            <w:hyperlink w:history="1" r:id="rIddtyg0rs82tdh8ghmwxpzg">
               <w:r>
                 <w:rPr>
                   <w:rFonts w:ascii="Arial" w:cs="Arial" w:eastAsia="Arial" w:hAnsi="Arial"/>
@@ -27325,7 +27325,7 @@
               <w:spacing w:after="10" w:before="0"/>
               <w:ind w:left="120"/>
             </w:pPr>
-            <w:hyperlink w:history="1" r:id="rId0xzn1j3cyospkrblq2ydu">
+            <w:hyperlink w:history="1" r:id="rIdtyp5nimbgzyou-oc_arep">
               <w:r>
                 <w:rPr>
                   <w:rFonts w:ascii="Arial" w:cs="Arial" w:eastAsia="Arial" w:hAnsi="Arial"/>
@@ -27520,7 +27520,7 @@
             <w:pPr>
               <w:spacing w:after="20" w:before="0"/>
             </w:pPr>
-            <w:hyperlink w:history="1" r:id="rIdcnt2zl0xc0xfresym8ngu">
+            <w:hyperlink w:history="1" r:id="rIdh2gcwini9cszi93f9tmdg">
               <w:r>
                 <w:rPr>
                   <w:rFonts w:ascii="Arial" w:cs="Arial" w:eastAsia="Arial" w:hAnsi="Arial"/>
@@ -27553,7 +27553,7 @@
               <w:spacing w:after="10" w:before="0"/>
               <w:ind w:left="120"/>
             </w:pPr>
-            <w:hyperlink w:history="1" r:id="rIdkf1ty0ghhgjlzxmapca6o">
+            <w:hyperlink w:history="1" r:id="rIdeostawfugoiqt5cyyudoz">
               <w:r>
                 <w:rPr>
                   <w:rFonts w:ascii="Arial" w:cs="Arial" w:eastAsia="Arial" w:hAnsi="Arial"/>
@@ -27598,7 +27598,7 @@
             <w:pPr>
               <w:spacing w:after="20" w:before="0"/>
             </w:pPr>
-            <w:hyperlink w:history="1" r:id="rIdr_y7oh0laledi61uprtqf">
+            <w:hyperlink w:history="1" r:id="rIdevvlwjldnrnhl7ubkanfu">
               <w:r>
                 <w:rPr>
                   <w:rFonts w:ascii="Arial" w:cs="Arial" w:eastAsia="Arial" w:hAnsi="Arial"/>
@@ -27631,7 +27631,7 @@
               <w:spacing w:after="10" w:before="0"/>
               <w:ind w:left="120"/>
             </w:pPr>
-            <w:hyperlink w:history="1" r:id="rIdcwmg7dst8ulfmgj8efc9y">
+            <w:hyperlink w:history="1" r:id="rIduvhdtuzo82c3von30h2ou">
               <w:r>
                 <w:rPr>
                   <w:rFonts w:ascii="Arial" w:cs="Arial" w:eastAsia="Arial" w:hAnsi="Arial"/>
@@ -27826,7 +27826,7 @@
             <w:pPr>
               <w:spacing w:after="20" w:before="0"/>
             </w:pPr>
-            <w:hyperlink w:history="1" r:id="rIdauelk0xqnodn00nwfbarz">
+            <w:hyperlink w:history="1" r:id="rIdscccq_pnolzb_rfd0lv4f">
               <w:r>
                 <w:rPr>
                   <w:rFonts w:ascii="Arial" w:cs="Arial" w:eastAsia="Arial" w:hAnsi="Arial"/>
@@ -27859,7 +27859,7 @@
               <w:spacing w:after="10" w:before="0"/>
               <w:ind w:left="120"/>
             </w:pPr>
-            <w:hyperlink w:history="1" r:id="rIdyvzstpozy1xadxtvmbodb">
+            <w:hyperlink w:history="1" r:id="rId37nvtjjyeuixanossjjgg">
               <w:r>
                 <w:rPr>
                   <w:rFonts w:ascii="Arial" w:cs="Arial" w:eastAsia="Arial" w:hAnsi="Arial"/>
@@ -27904,7 +27904,7 @@
             <w:pPr>
               <w:spacing w:after="20" w:before="0"/>
             </w:pPr>
-            <w:hyperlink w:history="1" r:id="rId7n13kre0cbrddhjvr8bcw">
+            <w:hyperlink w:history="1" r:id="rIdkl7npxm7mo-anedbmkk0v">
               <w:r>
                 <w:rPr>
                   <w:rFonts w:ascii="Arial" w:cs="Arial" w:eastAsia="Arial" w:hAnsi="Arial"/>
@@ -27937,7 +27937,7 @@
               <w:spacing w:after="10" w:before="0"/>
               <w:ind w:left="120"/>
             </w:pPr>
-            <w:hyperlink w:history="1" r:id="rIdsrbcywj18grykd3_ny5of">
+            <w:hyperlink w:history="1" r:id="rIdvosboxwiqryqhoiwxeteo">
               <w:r>
                 <w:rPr>
                   <w:rFonts w:ascii="Arial" w:cs="Arial" w:eastAsia="Arial" w:hAnsi="Arial"/>
@@ -28132,7 +28132,7 @@
             <w:pPr>
               <w:spacing w:after="20" w:before="0"/>
             </w:pPr>
-            <w:hyperlink w:history="1" r:id="rId-bzic0w9g2ttstvultpru">
+            <w:hyperlink w:history="1" r:id="rIdwummrdcrvt2-dbj1oooij">
               <w:r>
                 <w:rPr>
                   <w:rFonts w:ascii="Arial" w:cs="Arial" w:eastAsia="Arial" w:hAnsi="Arial"/>
@@ -28165,7 +28165,7 @@
               <w:spacing w:after="10" w:before="0"/>
               <w:ind w:left="120"/>
             </w:pPr>
-            <w:hyperlink w:history="1" r:id="rId1efvqumqaq5otcquipak-">
+            <w:hyperlink w:history="1" r:id="rId2wakrrw9fddazbnprp5hd">
               <w:r>
                 <w:rPr>
                   <w:rFonts w:ascii="Arial" w:cs="Arial" w:eastAsia="Arial" w:hAnsi="Arial"/>
@@ -28210,7 +28210,7 @@
             <w:pPr>
               <w:spacing w:after="20" w:before="0"/>
             </w:pPr>
-            <w:hyperlink w:history="1" r:id="rId7maltuml8vwjoeyrhrj9o">
+            <w:hyperlink w:history="1" r:id="rId-1v56ht5lxav6_yfqblly">
               <w:r>
                 <w:rPr>
                   <w:rFonts w:ascii="Arial" w:cs="Arial" w:eastAsia="Arial" w:hAnsi="Arial"/>
@@ -28243,7 +28243,7 @@
               <w:spacing w:after="10" w:before="0"/>
               <w:ind w:left="120"/>
             </w:pPr>
-            <w:hyperlink w:history="1" r:id="rIdckgzdykspceiwcfxxwjg2">
+            <w:hyperlink w:history="1" r:id="rIdseiqjd8nsynsnbojyy3sp">
               <w:r>
                 <w:rPr>
                   <w:rFonts w:ascii="Arial" w:cs="Arial" w:eastAsia="Arial" w:hAnsi="Arial"/>
@@ -28438,7 +28438,7 @@
             <w:pPr>
               <w:spacing w:after="20" w:before="0"/>
             </w:pPr>
-            <w:hyperlink w:history="1" r:id="rIdk1ufdbc16y6lurpa4tpkp">
+            <w:hyperlink w:history="1" r:id="rId6psu_isse8bk9t2nfmx-2">
               <w:r>
                 <w:rPr>
                   <w:rFonts w:ascii="Arial" w:cs="Arial" w:eastAsia="Arial" w:hAnsi="Arial"/>
@@ -28471,7 +28471,7 @@
               <w:spacing w:after="10" w:before="0"/>
               <w:ind w:left="120"/>
             </w:pPr>
-            <w:hyperlink w:history="1" r:id="rIdpwtjfjy3jxxd51tety5fk">
+            <w:hyperlink w:history="1" r:id="rId3q9-h7l6eu_saj4wl3oc1">
               <w:r>
                 <w:rPr>
                   <w:rFonts w:ascii="Arial" w:cs="Arial" w:eastAsia="Arial" w:hAnsi="Arial"/>
@@ -28516,7 +28516,7 @@
             <w:pPr>
               <w:spacing w:after="20" w:before="0"/>
             </w:pPr>
-            <w:hyperlink w:history="1" r:id="rIdfd1g7x0ct4nz--c11zwlt">
+            <w:hyperlink w:history="1" r:id="rId2brp4ubvvcifucoebae3k">
               <w:r>
                 <w:rPr>
                   <w:rFonts w:ascii="Arial" w:cs="Arial" w:eastAsia="Arial" w:hAnsi="Arial"/>
@@ -28549,7 +28549,7 @@
               <w:spacing w:after="10" w:before="0"/>
               <w:ind w:left="120"/>
             </w:pPr>
-            <w:hyperlink w:history="1" r:id="rId8lp3_ktqwmbtklj5mv8iy">
+            <w:hyperlink w:history="1" r:id="rIdirf6tk5iog0ctg2s2qzhx">
               <w:r>
                 <w:rPr>
                   <w:rFonts w:ascii="Arial" w:cs="Arial" w:eastAsia="Arial" w:hAnsi="Arial"/>
@@ -30036,7 +30036,7 @@
             <w:pPr>
               <w:spacing w:after="20" w:before="0"/>
             </w:pPr>
-            <w:hyperlink w:history="1" r:id="rIdtbpwohqrqcrklbnde8pgv">
+            <w:hyperlink w:history="1" r:id="rIdj2l46law96h0gs4i0yepz">
               <w:r>
                 <w:rPr>
                   <w:rFonts w:ascii="Arial" w:cs="Arial" w:eastAsia="Arial" w:hAnsi="Arial"/>
@@ -30069,7 +30069,7 @@
               <w:spacing w:after="10" w:before="0"/>
               <w:ind w:left="120"/>
             </w:pPr>
-            <w:hyperlink w:history="1" r:id="rIdmi-dvszbmvuaknqym9vet">
+            <w:hyperlink w:history="1" r:id="rIdkirbkdsjm6tokp1gg9lqi">
               <w:r>
                 <w:rPr>
                   <w:rFonts w:ascii="Arial" w:cs="Arial" w:eastAsia="Arial" w:hAnsi="Arial"/>
@@ -30114,7 +30114,7 @@
             <w:pPr>
               <w:spacing w:after="20" w:before="0"/>
             </w:pPr>
-            <w:hyperlink w:history="1" r:id="rIddlwpbrcng3gzxcyo10nwu">
+            <w:hyperlink w:history="1" r:id="rIdze5kljacotx2iinxqmo6g">
               <w:r>
                 <w:rPr>
                   <w:rFonts w:ascii="Arial" w:cs="Arial" w:eastAsia="Arial" w:hAnsi="Arial"/>
@@ -30147,7 +30147,7 @@
               <w:spacing w:after="10" w:before="0"/>
               <w:ind w:left="120"/>
             </w:pPr>
-            <w:hyperlink w:history="1" r:id="rIdtq7_otr75kjgcmpgrvwsf">
+            <w:hyperlink w:history="1" r:id="rId-6atiilwq5uz4kjhhukhs">
               <w:r>
                 <w:rPr>
                   <w:rFonts w:ascii="Arial" w:cs="Arial" w:eastAsia="Arial" w:hAnsi="Arial"/>
@@ -30342,7 +30342,7 @@
             <w:pPr>
               <w:spacing w:after="20" w:before="0"/>
             </w:pPr>
-            <w:hyperlink w:history="1" r:id="rIdo_2_tgyon0guimowqlakj">
+            <w:hyperlink w:history="1" r:id="rIdm6gqre4q7ik1ndncc7nef">
               <w:r>
                 <w:rPr>
                   <w:rFonts w:ascii="Arial" w:cs="Arial" w:eastAsia="Arial" w:hAnsi="Arial"/>
@@ -30375,7 +30375,7 @@
               <w:spacing w:after="10" w:before="0"/>
               <w:ind w:left="120"/>
             </w:pPr>
-            <w:hyperlink w:history="1" r:id="rIdlgzhyxfju4o26nljncl9j">
+            <w:hyperlink w:history="1" r:id="rIdwxg0adai6xntp-udiwis8">
               <w:r>
                 <w:rPr>
                   <w:rFonts w:ascii="Arial" w:cs="Arial" w:eastAsia="Arial" w:hAnsi="Arial"/>
@@ -30420,7 +30420,7 @@
             <w:pPr>
               <w:spacing w:after="20" w:before="0"/>
             </w:pPr>
-            <w:hyperlink w:history="1" r:id="rIda81vn2kfxidqocde8wwdh">
+            <w:hyperlink w:history="1" r:id="rIdoo4eu9svq8vh1hmqml8by">
               <w:r>
                 <w:rPr>
                   <w:rFonts w:ascii="Arial" w:cs="Arial" w:eastAsia="Arial" w:hAnsi="Arial"/>
@@ -30453,7 +30453,7 @@
               <w:spacing w:after="10" w:before="0"/>
               <w:ind w:left="120"/>
             </w:pPr>
-            <w:hyperlink w:history="1" r:id="rIdtq80xdobduwvu8ruuezxj">
+            <w:hyperlink w:history="1" r:id="rIdwaurgsorxkcvklquw07ab">
               <w:r>
                 <w:rPr>
                   <w:rFonts w:ascii="Arial" w:cs="Arial" w:eastAsia="Arial" w:hAnsi="Arial"/>
@@ -30648,7 +30648,7 @@
             <w:pPr>
               <w:spacing w:after="20" w:before="0"/>
             </w:pPr>
-            <w:hyperlink w:history="1" r:id="rIduq0162cjqxqrbttcw-na3">
+            <w:hyperlink w:history="1" r:id="rIdthkzcmiyp1psjrqjnovab">
               <w:r>
                 <w:rPr>
                   <w:rFonts w:ascii="Arial" w:cs="Arial" w:eastAsia="Arial" w:hAnsi="Arial"/>
@@ -30681,7 +30681,7 @@
               <w:spacing w:after="10" w:before="0"/>
               <w:ind w:left="120"/>
             </w:pPr>
-            <w:hyperlink w:history="1" r:id="rId22khvknfih8v9sxrnyhhy">
+            <w:hyperlink w:history="1" r:id="rIdiporwqnuqy_x6b9dryxvf">
               <w:r>
                 <w:rPr>
                   <w:rFonts w:ascii="Arial" w:cs="Arial" w:eastAsia="Arial" w:hAnsi="Arial"/>
@@ -30726,7 +30726,7 @@
             <w:pPr>
               <w:spacing w:after="20" w:before="0"/>
             </w:pPr>
-            <w:hyperlink w:history="1" r:id="rIddwovkp8obcfzsuhmlnaai">
+            <w:hyperlink w:history="1" r:id="rIdp0w8aurfrjxhgkdjcjqer">
               <w:r>
                 <w:rPr>
                   <w:rFonts w:ascii="Arial" w:cs="Arial" w:eastAsia="Arial" w:hAnsi="Arial"/>
@@ -30759,7 +30759,7 @@
               <w:spacing w:after="10" w:before="0"/>
               <w:ind w:left="120"/>
             </w:pPr>
-            <w:hyperlink w:history="1" r:id="rIdzuc4v9mdcncu5jdggxyj0">
+            <w:hyperlink w:history="1" r:id="rIdre3d4709zyk8przyjlvhf">
               <w:r>
                 <w:rPr>
                   <w:rFonts w:ascii="Arial" w:cs="Arial" w:eastAsia="Arial" w:hAnsi="Arial"/>
@@ -30954,7 +30954,7 @@
             <w:pPr>
               <w:spacing w:after="20" w:before="0"/>
             </w:pPr>
-            <w:hyperlink w:history="1" r:id="rIdly62eli0o8h7hhugypp4k">
+            <w:hyperlink w:history="1" r:id="rIdbxw2tsvyjly0v2nnxmemx">
               <w:r>
                 <w:rPr>
                   <w:rFonts w:ascii="Arial" w:cs="Arial" w:eastAsia="Arial" w:hAnsi="Arial"/>
@@ -30987,7 +30987,7 @@
               <w:spacing w:after="10" w:before="0"/>
               <w:ind w:left="120"/>
             </w:pPr>
-            <w:hyperlink w:history="1" r:id="rIdrtppcth64uzz_2ozgggyb">
+            <w:hyperlink w:history="1" r:id="rIda2jekfjzjn86mxvnsepcs">
               <w:r>
                 <w:rPr>
                   <w:rFonts w:ascii="Arial" w:cs="Arial" w:eastAsia="Arial" w:hAnsi="Arial"/>
@@ -31032,7 +31032,7 @@
             <w:pPr>
               <w:spacing w:after="20" w:before="0"/>
             </w:pPr>
-            <w:hyperlink w:history="1" r:id="rIda0acbrbvompkvqrl3g15u">
+            <w:hyperlink w:history="1" r:id="rId3kgt80_kysxtbhfa0wt4p">
               <w:r>
                 <w:rPr>
                   <w:rFonts w:ascii="Arial" w:cs="Arial" w:eastAsia="Arial" w:hAnsi="Arial"/>
@@ -31065,7 +31065,7 @@
               <w:spacing w:after="10" w:before="0"/>
               <w:ind w:left="120"/>
             </w:pPr>
-            <w:hyperlink w:history="1" r:id="rIdjlaecljko2t1vdsuhvlir">
+            <w:hyperlink w:history="1" r:id="rIdokgeycvb-mnt-7hsqukez">
               <w:r>
                 <w:rPr>
                   <w:rFonts w:ascii="Arial" w:cs="Arial" w:eastAsia="Arial" w:hAnsi="Arial"/>
@@ -31260,7 +31260,7 @@
             <w:pPr>
               <w:spacing w:after="20" w:before="0"/>
             </w:pPr>
-            <w:hyperlink w:history="1" r:id="rIdnrcv2kddgjoflkb4aymev">
+            <w:hyperlink w:history="1" r:id="rIdwzk-8el6etusnzy1lva8g">
               <w:r>
                 <w:rPr>
                   <w:rFonts w:ascii="Arial" w:cs="Arial" w:eastAsia="Arial" w:hAnsi="Arial"/>
@@ -31293,7 +31293,7 @@
               <w:spacing w:after="10" w:before="0"/>
               <w:ind w:left="120"/>
             </w:pPr>
-            <w:hyperlink w:history="1" r:id="rIdofndyzulqjpxeo6zijtjj">
+            <w:hyperlink w:history="1" r:id="rIdw7pecysg0vaohegqklmry">
               <w:r>
                 <w:rPr>
                   <w:rFonts w:ascii="Arial" w:cs="Arial" w:eastAsia="Arial" w:hAnsi="Arial"/>
@@ -31338,7 +31338,7 @@
             <w:pPr>
               <w:spacing w:after="20" w:before="0"/>
             </w:pPr>
-            <w:hyperlink w:history="1" r:id="rIdqk1xbuytbnxeh4ab9fe7h">
+            <w:hyperlink w:history="1" r:id="rIdym-jlljywg_pnm7x12rcx">
               <w:r>
                 <w:rPr>
                   <w:rFonts w:ascii="Arial" w:cs="Arial" w:eastAsia="Arial" w:hAnsi="Arial"/>
@@ -31371,7 +31371,7 @@
               <w:spacing w:after="10" w:before="0"/>
               <w:ind w:left="120"/>
             </w:pPr>
-            <w:hyperlink w:history="1" r:id="rIdexx2whxdsgfg0uwcit6b3">
+            <w:hyperlink w:history="1" r:id="rIdr2cglwaexmdtbvmymug9u">
               <w:r>
                 <w:rPr>
                   <w:rFonts w:ascii="Arial" w:cs="Arial" w:eastAsia="Arial" w:hAnsi="Arial"/>

--- a/data/outputs/v2/Chemistry/SS3.1_Acids_and_Bases/Chemistry_Acids_and_Bases_CBE_LessonSequence.docx
+++ b/data/outputs/v2/Chemistry/SS3.1_Acids_and_Bases/Chemistry_Acids_and_Bases_CBE_LessonSequence.docx
@@ -3498,7 +3498,7 @@
             <w:pPr>
               <w:spacing w:after="20" w:before="0"/>
             </w:pPr>
-            <w:hyperlink w:history="1" r:id="rIdxfscmlsblvmm6hbuudaw6">
+            <w:hyperlink w:history="1" r:id="rId_abtpctlaz4_n6g1v3f6k">
               <w:r>
                 <w:rPr>
                   <w:rFonts w:ascii="Arial" w:cs="Arial" w:eastAsia="Arial" w:hAnsi="Arial"/>
@@ -3531,7 +3531,7 @@
               <w:spacing w:after="10" w:before="0"/>
               <w:ind w:left="120"/>
             </w:pPr>
-            <w:hyperlink w:history="1" r:id="rIdvnfpzocbyvnmo_t_wugnx">
+            <w:hyperlink w:history="1" r:id="rId2ursowkzuez_ehyj8ltso">
               <w:r>
                 <w:rPr>
                   <w:rFonts w:ascii="Arial" w:cs="Arial" w:eastAsia="Arial" w:hAnsi="Arial"/>
@@ -3576,7 +3576,7 @@
             <w:pPr>
               <w:spacing w:after="20" w:before="0"/>
             </w:pPr>
-            <w:hyperlink w:history="1" r:id="rIdxmlkxihi8vl-ved283qi6">
+            <w:hyperlink w:history="1" r:id="rIdtavdqzduupf_-uyfpr0od">
               <w:r>
                 <w:rPr>
                   <w:rFonts w:ascii="Arial" w:cs="Arial" w:eastAsia="Arial" w:hAnsi="Arial"/>
@@ -3609,7 +3609,7 @@
               <w:spacing w:after="10" w:before="0"/>
               <w:ind w:left="120"/>
             </w:pPr>
-            <w:hyperlink w:history="1" r:id="rIdxskrh8-4izopyxe1qz8yk">
+            <w:hyperlink w:history="1" r:id="rIdeefm3rn0th9cmeqbdiqrm">
               <w:r>
                 <w:rPr>
                   <w:rFonts w:ascii="Arial" w:cs="Arial" w:eastAsia="Arial" w:hAnsi="Arial"/>
@@ -3804,7 +3804,7 @@
             <w:pPr>
               <w:spacing w:after="20" w:before="0"/>
             </w:pPr>
-            <w:hyperlink w:history="1" r:id="rIdjl_e9t0uitg8v4hgvcvje">
+            <w:hyperlink w:history="1" r:id="rIdzlfbur2ym9ensyrdvvswp">
               <w:r>
                 <w:rPr>
                   <w:rFonts w:ascii="Arial" w:cs="Arial" w:eastAsia="Arial" w:hAnsi="Arial"/>
@@ -3837,7 +3837,7 @@
               <w:spacing w:after="10" w:before="0"/>
               <w:ind w:left="120"/>
             </w:pPr>
-            <w:hyperlink w:history="1" r:id="rId_pbjhcx0by-5_my_wpwuj">
+            <w:hyperlink w:history="1" r:id="rIdhwwtabsyxjvkaag6v6lal">
               <w:r>
                 <w:rPr>
                   <w:rFonts w:ascii="Arial" w:cs="Arial" w:eastAsia="Arial" w:hAnsi="Arial"/>
@@ -3882,7 +3882,7 @@
             <w:pPr>
               <w:spacing w:after="20" w:before="0"/>
             </w:pPr>
-            <w:hyperlink w:history="1" r:id="rIdeww-ncjqao2gdurlylu3b">
+            <w:hyperlink w:history="1" r:id="rIdeh6r5g9umffiy7ecvbmkr">
               <w:r>
                 <w:rPr>
                   <w:rFonts w:ascii="Arial" w:cs="Arial" w:eastAsia="Arial" w:hAnsi="Arial"/>
@@ -3915,7 +3915,7 @@
               <w:spacing w:after="10" w:before="0"/>
               <w:ind w:left="120"/>
             </w:pPr>
-            <w:hyperlink w:history="1" r:id="rId0ptpzdrev9vz5wk3mk2ox">
+            <w:hyperlink w:history="1" r:id="rIdok2miq_vhso4iknkbb2ox">
               <w:r>
                 <w:rPr>
                   <w:rFonts w:ascii="Arial" w:cs="Arial" w:eastAsia="Arial" w:hAnsi="Arial"/>
@@ -4110,7 +4110,7 @@
             <w:pPr>
               <w:spacing w:after="20" w:before="0"/>
             </w:pPr>
-            <w:hyperlink w:history="1" r:id="rIdc9_q8x4g-dtzbuz4dde7z">
+            <w:hyperlink w:history="1" r:id="rIdloumy2l_oo8yogxqrsitm">
               <w:r>
                 <w:rPr>
                   <w:rFonts w:ascii="Arial" w:cs="Arial" w:eastAsia="Arial" w:hAnsi="Arial"/>
@@ -4143,7 +4143,7 @@
               <w:spacing w:after="10" w:before="0"/>
               <w:ind w:left="120"/>
             </w:pPr>
-            <w:hyperlink w:history="1" r:id="rIdrfdfcof3cbupnlg2ufu2e">
+            <w:hyperlink w:history="1" r:id="rIdrcdb5ee7wnaxnod86jxu_">
               <w:r>
                 <w:rPr>
                   <w:rFonts w:ascii="Arial" w:cs="Arial" w:eastAsia="Arial" w:hAnsi="Arial"/>
@@ -4188,7 +4188,7 @@
             <w:pPr>
               <w:spacing w:after="20" w:before="0"/>
             </w:pPr>
-            <w:hyperlink w:history="1" r:id="rIddlbusxmoktmqiwym0sv5o">
+            <w:hyperlink w:history="1" r:id="rIdgfamncf1xd5woghpunch4">
               <w:r>
                 <w:rPr>
                   <w:rFonts w:ascii="Arial" w:cs="Arial" w:eastAsia="Arial" w:hAnsi="Arial"/>
@@ -4221,7 +4221,7 @@
               <w:spacing w:after="10" w:before="0"/>
               <w:ind w:left="120"/>
             </w:pPr>
-            <w:hyperlink w:history="1" r:id="rIdt3jnvifsn0nc7ho8gwaqk">
+            <w:hyperlink w:history="1" r:id="rId9z_4k9wlgxd3wpgyecvlf">
               <w:r>
                 <w:rPr>
                   <w:rFonts w:ascii="Arial" w:cs="Arial" w:eastAsia="Arial" w:hAnsi="Arial"/>
@@ -4416,7 +4416,7 @@
             <w:pPr>
               <w:spacing w:after="20" w:before="0"/>
             </w:pPr>
-            <w:hyperlink w:history="1" r:id="rId1npgce-k0zcio94i_8sqr">
+            <w:hyperlink w:history="1" r:id="rIdqblgec8em47wy3twumtvt">
               <w:r>
                 <w:rPr>
                   <w:rFonts w:ascii="Arial" w:cs="Arial" w:eastAsia="Arial" w:hAnsi="Arial"/>
@@ -4449,7 +4449,7 @@
               <w:spacing w:after="10" w:before="0"/>
               <w:ind w:left="120"/>
             </w:pPr>
-            <w:hyperlink w:history="1" r:id="rId7cqdrddbik9v4wgf-7hxn">
+            <w:hyperlink w:history="1" r:id="rIdbsmeomcbwpxhb3puvogis">
               <w:r>
                 <w:rPr>
                   <w:rFonts w:ascii="Arial" w:cs="Arial" w:eastAsia="Arial" w:hAnsi="Arial"/>
@@ -4494,7 +4494,7 @@
             <w:pPr>
               <w:spacing w:after="20" w:before="0"/>
             </w:pPr>
-            <w:hyperlink w:history="1" r:id="rIds9xvtobv3gtm95zkhhwn7">
+            <w:hyperlink w:history="1" r:id="rIdcxiigfviydp8xb6sfd9_u">
               <w:r>
                 <w:rPr>
                   <w:rFonts w:ascii="Arial" w:cs="Arial" w:eastAsia="Arial" w:hAnsi="Arial"/>
@@ -4527,7 +4527,7 @@
               <w:spacing w:after="10" w:before="0"/>
               <w:ind w:left="120"/>
             </w:pPr>
-            <w:hyperlink w:history="1" r:id="rIdiytjs3nllr_l56xwsztn_">
+            <w:hyperlink w:history="1" r:id="rIdu6dntjnuwmnl-mpgtlchn">
               <w:r>
                 <w:rPr>
                   <w:rFonts w:ascii="Arial" w:cs="Arial" w:eastAsia="Arial" w:hAnsi="Arial"/>
@@ -4722,7 +4722,7 @@
             <w:pPr>
               <w:spacing w:after="20" w:before="0"/>
             </w:pPr>
-            <w:hyperlink w:history="1" r:id="rIdspuxzipyjk1xahlqynf4k">
+            <w:hyperlink w:history="1" r:id="rIdxfkez10x6cq2gnkaaiqjm">
               <w:r>
                 <w:rPr>
                   <w:rFonts w:ascii="Arial" w:cs="Arial" w:eastAsia="Arial" w:hAnsi="Arial"/>
@@ -4755,7 +4755,7 @@
               <w:spacing w:after="10" w:before="0"/>
               <w:ind w:left="120"/>
             </w:pPr>
-            <w:hyperlink w:history="1" r:id="rIdeave5ohnhnyrgv8aowa3i">
+            <w:hyperlink w:history="1" r:id="rIdzgytqvbnyzd4sc9d3ejgn">
               <w:r>
                 <w:rPr>
                   <w:rFonts w:ascii="Arial" w:cs="Arial" w:eastAsia="Arial" w:hAnsi="Arial"/>
@@ -4800,7 +4800,7 @@
             <w:pPr>
               <w:spacing w:after="20" w:before="0"/>
             </w:pPr>
-            <w:hyperlink w:history="1" r:id="rIdmsiza_l8ksrliz6r8o7ne">
+            <w:hyperlink w:history="1" r:id="rId8yiydtiieflvmxdaqntan">
               <w:r>
                 <w:rPr>
                   <w:rFonts w:ascii="Arial" w:cs="Arial" w:eastAsia="Arial" w:hAnsi="Arial"/>
@@ -4833,7 +4833,7 @@
               <w:spacing w:after="10" w:before="0"/>
               <w:ind w:left="120"/>
             </w:pPr>
-            <w:hyperlink w:history="1" r:id="rIduiwfsv9yv115xjgwyj8yf">
+            <w:hyperlink w:history="1" r:id="rIdcz6cr0ovz9mb7wgcvqbcg">
               <w:r>
                 <w:rPr>
                   <w:rFonts w:ascii="Arial" w:cs="Arial" w:eastAsia="Arial" w:hAnsi="Arial"/>
@@ -6320,7 +6320,7 @@
             <w:pPr>
               <w:spacing w:after="20" w:before="0"/>
             </w:pPr>
-            <w:hyperlink w:history="1" r:id="rIdocbim-vr3zfukybrtgzfe">
+            <w:hyperlink w:history="1" r:id="rIdkxgo-fxdgchb06xrk00zc">
               <w:r>
                 <w:rPr>
                   <w:rFonts w:ascii="Arial" w:cs="Arial" w:eastAsia="Arial" w:hAnsi="Arial"/>
@@ -6353,7 +6353,7 @@
               <w:spacing w:after="10" w:before="0"/>
               <w:ind w:left="120"/>
             </w:pPr>
-            <w:hyperlink w:history="1" r:id="rIdtlllvbampgl2fih2ipdok">
+            <w:hyperlink w:history="1" r:id="rIdmlsa08kbuwkm1uk_fx1kc">
               <w:r>
                 <w:rPr>
                   <w:rFonts w:ascii="Arial" w:cs="Arial" w:eastAsia="Arial" w:hAnsi="Arial"/>
@@ -6398,7 +6398,7 @@
             <w:pPr>
               <w:spacing w:after="20" w:before="0"/>
             </w:pPr>
-            <w:hyperlink w:history="1" r:id="rIdsayfenxpmgegihuhmn9z9">
+            <w:hyperlink w:history="1" r:id="rId5k0uvybbfas6kngp1q75o">
               <w:r>
                 <w:rPr>
                   <w:rFonts w:ascii="Arial" w:cs="Arial" w:eastAsia="Arial" w:hAnsi="Arial"/>
@@ -6431,7 +6431,7 @@
               <w:spacing w:after="10" w:before="0"/>
               <w:ind w:left="120"/>
             </w:pPr>
-            <w:hyperlink w:history="1" r:id="rIdyj2ilkmzkqk7io9bd7cfr">
+            <w:hyperlink w:history="1" r:id="rIddtsjw3yhu4jlsmggbtc1s">
               <w:r>
                 <w:rPr>
                   <w:rFonts w:ascii="Arial" w:cs="Arial" w:eastAsia="Arial" w:hAnsi="Arial"/>
@@ -6626,7 +6626,7 @@
             <w:pPr>
               <w:spacing w:after="20" w:before="0"/>
             </w:pPr>
-            <w:hyperlink w:history="1" r:id="rIduaspugw4t6c0fukgm618h">
+            <w:hyperlink w:history="1" r:id="rIdz6j-t96ntnkmxyfzxxrda">
               <w:r>
                 <w:rPr>
                   <w:rFonts w:ascii="Arial" w:cs="Arial" w:eastAsia="Arial" w:hAnsi="Arial"/>
@@ -6659,7 +6659,7 @@
               <w:spacing w:after="10" w:before="0"/>
               <w:ind w:left="120"/>
             </w:pPr>
-            <w:hyperlink w:history="1" r:id="rIdep4n9duvie914w77e6zye">
+            <w:hyperlink w:history="1" r:id="rIdpezb8pjbv1r0rht1evbnu">
               <w:r>
                 <w:rPr>
                   <w:rFonts w:ascii="Arial" w:cs="Arial" w:eastAsia="Arial" w:hAnsi="Arial"/>
@@ -6704,7 +6704,7 @@
             <w:pPr>
               <w:spacing w:after="20" w:before="0"/>
             </w:pPr>
-            <w:hyperlink w:history="1" r:id="rIdoopanhp6pytxu-rf65tbl">
+            <w:hyperlink w:history="1" r:id="rIdejp_it43znasvp_rtcyk4">
               <w:r>
                 <w:rPr>
                   <w:rFonts w:ascii="Arial" w:cs="Arial" w:eastAsia="Arial" w:hAnsi="Arial"/>
@@ -6737,7 +6737,7 @@
               <w:spacing w:after="10" w:before="0"/>
               <w:ind w:left="120"/>
             </w:pPr>
-            <w:hyperlink w:history="1" r:id="rId3dnnfriqmv29ywd5lsd0e">
+            <w:hyperlink w:history="1" r:id="rIdwvwhh85hkizqtu7xdope0">
               <w:r>
                 <w:rPr>
                   <w:rFonts w:ascii="Arial" w:cs="Arial" w:eastAsia="Arial" w:hAnsi="Arial"/>
@@ -6932,7 +6932,7 @@
             <w:pPr>
               <w:spacing w:after="20" w:before="0"/>
             </w:pPr>
-            <w:hyperlink w:history="1" r:id="rIdu_vzp2317nenlzzuxnyfb">
+            <w:hyperlink w:history="1" r:id="rIdsd2whqbykh_qt0puhyinm">
               <w:r>
                 <w:rPr>
                   <w:rFonts w:ascii="Arial" w:cs="Arial" w:eastAsia="Arial" w:hAnsi="Arial"/>
@@ -6965,7 +6965,7 @@
               <w:spacing w:after="10" w:before="0"/>
               <w:ind w:left="120"/>
             </w:pPr>
-            <w:hyperlink w:history="1" r:id="rIdtrxvruqfsa9lt_oekm8vx">
+            <w:hyperlink w:history="1" r:id="rIdi9cy33dzij-niaaoeleak">
               <w:r>
                 <w:rPr>
                   <w:rFonts w:ascii="Arial" w:cs="Arial" w:eastAsia="Arial" w:hAnsi="Arial"/>
@@ -7010,7 +7010,7 @@
             <w:pPr>
               <w:spacing w:after="20" w:before="0"/>
             </w:pPr>
-            <w:hyperlink w:history="1" r:id="rIdqruq5ln4bgnjsekucjdwi">
+            <w:hyperlink w:history="1" r:id="rIdimkkg-sheiwuvgyclm_j6">
               <w:r>
                 <w:rPr>
                   <w:rFonts w:ascii="Arial" w:cs="Arial" w:eastAsia="Arial" w:hAnsi="Arial"/>
@@ -7043,7 +7043,7 @@
               <w:spacing w:after="10" w:before="0"/>
               <w:ind w:left="120"/>
             </w:pPr>
-            <w:hyperlink w:history="1" r:id="rIdk9egorr97cwqnkdoobuc_">
+            <w:hyperlink w:history="1" r:id="rIdf6y6r-9-qxx_yd8aaflet">
               <w:r>
                 <w:rPr>
                   <w:rFonts w:ascii="Arial" w:cs="Arial" w:eastAsia="Arial" w:hAnsi="Arial"/>
@@ -7238,7 +7238,7 @@
             <w:pPr>
               <w:spacing w:after="20" w:before="0"/>
             </w:pPr>
-            <w:hyperlink w:history="1" r:id="rId2t4icfv3arvuz4dmki-ts">
+            <w:hyperlink w:history="1" r:id="rIdeb_69y2kbrug64zj6brea">
               <w:r>
                 <w:rPr>
                   <w:rFonts w:ascii="Arial" w:cs="Arial" w:eastAsia="Arial" w:hAnsi="Arial"/>
@@ -7271,7 +7271,7 @@
               <w:spacing w:after="10" w:before="0"/>
               <w:ind w:left="120"/>
             </w:pPr>
-            <w:hyperlink w:history="1" r:id="rId9k1cg5grhkggvb6f3kezx">
+            <w:hyperlink w:history="1" r:id="rIdrssvwycxzhuegww1ibbgz">
               <w:r>
                 <w:rPr>
                   <w:rFonts w:ascii="Arial" w:cs="Arial" w:eastAsia="Arial" w:hAnsi="Arial"/>
@@ -7316,7 +7316,7 @@
             <w:pPr>
               <w:spacing w:after="20" w:before="0"/>
             </w:pPr>
-            <w:hyperlink w:history="1" r:id="rIdxud8jgnzkz2rja3gbl4a4">
+            <w:hyperlink w:history="1" r:id="rIdk97tke0pucxjdhsjygbf7">
               <w:r>
                 <w:rPr>
                   <w:rFonts w:ascii="Arial" w:cs="Arial" w:eastAsia="Arial" w:hAnsi="Arial"/>
@@ -7349,7 +7349,7 @@
               <w:spacing w:after="10" w:before="0"/>
               <w:ind w:left="120"/>
             </w:pPr>
-            <w:hyperlink w:history="1" r:id="rIdasdrg_h-h4mtqiqhoyjjb">
+            <w:hyperlink w:history="1" r:id="rIda_axtmdb7oodaqdcl69nf">
               <w:r>
                 <w:rPr>
                   <w:rFonts w:ascii="Arial" w:cs="Arial" w:eastAsia="Arial" w:hAnsi="Arial"/>
@@ -7544,7 +7544,7 @@
             <w:pPr>
               <w:spacing w:after="20" w:before="0"/>
             </w:pPr>
-            <w:hyperlink w:history="1" r:id="rIdddkxuhyclkudxiyytigp1">
+            <w:hyperlink w:history="1" r:id="rIdkq1hgx-m1wbqq4eri2xow">
               <w:r>
                 <w:rPr>
                   <w:rFonts w:ascii="Arial" w:cs="Arial" w:eastAsia="Arial" w:hAnsi="Arial"/>
@@ -7577,7 +7577,7 @@
               <w:spacing w:after="10" w:before="0"/>
               <w:ind w:left="120"/>
             </w:pPr>
-            <w:hyperlink w:history="1" r:id="rIdln2vtszgfbqm075rqxw03">
+            <w:hyperlink w:history="1" r:id="rIdnkcin6mbyyuk1mntqptfc">
               <w:r>
                 <w:rPr>
                   <w:rFonts w:ascii="Arial" w:cs="Arial" w:eastAsia="Arial" w:hAnsi="Arial"/>
@@ -7622,7 +7622,7 @@
             <w:pPr>
               <w:spacing w:after="20" w:before="0"/>
             </w:pPr>
-            <w:hyperlink w:history="1" r:id="rIdf74pzrjiw2j5rhhra6xdb">
+            <w:hyperlink w:history="1" r:id="rIdfx2cis65hqafrek21yxlz">
               <w:r>
                 <w:rPr>
                   <w:rFonts w:ascii="Arial" w:cs="Arial" w:eastAsia="Arial" w:hAnsi="Arial"/>
@@ -7655,7 +7655,7 @@
               <w:spacing w:after="10" w:before="0"/>
               <w:ind w:left="120"/>
             </w:pPr>
-            <w:hyperlink w:history="1" r:id="rIdnz0dck__ehqqr1wxe7jte">
+            <w:hyperlink w:history="1" r:id="rIdcpyuemtnpzpe0grwpupxv">
               <w:r>
                 <w:rPr>
                   <w:rFonts w:ascii="Arial" w:cs="Arial" w:eastAsia="Arial" w:hAnsi="Arial"/>
@@ -9142,7 +9142,7 @@
             <w:pPr>
               <w:spacing w:after="20" w:before="0"/>
             </w:pPr>
-            <w:hyperlink w:history="1" r:id="rIdyyet-hcibvf6hpu-jehyn">
+            <w:hyperlink w:history="1" r:id="rIdev0ec5-kzwazu3ijemqlh">
               <w:r>
                 <w:rPr>
                   <w:rFonts w:ascii="Arial" w:cs="Arial" w:eastAsia="Arial" w:hAnsi="Arial"/>
@@ -9175,7 +9175,7 @@
               <w:spacing w:after="10" w:before="0"/>
               <w:ind w:left="120"/>
             </w:pPr>
-            <w:hyperlink w:history="1" r:id="rId8kwro0y5zkd36okyqrkyr">
+            <w:hyperlink w:history="1" r:id="rId0ws2ndhrpwwvm7nwli1lf">
               <w:r>
                 <w:rPr>
                   <w:rFonts w:ascii="Arial" w:cs="Arial" w:eastAsia="Arial" w:hAnsi="Arial"/>
@@ -9220,7 +9220,7 @@
             <w:pPr>
               <w:spacing w:after="20" w:before="0"/>
             </w:pPr>
-            <w:hyperlink w:history="1" r:id="rIdzndmsn7xscvgjdmcnh2my">
+            <w:hyperlink w:history="1" r:id="rIdh-6umqkzcos8mvkeflct4">
               <w:r>
                 <w:rPr>
                   <w:rFonts w:ascii="Arial" w:cs="Arial" w:eastAsia="Arial" w:hAnsi="Arial"/>
@@ -9253,7 +9253,7 @@
               <w:spacing w:after="10" w:before="0"/>
               <w:ind w:left="120"/>
             </w:pPr>
-            <w:hyperlink w:history="1" r:id="rIdxc6wjunkjz3kcxerorfuz">
+            <w:hyperlink w:history="1" r:id="rIducpv7jau4embsnikvuvcc">
               <w:r>
                 <w:rPr>
                   <w:rFonts w:ascii="Arial" w:cs="Arial" w:eastAsia="Arial" w:hAnsi="Arial"/>
@@ -9448,7 +9448,7 @@
             <w:pPr>
               <w:spacing w:after="20" w:before="0"/>
             </w:pPr>
-            <w:hyperlink w:history="1" r:id="rIdhco08cz1zpzvdgr3ael1n">
+            <w:hyperlink w:history="1" r:id="rIdtepjyykg2sfhdtbibasda">
               <w:r>
                 <w:rPr>
                   <w:rFonts w:ascii="Arial" w:cs="Arial" w:eastAsia="Arial" w:hAnsi="Arial"/>
@@ -9481,7 +9481,7 @@
               <w:spacing w:after="10" w:before="0"/>
               <w:ind w:left="120"/>
             </w:pPr>
-            <w:hyperlink w:history="1" r:id="rIdvullyojk5fqzxsri1or7c">
+            <w:hyperlink w:history="1" r:id="rIdprwrcawpj69jymeevp00x">
               <w:r>
                 <w:rPr>
                   <w:rFonts w:ascii="Arial" w:cs="Arial" w:eastAsia="Arial" w:hAnsi="Arial"/>
@@ -9526,7 +9526,7 @@
             <w:pPr>
               <w:spacing w:after="20" w:before="0"/>
             </w:pPr>
-            <w:hyperlink w:history="1" r:id="rId2t9wmuxrzuqjsnmelw5de">
+            <w:hyperlink w:history="1" r:id="rIdkz_mjxoltesenz-psfwvv">
               <w:r>
                 <w:rPr>
                   <w:rFonts w:ascii="Arial" w:cs="Arial" w:eastAsia="Arial" w:hAnsi="Arial"/>
@@ -9559,7 +9559,7 @@
               <w:spacing w:after="10" w:before="0"/>
               <w:ind w:left="120"/>
             </w:pPr>
-            <w:hyperlink w:history="1" r:id="rId2-_oa9n466sqy-0y20afw">
+            <w:hyperlink w:history="1" r:id="rIdkaq1hpj8_faaj56vbeola">
               <w:r>
                 <w:rPr>
                   <w:rFonts w:ascii="Arial" w:cs="Arial" w:eastAsia="Arial" w:hAnsi="Arial"/>
@@ -9754,7 +9754,7 @@
             <w:pPr>
               <w:spacing w:after="20" w:before="0"/>
             </w:pPr>
-            <w:hyperlink w:history="1" r:id="rIdtox5iqwzvp7jc4qqyv7wc">
+            <w:hyperlink w:history="1" r:id="rId_5g5yisna4uslrrywqty_">
               <w:r>
                 <w:rPr>
                   <w:rFonts w:ascii="Arial" w:cs="Arial" w:eastAsia="Arial" w:hAnsi="Arial"/>
@@ -9787,7 +9787,7 @@
               <w:spacing w:after="10" w:before="0"/>
               <w:ind w:left="120"/>
             </w:pPr>
-            <w:hyperlink w:history="1" r:id="rIdehoxjilvufio76_s32ker">
+            <w:hyperlink w:history="1" r:id="rIdo3gdikijfwgffub5nbor0">
               <w:r>
                 <w:rPr>
                   <w:rFonts w:ascii="Arial" w:cs="Arial" w:eastAsia="Arial" w:hAnsi="Arial"/>
@@ -9832,7 +9832,7 @@
             <w:pPr>
               <w:spacing w:after="20" w:before="0"/>
             </w:pPr>
-            <w:hyperlink w:history="1" r:id="rIdqkzt5mv39kkthj-htteij">
+            <w:hyperlink w:history="1" r:id="rIdieykifc2cnsu0mpdtmtcg">
               <w:r>
                 <w:rPr>
                   <w:rFonts w:ascii="Arial" w:cs="Arial" w:eastAsia="Arial" w:hAnsi="Arial"/>
@@ -9865,7 +9865,7 @@
               <w:spacing w:after="10" w:before="0"/>
               <w:ind w:left="120"/>
             </w:pPr>
-            <w:hyperlink w:history="1" r:id="rIdlu5ravcwcjo2m1i4e2wby">
+            <w:hyperlink w:history="1" r:id="rIdtibpj3e91erad5jn9ppde">
               <w:r>
                 <w:rPr>
                   <w:rFonts w:ascii="Arial" w:cs="Arial" w:eastAsia="Arial" w:hAnsi="Arial"/>
@@ -10060,7 +10060,7 @@
             <w:pPr>
               <w:spacing w:after="20" w:before="0"/>
             </w:pPr>
-            <w:hyperlink w:history="1" r:id="rId4ctstabr1heipca9j-4y5">
+            <w:hyperlink w:history="1" r:id="rIdajruuc54cvj5zcpr8ddfa">
               <w:r>
                 <w:rPr>
                   <w:rFonts w:ascii="Arial" w:cs="Arial" w:eastAsia="Arial" w:hAnsi="Arial"/>
@@ -10093,7 +10093,7 @@
               <w:spacing w:after="10" w:before="0"/>
               <w:ind w:left="120"/>
             </w:pPr>
-            <w:hyperlink w:history="1" r:id="rIdaxo8jn-rl2iq-rgsuurdw">
+            <w:hyperlink w:history="1" r:id="rIdwjyimdqzqzhfxfue9nes6">
               <w:r>
                 <w:rPr>
                   <w:rFonts w:ascii="Arial" w:cs="Arial" w:eastAsia="Arial" w:hAnsi="Arial"/>
@@ -10138,7 +10138,7 @@
             <w:pPr>
               <w:spacing w:after="20" w:before="0"/>
             </w:pPr>
-            <w:hyperlink w:history="1" r:id="rIdsapgcvdmg_jzjmxbppi5q">
+            <w:hyperlink w:history="1" r:id="rIdnmfdsfj1-jqh18mmikxpu">
               <w:r>
                 <w:rPr>
                   <w:rFonts w:ascii="Arial" w:cs="Arial" w:eastAsia="Arial" w:hAnsi="Arial"/>
@@ -10171,7 +10171,7 @@
               <w:spacing w:after="10" w:before="0"/>
               <w:ind w:left="120"/>
             </w:pPr>
-            <w:hyperlink w:history="1" r:id="rId-_yi-mld1q1e_o15z6djp">
+            <w:hyperlink w:history="1" r:id="rIdvxcp0_uy_ztqgc_9gbvi1">
               <w:r>
                 <w:rPr>
                   <w:rFonts w:ascii="Arial" w:cs="Arial" w:eastAsia="Arial" w:hAnsi="Arial"/>
@@ -10366,7 +10366,7 @@
             <w:pPr>
               <w:spacing w:after="20" w:before="0"/>
             </w:pPr>
-            <w:hyperlink w:history="1" r:id="rIdt3l0oqejofka9gduyf6yf">
+            <w:hyperlink w:history="1" r:id="rIdnlsb_y2qnycrcufabyymm">
               <w:r>
                 <w:rPr>
                   <w:rFonts w:ascii="Arial" w:cs="Arial" w:eastAsia="Arial" w:hAnsi="Arial"/>
@@ -10399,7 +10399,7 @@
               <w:spacing w:after="10" w:before="0"/>
               <w:ind w:left="120"/>
             </w:pPr>
-            <w:hyperlink w:history="1" r:id="rIdlw7ekjoa5mi9qydai6opf">
+            <w:hyperlink w:history="1" r:id="rIdjkkzdma2rgtdo_hfpz7ej">
               <w:r>
                 <w:rPr>
                   <w:rFonts w:ascii="Arial" w:cs="Arial" w:eastAsia="Arial" w:hAnsi="Arial"/>
@@ -10444,7 +10444,7 @@
             <w:pPr>
               <w:spacing w:after="20" w:before="0"/>
             </w:pPr>
-            <w:hyperlink w:history="1" r:id="rIdtp6hxrmuhmxbcihymrgmb">
+            <w:hyperlink w:history="1" r:id="rIdy0difqa7flpjagrea0gf4">
               <w:r>
                 <w:rPr>
                   <w:rFonts w:ascii="Arial" w:cs="Arial" w:eastAsia="Arial" w:hAnsi="Arial"/>
@@ -10477,7 +10477,7 @@
               <w:spacing w:after="10" w:before="0"/>
               <w:ind w:left="120"/>
             </w:pPr>
-            <w:hyperlink w:history="1" r:id="rIdrov53ax_xmvem_rlq6bzz">
+            <w:hyperlink w:history="1" r:id="rIdqr6bgqhffho-ityist73m">
               <w:r>
                 <w:rPr>
                   <w:rFonts w:ascii="Arial" w:cs="Arial" w:eastAsia="Arial" w:hAnsi="Arial"/>
@@ -11964,7 +11964,7 @@
             <w:pPr>
               <w:spacing w:after="20" w:before="0"/>
             </w:pPr>
-            <w:hyperlink w:history="1" r:id="rIdsastblbtippieijjleda9">
+            <w:hyperlink w:history="1" r:id="rIdbumhdifq7l4svy-wtaoer">
               <w:r>
                 <w:rPr>
                   <w:rFonts w:ascii="Arial" w:cs="Arial" w:eastAsia="Arial" w:hAnsi="Arial"/>
@@ -11997,7 +11997,7 @@
               <w:spacing w:after="10" w:before="0"/>
               <w:ind w:left="120"/>
             </w:pPr>
-            <w:hyperlink w:history="1" r:id="rId92ragb3xnrvdxvuyoie5o">
+            <w:hyperlink w:history="1" r:id="rIdqcoh67ft5tulb-xa8h7cr">
               <w:r>
                 <w:rPr>
                   <w:rFonts w:ascii="Arial" w:cs="Arial" w:eastAsia="Arial" w:hAnsi="Arial"/>
@@ -12042,7 +12042,7 @@
             <w:pPr>
               <w:spacing w:after="20" w:before="0"/>
             </w:pPr>
-            <w:hyperlink w:history="1" r:id="rId4upiyttmemrtoyf9sebsu">
+            <w:hyperlink w:history="1" r:id="rIdvvkifrzuocsk4hn4pjmhg">
               <w:r>
                 <w:rPr>
                   <w:rFonts w:ascii="Arial" w:cs="Arial" w:eastAsia="Arial" w:hAnsi="Arial"/>
@@ -12075,7 +12075,7 @@
               <w:spacing w:after="10" w:before="0"/>
               <w:ind w:left="120"/>
             </w:pPr>
-            <w:hyperlink w:history="1" r:id="rIdpqjw0z3pt05i-0zuwsomr">
+            <w:hyperlink w:history="1" r:id="rId98b3cdi7pt41cyoe34ibu">
               <w:r>
                 <w:rPr>
                   <w:rFonts w:ascii="Arial" w:cs="Arial" w:eastAsia="Arial" w:hAnsi="Arial"/>
@@ -12422,7 +12422,7 @@
             <w:pPr>
               <w:spacing w:after="20" w:before="0"/>
             </w:pPr>
-            <w:hyperlink w:history="1" r:id="rIdnp7wcedaf76-k9vmodtoh">
+            <w:hyperlink w:history="1" r:id="rIdeau7vj0z_09dxqvwmdpwa">
               <w:r>
                 <w:rPr>
                   <w:rFonts w:ascii="Arial" w:cs="Arial" w:eastAsia="Arial" w:hAnsi="Arial"/>
@@ -12455,7 +12455,7 @@
               <w:spacing w:after="10" w:before="0"/>
               <w:ind w:left="120"/>
             </w:pPr>
-            <w:hyperlink w:history="1" r:id="rIdq3pyji-lbjfmeofdro0u6">
+            <w:hyperlink w:history="1" r:id="rIdddfwbytzsyqztejb3hamw">
               <w:r>
                 <w:rPr>
                   <w:rFonts w:ascii="Arial" w:cs="Arial" w:eastAsia="Arial" w:hAnsi="Arial"/>
@@ -12500,7 +12500,7 @@
             <w:pPr>
               <w:spacing w:after="20" w:before="0"/>
             </w:pPr>
-            <w:hyperlink w:history="1" r:id="rIdduo8jjd0jab0bcohzwzb4">
+            <w:hyperlink w:history="1" r:id="rIdkubb6uowuem0xi_skup5c">
               <w:r>
                 <w:rPr>
                   <w:rFonts w:ascii="Arial" w:cs="Arial" w:eastAsia="Arial" w:hAnsi="Arial"/>
@@ -12533,7 +12533,7 @@
               <w:spacing w:after="10" w:before="0"/>
               <w:ind w:left="120"/>
             </w:pPr>
-            <w:hyperlink w:history="1" r:id="rIdw4c5plxp-3lgdbfosw24u">
+            <w:hyperlink w:history="1" r:id="rIdftkw37wfenvpmqfdptc_v">
               <w:r>
                 <w:rPr>
                   <w:rFonts w:ascii="Arial" w:cs="Arial" w:eastAsia="Arial" w:hAnsi="Arial"/>
@@ -12994,7 +12994,7 @@
             <w:pPr>
               <w:spacing w:after="20" w:before="0"/>
             </w:pPr>
-            <w:hyperlink w:history="1" r:id="rIdqasxqeawkrnasb5h8j5ih">
+            <w:hyperlink w:history="1" r:id="rIdf4mhm87vlf-h1oeztcvz8">
               <w:r>
                 <w:rPr>
                   <w:rFonts w:ascii="Arial" w:cs="Arial" w:eastAsia="Arial" w:hAnsi="Arial"/>
@@ -13027,7 +13027,7 @@
               <w:spacing w:after="10" w:before="0"/>
               <w:ind w:left="120"/>
             </w:pPr>
-            <w:hyperlink w:history="1" r:id="rIdwasxnfad2nv7rik5wmxms">
+            <w:hyperlink w:history="1" r:id="rId9e6y-wrpjqbtc6psl-0br">
               <w:r>
                 <w:rPr>
                   <w:rFonts w:ascii="Arial" w:cs="Arial" w:eastAsia="Arial" w:hAnsi="Arial"/>
@@ -13072,7 +13072,7 @@
             <w:pPr>
               <w:spacing w:after="20" w:before="0"/>
             </w:pPr>
-            <w:hyperlink w:history="1" r:id="rIdmd8nn5o-g_b0-saasd8yg">
+            <w:hyperlink w:history="1" r:id="rIddrbjg2fbylqepibqei3cg">
               <w:r>
                 <w:rPr>
                   <w:rFonts w:ascii="Arial" w:cs="Arial" w:eastAsia="Arial" w:hAnsi="Arial"/>
@@ -13105,7 +13105,7 @@
               <w:spacing w:after="10" w:before="0"/>
               <w:ind w:left="120"/>
             </w:pPr>
-            <w:hyperlink w:history="1" r:id="rIdlvuyqs-moc5xwbjkwskws">
+            <w:hyperlink w:history="1" r:id="rIdtzmxzoahw96pqpqj9prrv">
               <w:r>
                 <w:rPr>
                   <w:rFonts w:ascii="Arial" w:cs="Arial" w:eastAsia="Arial" w:hAnsi="Arial"/>
@@ -13376,7 +13376,7 @@
             <w:pPr>
               <w:spacing w:after="20" w:before="0"/>
             </w:pPr>
-            <w:hyperlink w:history="1" r:id="rIdfj2s9rledqde2alwxa1vd">
+            <w:hyperlink w:history="1" r:id="rId5w45ugfsd74avtw9sijz1">
               <w:r>
                 <w:rPr>
                   <w:rFonts w:ascii="Arial" w:cs="Arial" w:eastAsia="Arial" w:hAnsi="Arial"/>
@@ -13409,7 +13409,7 @@
               <w:spacing w:after="10" w:before="0"/>
               <w:ind w:left="120"/>
             </w:pPr>
-            <w:hyperlink w:history="1" r:id="rIdfvfod4r6g7lgj4m9lw_ac">
+            <w:hyperlink w:history="1" r:id="rIdbx6zixjcygqhvgkyjldly">
               <w:r>
                 <w:rPr>
                   <w:rFonts w:ascii="Arial" w:cs="Arial" w:eastAsia="Arial" w:hAnsi="Arial"/>
@@ -13454,7 +13454,7 @@
             <w:pPr>
               <w:spacing w:after="20" w:before="0"/>
             </w:pPr>
-            <w:hyperlink w:history="1" r:id="rIdlvxcyha21iws0ktru4bk0">
+            <w:hyperlink w:history="1" r:id="rIdj-j3phw75l4nuh-arm0r6">
               <w:r>
                 <w:rPr>
                   <w:rFonts w:ascii="Arial" w:cs="Arial" w:eastAsia="Arial" w:hAnsi="Arial"/>
@@ -13487,7 +13487,7 @@
               <w:spacing w:after="10" w:before="0"/>
               <w:ind w:left="120"/>
             </w:pPr>
-            <w:hyperlink w:history="1" r:id="rIdzrrnokwituo_fgyvporq8">
+            <w:hyperlink w:history="1" r:id="rIducaxtg-tu4c17p_zn5lif">
               <w:r>
                 <w:rPr>
                   <w:rFonts w:ascii="Arial" w:cs="Arial" w:eastAsia="Arial" w:hAnsi="Arial"/>
@@ -13758,7 +13758,7 @@
             <w:pPr>
               <w:spacing w:after="20" w:before="0"/>
             </w:pPr>
-            <w:hyperlink w:history="1" r:id="rIdu1eb1wolroquhje0od2r5">
+            <w:hyperlink w:history="1" r:id="rIdzu44bdczq_4iooo3sqcaq">
               <w:r>
                 <w:rPr>
                   <w:rFonts w:ascii="Arial" w:cs="Arial" w:eastAsia="Arial" w:hAnsi="Arial"/>
@@ -13791,7 +13791,7 @@
               <w:spacing w:after="10" w:before="0"/>
               <w:ind w:left="120"/>
             </w:pPr>
-            <w:hyperlink w:history="1" r:id="rIdtysvj4haezlxxvxnd_4ku">
+            <w:hyperlink w:history="1" r:id="rIdoqiihfmnkqzzqebhmz-kq">
               <w:r>
                 <w:rPr>
                   <w:rFonts w:ascii="Arial" w:cs="Arial" w:eastAsia="Arial" w:hAnsi="Arial"/>
@@ -13836,7 +13836,7 @@
             <w:pPr>
               <w:spacing w:after="20" w:before="0"/>
             </w:pPr>
-            <w:hyperlink w:history="1" r:id="rIdlarxyecchiwdfjqmrxzgo">
+            <w:hyperlink w:history="1" r:id="rId9ovzt-xzaqwelcmgglfux">
               <w:r>
                 <w:rPr>
                   <w:rFonts w:ascii="Arial" w:cs="Arial" w:eastAsia="Arial" w:hAnsi="Arial"/>
@@ -13869,7 +13869,7 @@
               <w:spacing w:after="10" w:before="0"/>
               <w:ind w:left="120"/>
             </w:pPr>
-            <w:hyperlink w:history="1" r:id="rIdmnc4gsdgd3lenyvhzadtc">
+            <w:hyperlink w:history="1" r:id="rIdsufskqgeso0ejndmohnst">
               <w:r>
                 <w:rPr>
                   <w:rFonts w:ascii="Arial" w:cs="Arial" w:eastAsia="Arial" w:hAnsi="Arial"/>
@@ -15660,7 +15660,7 @@
             <w:pPr>
               <w:spacing w:after="20" w:before="0"/>
             </w:pPr>
-            <w:hyperlink w:history="1" r:id="rIdumpyuvtfe2sfze4jhb61p">
+            <w:hyperlink w:history="1" r:id="rIdd7ryu88hxffu9couzqhci">
               <w:r>
                 <w:rPr>
                   <w:rFonts w:ascii="Arial" w:cs="Arial" w:eastAsia="Arial" w:hAnsi="Arial"/>
@@ -15693,7 +15693,7 @@
               <w:spacing w:after="10" w:before="0"/>
               <w:ind w:left="120"/>
             </w:pPr>
-            <w:hyperlink w:history="1" r:id="rIdd8lunexegmvckdb3teytm">
+            <w:hyperlink w:history="1" r:id="rIdkwp_yvs8wftbzyolwhcc1">
               <w:r>
                 <w:rPr>
                   <w:rFonts w:ascii="Arial" w:cs="Arial" w:eastAsia="Arial" w:hAnsi="Arial"/>
@@ -15738,7 +15738,7 @@
             <w:pPr>
               <w:spacing w:after="20" w:before="0"/>
             </w:pPr>
-            <w:hyperlink w:history="1" r:id="rId_uewo_gruom4s7uwptj8e">
+            <w:hyperlink w:history="1" r:id="rIdc-ibcyx8dvwq5-_lcl083">
               <w:r>
                 <w:rPr>
                   <w:rFonts w:ascii="Arial" w:cs="Arial" w:eastAsia="Arial" w:hAnsi="Arial"/>
@@ -15771,7 +15771,7 @@
               <w:spacing w:after="10" w:before="0"/>
               <w:ind w:left="120"/>
             </w:pPr>
-            <w:hyperlink w:history="1" r:id="rIdyoq__1vusrikf6md1ojon">
+            <w:hyperlink w:history="1" r:id="rId-htmnv82d3kctnnfmgrc1">
               <w:r>
                 <w:rPr>
                   <w:rFonts w:ascii="Arial" w:cs="Arial" w:eastAsia="Arial" w:hAnsi="Arial"/>
@@ -15966,7 +15966,7 @@
             <w:pPr>
               <w:spacing w:after="20" w:before="0"/>
             </w:pPr>
-            <w:hyperlink w:history="1" r:id="rIdvv4razvqtir5milo3s-ap">
+            <w:hyperlink w:history="1" r:id="rId9a1wrwmjqgbrsje0gvdyd">
               <w:r>
                 <w:rPr>
                   <w:rFonts w:ascii="Arial" w:cs="Arial" w:eastAsia="Arial" w:hAnsi="Arial"/>
@@ -15999,7 +15999,7 @@
               <w:spacing w:after="10" w:before="0"/>
               <w:ind w:left="120"/>
             </w:pPr>
-            <w:hyperlink w:history="1" r:id="rIdhb9iyxccxtplhmj739pyx">
+            <w:hyperlink w:history="1" r:id="rIdyrlqcpqp7bhmuw0v91i9j">
               <w:r>
                 <w:rPr>
                   <w:rFonts w:ascii="Arial" w:cs="Arial" w:eastAsia="Arial" w:hAnsi="Arial"/>
@@ -16044,7 +16044,7 @@
             <w:pPr>
               <w:spacing w:after="20" w:before="0"/>
             </w:pPr>
-            <w:hyperlink w:history="1" r:id="rIdmvi93gjqqfess0wf5bieg">
+            <w:hyperlink w:history="1" r:id="rIdwahrpi14efzy_xftuk8fe">
               <w:r>
                 <w:rPr>
                   <w:rFonts w:ascii="Arial" w:cs="Arial" w:eastAsia="Arial" w:hAnsi="Arial"/>
@@ -16077,7 +16077,7 @@
               <w:spacing w:after="10" w:before="0"/>
               <w:ind w:left="120"/>
             </w:pPr>
-            <w:hyperlink w:history="1" r:id="rIdisobwtcd1wyiter7vxdru">
+            <w:hyperlink w:history="1" r:id="rIdo4ngfabzxfqss6yo74n4c">
               <w:r>
                 <w:rPr>
                   <w:rFonts w:ascii="Arial" w:cs="Arial" w:eastAsia="Arial" w:hAnsi="Arial"/>
@@ -16272,7 +16272,7 @@
             <w:pPr>
               <w:spacing w:after="20" w:before="0"/>
             </w:pPr>
-            <w:hyperlink w:history="1" r:id="rIdugf6m57ft3kdmsr4v4dja">
+            <w:hyperlink w:history="1" r:id="rIdreuh4qrpunbukt5u3nech">
               <w:r>
                 <w:rPr>
                   <w:rFonts w:ascii="Arial" w:cs="Arial" w:eastAsia="Arial" w:hAnsi="Arial"/>
@@ -16305,7 +16305,7 @@
               <w:spacing w:after="10" w:before="0"/>
               <w:ind w:left="120"/>
             </w:pPr>
-            <w:hyperlink w:history="1" r:id="rIdxz7valxq74pcuadi4_zum">
+            <w:hyperlink w:history="1" r:id="rIdrl7mws4hlgle7qwtctnwu">
               <w:r>
                 <w:rPr>
                   <w:rFonts w:ascii="Arial" w:cs="Arial" w:eastAsia="Arial" w:hAnsi="Arial"/>
@@ -16350,7 +16350,7 @@
             <w:pPr>
               <w:spacing w:after="20" w:before="0"/>
             </w:pPr>
-            <w:hyperlink w:history="1" r:id="rIdqokhexc8_hg9tbp2e1wcv">
+            <w:hyperlink w:history="1" r:id="rIdwgjkekdxa1yg4v803jwyy">
               <w:r>
                 <w:rPr>
                   <w:rFonts w:ascii="Arial" w:cs="Arial" w:eastAsia="Arial" w:hAnsi="Arial"/>
@@ -16383,7 +16383,7 @@
               <w:spacing w:after="10" w:before="0"/>
               <w:ind w:left="120"/>
             </w:pPr>
-            <w:hyperlink w:history="1" r:id="rIdc4demmjqquvhdxffijlyu">
+            <w:hyperlink w:history="1" r:id="rId_y4c0bmcjtiwuy941cfwc">
               <w:r>
                 <w:rPr>
                   <w:rFonts w:ascii="Arial" w:cs="Arial" w:eastAsia="Arial" w:hAnsi="Arial"/>
@@ -16578,7 +16578,7 @@
             <w:pPr>
               <w:spacing w:after="20" w:before="0"/>
             </w:pPr>
-            <w:hyperlink w:history="1" r:id="rIdrypjxhdxshqm3mx-mlfbk">
+            <w:hyperlink w:history="1" r:id="rIdxfxvrxc5daz12vgu5tyyx">
               <w:r>
                 <w:rPr>
                   <w:rFonts w:ascii="Arial" w:cs="Arial" w:eastAsia="Arial" w:hAnsi="Arial"/>
@@ -16611,7 +16611,7 @@
               <w:spacing w:after="10" w:before="0"/>
               <w:ind w:left="120"/>
             </w:pPr>
-            <w:hyperlink w:history="1" r:id="rIddyjpzpz1knkrad84iwg14">
+            <w:hyperlink w:history="1" r:id="rIdivfpowha1eugnd3cevej0">
               <w:r>
                 <w:rPr>
                   <w:rFonts w:ascii="Arial" w:cs="Arial" w:eastAsia="Arial" w:hAnsi="Arial"/>
@@ -16656,7 +16656,7 @@
             <w:pPr>
               <w:spacing w:after="20" w:before="0"/>
             </w:pPr>
-            <w:hyperlink w:history="1" r:id="rIdfymqd5tdvf6zaoae9mevt">
+            <w:hyperlink w:history="1" r:id="rIdo8a6vhk_rfpn7ullqagrq">
               <w:r>
                 <w:rPr>
                   <w:rFonts w:ascii="Arial" w:cs="Arial" w:eastAsia="Arial" w:hAnsi="Arial"/>
@@ -16689,7 +16689,7 @@
               <w:spacing w:after="10" w:before="0"/>
               <w:ind w:left="120"/>
             </w:pPr>
-            <w:hyperlink w:history="1" r:id="rIdg8kkdaaraa3cfm_gglgz2">
+            <w:hyperlink w:history="1" r:id="rIdnqgwag1zhr-ozxdyqb060">
               <w:r>
                 <w:rPr>
                   <w:rFonts w:ascii="Arial" w:cs="Arial" w:eastAsia="Arial" w:hAnsi="Arial"/>
@@ -16884,7 +16884,7 @@
             <w:pPr>
               <w:spacing w:after="20" w:before="0"/>
             </w:pPr>
-            <w:hyperlink w:history="1" r:id="rIdnjj2znxqpp7z1xhcywjjd">
+            <w:hyperlink w:history="1" r:id="rId5rvylapirvzgk6tcy6tov">
               <w:r>
                 <w:rPr>
                   <w:rFonts w:ascii="Arial" w:cs="Arial" w:eastAsia="Arial" w:hAnsi="Arial"/>
@@ -16917,7 +16917,7 @@
               <w:spacing w:after="10" w:before="0"/>
               <w:ind w:left="120"/>
             </w:pPr>
-            <w:hyperlink w:history="1" r:id="rIdxkfoemekp5nsvpzrqwhyv">
+            <w:hyperlink w:history="1" r:id="rIdbzskz81jvwrlqlqtx55us">
               <w:r>
                 <w:rPr>
                   <w:rFonts w:ascii="Arial" w:cs="Arial" w:eastAsia="Arial" w:hAnsi="Arial"/>
@@ -16962,7 +16962,7 @@
             <w:pPr>
               <w:spacing w:after="20" w:before="0"/>
             </w:pPr>
-            <w:hyperlink w:history="1" r:id="rId2m7wgtuuo3zhtdqglztpt">
+            <w:hyperlink w:history="1" r:id="rIdj5pnwqtycd1v-u1femkys">
               <w:r>
                 <w:rPr>
                   <w:rFonts w:ascii="Arial" w:cs="Arial" w:eastAsia="Arial" w:hAnsi="Arial"/>
@@ -16995,7 +16995,7 @@
               <w:spacing w:after="10" w:before="0"/>
               <w:ind w:left="120"/>
             </w:pPr>
-            <w:hyperlink w:history="1" r:id="rIdr6c-tv1x0f1wd1yc0l3ee">
+            <w:hyperlink w:history="1" r:id="rIdi2xjldk6chnrmxezvrrof">
               <w:r>
                 <w:rPr>
                   <w:rFonts w:ascii="Arial" w:cs="Arial" w:eastAsia="Arial" w:hAnsi="Arial"/>
@@ -18482,7 +18482,7 @@
             <w:pPr>
               <w:spacing w:after="20" w:before="0"/>
             </w:pPr>
-            <w:hyperlink w:history="1" r:id="rIdrws4p3-enktjvhhoim9bj">
+            <w:hyperlink w:history="1" r:id="rIdmvqm7jay8z6zb0wxdkpab">
               <w:r>
                 <w:rPr>
                   <w:rFonts w:ascii="Arial" w:cs="Arial" w:eastAsia="Arial" w:hAnsi="Arial"/>
@@ -18515,7 +18515,7 @@
               <w:spacing w:after="10" w:before="0"/>
               <w:ind w:left="120"/>
             </w:pPr>
-            <w:hyperlink w:history="1" r:id="rIdftsxo96h6otsdbwzlgjxc">
+            <w:hyperlink w:history="1" r:id="rIdgrhj3lvam0z6vfkl54pnh">
               <w:r>
                 <w:rPr>
                   <w:rFonts w:ascii="Arial" w:cs="Arial" w:eastAsia="Arial" w:hAnsi="Arial"/>
@@ -18560,7 +18560,7 @@
             <w:pPr>
               <w:spacing w:after="20" w:before="0"/>
             </w:pPr>
-            <w:hyperlink w:history="1" r:id="rIdtqbfqcu_lzuz4c69ubyib">
+            <w:hyperlink w:history="1" r:id="rIdk-9qogfhyrk05-jwanq5c">
               <w:r>
                 <w:rPr>
                   <w:rFonts w:ascii="Arial" w:cs="Arial" w:eastAsia="Arial" w:hAnsi="Arial"/>
@@ -18593,7 +18593,7 @@
               <w:spacing w:after="10" w:before="0"/>
               <w:ind w:left="120"/>
             </w:pPr>
-            <w:hyperlink w:history="1" r:id="rIdweeck-xuauy2j3fupykea">
+            <w:hyperlink w:history="1" r:id="rIdcn-ghvqwc3ei7u34ckazp">
               <w:r>
                 <w:rPr>
                   <w:rFonts w:ascii="Arial" w:cs="Arial" w:eastAsia="Arial" w:hAnsi="Arial"/>
@@ -18788,7 +18788,7 @@
             <w:pPr>
               <w:spacing w:after="20" w:before="0"/>
             </w:pPr>
-            <w:hyperlink w:history="1" r:id="rId3uuwq9wxqmqn2lyll88aq">
+            <w:hyperlink w:history="1" r:id="rIdqu0jlhlmwy8bmpx2ncm6e">
               <w:r>
                 <w:rPr>
                   <w:rFonts w:ascii="Arial" w:cs="Arial" w:eastAsia="Arial" w:hAnsi="Arial"/>
@@ -18821,7 +18821,7 @@
               <w:spacing w:after="10" w:before="0"/>
               <w:ind w:left="120"/>
             </w:pPr>
-            <w:hyperlink w:history="1" r:id="rId2gnme3atve7w1ukz6gebk">
+            <w:hyperlink w:history="1" r:id="rIdyiy1jwpvhclrfzqompykw">
               <w:r>
                 <w:rPr>
                   <w:rFonts w:ascii="Arial" w:cs="Arial" w:eastAsia="Arial" w:hAnsi="Arial"/>
@@ -18866,7 +18866,7 @@
             <w:pPr>
               <w:spacing w:after="20" w:before="0"/>
             </w:pPr>
-            <w:hyperlink w:history="1" r:id="rIdha5hbrs6kslxqu2r4a2k-">
+            <w:hyperlink w:history="1" r:id="rId2c7ofxb3ljpqo1kcqkwcc">
               <w:r>
                 <w:rPr>
                   <w:rFonts w:ascii="Arial" w:cs="Arial" w:eastAsia="Arial" w:hAnsi="Arial"/>
@@ -18899,7 +18899,7 @@
               <w:spacing w:after="10" w:before="0"/>
               <w:ind w:left="120"/>
             </w:pPr>
-            <w:hyperlink w:history="1" r:id="rIdjrt1erzr9zb2621ymgz6b">
+            <w:hyperlink w:history="1" r:id="rIdlwskprpahjedifmgl7tod">
               <w:r>
                 <w:rPr>
                   <w:rFonts w:ascii="Arial" w:cs="Arial" w:eastAsia="Arial" w:hAnsi="Arial"/>
@@ -19094,7 +19094,7 @@
             <w:pPr>
               <w:spacing w:after="20" w:before="0"/>
             </w:pPr>
-            <w:hyperlink w:history="1" r:id="rIdfbly8wbwtto7lj04epgij">
+            <w:hyperlink w:history="1" r:id="rId4tzzswniswks9_7p4ddoh">
               <w:r>
                 <w:rPr>
                   <w:rFonts w:ascii="Arial" w:cs="Arial" w:eastAsia="Arial" w:hAnsi="Arial"/>
@@ -19127,7 +19127,7 @@
               <w:spacing w:after="10" w:before="0"/>
               <w:ind w:left="120"/>
             </w:pPr>
-            <w:hyperlink w:history="1" r:id="rIdmuok1aumjntp-qfsjcy4i">
+            <w:hyperlink w:history="1" r:id="rIdy7_0q2ffahtgf2p5ga08u">
               <w:r>
                 <w:rPr>
                   <w:rFonts w:ascii="Arial" w:cs="Arial" w:eastAsia="Arial" w:hAnsi="Arial"/>
@@ -19172,7 +19172,7 @@
             <w:pPr>
               <w:spacing w:after="20" w:before="0"/>
             </w:pPr>
-            <w:hyperlink w:history="1" r:id="rIdhbojvkhz9y0yglwsxswej">
+            <w:hyperlink w:history="1" r:id="rIdtvu2bwlwoy65kvx1dijmz">
               <w:r>
                 <w:rPr>
                   <w:rFonts w:ascii="Arial" w:cs="Arial" w:eastAsia="Arial" w:hAnsi="Arial"/>
@@ -19205,7 +19205,7 @@
               <w:spacing w:after="10" w:before="0"/>
               <w:ind w:left="120"/>
             </w:pPr>
-            <w:hyperlink w:history="1" r:id="rIdwdgs7sssv3bentybfhfbb">
+            <w:hyperlink w:history="1" r:id="rIdqkq7nhol9jhxsctwzucgz">
               <w:r>
                 <w:rPr>
                   <w:rFonts w:ascii="Arial" w:cs="Arial" w:eastAsia="Arial" w:hAnsi="Arial"/>
@@ -19400,7 +19400,7 @@
             <w:pPr>
               <w:spacing w:after="20" w:before="0"/>
             </w:pPr>
-            <w:hyperlink w:history="1" r:id="rIdm8p9vy-lz_v72t6awioj7">
+            <w:hyperlink w:history="1" r:id="rId1tklg1y9urt_najq3fcaw">
               <w:r>
                 <w:rPr>
                   <w:rFonts w:ascii="Arial" w:cs="Arial" w:eastAsia="Arial" w:hAnsi="Arial"/>
@@ -19433,7 +19433,7 @@
               <w:spacing w:after="10" w:before="0"/>
               <w:ind w:left="120"/>
             </w:pPr>
-            <w:hyperlink w:history="1" r:id="rId74px-sycxompbwsmnmze1">
+            <w:hyperlink w:history="1" r:id="rIdrybicghfnh_eqh-fuszrk">
               <w:r>
                 <w:rPr>
                   <w:rFonts w:ascii="Arial" w:cs="Arial" w:eastAsia="Arial" w:hAnsi="Arial"/>
@@ -19478,7 +19478,7 @@
             <w:pPr>
               <w:spacing w:after="20" w:before="0"/>
             </w:pPr>
-            <w:hyperlink w:history="1" r:id="rIdwdtwo1ykaakzzxwrfdlei">
+            <w:hyperlink w:history="1" r:id="rIdo2oenlu0z0-pyv0wachap">
               <w:r>
                 <w:rPr>
                   <w:rFonts w:ascii="Arial" w:cs="Arial" w:eastAsia="Arial" w:hAnsi="Arial"/>
@@ -19511,7 +19511,7 @@
               <w:spacing w:after="10" w:before="0"/>
               <w:ind w:left="120"/>
             </w:pPr>
-            <w:hyperlink w:history="1" r:id="rIdpx8zph93qscqb3xkp7feb">
+            <w:hyperlink w:history="1" r:id="rIduakluta6o3oiktpjlkjk9">
               <w:r>
                 <w:rPr>
                   <w:rFonts w:ascii="Arial" w:cs="Arial" w:eastAsia="Arial" w:hAnsi="Arial"/>
@@ -19706,7 +19706,7 @@
             <w:pPr>
               <w:spacing w:after="20" w:before="0"/>
             </w:pPr>
-            <w:hyperlink w:history="1" r:id="rIdaupfrtg0ayoxz_9tgea7g">
+            <w:hyperlink w:history="1" r:id="rId6h4dkuzzdbogs-zkwladi">
               <w:r>
                 <w:rPr>
                   <w:rFonts w:ascii="Arial" w:cs="Arial" w:eastAsia="Arial" w:hAnsi="Arial"/>
@@ -19739,7 +19739,7 @@
               <w:spacing w:after="10" w:before="0"/>
               <w:ind w:left="120"/>
             </w:pPr>
-            <w:hyperlink w:history="1" r:id="rIddbrnkxgyhq7kn8o9ntfzc">
+            <w:hyperlink w:history="1" r:id="rIdc3jra9cx7j4ouz-ikdiol">
               <w:r>
                 <w:rPr>
                   <w:rFonts w:ascii="Arial" w:cs="Arial" w:eastAsia="Arial" w:hAnsi="Arial"/>
@@ -19784,7 +19784,7 @@
             <w:pPr>
               <w:spacing w:after="20" w:before="0"/>
             </w:pPr>
-            <w:hyperlink w:history="1" r:id="rIdfnis7pn7rio8whezvmodb">
+            <w:hyperlink w:history="1" r:id="rIdy_qhmwnbgjoxae3-qgoo0">
               <w:r>
                 <w:rPr>
                   <w:rFonts w:ascii="Arial" w:cs="Arial" w:eastAsia="Arial" w:hAnsi="Arial"/>
@@ -19817,7 +19817,7 @@
               <w:spacing w:after="10" w:before="0"/>
               <w:ind w:left="120"/>
             </w:pPr>
-            <w:hyperlink w:history="1" r:id="rIdifgwpqfm-uuvrvyvnjf60">
+            <w:hyperlink w:history="1" r:id="rIdgaluf7kqdr00ump48dhmo">
               <w:r>
                 <w:rPr>
                   <w:rFonts w:ascii="Arial" w:cs="Arial" w:eastAsia="Arial" w:hAnsi="Arial"/>
@@ -21304,7 +21304,7 @@
             <w:pPr>
               <w:spacing w:after="20" w:before="0"/>
             </w:pPr>
-            <w:hyperlink w:history="1" r:id="rIdtcaf3blpkrltrxel5ji1g">
+            <w:hyperlink w:history="1" r:id="rId7rn2ypusndi5pph7dx68i">
               <w:r>
                 <w:rPr>
                   <w:rFonts w:ascii="Arial" w:cs="Arial" w:eastAsia="Arial" w:hAnsi="Arial"/>
@@ -21337,7 +21337,7 @@
               <w:spacing w:after="10" w:before="0"/>
               <w:ind w:left="120"/>
             </w:pPr>
-            <w:hyperlink w:history="1" r:id="rIdd5v_ugjxullh98xk5zypf">
+            <w:hyperlink w:history="1" r:id="rIdalvbbora_abgki26xugdx">
               <w:r>
                 <w:rPr>
                   <w:rFonts w:ascii="Arial" w:cs="Arial" w:eastAsia="Arial" w:hAnsi="Arial"/>
@@ -21382,7 +21382,7 @@
             <w:pPr>
               <w:spacing w:after="20" w:before="0"/>
             </w:pPr>
-            <w:hyperlink w:history="1" r:id="rId8ugeooa9y6wi_4ehmbl57">
+            <w:hyperlink w:history="1" r:id="rIdqhr6mkbnllxjlnjtg-zmh">
               <w:r>
                 <w:rPr>
                   <w:rFonts w:ascii="Arial" w:cs="Arial" w:eastAsia="Arial" w:hAnsi="Arial"/>
@@ -21415,7 +21415,7 @@
               <w:spacing w:after="10" w:before="0"/>
               <w:ind w:left="120"/>
             </w:pPr>
-            <w:hyperlink w:history="1" r:id="rIdlf7rehgm8dcuygvrpqd5c">
+            <w:hyperlink w:history="1" r:id="rIdoz6aghlnyb_uwcheglgjk">
               <w:r>
                 <w:rPr>
                   <w:rFonts w:ascii="Arial" w:cs="Arial" w:eastAsia="Arial" w:hAnsi="Arial"/>
@@ -21610,7 +21610,7 @@
             <w:pPr>
               <w:spacing w:after="20" w:before="0"/>
             </w:pPr>
-            <w:hyperlink w:history="1" r:id="rIdablu6qlkxv7_3tetpu02y">
+            <w:hyperlink w:history="1" r:id="rIdyoa1oakklmrccnkm2_nlb">
               <w:r>
                 <w:rPr>
                   <w:rFonts w:ascii="Arial" w:cs="Arial" w:eastAsia="Arial" w:hAnsi="Arial"/>
@@ -21643,7 +21643,7 @@
               <w:spacing w:after="10" w:before="0"/>
               <w:ind w:left="120"/>
             </w:pPr>
-            <w:hyperlink w:history="1" r:id="rIdtysbxsm_pxhamzffxi5x5">
+            <w:hyperlink w:history="1" r:id="rIdhhujel1a3rusew3n9c0ao">
               <w:r>
                 <w:rPr>
                   <w:rFonts w:ascii="Arial" w:cs="Arial" w:eastAsia="Arial" w:hAnsi="Arial"/>
@@ -21688,7 +21688,7 @@
             <w:pPr>
               <w:spacing w:after="20" w:before="0"/>
             </w:pPr>
-            <w:hyperlink w:history="1" r:id="rIddorfv7jbac5rrasf2o_xy">
+            <w:hyperlink w:history="1" r:id="rIdbfurfp2ebpyyvnndfjyc9">
               <w:r>
                 <w:rPr>
                   <w:rFonts w:ascii="Arial" w:cs="Arial" w:eastAsia="Arial" w:hAnsi="Arial"/>
@@ -21721,7 +21721,7 @@
               <w:spacing w:after="10" w:before="0"/>
               <w:ind w:left="120"/>
             </w:pPr>
-            <w:hyperlink w:history="1" r:id="rIdal5kxzuerdp3pvvbexgcu">
+            <w:hyperlink w:history="1" r:id="rIdzfnb9kujspjkd-fc6xdnp">
               <w:r>
                 <w:rPr>
                   <w:rFonts w:ascii="Arial" w:cs="Arial" w:eastAsia="Arial" w:hAnsi="Arial"/>
@@ -21916,7 +21916,7 @@
             <w:pPr>
               <w:spacing w:after="20" w:before="0"/>
             </w:pPr>
-            <w:hyperlink w:history="1" r:id="rIdx2erefqzpe3xdoiodm0vg">
+            <w:hyperlink w:history="1" r:id="rIdc6ow6x5huuksq3esfpjpz">
               <w:r>
                 <w:rPr>
                   <w:rFonts w:ascii="Arial" w:cs="Arial" w:eastAsia="Arial" w:hAnsi="Arial"/>
@@ -21949,7 +21949,7 @@
               <w:spacing w:after="10" w:before="0"/>
               <w:ind w:left="120"/>
             </w:pPr>
-            <w:hyperlink w:history="1" r:id="rIded5kugg-rzwezczdfw6db">
+            <w:hyperlink w:history="1" r:id="rIddoc5nb7w08hhdthbnm9an">
               <w:r>
                 <w:rPr>
                   <w:rFonts w:ascii="Arial" w:cs="Arial" w:eastAsia="Arial" w:hAnsi="Arial"/>
@@ -21994,7 +21994,7 @@
             <w:pPr>
               <w:spacing w:after="20" w:before="0"/>
             </w:pPr>
-            <w:hyperlink w:history="1" r:id="rIdvhnq5dtl6e-wsiybrcalg">
+            <w:hyperlink w:history="1" r:id="rId3agn1i-rkznizybnpknfe">
               <w:r>
                 <w:rPr>
                   <w:rFonts w:ascii="Arial" w:cs="Arial" w:eastAsia="Arial" w:hAnsi="Arial"/>
@@ -22027,7 +22027,7 @@
               <w:spacing w:after="10" w:before="0"/>
               <w:ind w:left="120"/>
             </w:pPr>
-            <w:hyperlink w:history="1" r:id="rIddf0xwf8ih1ev6bw4j5od0">
+            <w:hyperlink w:history="1" r:id="rIdf8lsto_os7jj8a2ylquia">
               <w:r>
                 <w:rPr>
                   <w:rFonts w:ascii="Arial" w:cs="Arial" w:eastAsia="Arial" w:hAnsi="Arial"/>
@@ -22222,7 +22222,7 @@
             <w:pPr>
               <w:spacing w:after="20" w:before="0"/>
             </w:pPr>
-            <w:hyperlink w:history="1" r:id="rId5syo4bupq_lldkne3hzv2">
+            <w:hyperlink w:history="1" r:id="rIdm6kgy3n0fbtoascdlsri1">
               <w:r>
                 <w:rPr>
                   <w:rFonts w:ascii="Arial" w:cs="Arial" w:eastAsia="Arial" w:hAnsi="Arial"/>
@@ -22255,7 +22255,7 @@
               <w:spacing w:after="10" w:before="0"/>
               <w:ind w:left="120"/>
             </w:pPr>
-            <w:hyperlink w:history="1" r:id="rId2ctwtdcit6ihkldvy3lvw">
+            <w:hyperlink w:history="1" r:id="rIdwysvnb6dyzskid3k-_ipe">
               <w:r>
                 <w:rPr>
                   <w:rFonts w:ascii="Arial" w:cs="Arial" w:eastAsia="Arial" w:hAnsi="Arial"/>
@@ -22300,7 +22300,7 @@
             <w:pPr>
               <w:spacing w:after="20" w:before="0"/>
             </w:pPr>
-            <w:hyperlink w:history="1" r:id="rIdn_y1qj2wusu4fp3bkabj_">
+            <w:hyperlink w:history="1" r:id="rIdrehsa-hmtyrrcru3156wu">
               <w:r>
                 <w:rPr>
                   <w:rFonts w:ascii="Arial" w:cs="Arial" w:eastAsia="Arial" w:hAnsi="Arial"/>
@@ -22333,7 +22333,7 @@
               <w:spacing w:after="10" w:before="0"/>
               <w:ind w:left="120"/>
             </w:pPr>
-            <w:hyperlink w:history="1" r:id="rIdnmlkvuyo2qfrn6n1xcoyh">
+            <w:hyperlink w:history="1" r:id="rIdysk70guolgzphpssu4y_y">
               <w:r>
                 <w:rPr>
                   <w:rFonts w:ascii="Arial" w:cs="Arial" w:eastAsia="Arial" w:hAnsi="Arial"/>
@@ -22528,7 +22528,7 @@
             <w:pPr>
               <w:spacing w:after="20" w:before="0"/>
             </w:pPr>
-            <w:hyperlink w:history="1" r:id="rIdn2qupw-l4dtqsvyrb79aw">
+            <w:hyperlink w:history="1" r:id="rIdwvi4ymafd_fdl_pkos6lt">
               <w:r>
                 <w:rPr>
                   <w:rFonts w:ascii="Arial" w:cs="Arial" w:eastAsia="Arial" w:hAnsi="Arial"/>
@@ -22561,7 +22561,7 @@
               <w:spacing w:after="10" w:before="0"/>
               <w:ind w:left="120"/>
             </w:pPr>
-            <w:hyperlink w:history="1" r:id="rIdewl3fll1g74suknfgyvwh">
+            <w:hyperlink w:history="1" r:id="rId0blhyhh309kj29aek8hpi">
               <w:r>
                 <w:rPr>
                   <w:rFonts w:ascii="Arial" w:cs="Arial" w:eastAsia="Arial" w:hAnsi="Arial"/>
@@ -22606,7 +22606,7 @@
             <w:pPr>
               <w:spacing w:after="20" w:before="0"/>
             </w:pPr>
-            <w:hyperlink w:history="1" r:id="rIdhzlsftmqimjh1rleuwarn">
+            <w:hyperlink w:history="1" r:id="rIdxskkkfz_rxqktgmr2htrw">
               <w:r>
                 <w:rPr>
                   <w:rFonts w:ascii="Arial" w:cs="Arial" w:eastAsia="Arial" w:hAnsi="Arial"/>
@@ -22639,7 +22639,7 @@
               <w:spacing w:after="10" w:before="0"/>
               <w:ind w:left="120"/>
             </w:pPr>
-            <w:hyperlink w:history="1" r:id="rIdwx4wjha1lzvpugmges9vt">
+            <w:hyperlink w:history="1" r:id="rIdlaimzxz2nheigcswn1o4t">
               <w:r>
                 <w:rPr>
                   <w:rFonts w:ascii="Arial" w:cs="Arial" w:eastAsia="Arial" w:hAnsi="Arial"/>
@@ -24392,7 +24392,7 @@
             <w:pPr>
               <w:spacing w:after="20" w:before="0"/>
             </w:pPr>
-            <w:hyperlink w:history="1" r:id="rId5v17in72yoznve4s1xvpj">
+            <w:hyperlink w:history="1" r:id="rIdplvfwt5qrc9kmqfulcbx2">
               <w:r>
                 <w:rPr>
                   <w:rFonts w:ascii="Arial" w:cs="Arial" w:eastAsia="Arial" w:hAnsi="Arial"/>
@@ -24425,7 +24425,7 @@
               <w:spacing w:after="10" w:before="0"/>
               <w:ind w:left="120"/>
             </w:pPr>
-            <w:hyperlink w:history="1" r:id="rIdlycv7unlrtqsf-mzh1qdt">
+            <w:hyperlink w:history="1" r:id="rIdjmtc2p2wyfunwwx9u90n4">
               <w:r>
                 <w:rPr>
                   <w:rFonts w:ascii="Arial" w:cs="Arial" w:eastAsia="Arial" w:hAnsi="Arial"/>
@@ -24470,7 +24470,7 @@
             <w:pPr>
               <w:spacing w:after="20" w:before="0"/>
             </w:pPr>
-            <w:hyperlink w:history="1" r:id="rId5tjttotrn0lu_n1_5gm5_">
+            <w:hyperlink w:history="1" r:id="rIdudimnutaktnmr11hgbngv">
               <w:r>
                 <w:rPr>
                   <w:rFonts w:ascii="Arial" w:cs="Arial" w:eastAsia="Arial" w:hAnsi="Arial"/>
@@ -24503,7 +24503,7 @@
               <w:spacing w:after="10" w:before="0"/>
               <w:ind w:left="120"/>
             </w:pPr>
-            <w:hyperlink w:history="1" r:id="rIdyzv_bwd3jlpzgu9q4itq-">
+            <w:hyperlink w:history="1" r:id="rIder3jrtyeywu6s3nlhyisc">
               <w:r>
                 <w:rPr>
                   <w:rFonts w:ascii="Arial" w:cs="Arial" w:eastAsia="Arial" w:hAnsi="Arial"/>
@@ -24698,7 +24698,7 @@
             <w:pPr>
               <w:spacing w:after="20" w:before="0"/>
             </w:pPr>
-            <w:hyperlink w:history="1" r:id="rIdmtfb-oqlwpundpxphesdl">
+            <w:hyperlink w:history="1" r:id="rIdk-p2zmzc206txwzvs-0iv">
               <w:r>
                 <w:rPr>
                   <w:rFonts w:ascii="Arial" w:cs="Arial" w:eastAsia="Arial" w:hAnsi="Arial"/>
@@ -24731,7 +24731,7 @@
               <w:spacing w:after="10" w:before="0"/>
               <w:ind w:left="120"/>
             </w:pPr>
-            <w:hyperlink w:history="1" r:id="rIdxlvq-n4e0xqc355ogrhoa">
+            <w:hyperlink w:history="1" r:id="rIdsl3eytcv0c1qv0kkqdkgx">
               <w:r>
                 <w:rPr>
                   <w:rFonts w:ascii="Arial" w:cs="Arial" w:eastAsia="Arial" w:hAnsi="Arial"/>
@@ -24776,7 +24776,7 @@
             <w:pPr>
               <w:spacing w:after="20" w:before="0"/>
             </w:pPr>
-            <w:hyperlink w:history="1" r:id="rIdfkq9eunu2i3cocwhzfr-d">
+            <w:hyperlink w:history="1" r:id="rIdxjjmyljfaedlh7fjet1-i">
               <w:r>
                 <w:rPr>
                   <w:rFonts w:ascii="Arial" w:cs="Arial" w:eastAsia="Arial" w:hAnsi="Arial"/>
@@ -24809,7 +24809,7 @@
               <w:spacing w:after="10" w:before="0"/>
               <w:ind w:left="120"/>
             </w:pPr>
-            <w:hyperlink w:history="1" r:id="rIdwit65aj5h4vdfgstgknp-">
+            <w:hyperlink w:history="1" r:id="rIdg2hktzfdntv2k8697i8lo">
               <w:r>
                 <w:rPr>
                   <w:rFonts w:ascii="Arial" w:cs="Arial" w:eastAsia="Arial" w:hAnsi="Arial"/>
@@ -25004,7 +25004,7 @@
             <w:pPr>
               <w:spacing w:after="20" w:before="0"/>
             </w:pPr>
-            <w:hyperlink w:history="1" r:id="rIdslvdibp8tu5pou-luzibq">
+            <w:hyperlink w:history="1" r:id="rId5lcptj1thy9etwaflx29-">
               <w:r>
                 <w:rPr>
                   <w:rFonts w:ascii="Arial" w:cs="Arial" w:eastAsia="Arial" w:hAnsi="Arial"/>
@@ -25037,7 +25037,7 @@
               <w:spacing w:after="10" w:before="0"/>
               <w:ind w:left="120"/>
             </w:pPr>
-            <w:hyperlink w:history="1" r:id="rIdlpble4mifeuppbfhjccvh">
+            <w:hyperlink w:history="1" r:id="rIdjmt9yn_i_lxatunymct-t">
               <w:r>
                 <w:rPr>
                   <w:rFonts w:ascii="Arial" w:cs="Arial" w:eastAsia="Arial" w:hAnsi="Arial"/>
@@ -25082,7 +25082,7 @@
             <w:pPr>
               <w:spacing w:after="20" w:before="0"/>
             </w:pPr>
-            <w:hyperlink w:history="1" r:id="rIdj20ex3o3pkcjwt86mn5zx">
+            <w:hyperlink w:history="1" r:id="rIdg4gz8rbz9vitop8bvjmvg">
               <w:r>
                 <w:rPr>
                   <w:rFonts w:ascii="Arial" w:cs="Arial" w:eastAsia="Arial" w:hAnsi="Arial"/>
@@ -25115,7 +25115,7 @@
               <w:spacing w:after="10" w:before="0"/>
               <w:ind w:left="120"/>
             </w:pPr>
-            <w:hyperlink w:history="1" r:id="rIdgxd4lotfzbbiyxukedxhu">
+            <w:hyperlink w:history="1" r:id="rIderw-exkdwpvpoasvdcuor">
               <w:r>
                 <w:rPr>
                   <w:rFonts w:ascii="Arial" w:cs="Arial" w:eastAsia="Arial" w:hAnsi="Arial"/>
@@ -25310,7 +25310,7 @@
             <w:pPr>
               <w:spacing w:after="20" w:before="0"/>
             </w:pPr>
-            <w:hyperlink w:history="1" r:id="rIdiyefmw3ce3uirf_575e7d">
+            <w:hyperlink w:history="1" r:id="rIdhp4jjrdgnbvqeezqhsvzt">
               <w:r>
                 <w:rPr>
                   <w:rFonts w:ascii="Arial" w:cs="Arial" w:eastAsia="Arial" w:hAnsi="Arial"/>
@@ -25343,7 +25343,7 @@
               <w:spacing w:after="10" w:before="0"/>
               <w:ind w:left="120"/>
             </w:pPr>
-            <w:hyperlink w:history="1" r:id="rIdxiksm_qegorehxs6yvhrx">
+            <w:hyperlink w:history="1" r:id="rIdz3fw6po4wzmkbjs5ekdlh">
               <w:r>
                 <w:rPr>
                   <w:rFonts w:ascii="Arial" w:cs="Arial" w:eastAsia="Arial" w:hAnsi="Arial"/>
@@ -25388,7 +25388,7 @@
             <w:pPr>
               <w:spacing w:after="20" w:before="0"/>
             </w:pPr>
-            <w:hyperlink w:history="1" r:id="rIdkwbre7i_ztyas5_hgvfsb">
+            <w:hyperlink w:history="1" r:id="rIdkmcwqtlkrizom27z3gbji">
               <w:r>
                 <w:rPr>
                   <w:rFonts w:ascii="Arial" w:cs="Arial" w:eastAsia="Arial" w:hAnsi="Arial"/>
@@ -25421,7 +25421,7 @@
               <w:spacing w:after="10" w:before="0"/>
               <w:ind w:left="120"/>
             </w:pPr>
-            <w:hyperlink w:history="1" r:id="rIdvowyq3blsdlognr9opbgw">
+            <w:hyperlink w:history="1" r:id="rId48dfwz5wu9cyrvl_arutq">
               <w:r>
                 <w:rPr>
                   <w:rFonts w:ascii="Arial" w:cs="Arial" w:eastAsia="Arial" w:hAnsi="Arial"/>
@@ -25616,7 +25616,7 @@
             <w:pPr>
               <w:spacing w:after="20" w:before="0"/>
             </w:pPr>
-            <w:hyperlink w:history="1" r:id="rIdm4jwwjyytt6chyzwbptsj">
+            <w:hyperlink w:history="1" r:id="rIdjqn1kn9apfqztawymfvjs">
               <w:r>
                 <w:rPr>
                   <w:rFonts w:ascii="Arial" w:cs="Arial" w:eastAsia="Arial" w:hAnsi="Arial"/>
@@ -25649,7 +25649,7 @@
               <w:spacing w:after="10" w:before="0"/>
               <w:ind w:left="120"/>
             </w:pPr>
-            <w:hyperlink w:history="1" r:id="rIdwrq5r2v9t5pln2upe5lvo">
+            <w:hyperlink w:history="1" r:id="rIdfo2p_30ernahzgunwf20s">
               <w:r>
                 <w:rPr>
                   <w:rFonts w:ascii="Arial" w:cs="Arial" w:eastAsia="Arial" w:hAnsi="Arial"/>
@@ -25694,7 +25694,7 @@
             <w:pPr>
               <w:spacing w:after="20" w:before="0"/>
             </w:pPr>
-            <w:hyperlink w:history="1" r:id="rIdfyfp1btkow_at6xktb3ar">
+            <w:hyperlink w:history="1" r:id="rIdwdt5rlcbavfyejiea0pvr">
               <w:r>
                 <w:rPr>
                   <w:rFonts w:ascii="Arial" w:cs="Arial" w:eastAsia="Arial" w:hAnsi="Arial"/>
@@ -25727,7 +25727,7 @@
               <w:spacing w:after="10" w:before="0"/>
               <w:ind w:left="120"/>
             </w:pPr>
-            <w:hyperlink w:history="1" r:id="rId4-evzd9cxxbibqq39csyc">
+            <w:hyperlink w:history="1" r:id="rIdiswbiwwsxufwv5hhcd-yh">
               <w:r>
                 <w:rPr>
                   <w:rFonts w:ascii="Arial" w:cs="Arial" w:eastAsia="Arial" w:hAnsi="Arial"/>
@@ -27214,7 +27214,7 @@
             <w:pPr>
               <w:spacing w:after="20" w:before="0"/>
             </w:pPr>
-            <w:hyperlink w:history="1" r:id="rIdj4qmiavwggcu5zzj5f0sv">
+            <w:hyperlink w:history="1" r:id="rIdxxbvoaygfvvvznka3vzwt">
               <w:r>
                 <w:rPr>
                   <w:rFonts w:ascii="Arial" w:cs="Arial" w:eastAsia="Arial" w:hAnsi="Arial"/>
@@ -27247,7 +27247,7 @@
               <w:spacing w:after="10" w:before="0"/>
               <w:ind w:left="120"/>
             </w:pPr>
-            <w:hyperlink w:history="1" r:id="rIdulakaqnmaektnearfbcph">
+            <w:hyperlink w:history="1" r:id="rId1mfdnftlcwy-1j7uxowtm">
               <w:r>
                 <w:rPr>
                   <w:rFonts w:ascii="Arial" w:cs="Arial" w:eastAsia="Arial" w:hAnsi="Arial"/>
@@ -27292,7 +27292,7 @@
             <w:pPr>
               <w:spacing w:after="20" w:before="0"/>
             </w:pPr>
-            <w:hyperlink w:history="1" r:id="rIddtyg0rs82tdh8ghmwxpzg">
+            <w:hyperlink w:history="1" r:id="rIdorxnnradl58vhvscsx8ud">
               <w:r>
                 <w:rPr>
                   <w:rFonts w:ascii="Arial" w:cs="Arial" w:eastAsia="Arial" w:hAnsi="Arial"/>
@@ -27325,7 +27325,7 @@
               <w:spacing w:after="10" w:before="0"/>
               <w:ind w:left="120"/>
             </w:pPr>
-            <w:hyperlink w:history="1" r:id="rIdtyp5nimbgzyou-oc_arep">
+            <w:hyperlink w:history="1" r:id="rIdvohwvnkz-tj73mitskqvw">
               <w:r>
                 <w:rPr>
                   <w:rFonts w:ascii="Arial" w:cs="Arial" w:eastAsia="Arial" w:hAnsi="Arial"/>
@@ -27520,7 +27520,7 @@
             <w:pPr>
               <w:spacing w:after="20" w:before="0"/>
             </w:pPr>
-            <w:hyperlink w:history="1" r:id="rIdh2gcwini9cszi93f9tmdg">
+            <w:hyperlink w:history="1" r:id="rIdbtcf3blxwiv1nninkol7g">
               <w:r>
                 <w:rPr>
                   <w:rFonts w:ascii="Arial" w:cs="Arial" w:eastAsia="Arial" w:hAnsi="Arial"/>
@@ -27553,7 +27553,7 @@
               <w:spacing w:after="10" w:before="0"/>
               <w:ind w:left="120"/>
             </w:pPr>
-            <w:hyperlink w:history="1" r:id="rIdeostawfugoiqt5cyyudoz">
+            <w:hyperlink w:history="1" r:id="rIdzzs9hlymk5n79ufa3vmzu">
               <w:r>
                 <w:rPr>
                   <w:rFonts w:ascii="Arial" w:cs="Arial" w:eastAsia="Arial" w:hAnsi="Arial"/>
@@ -27598,7 +27598,7 @@
             <w:pPr>
               <w:spacing w:after="20" w:before="0"/>
             </w:pPr>
-            <w:hyperlink w:history="1" r:id="rIdevvlwjldnrnhl7ubkanfu">
+            <w:hyperlink w:history="1" r:id="rId8mi8co3mcfcyfirr_6v8i">
               <w:r>
                 <w:rPr>
                   <w:rFonts w:ascii="Arial" w:cs="Arial" w:eastAsia="Arial" w:hAnsi="Arial"/>
@@ -27631,7 +27631,7 @@
               <w:spacing w:after="10" w:before="0"/>
               <w:ind w:left="120"/>
             </w:pPr>
-            <w:hyperlink w:history="1" r:id="rIduvhdtuzo82c3von30h2ou">
+            <w:hyperlink w:history="1" r:id="rId8aiue9p3b4cafhhh1kc9c">
               <w:r>
                 <w:rPr>
                   <w:rFonts w:ascii="Arial" w:cs="Arial" w:eastAsia="Arial" w:hAnsi="Arial"/>
@@ -27826,7 +27826,7 @@
             <w:pPr>
               <w:spacing w:after="20" w:before="0"/>
             </w:pPr>
-            <w:hyperlink w:history="1" r:id="rIdscccq_pnolzb_rfd0lv4f">
+            <w:hyperlink w:history="1" r:id="rIdtqeyz8fpdnj4mnrgqdw4z">
               <w:r>
                 <w:rPr>
                   <w:rFonts w:ascii="Arial" w:cs="Arial" w:eastAsia="Arial" w:hAnsi="Arial"/>
@@ -27859,7 +27859,7 @@
               <w:spacing w:after="10" w:before="0"/>
               <w:ind w:left="120"/>
             </w:pPr>
-            <w:hyperlink w:history="1" r:id="rId37nvtjjyeuixanossjjgg">
+            <w:hyperlink w:history="1" r:id="rIdupbyabesfrv4lrig1av40">
               <w:r>
                 <w:rPr>
                   <w:rFonts w:ascii="Arial" w:cs="Arial" w:eastAsia="Arial" w:hAnsi="Arial"/>
@@ -27904,7 +27904,7 @@
             <w:pPr>
               <w:spacing w:after="20" w:before="0"/>
             </w:pPr>
-            <w:hyperlink w:history="1" r:id="rIdkl7npxm7mo-anedbmkk0v">
+            <w:hyperlink w:history="1" r:id="rIdbbl68obneck1un4iv8jnd">
               <w:r>
                 <w:rPr>
                   <w:rFonts w:ascii="Arial" w:cs="Arial" w:eastAsia="Arial" w:hAnsi="Arial"/>
@@ -27937,7 +27937,7 @@
               <w:spacing w:after="10" w:before="0"/>
               <w:ind w:left="120"/>
             </w:pPr>
-            <w:hyperlink w:history="1" r:id="rIdvosboxwiqryqhoiwxeteo">
+            <w:hyperlink w:history="1" r:id="rIdqqqlpi_vshqa1eboxlg4h">
               <w:r>
                 <w:rPr>
                   <w:rFonts w:ascii="Arial" w:cs="Arial" w:eastAsia="Arial" w:hAnsi="Arial"/>
@@ -28132,7 +28132,7 @@
             <w:pPr>
               <w:spacing w:after="20" w:before="0"/>
             </w:pPr>
-            <w:hyperlink w:history="1" r:id="rIdwummrdcrvt2-dbj1oooij">
+            <w:hyperlink w:history="1" r:id="rIdcgphzzoylib61binx4vwi">
               <w:r>
                 <w:rPr>
                   <w:rFonts w:ascii="Arial" w:cs="Arial" w:eastAsia="Arial" w:hAnsi="Arial"/>
@@ -28165,7 +28165,7 @@
               <w:spacing w:after="10" w:before="0"/>
               <w:ind w:left="120"/>
             </w:pPr>
-            <w:hyperlink w:history="1" r:id="rId2wakrrw9fddazbnprp5hd">
+            <w:hyperlink w:history="1" r:id="rIdkpj8c3jz9m_wmqla9kbw0">
               <w:r>
                 <w:rPr>
                   <w:rFonts w:ascii="Arial" w:cs="Arial" w:eastAsia="Arial" w:hAnsi="Arial"/>
@@ -28210,7 +28210,7 @@
             <w:pPr>
               <w:spacing w:after="20" w:before="0"/>
             </w:pPr>
-            <w:hyperlink w:history="1" r:id="rId-1v56ht5lxav6_yfqblly">
+            <w:hyperlink w:history="1" r:id="rIdrxmzqf4n1nxtemllfarmd">
               <w:r>
                 <w:rPr>
                   <w:rFonts w:ascii="Arial" w:cs="Arial" w:eastAsia="Arial" w:hAnsi="Arial"/>
@@ -28243,7 +28243,7 @@
               <w:spacing w:after="10" w:before="0"/>
               <w:ind w:left="120"/>
             </w:pPr>
-            <w:hyperlink w:history="1" r:id="rIdseiqjd8nsynsnbojyy3sp">
+            <w:hyperlink w:history="1" r:id="rIdde5rlszbcbnr6nfjcnm7v">
               <w:r>
                 <w:rPr>
                   <w:rFonts w:ascii="Arial" w:cs="Arial" w:eastAsia="Arial" w:hAnsi="Arial"/>
@@ -28438,7 +28438,7 @@
             <w:pPr>
               <w:spacing w:after="20" w:before="0"/>
             </w:pPr>
-            <w:hyperlink w:history="1" r:id="rId6psu_isse8bk9t2nfmx-2">
+            <w:hyperlink w:history="1" r:id="rId1fmxa2kwwwwidshrogpgj">
               <w:r>
                 <w:rPr>
                   <w:rFonts w:ascii="Arial" w:cs="Arial" w:eastAsia="Arial" w:hAnsi="Arial"/>
@@ -28471,7 +28471,7 @@
               <w:spacing w:after="10" w:before="0"/>
               <w:ind w:left="120"/>
             </w:pPr>
-            <w:hyperlink w:history="1" r:id="rId3q9-h7l6eu_saj4wl3oc1">
+            <w:hyperlink w:history="1" r:id="rIdgpwpnh3k59kojq23lnhmv">
               <w:r>
                 <w:rPr>
                   <w:rFonts w:ascii="Arial" w:cs="Arial" w:eastAsia="Arial" w:hAnsi="Arial"/>
@@ -28516,7 +28516,7 @@
             <w:pPr>
               <w:spacing w:after="20" w:before="0"/>
             </w:pPr>
-            <w:hyperlink w:history="1" r:id="rId2brp4ubvvcifucoebae3k">
+            <w:hyperlink w:history="1" r:id="rIdsxxbczty49iw8ctdmuwds">
               <w:r>
                 <w:rPr>
                   <w:rFonts w:ascii="Arial" w:cs="Arial" w:eastAsia="Arial" w:hAnsi="Arial"/>
@@ -28549,7 +28549,7 @@
               <w:spacing w:after="10" w:before="0"/>
               <w:ind w:left="120"/>
             </w:pPr>
-            <w:hyperlink w:history="1" r:id="rIdirf6tk5iog0ctg2s2qzhx">
+            <w:hyperlink w:history="1" r:id="rIdqxptuikxcaby0vq6howe2">
               <w:r>
                 <w:rPr>
                   <w:rFonts w:ascii="Arial" w:cs="Arial" w:eastAsia="Arial" w:hAnsi="Arial"/>
@@ -30036,7 +30036,7 @@
             <w:pPr>
               <w:spacing w:after="20" w:before="0"/>
             </w:pPr>
-            <w:hyperlink w:history="1" r:id="rIdj2l46law96h0gs4i0yepz">
+            <w:hyperlink w:history="1" r:id="rIdpimyi9pehi3xpmkayhrz8">
               <w:r>
                 <w:rPr>
                   <w:rFonts w:ascii="Arial" w:cs="Arial" w:eastAsia="Arial" w:hAnsi="Arial"/>
@@ -30069,7 +30069,7 @@
               <w:spacing w:after="10" w:before="0"/>
               <w:ind w:left="120"/>
             </w:pPr>
-            <w:hyperlink w:history="1" r:id="rIdkirbkdsjm6tokp1gg9lqi">
+            <w:hyperlink w:history="1" r:id="rId5fwoy__awdnlusfp1ef-k">
               <w:r>
                 <w:rPr>
                   <w:rFonts w:ascii="Arial" w:cs="Arial" w:eastAsia="Arial" w:hAnsi="Arial"/>
@@ -30114,7 +30114,7 @@
             <w:pPr>
               <w:spacing w:after="20" w:before="0"/>
             </w:pPr>
-            <w:hyperlink w:history="1" r:id="rIdze5kljacotx2iinxqmo6g">
+            <w:hyperlink w:history="1" r:id="rId1hvfanijga13i-b1biw2j">
               <w:r>
                 <w:rPr>
                   <w:rFonts w:ascii="Arial" w:cs="Arial" w:eastAsia="Arial" w:hAnsi="Arial"/>
@@ -30147,7 +30147,7 @@
               <w:spacing w:after="10" w:before="0"/>
               <w:ind w:left="120"/>
             </w:pPr>
-            <w:hyperlink w:history="1" r:id="rId-6atiilwq5uz4kjhhukhs">
+            <w:hyperlink w:history="1" r:id="rIdehw-0o5ya53fw-ulubcax">
               <w:r>
                 <w:rPr>
                   <w:rFonts w:ascii="Arial" w:cs="Arial" w:eastAsia="Arial" w:hAnsi="Arial"/>
@@ -30342,7 +30342,7 @@
             <w:pPr>
               <w:spacing w:after="20" w:before="0"/>
             </w:pPr>
-            <w:hyperlink w:history="1" r:id="rIdm6gqre4q7ik1ndncc7nef">
+            <w:hyperlink w:history="1" r:id="rIdiufgiozalwohqvzr6rsy6">
               <w:r>
                 <w:rPr>
                   <w:rFonts w:ascii="Arial" w:cs="Arial" w:eastAsia="Arial" w:hAnsi="Arial"/>
@@ -30375,7 +30375,7 @@
               <w:spacing w:after="10" w:before="0"/>
               <w:ind w:left="120"/>
             </w:pPr>
-            <w:hyperlink w:history="1" r:id="rIdwxg0adai6xntp-udiwis8">
+            <w:hyperlink w:history="1" r:id="rIdk6x5uzyo15zdkxjusf0xp">
               <w:r>
                 <w:rPr>
                   <w:rFonts w:ascii="Arial" w:cs="Arial" w:eastAsia="Arial" w:hAnsi="Arial"/>
@@ -30420,7 +30420,7 @@
             <w:pPr>
               <w:spacing w:after="20" w:before="0"/>
             </w:pPr>
-            <w:hyperlink w:history="1" r:id="rIdoo4eu9svq8vh1hmqml8by">
+            <w:hyperlink w:history="1" r:id="rIdjilx2oyvjbb0cvhgzksv6">
               <w:r>
                 <w:rPr>
                   <w:rFonts w:ascii="Arial" w:cs="Arial" w:eastAsia="Arial" w:hAnsi="Arial"/>
@@ -30453,7 +30453,7 @@
               <w:spacing w:after="10" w:before="0"/>
               <w:ind w:left="120"/>
             </w:pPr>
-            <w:hyperlink w:history="1" r:id="rIdwaurgsorxkcvklquw07ab">
+            <w:hyperlink w:history="1" r:id="rId8olqg2_u5wcgdh3ewbiij">
               <w:r>
                 <w:rPr>
                   <w:rFonts w:ascii="Arial" w:cs="Arial" w:eastAsia="Arial" w:hAnsi="Arial"/>
@@ -30648,7 +30648,7 @@
             <w:pPr>
               <w:spacing w:after="20" w:before="0"/>
             </w:pPr>
-            <w:hyperlink w:history="1" r:id="rIdthkzcmiyp1psjrqjnovab">
+            <w:hyperlink w:history="1" r:id="rIdvcjn9ftsykqvo2igxxf7b">
               <w:r>
                 <w:rPr>
                   <w:rFonts w:ascii="Arial" w:cs="Arial" w:eastAsia="Arial" w:hAnsi="Arial"/>
@@ -30681,7 +30681,7 @@
               <w:spacing w:after="10" w:before="0"/>
               <w:ind w:left="120"/>
             </w:pPr>
-            <w:hyperlink w:history="1" r:id="rIdiporwqnuqy_x6b9dryxvf">
+            <w:hyperlink w:history="1" r:id="rId0qzp6grcbeftk13vaylvl">
               <w:r>
                 <w:rPr>
                   <w:rFonts w:ascii="Arial" w:cs="Arial" w:eastAsia="Arial" w:hAnsi="Arial"/>
@@ -30726,7 +30726,7 @@
             <w:pPr>
               <w:spacing w:after="20" w:before="0"/>
             </w:pPr>
-            <w:hyperlink w:history="1" r:id="rIdp0w8aurfrjxhgkdjcjqer">
+            <w:hyperlink w:history="1" r:id="rIdjdrivujnr24xop7uzzoih">
               <w:r>
                 <w:rPr>
                   <w:rFonts w:ascii="Arial" w:cs="Arial" w:eastAsia="Arial" w:hAnsi="Arial"/>
@@ -30759,7 +30759,7 @@
               <w:spacing w:after="10" w:before="0"/>
               <w:ind w:left="120"/>
             </w:pPr>
-            <w:hyperlink w:history="1" r:id="rIdre3d4709zyk8przyjlvhf">
+            <w:hyperlink w:history="1" r:id="rId6o3vnvgckcggakhl46swl">
               <w:r>
                 <w:rPr>
                   <w:rFonts w:ascii="Arial" w:cs="Arial" w:eastAsia="Arial" w:hAnsi="Arial"/>
@@ -30954,7 +30954,7 @@
             <w:pPr>
               <w:spacing w:after="20" w:before="0"/>
             </w:pPr>
-            <w:hyperlink w:history="1" r:id="rIdbxw2tsvyjly0v2nnxmemx">
+            <w:hyperlink w:history="1" r:id="rId6ijo-srjvr0syyomb1-b3">
               <w:r>
                 <w:rPr>
                   <w:rFonts w:ascii="Arial" w:cs="Arial" w:eastAsia="Arial" w:hAnsi="Arial"/>
@@ -30987,7 +30987,7 @@
               <w:spacing w:after="10" w:before="0"/>
               <w:ind w:left="120"/>
             </w:pPr>
-            <w:hyperlink w:history="1" r:id="rIda2jekfjzjn86mxvnsepcs">
+            <w:hyperlink w:history="1" r:id="rIdfblzfdl30fkurcvsgaerq">
               <w:r>
                 <w:rPr>
                   <w:rFonts w:ascii="Arial" w:cs="Arial" w:eastAsia="Arial" w:hAnsi="Arial"/>
@@ -31032,7 +31032,7 @@
             <w:pPr>
               <w:spacing w:after="20" w:before="0"/>
             </w:pPr>
-            <w:hyperlink w:history="1" r:id="rId3kgt80_kysxtbhfa0wt4p">
+            <w:hyperlink w:history="1" r:id="rIdcraqxmpuiuyp9_-zx8iq-">
               <w:r>
                 <w:rPr>
                   <w:rFonts w:ascii="Arial" w:cs="Arial" w:eastAsia="Arial" w:hAnsi="Arial"/>
@@ -31065,7 +31065,7 @@
               <w:spacing w:after="10" w:before="0"/>
               <w:ind w:left="120"/>
             </w:pPr>
-            <w:hyperlink w:history="1" r:id="rIdokgeycvb-mnt-7hsqukez">
+            <w:hyperlink w:history="1" r:id="rIdacm-phkniw7erwno1zwb8">
               <w:r>
                 <w:rPr>
                   <w:rFonts w:ascii="Arial" w:cs="Arial" w:eastAsia="Arial" w:hAnsi="Arial"/>
@@ -31260,7 +31260,7 @@
             <w:pPr>
               <w:spacing w:after="20" w:before="0"/>
             </w:pPr>
-            <w:hyperlink w:history="1" r:id="rIdwzk-8el6etusnzy1lva8g">
+            <w:hyperlink w:history="1" r:id="rId5cbbywh-sklkdbowk9cza">
               <w:r>
                 <w:rPr>
                   <w:rFonts w:ascii="Arial" w:cs="Arial" w:eastAsia="Arial" w:hAnsi="Arial"/>
@@ -31293,7 +31293,7 @@
               <w:spacing w:after="10" w:before="0"/>
               <w:ind w:left="120"/>
             </w:pPr>
-            <w:hyperlink w:history="1" r:id="rIdw7pecysg0vaohegqklmry">
+            <w:hyperlink w:history="1" r:id="rIdqcga9d7iwfgo1ayz9szzu">
               <w:r>
                 <w:rPr>
                   <w:rFonts w:ascii="Arial" w:cs="Arial" w:eastAsia="Arial" w:hAnsi="Arial"/>
@@ -31338,7 +31338,7 @@
             <w:pPr>
               <w:spacing w:after="20" w:before="0"/>
             </w:pPr>
-            <w:hyperlink w:history="1" r:id="rIdym-jlljywg_pnm7x12rcx">
+            <w:hyperlink w:history="1" r:id="rIdzozno9i9x8ffjijbyyfgx">
               <w:r>
                 <w:rPr>
                   <w:rFonts w:ascii="Arial" w:cs="Arial" w:eastAsia="Arial" w:hAnsi="Arial"/>
@@ -31371,7 +31371,7 @@
               <w:spacing w:after="10" w:before="0"/>
               <w:ind w:left="120"/>
             </w:pPr>
-            <w:hyperlink w:history="1" r:id="rIdr2cglwaexmdtbvmymug9u">
+            <w:hyperlink w:history="1" r:id="rIdya72tq1d_yryhmgkugwjk">
               <w:r>
                 <w:rPr>
                   <w:rFonts w:ascii="Arial" w:cs="Arial" w:eastAsia="Arial" w:hAnsi="Arial"/>

--- a/data/outputs/v2/Chemistry/SS3.1_Acids_and_Bases/Chemistry_Acids_and_Bases_CBE_LessonSequence.docx
+++ b/data/outputs/v2/Chemistry/SS3.1_Acids_and_Bases/Chemistry_Acids_and_Bases_CBE_LessonSequence.docx
@@ -3498,7 +3498,7 @@
             <w:pPr>
               <w:spacing w:after="20" w:before="0"/>
             </w:pPr>
-            <w:hyperlink w:history="1" r:id="rId_abtpctlaz4_n6g1v3f6k">
+            <w:hyperlink w:history="1" r:id="rIdqjjoquzb6rz1xj4igazy0">
               <w:r>
                 <w:rPr>
                   <w:rFonts w:ascii="Arial" w:cs="Arial" w:eastAsia="Arial" w:hAnsi="Arial"/>
@@ -3531,7 +3531,7 @@
               <w:spacing w:after="10" w:before="0"/>
               <w:ind w:left="120"/>
             </w:pPr>
-            <w:hyperlink w:history="1" r:id="rId2ursowkzuez_ehyj8ltso">
+            <w:hyperlink w:history="1" r:id="rId4ixchmn7ww4_o9ijnjklb">
               <w:r>
                 <w:rPr>
                   <w:rFonts w:ascii="Arial" w:cs="Arial" w:eastAsia="Arial" w:hAnsi="Arial"/>
@@ -3576,7 +3576,7 @@
             <w:pPr>
               <w:spacing w:after="20" w:before="0"/>
             </w:pPr>
-            <w:hyperlink w:history="1" r:id="rIdtavdqzduupf_-uyfpr0od">
+            <w:hyperlink w:history="1" r:id="rIdlpysktrsg64eescdqsdk2">
               <w:r>
                 <w:rPr>
                   <w:rFonts w:ascii="Arial" w:cs="Arial" w:eastAsia="Arial" w:hAnsi="Arial"/>
@@ -3609,7 +3609,7 @@
               <w:spacing w:after="10" w:before="0"/>
               <w:ind w:left="120"/>
             </w:pPr>
-            <w:hyperlink w:history="1" r:id="rIdeefm3rn0th9cmeqbdiqrm">
+            <w:hyperlink w:history="1" r:id="rIdmxgdh3u2u8hqaq5do9ftc">
               <w:r>
                 <w:rPr>
                   <w:rFonts w:ascii="Arial" w:cs="Arial" w:eastAsia="Arial" w:hAnsi="Arial"/>
@@ -3804,7 +3804,7 @@
             <w:pPr>
               <w:spacing w:after="20" w:before="0"/>
             </w:pPr>
-            <w:hyperlink w:history="1" r:id="rIdzlfbur2ym9ensyrdvvswp">
+            <w:hyperlink w:history="1" r:id="rIdpwdbdfoltokn6traadsct">
               <w:r>
                 <w:rPr>
                   <w:rFonts w:ascii="Arial" w:cs="Arial" w:eastAsia="Arial" w:hAnsi="Arial"/>
@@ -3837,7 +3837,7 @@
               <w:spacing w:after="10" w:before="0"/>
               <w:ind w:left="120"/>
             </w:pPr>
-            <w:hyperlink w:history="1" r:id="rIdhwwtabsyxjvkaag6v6lal">
+            <w:hyperlink w:history="1" r:id="rId-algnitm3fdawjs578eyh">
               <w:r>
                 <w:rPr>
                   <w:rFonts w:ascii="Arial" w:cs="Arial" w:eastAsia="Arial" w:hAnsi="Arial"/>
@@ -3882,7 +3882,7 @@
             <w:pPr>
               <w:spacing w:after="20" w:before="0"/>
             </w:pPr>
-            <w:hyperlink w:history="1" r:id="rIdeh6r5g9umffiy7ecvbmkr">
+            <w:hyperlink w:history="1" r:id="rIdnfmq3qmmwoj_urp8sru22">
               <w:r>
                 <w:rPr>
                   <w:rFonts w:ascii="Arial" w:cs="Arial" w:eastAsia="Arial" w:hAnsi="Arial"/>
@@ -3915,7 +3915,7 @@
               <w:spacing w:after="10" w:before="0"/>
               <w:ind w:left="120"/>
             </w:pPr>
-            <w:hyperlink w:history="1" r:id="rIdok2miq_vhso4iknkbb2ox">
+            <w:hyperlink w:history="1" r:id="rIdgpqx5gk9pqronnywligh7">
               <w:r>
                 <w:rPr>
                   <w:rFonts w:ascii="Arial" w:cs="Arial" w:eastAsia="Arial" w:hAnsi="Arial"/>
@@ -4110,7 +4110,7 @@
             <w:pPr>
               <w:spacing w:after="20" w:before="0"/>
             </w:pPr>
-            <w:hyperlink w:history="1" r:id="rIdloumy2l_oo8yogxqrsitm">
+            <w:hyperlink w:history="1" r:id="rIdakzyoqle557kgzl1_eszj">
               <w:r>
                 <w:rPr>
                   <w:rFonts w:ascii="Arial" w:cs="Arial" w:eastAsia="Arial" w:hAnsi="Arial"/>
@@ -4143,7 +4143,7 @@
               <w:spacing w:after="10" w:before="0"/>
               <w:ind w:left="120"/>
             </w:pPr>
-            <w:hyperlink w:history="1" r:id="rIdrcdb5ee7wnaxnod86jxu_">
+            <w:hyperlink w:history="1" r:id="rIdx3x3xdajixbux-6ikl3iu">
               <w:r>
                 <w:rPr>
                   <w:rFonts w:ascii="Arial" w:cs="Arial" w:eastAsia="Arial" w:hAnsi="Arial"/>
@@ -4188,7 +4188,7 @@
             <w:pPr>
               <w:spacing w:after="20" w:before="0"/>
             </w:pPr>
-            <w:hyperlink w:history="1" r:id="rIdgfamncf1xd5woghpunch4">
+            <w:hyperlink w:history="1" r:id="rIdftmieqwpfc1tnqeebfjri">
               <w:r>
                 <w:rPr>
                   <w:rFonts w:ascii="Arial" w:cs="Arial" w:eastAsia="Arial" w:hAnsi="Arial"/>
@@ -4221,7 +4221,7 @@
               <w:spacing w:after="10" w:before="0"/>
               <w:ind w:left="120"/>
             </w:pPr>
-            <w:hyperlink w:history="1" r:id="rId9z_4k9wlgxd3wpgyecvlf">
+            <w:hyperlink w:history="1" r:id="rId-9oha7a4k3piayaiwaskr">
               <w:r>
                 <w:rPr>
                   <w:rFonts w:ascii="Arial" w:cs="Arial" w:eastAsia="Arial" w:hAnsi="Arial"/>
@@ -4416,7 +4416,7 @@
             <w:pPr>
               <w:spacing w:after="20" w:before="0"/>
             </w:pPr>
-            <w:hyperlink w:history="1" r:id="rIdqblgec8em47wy3twumtvt">
+            <w:hyperlink w:history="1" r:id="rIdg-blaqoa6-13xxscl65ap">
               <w:r>
                 <w:rPr>
                   <w:rFonts w:ascii="Arial" w:cs="Arial" w:eastAsia="Arial" w:hAnsi="Arial"/>
@@ -4449,7 +4449,7 @@
               <w:spacing w:after="10" w:before="0"/>
               <w:ind w:left="120"/>
             </w:pPr>
-            <w:hyperlink w:history="1" r:id="rIdbsmeomcbwpxhb3puvogis">
+            <w:hyperlink w:history="1" r:id="rIdralefo9imsai4ujgsyihm">
               <w:r>
                 <w:rPr>
                   <w:rFonts w:ascii="Arial" w:cs="Arial" w:eastAsia="Arial" w:hAnsi="Arial"/>
@@ -4494,7 +4494,7 @@
             <w:pPr>
               <w:spacing w:after="20" w:before="0"/>
             </w:pPr>
-            <w:hyperlink w:history="1" r:id="rIdcxiigfviydp8xb6sfd9_u">
+            <w:hyperlink w:history="1" r:id="rIdu2y6dp_r9zwwxelj9z7ue">
               <w:r>
                 <w:rPr>
                   <w:rFonts w:ascii="Arial" w:cs="Arial" w:eastAsia="Arial" w:hAnsi="Arial"/>
@@ -4527,7 +4527,7 @@
               <w:spacing w:after="10" w:before="0"/>
               <w:ind w:left="120"/>
             </w:pPr>
-            <w:hyperlink w:history="1" r:id="rIdu6dntjnuwmnl-mpgtlchn">
+            <w:hyperlink w:history="1" r:id="rIdvaout-b4ynnwxa5ji_lk2">
               <w:r>
                 <w:rPr>
                   <w:rFonts w:ascii="Arial" w:cs="Arial" w:eastAsia="Arial" w:hAnsi="Arial"/>
@@ -4722,7 +4722,7 @@
             <w:pPr>
               <w:spacing w:after="20" w:before="0"/>
             </w:pPr>
-            <w:hyperlink w:history="1" r:id="rIdxfkez10x6cq2gnkaaiqjm">
+            <w:hyperlink w:history="1" r:id="rIdxnjg4nmhet0q63i6zn25f">
               <w:r>
                 <w:rPr>
                   <w:rFonts w:ascii="Arial" w:cs="Arial" w:eastAsia="Arial" w:hAnsi="Arial"/>
@@ -4755,7 +4755,7 @@
               <w:spacing w:after="10" w:before="0"/>
               <w:ind w:left="120"/>
             </w:pPr>
-            <w:hyperlink w:history="1" r:id="rIdzgytqvbnyzd4sc9d3ejgn">
+            <w:hyperlink w:history="1" r:id="rIdji0ywlyca3ntu4lfd_ktq">
               <w:r>
                 <w:rPr>
                   <w:rFonts w:ascii="Arial" w:cs="Arial" w:eastAsia="Arial" w:hAnsi="Arial"/>
@@ -4800,7 +4800,7 @@
             <w:pPr>
               <w:spacing w:after="20" w:before="0"/>
             </w:pPr>
-            <w:hyperlink w:history="1" r:id="rId8yiydtiieflvmxdaqntan">
+            <w:hyperlink w:history="1" r:id="rIdlqtbziel8cvjvpp0wel74">
               <w:r>
                 <w:rPr>
                   <w:rFonts w:ascii="Arial" w:cs="Arial" w:eastAsia="Arial" w:hAnsi="Arial"/>
@@ -4833,7 +4833,7 @@
               <w:spacing w:after="10" w:before="0"/>
               <w:ind w:left="120"/>
             </w:pPr>
-            <w:hyperlink w:history="1" r:id="rIdcz6cr0ovz9mb7wgcvqbcg">
+            <w:hyperlink w:history="1" r:id="rIdiszxxgc0x6ewlltw-ztgw">
               <w:r>
                 <w:rPr>
                   <w:rFonts w:ascii="Arial" w:cs="Arial" w:eastAsia="Arial" w:hAnsi="Arial"/>
@@ -6320,7 +6320,7 @@
             <w:pPr>
               <w:spacing w:after="20" w:before="0"/>
             </w:pPr>
-            <w:hyperlink w:history="1" r:id="rIdkxgo-fxdgchb06xrk00zc">
+            <w:hyperlink w:history="1" r:id="rIdgwwu1mxe4-ocq4qvbj2kx">
               <w:r>
                 <w:rPr>
                   <w:rFonts w:ascii="Arial" w:cs="Arial" w:eastAsia="Arial" w:hAnsi="Arial"/>
@@ -6353,7 +6353,7 @@
               <w:spacing w:after="10" w:before="0"/>
               <w:ind w:left="120"/>
             </w:pPr>
-            <w:hyperlink w:history="1" r:id="rIdmlsa08kbuwkm1uk_fx1kc">
+            <w:hyperlink w:history="1" r:id="rId8wy_tjytiaqdgssmp6n-w">
               <w:r>
                 <w:rPr>
                   <w:rFonts w:ascii="Arial" w:cs="Arial" w:eastAsia="Arial" w:hAnsi="Arial"/>
@@ -6398,7 +6398,7 @@
             <w:pPr>
               <w:spacing w:after="20" w:before="0"/>
             </w:pPr>
-            <w:hyperlink w:history="1" r:id="rId5k0uvybbfas6kngp1q75o">
+            <w:hyperlink w:history="1" r:id="rIdqgqvtwauh_t3e9ycgbxah">
               <w:r>
                 <w:rPr>
                   <w:rFonts w:ascii="Arial" w:cs="Arial" w:eastAsia="Arial" w:hAnsi="Arial"/>
@@ -6431,7 +6431,7 @@
               <w:spacing w:after="10" w:before="0"/>
               <w:ind w:left="120"/>
             </w:pPr>
-            <w:hyperlink w:history="1" r:id="rIddtsjw3yhu4jlsmggbtc1s">
+            <w:hyperlink w:history="1" r:id="rIdvhtnkpg7-6qwoirksmbzj">
               <w:r>
                 <w:rPr>
                   <w:rFonts w:ascii="Arial" w:cs="Arial" w:eastAsia="Arial" w:hAnsi="Arial"/>
@@ -6626,7 +6626,7 @@
             <w:pPr>
               <w:spacing w:after="20" w:before="0"/>
             </w:pPr>
-            <w:hyperlink w:history="1" r:id="rIdz6j-t96ntnkmxyfzxxrda">
+            <w:hyperlink w:history="1" r:id="rId6qixghetjj7avi2asbczx">
               <w:r>
                 <w:rPr>
                   <w:rFonts w:ascii="Arial" w:cs="Arial" w:eastAsia="Arial" w:hAnsi="Arial"/>
@@ -6659,7 +6659,7 @@
               <w:spacing w:after="10" w:before="0"/>
               <w:ind w:left="120"/>
             </w:pPr>
-            <w:hyperlink w:history="1" r:id="rIdpezb8pjbv1r0rht1evbnu">
+            <w:hyperlink w:history="1" r:id="rIdlu6onihmuherfs6dpmnip">
               <w:r>
                 <w:rPr>
                   <w:rFonts w:ascii="Arial" w:cs="Arial" w:eastAsia="Arial" w:hAnsi="Arial"/>
@@ -6704,7 +6704,7 @@
             <w:pPr>
               <w:spacing w:after="20" w:before="0"/>
             </w:pPr>
-            <w:hyperlink w:history="1" r:id="rIdejp_it43znasvp_rtcyk4">
+            <w:hyperlink w:history="1" r:id="rIddnrt7lexlwysbtodxsol6">
               <w:r>
                 <w:rPr>
                   <w:rFonts w:ascii="Arial" w:cs="Arial" w:eastAsia="Arial" w:hAnsi="Arial"/>
@@ -6737,7 +6737,7 @@
               <w:spacing w:after="10" w:before="0"/>
               <w:ind w:left="120"/>
             </w:pPr>
-            <w:hyperlink w:history="1" r:id="rIdwvwhh85hkizqtu7xdope0">
+            <w:hyperlink w:history="1" r:id="rIdy1xe_ggfzodfudmyo99tk">
               <w:r>
                 <w:rPr>
                   <w:rFonts w:ascii="Arial" w:cs="Arial" w:eastAsia="Arial" w:hAnsi="Arial"/>
@@ -6932,7 +6932,7 @@
             <w:pPr>
               <w:spacing w:after="20" w:before="0"/>
             </w:pPr>
-            <w:hyperlink w:history="1" r:id="rIdsd2whqbykh_qt0puhyinm">
+            <w:hyperlink w:history="1" r:id="rIdedve0w2-jouhkm6mh5wcg">
               <w:r>
                 <w:rPr>
                   <w:rFonts w:ascii="Arial" w:cs="Arial" w:eastAsia="Arial" w:hAnsi="Arial"/>
@@ -6965,7 +6965,7 @@
               <w:spacing w:after="10" w:before="0"/>
               <w:ind w:left="120"/>
             </w:pPr>
-            <w:hyperlink w:history="1" r:id="rIdi9cy33dzij-niaaoeleak">
+            <w:hyperlink w:history="1" r:id="rIdwlqezzpbnguhax-ypgeys">
               <w:r>
                 <w:rPr>
                   <w:rFonts w:ascii="Arial" w:cs="Arial" w:eastAsia="Arial" w:hAnsi="Arial"/>
@@ -7010,7 +7010,7 @@
             <w:pPr>
               <w:spacing w:after="20" w:before="0"/>
             </w:pPr>
-            <w:hyperlink w:history="1" r:id="rIdimkkg-sheiwuvgyclm_j6">
+            <w:hyperlink w:history="1" r:id="rIdxuqtqxk9muov7akvsufbg">
               <w:r>
                 <w:rPr>
                   <w:rFonts w:ascii="Arial" w:cs="Arial" w:eastAsia="Arial" w:hAnsi="Arial"/>
@@ -7043,7 +7043,7 @@
               <w:spacing w:after="10" w:before="0"/>
               <w:ind w:left="120"/>
             </w:pPr>
-            <w:hyperlink w:history="1" r:id="rIdf6y6r-9-qxx_yd8aaflet">
+            <w:hyperlink w:history="1" r:id="rIdbddeub-vfhhbzhudtiw2j">
               <w:r>
                 <w:rPr>
                   <w:rFonts w:ascii="Arial" w:cs="Arial" w:eastAsia="Arial" w:hAnsi="Arial"/>
@@ -7238,7 +7238,7 @@
             <w:pPr>
               <w:spacing w:after="20" w:before="0"/>
             </w:pPr>
-            <w:hyperlink w:history="1" r:id="rIdeb_69y2kbrug64zj6brea">
+            <w:hyperlink w:history="1" r:id="rIdwn3omz4vwsrrzk8zv0d2c">
               <w:r>
                 <w:rPr>
                   <w:rFonts w:ascii="Arial" w:cs="Arial" w:eastAsia="Arial" w:hAnsi="Arial"/>
@@ -7271,7 +7271,7 @@
               <w:spacing w:after="10" w:before="0"/>
               <w:ind w:left="120"/>
             </w:pPr>
-            <w:hyperlink w:history="1" r:id="rIdrssvwycxzhuegww1ibbgz">
+            <w:hyperlink w:history="1" r:id="rIdbj9bkszs7knsz5gaygwod">
               <w:r>
                 <w:rPr>
                   <w:rFonts w:ascii="Arial" w:cs="Arial" w:eastAsia="Arial" w:hAnsi="Arial"/>
@@ -7316,7 +7316,7 @@
             <w:pPr>
               <w:spacing w:after="20" w:before="0"/>
             </w:pPr>
-            <w:hyperlink w:history="1" r:id="rIdk97tke0pucxjdhsjygbf7">
+            <w:hyperlink w:history="1" r:id="rId2939sd1f2vp2nn48o282b">
               <w:r>
                 <w:rPr>
                   <w:rFonts w:ascii="Arial" w:cs="Arial" w:eastAsia="Arial" w:hAnsi="Arial"/>
@@ -7349,7 +7349,7 @@
               <w:spacing w:after="10" w:before="0"/>
               <w:ind w:left="120"/>
             </w:pPr>
-            <w:hyperlink w:history="1" r:id="rIda_axtmdb7oodaqdcl69nf">
+            <w:hyperlink w:history="1" r:id="rIdw0lhhxidsb1a4-iqmqss0">
               <w:r>
                 <w:rPr>
                   <w:rFonts w:ascii="Arial" w:cs="Arial" w:eastAsia="Arial" w:hAnsi="Arial"/>
@@ -7544,7 +7544,7 @@
             <w:pPr>
               <w:spacing w:after="20" w:before="0"/>
             </w:pPr>
-            <w:hyperlink w:history="1" r:id="rIdkq1hgx-m1wbqq4eri2xow">
+            <w:hyperlink w:history="1" r:id="rIddrqesdvskrbq4pwdgbbht">
               <w:r>
                 <w:rPr>
                   <w:rFonts w:ascii="Arial" w:cs="Arial" w:eastAsia="Arial" w:hAnsi="Arial"/>
@@ -7577,7 +7577,7 @@
               <w:spacing w:after="10" w:before="0"/>
               <w:ind w:left="120"/>
             </w:pPr>
-            <w:hyperlink w:history="1" r:id="rIdnkcin6mbyyuk1mntqptfc">
+            <w:hyperlink w:history="1" r:id="rIdoqz2wcpzlsovlk6ohogvr">
               <w:r>
                 <w:rPr>
                   <w:rFonts w:ascii="Arial" w:cs="Arial" w:eastAsia="Arial" w:hAnsi="Arial"/>
@@ -7622,7 +7622,7 @@
             <w:pPr>
               <w:spacing w:after="20" w:before="0"/>
             </w:pPr>
-            <w:hyperlink w:history="1" r:id="rIdfx2cis65hqafrek21yxlz">
+            <w:hyperlink w:history="1" r:id="rIdwa_vgkwaigwtw5dwcj8wn">
               <w:r>
                 <w:rPr>
                   <w:rFonts w:ascii="Arial" w:cs="Arial" w:eastAsia="Arial" w:hAnsi="Arial"/>
@@ -7655,7 +7655,7 @@
               <w:spacing w:after="10" w:before="0"/>
               <w:ind w:left="120"/>
             </w:pPr>
-            <w:hyperlink w:history="1" r:id="rIdcpyuemtnpzpe0grwpupxv">
+            <w:hyperlink w:history="1" r:id="rIdminewic56ywzft6orssc8">
               <w:r>
                 <w:rPr>
                   <w:rFonts w:ascii="Arial" w:cs="Arial" w:eastAsia="Arial" w:hAnsi="Arial"/>
@@ -9142,7 +9142,7 @@
             <w:pPr>
               <w:spacing w:after="20" w:before="0"/>
             </w:pPr>
-            <w:hyperlink w:history="1" r:id="rIdev0ec5-kzwazu3ijemqlh">
+            <w:hyperlink w:history="1" r:id="rIdeuya33hjkcxsjdi1j_kjr">
               <w:r>
                 <w:rPr>
                   <w:rFonts w:ascii="Arial" w:cs="Arial" w:eastAsia="Arial" w:hAnsi="Arial"/>
@@ -9175,7 +9175,7 @@
               <w:spacing w:after="10" w:before="0"/>
               <w:ind w:left="120"/>
             </w:pPr>
-            <w:hyperlink w:history="1" r:id="rId0ws2ndhrpwwvm7nwli1lf">
+            <w:hyperlink w:history="1" r:id="rIdmrakfk6fcjwappb7s9ebo">
               <w:r>
                 <w:rPr>
                   <w:rFonts w:ascii="Arial" w:cs="Arial" w:eastAsia="Arial" w:hAnsi="Arial"/>
@@ -9220,7 +9220,7 @@
             <w:pPr>
               <w:spacing w:after="20" w:before="0"/>
             </w:pPr>
-            <w:hyperlink w:history="1" r:id="rIdh-6umqkzcos8mvkeflct4">
+            <w:hyperlink w:history="1" r:id="rIdd7v6geuzedbhex8dqe9gv">
               <w:r>
                 <w:rPr>
                   <w:rFonts w:ascii="Arial" w:cs="Arial" w:eastAsia="Arial" w:hAnsi="Arial"/>
@@ -9253,7 +9253,7 @@
               <w:spacing w:after="10" w:before="0"/>
               <w:ind w:left="120"/>
             </w:pPr>
-            <w:hyperlink w:history="1" r:id="rIducpv7jau4embsnikvuvcc">
+            <w:hyperlink w:history="1" r:id="rIdwnpad8wdbkgdv0gas9hym">
               <w:r>
                 <w:rPr>
                   <w:rFonts w:ascii="Arial" w:cs="Arial" w:eastAsia="Arial" w:hAnsi="Arial"/>
@@ -9448,7 +9448,7 @@
             <w:pPr>
               <w:spacing w:after="20" w:before="0"/>
             </w:pPr>
-            <w:hyperlink w:history="1" r:id="rIdtepjyykg2sfhdtbibasda">
+            <w:hyperlink w:history="1" r:id="rIdddo6ue73hsdz26yhytbmj">
               <w:r>
                 <w:rPr>
                   <w:rFonts w:ascii="Arial" w:cs="Arial" w:eastAsia="Arial" w:hAnsi="Arial"/>
@@ -9481,7 +9481,7 @@
               <w:spacing w:after="10" w:before="0"/>
               <w:ind w:left="120"/>
             </w:pPr>
-            <w:hyperlink w:history="1" r:id="rIdprwrcawpj69jymeevp00x">
+            <w:hyperlink w:history="1" r:id="rIdfrxpim3vdrvaqoxknydnk">
               <w:r>
                 <w:rPr>
                   <w:rFonts w:ascii="Arial" w:cs="Arial" w:eastAsia="Arial" w:hAnsi="Arial"/>
@@ -9526,7 +9526,7 @@
             <w:pPr>
               <w:spacing w:after="20" w:before="0"/>
             </w:pPr>
-            <w:hyperlink w:history="1" r:id="rIdkz_mjxoltesenz-psfwvv">
+            <w:hyperlink w:history="1" r:id="rIduwzpmm58k69pfgz_ht13b">
               <w:r>
                 <w:rPr>
                   <w:rFonts w:ascii="Arial" w:cs="Arial" w:eastAsia="Arial" w:hAnsi="Arial"/>
@@ -9559,7 +9559,7 @@
               <w:spacing w:after="10" w:before="0"/>
               <w:ind w:left="120"/>
             </w:pPr>
-            <w:hyperlink w:history="1" r:id="rIdkaq1hpj8_faaj56vbeola">
+            <w:hyperlink w:history="1" r:id="rId9hz3tep0y2bxifax_tfy8">
               <w:r>
                 <w:rPr>
                   <w:rFonts w:ascii="Arial" w:cs="Arial" w:eastAsia="Arial" w:hAnsi="Arial"/>
@@ -9754,7 +9754,7 @@
             <w:pPr>
               <w:spacing w:after="20" w:before="0"/>
             </w:pPr>
-            <w:hyperlink w:history="1" r:id="rId_5g5yisna4uslrrywqty_">
+            <w:hyperlink w:history="1" r:id="rIdl9_sf1jb2kcvcakcq0m4h">
               <w:r>
                 <w:rPr>
                   <w:rFonts w:ascii="Arial" w:cs="Arial" w:eastAsia="Arial" w:hAnsi="Arial"/>
@@ -9787,7 +9787,7 @@
               <w:spacing w:after="10" w:before="0"/>
               <w:ind w:left="120"/>
             </w:pPr>
-            <w:hyperlink w:history="1" r:id="rIdo3gdikijfwgffub5nbor0">
+            <w:hyperlink w:history="1" r:id="rIdh1kh4txkni_3n4eivmmxw">
               <w:r>
                 <w:rPr>
                   <w:rFonts w:ascii="Arial" w:cs="Arial" w:eastAsia="Arial" w:hAnsi="Arial"/>
@@ -9832,7 +9832,7 @@
             <w:pPr>
               <w:spacing w:after="20" w:before="0"/>
             </w:pPr>
-            <w:hyperlink w:history="1" r:id="rIdieykifc2cnsu0mpdtmtcg">
+            <w:hyperlink w:history="1" r:id="rId5tf6sxz5eywdckeoikwfg">
               <w:r>
                 <w:rPr>
                   <w:rFonts w:ascii="Arial" w:cs="Arial" w:eastAsia="Arial" w:hAnsi="Arial"/>
@@ -9865,7 +9865,7 @@
               <w:spacing w:after="10" w:before="0"/>
               <w:ind w:left="120"/>
             </w:pPr>
-            <w:hyperlink w:history="1" r:id="rIdtibpj3e91erad5jn9ppde">
+            <w:hyperlink w:history="1" r:id="rIdccocbmp9ykemlgaea1tje">
               <w:r>
                 <w:rPr>
                   <w:rFonts w:ascii="Arial" w:cs="Arial" w:eastAsia="Arial" w:hAnsi="Arial"/>
@@ -10060,7 +10060,7 @@
             <w:pPr>
               <w:spacing w:after="20" w:before="0"/>
             </w:pPr>
-            <w:hyperlink w:history="1" r:id="rIdajruuc54cvj5zcpr8ddfa">
+            <w:hyperlink w:history="1" r:id="rIdgxqqjmkxx4dsubnxzaord">
               <w:r>
                 <w:rPr>
                   <w:rFonts w:ascii="Arial" w:cs="Arial" w:eastAsia="Arial" w:hAnsi="Arial"/>
@@ -10093,7 +10093,7 @@
               <w:spacing w:after="10" w:before="0"/>
               <w:ind w:left="120"/>
             </w:pPr>
-            <w:hyperlink w:history="1" r:id="rIdwjyimdqzqzhfxfue9nes6">
+            <w:hyperlink w:history="1" r:id="rIdtkivpomskcaqgmjujvkl_">
               <w:r>
                 <w:rPr>
                   <w:rFonts w:ascii="Arial" w:cs="Arial" w:eastAsia="Arial" w:hAnsi="Arial"/>
@@ -10138,7 +10138,7 @@
             <w:pPr>
               <w:spacing w:after="20" w:before="0"/>
             </w:pPr>
-            <w:hyperlink w:history="1" r:id="rIdnmfdsfj1-jqh18mmikxpu">
+            <w:hyperlink w:history="1" r:id="rIdhsuudolme-qdw_ktfh2s5">
               <w:r>
                 <w:rPr>
                   <w:rFonts w:ascii="Arial" w:cs="Arial" w:eastAsia="Arial" w:hAnsi="Arial"/>
@@ -10171,7 +10171,7 @@
               <w:spacing w:after="10" w:before="0"/>
               <w:ind w:left="120"/>
             </w:pPr>
-            <w:hyperlink w:history="1" r:id="rIdvxcp0_uy_ztqgc_9gbvi1">
+            <w:hyperlink w:history="1" r:id="rIdvd_mk9bm45tm57ovxvton">
               <w:r>
                 <w:rPr>
                   <w:rFonts w:ascii="Arial" w:cs="Arial" w:eastAsia="Arial" w:hAnsi="Arial"/>
@@ -10366,7 +10366,7 @@
             <w:pPr>
               <w:spacing w:after="20" w:before="0"/>
             </w:pPr>
-            <w:hyperlink w:history="1" r:id="rIdnlsb_y2qnycrcufabyymm">
+            <w:hyperlink w:history="1" r:id="rIdcz783g-jkeoblt5u-mva6">
               <w:r>
                 <w:rPr>
                   <w:rFonts w:ascii="Arial" w:cs="Arial" w:eastAsia="Arial" w:hAnsi="Arial"/>
@@ -10399,7 +10399,7 @@
               <w:spacing w:after="10" w:before="0"/>
               <w:ind w:left="120"/>
             </w:pPr>
-            <w:hyperlink w:history="1" r:id="rIdjkkzdma2rgtdo_hfpz7ej">
+            <w:hyperlink w:history="1" r:id="rId5izgl5jkagvfiseqpqcb5">
               <w:r>
                 <w:rPr>
                   <w:rFonts w:ascii="Arial" w:cs="Arial" w:eastAsia="Arial" w:hAnsi="Arial"/>
@@ -10444,7 +10444,7 @@
             <w:pPr>
               <w:spacing w:after="20" w:before="0"/>
             </w:pPr>
-            <w:hyperlink w:history="1" r:id="rIdy0difqa7flpjagrea0gf4">
+            <w:hyperlink w:history="1" r:id="rIdrjblmn_mqlzlvcx3lvmfe">
               <w:r>
                 <w:rPr>
                   <w:rFonts w:ascii="Arial" w:cs="Arial" w:eastAsia="Arial" w:hAnsi="Arial"/>
@@ -10477,7 +10477,7 @@
               <w:spacing w:after="10" w:before="0"/>
               <w:ind w:left="120"/>
             </w:pPr>
-            <w:hyperlink w:history="1" r:id="rIdqr6bgqhffho-ityist73m">
+            <w:hyperlink w:history="1" r:id="rId-bseni1qqhanzui1d1ivu">
               <w:r>
                 <w:rPr>
                   <w:rFonts w:ascii="Arial" w:cs="Arial" w:eastAsia="Arial" w:hAnsi="Arial"/>
@@ -11964,7 +11964,7 @@
             <w:pPr>
               <w:spacing w:after="20" w:before="0"/>
             </w:pPr>
-            <w:hyperlink w:history="1" r:id="rIdbumhdifq7l4svy-wtaoer">
+            <w:hyperlink w:history="1" r:id="rId1qjk00nyexneyylqmw-c_">
               <w:r>
                 <w:rPr>
                   <w:rFonts w:ascii="Arial" w:cs="Arial" w:eastAsia="Arial" w:hAnsi="Arial"/>
@@ -11997,7 +11997,7 @@
               <w:spacing w:after="10" w:before="0"/>
               <w:ind w:left="120"/>
             </w:pPr>
-            <w:hyperlink w:history="1" r:id="rIdqcoh67ft5tulb-xa8h7cr">
+            <w:hyperlink w:history="1" r:id="rIdfhbenl3zk5pyiqjzs_xe7">
               <w:r>
                 <w:rPr>
                   <w:rFonts w:ascii="Arial" w:cs="Arial" w:eastAsia="Arial" w:hAnsi="Arial"/>
@@ -12042,7 +12042,7 @@
             <w:pPr>
               <w:spacing w:after="20" w:before="0"/>
             </w:pPr>
-            <w:hyperlink w:history="1" r:id="rIdvvkifrzuocsk4hn4pjmhg">
+            <w:hyperlink w:history="1" r:id="rId4eipkjyx15n3anv3mbogr">
               <w:r>
                 <w:rPr>
                   <w:rFonts w:ascii="Arial" w:cs="Arial" w:eastAsia="Arial" w:hAnsi="Arial"/>
@@ -12075,7 +12075,7 @@
               <w:spacing w:after="10" w:before="0"/>
               <w:ind w:left="120"/>
             </w:pPr>
-            <w:hyperlink w:history="1" r:id="rId98b3cdi7pt41cyoe34ibu">
+            <w:hyperlink w:history="1" r:id="rId_zftbxxnsjrxohjnzbj-6">
               <w:r>
                 <w:rPr>
                   <w:rFonts w:ascii="Arial" w:cs="Arial" w:eastAsia="Arial" w:hAnsi="Arial"/>
@@ -12422,7 +12422,7 @@
             <w:pPr>
               <w:spacing w:after="20" w:before="0"/>
             </w:pPr>
-            <w:hyperlink w:history="1" r:id="rIdeau7vj0z_09dxqvwmdpwa">
+            <w:hyperlink w:history="1" r:id="rIdvu1vg7gp_odjv0_heazm8">
               <w:r>
                 <w:rPr>
                   <w:rFonts w:ascii="Arial" w:cs="Arial" w:eastAsia="Arial" w:hAnsi="Arial"/>
@@ -12455,7 +12455,7 @@
               <w:spacing w:after="10" w:before="0"/>
               <w:ind w:left="120"/>
             </w:pPr>
-            <w:hyperlink w:history="1" r:id="rIdddfwbytzsyqztejb3hamw">
+            <w:hyperlink w:history="1" r:id="rIdsyn4md7cuxay5rjk-pq07">
               <w:r>
                 <w:rPr>
                   <w:rFonts w:ascii="Arial" w:cs="Arial" w:eastAsia="Arial" w:hAnsi="Arial"/>
@@ -12500,7 +12500,7 @@
             <w:pPr>
               <w:spacing w:after="20" w:before="0"/>
             </w:pPr>
-            <w:hyperlink w:history="1" r:id="rIdkubb6uowuem0xi_skup5c">
+            <w:hyperlink w:history="1" r:id="rIdiwznxh5q7robdufw_hjlb">
               <w:r>
                 <w:rPr>
                   <w:rFonts w:ascii="Arial" w:cs="Arial" w:eastAsia="Arial" w:hAnsi="Arial"/>
@@ -12533,7 +12533,7 @@
               <w:spacing w:after="10" w:before="0"/>
               <w:ind w:left="120"/>
             </w:pPr>
-            <w:hyperlink w:history="1" r:id="rIdftkw37wfenvpmqfdptc_v">
+            <w:hyperlink w:history="1" r:id="rIdrsaw6uhhwcnu-2zfuebrd">
               <w:r>
                 <w:rPr>
                   <w:rFonts w:ascii="Arial" w:cs="Arial" w:eastAsia="Arial" w:hAnsi="Arial"/>
@@ -12994,7 +12994,7 @@
             <w:pPr>
               <w:spacing w:after="20" w:before="0"/>
             </w:pPr>
-            <w:hyperlink w:history="1" r:id="rIdf4mhm87vlf-h1oeztcvz8">
+            <w:hyperlink w:history="1" r:id="rIdgrxb7alaiw5rsg5e05uk4">
               <w:r>
                 <w:rPr>
                   <w:rFonts w:ascii="Arial" w:cs="Arial" w:eastAsia="Arial" w:hAnsi="Arial"/>
@@ -13027,7 +13027,7 @@
               <w:spacing w:after="10" w:before="0"/>
               <w:ind w:left="120"/>
             </w:pPr>
-            <w:hyperlink w:history="1" r:id="rId9e6y-wrpjqbtc6psl-0br">
+            <w:hyperlink w:history="1" r:id="rId63wrkg7cwyp0zp2vf2u51">
               <w:r>
                 <w:rPr>
                   <w:rFonts w:ascii="Arial" w:cs="Arial" w:eastAsia="Arial" w:hAnsi="Arial"/>
@@ -13072,7 +13072,7 @@
             <w:pPr>
               <w:spacing w:after="20" w:before="0"/>
             </w:pPr>
-            <w:hyperlink w:history="1" r:id="rIddrbjg2fbylqepibqei3cg">
+            <w:hyperlink w:history="1" r:id="rId_10c0ykwcw1utojusmdbr">
               <w:r>
                 <w:rPr>
                   <w:rFonts w:ascii="Arial" w:cs="Arial" w:eastAsia="Arial" w:hAnsi="Arial"/>
@@ -13105,7 +13105,7 @@
               <w:spacing w:after="10" w:before="0"/>
               <w:ind w:left="120"/>
             </w:pPr>
-            <w:hyperlink w:history="1" r:id="rIdtzmxzoahw96pqpqj9prrv">
+            <w:hyperlink w:history="1" r:id="rIdt1o6ciodgg38atfcpetg1">
               <w:r>
                 <w:rPr>
                   <w:rFonts w:ascii="Arial" w:cs="Arial" w:eastAsia="Arial" w:hAnsi="Arial"/>
@@ -13376,7 +13376,7 @@
             <w:pPr>
               <w:spacing w:after="20" w:before="0"/>
             </w:pPr>
-            <w:hyperlink w:history="1" r:id="rId5w45ugfsd74avtw9sijz1">
+            <w:hyperlink w:history="1" r:id="rIduk4sk1uto7nlg-hs7s54d">
               <w:r>
                 <w:rPr>
                   <w:rFonts w:ascii="Arial" w:cs="Arial" w:eastAsia="Arial" w:hAnsi="Arial"/>
@@ -13409,7 +13409,7 @@
               <w:spacing w:after="10" w:before="0"/>
               <w:ind w:left="120"/>
             </w:pPr>
-            <w:hyperlink w:history="1" r:id="rIdbx6zixjcygqhvgkyjldly">
+            <w:hyperlink w:history="1" r:id="rIdxnbodhc-dfb2q0kmjeipy">
               <w:r>
                 <w:rPr>
                   <w:rFonts w:ascii="Arial" w:cs="Arial" w:eastAsia="Arial" w:hAnsi="Arial"/>
@@ -13454,7 +13454,7 @@
             <w:pPr>
               <w:spacing w:after="20" w:before="0"/>
             </w:pPr>
-            <w:hyperlink w:history="1" r:id="rIdj-j3phw75l4nuh-arm0r6">
+            <w:hyperlink w:history="1" r:id="rId_frswy7tdq6l7qxpjracs">
               <w:r>
                 <w:rPr>
                   <w:rFonts w:ascii="Arial" w:cs="Arial" w:eastAsia="Arial" w:hAnsi="Arial"/>
@@ -13487,7 +13487,7 @@
               <w:spacing w:after="10" w:before="0"/>
               <w:ind w:left="120"/>
             </w:pPr>
-            <w:hyperlink w:history="1" r:id="rIducaxtg-tu4c17p_zn5lif">
+            <w:hyperlink w:history="1" r:id="rIdmp-zpuronsjp2nhxlwcrt">
               <w:r>
                 <w:rPr>
                   <w:rFonts w:ascii="Arial" w:cs="Arial" w:eastAsia="Arial" w:hAnsi="Arial"/>
@@ -13758,7 +13758,7 @@
             <w:pPr>
               <w:spacing w:after="20" w:before="0"/>
             </w:pPr>
-            <w:hyperlink w:history="1" r:id="rIdzu44bdczq_4iooo3sqcaq">
+            <w:hyperlink w:history="1" r:id="rId-fwnovmou4h2jhctvabr1">
               <w:r>
                 <w:rPr>
                   <w:rFonts w:ascii="Arial" w:cs="Arial" w:eastAsia="Arial" w:hAnsi="Arial"/>
@@ -13791,7 +13791,7 @@
               <w:spacing w:after="10" w:before="0"/>
               <w:ind w:left="120"/>
             </w:pPr>
-            <w:hyperlink w:history="1" r:id="rIdoqiihfmnkqzzqebhmz-kq">
+            <w:hyperlink w:history="1" r:id="rIdwemjhwfluz-s4wphxjfik">
               <w:r>
                 <w:rPr>
                   <w:rFonts w:ascii="Arial" w:cs="Arial" w:eastAsia="Arial" w:hAnsi="Arial"/>
@@ -13836,7 +13836,7 @@
             <w:pPr>
               <w:spacing w:after="20" w:before="0"/>
             </w:pPr>
-            <w:hyperlink w:history="1" r:id="rId9ovzt-xzaqwelcmgglfux">
+            <w:hyperlink w:history="1" r:id="rIdv92jfcvtajpkjoqbu3p1h">
               <w:r>
                 <w:rPr>
                   <w:rFonts w:ascii="Arial" w:cs="Arial" w:eastAsia="Arial" w:hAnsi="Arial"/>
@@ -13869,7 +13869,7 @@
               <w:spacing w:after="10" w:before="0"/>
               <w:ind w:left="120"/>
             </w:pPr>
-            <w:hyperlink w:history="1" r:id="rIdsufskqgeso0ejndmohnst">
+            <w:hyperlink w:history="1" r:id="rIdptao9stah11bbrxu1cn6r">
               <w:r>
                 <w:rPr>
                   <w:rFonts w:ascii="Arial" w:cs="Arial" w:eastAsia="Arial" w:hAnsi="Arial"/>
@@ -15660,7 +15660,7 @@
             <w:pPr>
               <w:spacing w:after="20" w:before="0"/>
             </w:pPr>
-            <w:hyperlink w:history="1" r:id="rIdd7ryu88hxffu9couzqhci">
+            <w:hyperlink w:history="1" r:id="rIdku1gtcw9jk_eo4xg9cbyj">
               <w:r>
                 <w:rPr>
                   <w:rFonts w:ascii="Arial" w:cs="Arial" w:eastAsia="Arial" w:hAnsi="Arial"/>
@@ -15693,7 +15693,7 @@
               <w:spacing w:after="10" w:before="0"/>
               <w:ind w:left="120"/>
             </w:pPr>
-            <w:hyperlink w:history="1" r:id="rIdkwp_yvs8wftbzyolwhcc1">
+            <w:hyperlink w:history="1" r:id="rIdgvwreuamu0vmtgfnrfvuy">
               <w:r>
                 <w:rPr>
                   <w:rFonts w:ascii="Arial" w:cs="Arial" w:eastAsia="Arial" w:hAnsi="Arial"/>
@@ -15738,7 +15738,7 @@
             <w:pPr>
               <w:spacing w:after="20" w:before="0"/>
             </w:pPr>
-            <w:hyperlink w:history="1" r:id="rIdc-ibcyx8dvwq5-_lcl083">
+            <w:hyperlink w:history="1" r:id="rIdrfxa48sjswfhiqjygialx">
               <w:r>
                 <w:rPr>
                   <w:rFonts w:ascii="Arial" w:cs="Arial" w:eastAsia="Arial" w:hAnsi="Arial"/>
@@ -15771,7 +15771,7 @@
               <w:spacing w:after="10" w:before="0"/>
               <w:ind w:left="120"/>
             </w:pPr>
-            <w:hyperlink w:history="1" r:id="rId-htmnv82d3kctnnfmgrc1">
+            <w:hyperlink w:history="1" r:id="rId49m8kwurycy6-ouqias5h">
               <w:r>
                 <w:rPr>
                   <w:rFonts w:ascii="Arial" w:cs="Arial" w:eastAsia="Arial" w:hAnsi="Arial"/>
@@ -15966,7 +15966,7 @@
             <w:pPr>
               <w:spacing w:after="20" w:before="0"/>
             </w:pPr>
-            <w:hyperlink w:history="1" r:id="rId9a1wrwmjqgbrsje0gvdyd">
+            <w:hyperlink w:history="1" r:id="rIdpfvpamubbvd527ofppukq">
               <w:r>
                 <w:rPr>
                   <w:rFonts w:ascii="Arial" w:cs="Arial" w:eastAsia="Arial" w:hAnsi="Arial"/>
@@ -15999,7 +15999,7 @@
               <w:spacing w:after="10" w:before="0"/>
               <w:ind w:left="120"/>
             </w:pPr>
-            <w:hyperlink w:history="1" r:id="rIdyrlqcpqp7bhmuw0v91i9j">
+            <w:hyperlink w:history="1" r:id="rIdu1pjghjuaxu5gce6ix9y5">
               <w:r>
                 <w:rPr>
                   <w:rFonts w:ascii="Arial" w:cs="Arial" w:eastAsia="Arial" w:hAnsi="Arial"/>
@@ -16044,7 +16044,7 @@
             <w:pPr>
               <w:spacing w:after="20" w:before="0"/>
             </w:pPr>
-            <w:hyperlink w:history="1" r:id="rIdwahrpi14efzy_xftuk8fe">
+            <w:hyperlink w:history="1" r:id="rIdeedpqvgv3fzz_csi_pyjj">
               <w:r>
                 <w:rPr>
                   <w:rFonts w:ascii="Arial" w:cs="Arial" w:eastAsia="Arial" w:hAnsi="Arial"/>
@@ -16077,7 +16077,7 @@
               <w:spacing w:after="10" w:before="0"/>
               <w:ind w:left="120"/>
             </w:pPr>
-            <w:hyperlink w:history="1" r:id="rIdo4ngfabzxfqss6yo74n4c">
+            <w:hyperlink w:history="1" r:id="rIdfnwnsuwar0qies6wnsjdb">
               <w:r>
                 <w:rPr>
                   <w:rFonts w:ascii="Arial" w:cs="Arial" w:eastAsia="Arial" w:hAnsi="Arial"/>
@@ -16272,7 +16272,7 @@
             <w:pPr>
               <w:spacing w:after="20" w:before="0"/>
             </w:pPr>
-            <w:hyperlink w:history="1" r:id="rIdreuh4qrpunbukt5u3nech">
+            <w:hyperlink w:history="1" r:id="rIdce_m8q_e8_jop31m_w6p4">
               <w:r>
                 <w:rPr>
                   <w:rFonts w:ascii="Arial" w:cs="Arial" w:eastAsia="Arial" w:hAnsi="Arial"/>
@@ -16305,7 +16305,7 @@
               <w:spacing w:after="10" w:before="0"/>
               <w:ind w:left="120"/>
             </w:pPr>
-            <w:hyperlink w:history="1" r:id="rIdrl7mws4hlgle7qwtctnwu">
+            <w:hyperlink w:history="1" r:id="rId2ok8uuczhlfhdl4w1keuu">
               <w:r>
                 <w:rPr>
                   <w:rFonts w:ascii="Arial" w:cs="Arial" w:eastAsia="Arial" w:hAnsi="Arial"/>
@@ -16350,7 +16350,7 @@
             <w:pPr>
               <w:spacing w:after="20" w:before="0"/>
             </w:pPr>
-            <w:hyperlink w:history="1" r:id="rIdwgjkekdxa1yg4v803jwyy">
+            <w:hyperlink w:history="1" r:id="rIdfsgbvxreeworpsbzuqqnb">
               <w:r>
                 <w:rPr>
                   <w:rFonts w:ascii="Arial" w:cs="Arial" w:eastAsia="Arial" w:hAnsi="Arial"/>
@@ -16383,7 +16383,7 @@
               <w:spacing w:after="10" w:before="0"/>
               <w:ind w:left="120"/>
             </w:pPr>
-            <w:hyperlink w:history="1" r:id="rId_y4c0bmcjtiwuy941cfwc">
+            <w:hyperlink w:history="1" r:id="rIdua2woab_uw6xyv_ptobfz">
               <w:r>
                 <w:rPr>
                   <w:rFonts w:ascii="Arial" w:cs="Arial" w:eastAsia="Arial" w:hAnsi="Arial"/>
@@ -16578,7 +16578,7 @@
             <w:pPr>
               <w:spacing w:after="20" w:before="0"/>
             </w:pPr>
-            <w:hyperlink w:history="1" r:id="rIdxfxvrxc5daz12vgu5tyyx">
+            <w:hyperlink w:history="1" r:id="rIdifgm1sxx_m5c456sghe19">
               <w:r>
                 <w:rPr>
                   <w:rFonts w:ascii="Arial" w:cs="Arial" w:eastAsia="Arial" w:hAnsi="Arial"/>
@@ -16611,7 +16611,7 @@
               <w:spacing w:after="10" w:before="0"/>
               <w:ind w:left="120"/>
             </w:pPr>
-            <w:hyperlink w:history="1" r:id="rIdivfpowha1eugnd3cevej0">
+            <w:hyperlink w:history="1" r:id="rIdwchbn7jfzvloqb6cehhos">
               <w:r>
                 <w:rPr>
                   <w:rFonts w:ascii="Arial" w:cs="Arial" w:eastAsia="Arial" w:hAnsi="Arial"/>
@@ -16656,7 +16656,7 @@
             <w:pPr>
               <w:spacing w:after="20" w:before="0"/>
             </w:pPr>
-            <w:hyperlink w:history="1" r:id="rIdo8a6vhk_rfpn7ullqagrq">
+            <w:hyperlink w:history="1" r:id="rIdy2bxaccbh5dovbksxquzy">
               <w:r>
                 <w:rPr>
                   <w:rFonts w:ascii="Arial" w:cs="Arial" w:eastAsia="Arial" w:hAnsi="Arial"/>
@@ -16689,7 +16689,7 @@
               <w:spacing w:after="10" w:before="0"/>
               <w:ind w:left="120"/>
             </w:pPr>
-            <w:hyperlink w:history="1" r:id="rIdnqgwag1zhr-ozxdyqb060">
+            <w:hyperlink w:history="1" r:id="rIds2yr21ilzecztk8eh9txm">
               <w:r>
                 <w:rPr>
                   <w:rFonts w:ascii="Arial" w:cs="Arial" w:eastAsia="Arial" w:hAnsi="Arial"/>
@@ -16884,7 +16884,7 @@
             <w:pPr>
               <w:spacing w:after="20" w:before="0"/>
             </w:pPr>
-            <w:hyperlink w:history="1" r:id="rId5rvylapirvzgk6tcy6tov">
+            <w:hyperlink w:history="1" r:id="rIdgdwyw0ahwz8cojfy-lp80">
               <w:r>
                 <w:rPr>
                   <w:rFonts w:ascii="Arial" w:cs="Arial" w:eastAsia="Arial" w:hAnsi="Arial"/>
@@ -16917,7 +16917,7 @@
               <w:spacing w:after="10" w:before="0"/>
               <w:ind w:left="120"/>
             </w:pPr>
-            <w:hyperlink w:history="1" r:id="rIdbzskz81jvwrlqlqtx55us">
+            <w:hyperlink w:history="1" r:id="rIdbzh5tfvial5yjcxmtjh93">
               <w:r>
                 <w:rPr>
                   <w:rFonts w:ascii="Arial" w:cs="Arial" w:eastAsia="Arial" w:hAnsi="Arial"/>
@@ -16962,7 +16962,7 @@
             <w:pPr>
               <w:spacing w:after="20" w:before="0"/>
             </w:pPr>
-            <w:hyperlink w:history="1" r:id="rIdj5pnwqtycd1v-u1femkys">
+            <w:hyperlink w:history="1" r:id="rIdmddl5umg2235euaktkkus">
               <w:r>
                 <w:rPr>
                   <w:rFonts w:ascii="Arial" w:cs="Arial" w:eastAsia="Arial" w:hAnsi="Arial"/>
@@ -16995,7 +16995,7 @@
               <w:spacing w:after="10" w:before="0"/>
               <w:ind w:left="120"/>
             </w:pPr>
-            <w:hyperlink w:history="1" r:id="rIdi2xjldk6chnrmxezvrrof">
+            <w:hyperlink w:history="1" r:id="rIds7mleektmplwnwpfxb_bo">
               <w:r>
                 <w:rPr>
                   <w:rFonts w:ascii="Arial" w:cs="Arial" w:eastAsia="Arial" w:hAnsi="Arial"/>
@@ -18482,7 +18482,7 @@
             <w:pPr>
               <w:spacing w:after="20" w:before="0"/>
             </w:pPr>
-            <w:hyperlink w:history="1" r:id="rIdmvqm7jay8z6zb0wxdkpab">
+            <w:hyperlink w:history="1" r:id="rIdxrwkh5tp0yivssbsdtpaw">
               <w:r>
                 <w:rPr>
                   <w:rFonts w:ascii="Arial" w:cs="Arial" w:eastAsia="Arial" w:hAnsi="Arial"/>
@@ -18515,7 +18515,7 @@
               <w:spacing w:after="10" w:before="0"/>
               <w:ind w:left="120"/>
             </w:pPr>
-            <w:hyperlink w:history="1" r:id="rIdgrhj3lvam0z6vfkl54pnh">
+            <w:hyperlink w:history="1" r:id="rIdxzhjefwdapfepywgallye">
               <w:r>
                 <w:rPr>
                   <w:rFonts w:ascii="Arial" w:cs="Arial" w:eastAsia="Arial" w:hAnsi="Arial"/>
@@ -18560,7 +18560,7 @@
             <w:pPr>
               <w:spacing w:after="20" w:before="0"/>
             </w:pPr>
-            <w:hyperlink w:history="1" r:id="rIdk-9qogfhyrk05-jwanq5c">
+            <w:hyperlink w:history="1" r:id="rIddalbdgcfxl6i-g9udenxs">
               <w:r>
                 <w:rPr>
                   <w:rFonts w:ascii="Arial" w:cs="Arial" w:eastAsia="Arial" w:hAnsi="Arial"/>
@@ -18593,7 +18593,7 @@
               <w:spacing w:after="10" w:before="0"/>
               <w:ind w:left="120"/>
             </w:pPr>
-            <w:hyperlink w:history="1" r:id="rIdcn-ghvqwc3ei7u34ckazp">
+            <w:hyperlink w:history="1" r:id="rId7w0pidl7sqptglbs1u2il">
               <w:r>
                 <w:rPr>
                   <w:rFonts w:ascii="Arial" w:cs="Arial" w:eastAsia="Arial" w:hAnsi="Arial"/>
@@ -18788,7 +18788,7 @@
             <w:pPr>
               <w:spacing w:after="20" w:before="0"/>
             </w:pPr>
-            <w:hyperlink w:history="1" r:id="rIdqu0jlhlmwy8bmpx2ncm6e">
+            <w:hyperlink w:history="1" r:id="rIdzpsy671nkrk7c2-jrhivz">
               <w:r>
                 <w:rPr>
                   <w:rFonts w:ascii="Arial" w:cs="Arial" w:eastAsia="Arial" w:hAnsi="Arial"/>
@@ -18821,7 +18821,7 @@
               <w:spacing w:after="10" w:before="0"/>
               <w:ind w:left="120"/>
             </w:pPr>
-            <w:hyperlink w:history="1" r:id="rIdyiy1jwpvhclrfzqompykw">
+            <w:hyperlink w:history="1" r:id="rIdygtoetrq_n5ry0y2mxigk">
               <w:r>
                 <w:rPr>
                   <w:rFonts w:ascii="Arial" w:cs="Arial" w:eastAsia="Arial" w:hAnsi="Arial"/>
@@ -18866,7 +18866,7 @@
             <w:pPr>
               <w:spacing w:after="20" w:before="0"/>
             </w:pPr>
-            <w:hyperlink w:history="1" r:id="rId2c7ofxb3ljpqo1kcqkwcc">
+            <w:hyperlink w:history="1" r:id="rIds1wvp6tc5ibanz294zryz">
               <w:r>
                 <w:rPr>
                   <w:rFonts w:ascii="Arial" w:cs="Arial" w:eastAsia="Arial" w:hAnsi="Arial"/>
@@ -18899,7 +18899,7 @@
               <w:spacing w:after="10" w:before="0"/>
               <w:ind w:left="120"/>
             </w:pPr>
-            <w:hyperlink w:history="1" r:id="rIdlwskprpahjedifmgl7tod">
+            <w:hyperlink w:history="1" r:id="rId6f1b4g3z9y94d-zsgnse2">
               <w:r>
                 <w:rPr>
                   <w:rFonts w:ascii="Arial" w:cs="Arial" w:eastAsia="Arial" w:hAnsi="Arial"/>
@@ -19094,7 +19094,7 @@
             <w:pPr>
               <w:spacing w:after="20" w:before="0"/>
             </w:pPr>
-            <w:hyperlink w:history="1" r:id="rId4tzzswniswks9_7p4ddoh">
+            <w:hyperlink w:history="1" r:id="rId9c-cdlefmz1tplah0cs9z">
               <w:r>
                 <w:rPr>
                   <w:rFonts w:ascii="Arial" w:cs="Arial" w:eastAsia="Arial" w:hAnsi="Arial"/>
@@ -19127,7 +19127,7 @@
               <w:spacing w:after="10" w:before="0"/>
               <w:ind w:left="120"/>
             </w:pPr>
-            <w:hyperlink w:history="1" r:id="rIdy7_0q2ffahtgf2p5ga08u">
+            <w:hyperlink w:history="1" r:id="rId9jdwjlubhms4eovk4t6lu">
               <w:r>
                 <w:rPr>
                   <w:rFonts w:ascii="Arial" w:cs="Arial" w:eastAsia="Arial" w:hAnsi="Arial"/>
@@ -19172,7 +19172,7 @@
             <w:pPr>
               <w:spacing w:after="20" w:before="0"/>
             </w:pPr>
-            <w:hyperlink w:history="1" r:id="rIdtvu2bwlwoy65kvx1dijmz">
+            <w:hyperlink w:history="1" r:id="rId1yceerpp6zzryb3wmnpvo">
               <w:r>
                 <w:rPr>
                   <w:rFonts w:ascii="Arial" w:cs="Arial" w:eastAsia="Arial" w:hAnsi="Arial"/>
@@ -19205,7 +19205,7 @@
               <w:spacing w:after="10" w:before="0"/>
               <w:ind w:left="120"/>
             </w:pPr>
-            <w:hyperlink w:history="1" r:id="rIdqkq7nhol9jhxsctwzucgz">
+            <w:hyperlink w:history="1" r:id="rId_ncrzhnhcxsem1dcazlg5">
               <w:r>
                 <w:rPr>
                   <w:rFonts w:ascii="Arial" w:cs="Arial" w:eastAsia="Arial" w:hAnsi="Arial"/>
@@ -19400,7 +19400,7 @@
             <w:pPr>
               <w:spacing w:after="20" w:before="0"/>
             </w:pPr>
-            <w:hyperlink w:history="1" r:id="rId1tklg1y9urt_najq3fcaw">
+            <w:hyperlink w:history="1" r:id="rIdxkzmxysp13kgyls236dla">
               <w:r>
                 <w:rPr>
                   <w:rFonts w:ascii="Arial" w:cs="Arial" w:eastAsia="Arial" w:hAnsi="Arial"/>
@@ -19433,7 +19433,7 @@
               <w:spacing w:after="10" w:before="0"/>
               <w:ind w:left="120"/>
             </w:pPr>
-            <w:hyperlink w:history="1" r:id="rIdrybicghfnh_eqh-fuszrk">
+            <w:hyperlink w:history="1" r:id="rIdxdbezz6esdvdseuwhxwwy">
               <w:r>
                 <w:rPr>
                   <w:rFonts w:ascii="Arial" w:cs="Arial" w:eastAsia="Arial" w:hAnsi="Arial"/>
@@ -19478,7 +19478,7 @@
             <w:pPr>
               <w:spacing w:after="20" w:before="0"/>
             </w:pPr>
-            <w:hyperlink w:history="1" r:id="rIdo2oenlu0z0-pyv0wachap">
+            <w:hyperlink w:history="1" r:id="rIdok2twmrdkl3u_4ht4501i">
               <w:r>
                 <w:rPr>
                   <w:rFonts w:ascii="Arial" w:cs="Arial" w:eastAsia="Arial" w:hAnsi="Arial"/>
@@ -19511,7 +19511,7 @@
               <w:spacing w:after="10" w:before="0"/>
               <w:ind w:left="120"/>
             </w:pPr>
-            <w:hyperlink w:history="1" r:id="rIduakluta6o3oiktpjlkjk9">
+            <w:hyperlink w:history="1" r:id="rIdma3yueet4dqedilcmbiaq">
               <w:r>
                 <w:rPr>
                   <w:rFonts w:ascii="Arial" w:cs="Arial" w:eastAsia="Arial" w:hAnsi="Arial"/>
@@ -19706,7 +19706,7 @@
             <w:pPr>
               <w:spacing w:after="20" w:before="0"/>
             </w:pPr>
-            <w:hyperlink w:history="1" r:id="rId6h4dkuzzdbogs-zkwladi">
+            <w:hyperlink w:history="1" r:id="rIdwikapi_nn65nsi_gc9edk">
               <w:r>
                 <w:rPr>
                   <w:rFonts w:ascii="Arial" w:cs="Arial" w:eastAsia="Arial" w:hAnsi="Arial"/>
@@ -19739,7 +19739,7 @@
               <w:spacing w:after="10" w:before="0"/>
               <w:ind w:left="120"/>
             </w:pPr>
-            <w:hyperlink w:history="1" r:id="rIdc3jra9cx7j4ouz-ikdiol">
+            <w:hyperlink w:history="1" r:id="rIdjj2i355sqezcfxliemygp">
               <w:r>
                 <w:rPr>
                   <w:rFonts w:ascii="Arial" w:cs="Arial" w:eastAsia="Arial" w:hAnsi="Arial"/>
@@ -19784,7 +19784,7 @@
             <w:pPr>
               <w:spacing w:after="20" w:before="0"/>
             </w:pPr>
-            <w:hyperlink w:history="1" r:id="rIdy_qhmwnbgjoxae3-qgoo0">
+            <w:hyperlink w:history="1" r:id="rId0vo8ldrhyeifef2em5msz">
               <w:r>
                 <w:rPr>
                   <w:rFonts w:ascii="Arial" w:cs="Arial" w:eastAsia="Arial" w:hAnsi="Arial"/>
@@ -19817,7 +19817,7 @@
               <w:spacing w:after="10" w:before="0"/>
               <w:ind w:left="120"/>
             </w:pPr>
-            <w:hyperlink w:history="1" r:id="rIdgaluf7kqdr00ump48dhmo">
+            <w:hyperlink w:history="1" r:id="rIdc2e_34wmbizvi5wojho1r">
               <w:r>
                 <w:rPr>
                   <w:rFonts w:ascii="Arial" w:cs="Arial" w:eastAsia="Arial" w:hAnsi="Arial"/>
@@ -21304,7 +21304,7 @@
             <w:pPr>
               <w:spacing w:after="20" w:before="0"/>
             </w:pPr>
-            <w:hyperlink w:history="1" r:id="rId7rn2ypusndi5pph7dx68i">
+            <w:hyperlink w:history="1" r:id="rIdgnzrpmdyv9pla0jyuglpj">
               <w:r>
                 <w:rPr>
                   <w:rFonts w:ascii="Arial" w:cs="Arial" w:eastAsia="Arial" w:hAnsi="Arial"/>
@@ -21337,7 +21337,7 @@
               <w:spacing w:after="10" w:before="0"/>
               <w:ind w:left="120"/>
             </w:pPr>
-            <w:hyperlink w:history="1" r:id="rIdalvbbora_abgki26xugdx">
+            <w:hyperlink w:history="1" r:id="rIdkoqabz-4q4fwt1j_abo3g">
               <w:r>
                 <w:rPr>
                   <w:rFonts w:ascii="Arial" w:cs="Arial" w:eastAsia="Arial" w:hAnsi="Arial"/>
@@ -21382,7 +21382,7 @@
             <w:pPr>
               <w:spacing w:after="20" w:before="0"/>
             </w:pPr>
-            <w:hyperlink w:history="1" r:id="rIdqhr6mkbnllxjlnjtg-zmh">
+            <w:hyperlink w:history="1" r:id="rIdd-xtayq7kajzqzvhtwbnd">
               <w:r>
                 <w:rPr>
                   <w:rFonts w:ascii="Arial" w:cs="Arial" w:eastAsia="Arial" w:hAnsi="Arial"/>
@@ -21415,7 +21415,7 @@
               <w:spacing w:after="10" w:before="0"/>
               <w:ind w:left="120"/>
             </w:pPr>
-            <w:hyperlink w:history="1" r:id="rIdoz6aghlnyb_uwcheglgjk">
+            <w:hyperlink w:history="1" r:id="rId-36ipejqicxjfbs3e_xh6">
               <w:r>
                 <w:rPr>
                   <w:rFonts w:ascii="Arial" w:cs="Arial" w:eastAsia="Arial" w:hAnsi="Arial"/>
@@ -21610,7 +21610,7 @@
             <w:pPr>
               <w:spacing w:after="20" w:before="0"/>
             </w:pPr>
-            <w:hyperlink w:history="1" r:id="rIdyoa1oakklmrccnkm2_nlb">
+            <w:hyperlink w:history="1" r:id="rId4ssur8bkvlz0kvjjv55cq">
               <w:r>
                 <w:rPr>
                   <w:rFonts w:ascii="Arial" w:cs="Arial" w:eastAsia="Arial" w:hAnsi="Arial"/>
@@ -21643,7 +21643,7 @@
               <w:spacing w:after="10" w:before="0"/>
               <w:ind w:left="120"/>
             </w:pPr>
-            <w:hyperlink w:history="1" r:id="rIdhhujel1a3rusew3n9c0ao">
+            <w:hyperlink w:history="1" r:id="rIdzyc6apaswpniru2tuyq0z">
               <w:r>
                 <w:rPr>
                   <w:rFonts w:ascii="Arial" w:cs="Arial" w:eastAsia="Arial" w:hAnsi="Arial"/>
@@ -21688,7 +21688,7 @@
             <w:pPr>
               <w:spacing w:after="20" w:before="0"/>
             </w:pPr>
-            <w:hyperlink w:history="1" r:id="rIdbfurfp2ebpyyvnndfjyc9">
+            <w:hyperlink w:history="1" r:id="rIdplemd5czco_2e8oa6_xri">
               <w:r>
                 <w:rPr>
                   <w:rFonts w:ascii="Arial" w:cs="Arial" w:eastAsia="Arial" w:hAnsi="Arial"/>
@@ -21721,7 +21721,7 @@
               <w:spacing w:after="10" w:before="0"/>
               <w:ind w:left="120"/>
             </w:pPr>
-            <w:hyperlink w:history="1" r:id="rIdzfnb9kujspjkd-fc6xdnp">
+            <w:hyperlink w:history="1" r:id="rIdnx84ae5fvv4vcsd9ywk_f">
               <w:r>
                 <w:rPr>
                   <w:rFonts w:ascii="Arial" w:cs="Arial" w:eastAsia="Arial" w:hAnsi="Arial"/>
@@ -21916,7 +21916,7 @@
             <w:pPr>
               <w:spacing w:after="20" w:before="0"/>
             </w:pPr>
-            <w:hyperlink w:history="1" r:id="rIdc6ow6x5huuksq3esfpjpz">
+            <w:hyperlink w:history="1" r:id="rIduu41mearwkc5r4ue4i75j">
               <w:r>
                 <w:rPr>
                   <w:rFonts w:ascii="Arial" w:cs="Arial" w:eastAsia="Arial" w:hAnsi="Arial"/>
@@ -21949,7 +21949,7 @@
               <w:spacing w:after="10" w:before="0"/>
               <w:ind w:left="120"/>
             </w:pPr>
-            <w:hyperlink w:history="1" r:id="rIddoc5nb7w08hhdthbnm9an">
+            <w:hyperlink w:history="1" r:id="rId9bzdqeesqcorl0bxzqs2n">
               <w:r>
                 <w:rPr>
                   <w:rFonts w:ascii="Arial" w:cs="Arial" w:eastAsia="Arial" w:hAnsi="Arial"/>
@@ -21994,7 +21994,7 @@
             <w:pPr>
               <w:spacing w:after="20" w:before="0"/>
             </w:pPr>
-            <w:hyperlink w:history="1" r:id="rId3agn1i-rkznizybnpknfe">
+            <w:hyperlink w:history="1" r:id="rIdtfshgzi6xkpotyg6oop3d">
               <w:r>
                 <w:rPr>
                   <w:rFonts w:ascii="Arial" w:cs="Arial" w:eastAsia="Arial" w:hAnsi="Arial"/>
@@ -22027,7 +22027,7 @@
               <w:spacing w:after="10" w:before="0"/>
               <w:ind w:left="120"/>
             </w:pPr>
-            <w:hyperlink w:history="1" r:id="rIdf8lsto_os7jj8a2ylquia">
+            <w:hyperlink w:history="1" r:id="rIdw1palu9jkpci1ovefa5pj">
               <w:r>
                 <w:rPr>
                   <w:rFonts w:ascii="Arial" w:cs="Arial" w:eastAsia="Arial" w:hAnsi="Arial"/>
@@ -22222,7 +22222,7 @@
             <w:pPr>
               <w:spacing w:after="20" w:before="0"/>
             </w:pPr>
-            <w:hyperlink w:history="1" r:id="rIdm6kgy3n0fbtoascdlsri1">
+            <w:hyperlink w:history="1" r:id="rId1ojabajlduiwhzu4eua5h">
               <w:r>
                 <w:rPr>
                   <w:rFonts w:ascii="Arial" w:cs="Arial" w:eastAsia="Arial" w:hAnsi="Arial"/>
@@ -22255,7 +22255,7 @@
               <w:spacing w:after="10" w:before="0"/>
               <w:ind w:left="120"/>
             </w:pPr>
-            <w:hyperlink w:history="1" r:id="rIdwysvnb6dyzskid3k-_ipe">
+            <w:hyperlink w:history="1" r:id="rId-gtkl5rzkumo3juw6-xlo">
               <w:r>
                 <w:rPr>
                   <w:rFonts w:ascii="Arial" w:cs="Arial" w:eastAsia="Arial" w:hAnsi="Arial"/>
@@ -22300,7 +22300,7 @@
             <w:pPr>
               <w:spacing w:after="20" w:before="0"/>
             </w:pPr>
-            <w:hyperlink w:history="1" r:id="rIdrehsa-hmtyrrcru3156wu">
+            <w:hyperlink w:history="1" r:id="rIdc3swz4thjmauuvhyvh7w3">
               <w:r>
                 <w:rPr>
                   <w:rFonts w:ascii="Arial" w:cs="Arial" w:eastAsia="Arial" w:hAnsi="Arial"/>
@@ -22333,7 +22333,7 @@
               <w:spacing w:after="10" w:before="0"/>
               <w:ind w:left="120"/>
             </w:pPr>
-            <w:hyperlink w:history="1" r:id="rIdysk70guolgzphpssu4y_y">
+            <w:hyperlink w:history="1" r:id="rIdcwvhqkppo3gif_e8qmk6o">
               <w:r>
                 <w:rPr>
                   <w:rFonts w:ascii="Arial" w:cs="Arial" w:eastAsia="Arial" w:hAnsi="Arial"/>
@@ -22528,7 +22528,7 @@
             <w:pPr>
               <w:spacing w:after="20" w:before="0"/>
             </w:pPr>
-            <w:hyperlink w:history="1" r:id="rIdwvi4ymafd_fdl_pkos6lt">
+            <w:hyperlink w:history="1" r:id="rIdehybzb37k4z9beganue7p">
               <w:r>
                 <w:rPr>
                   <w:rFonts w:ascii="Arial" w:cs="Arial" w:eastAsia="Arial" w:hAnsi="Arial"/>
@@ -22561,7 +22561,7 @@
               <w:spacing w:after="10" w:before="0"/>
               <w:ind w:left="120"/>
             </w:pPr>
-            <w:hyperlink w:history="1" r:id="rId0blhyhh309kj29aek8hpi">
+            <w:hyperlink w:history="1" r:id="rIdotzsg8ibepyusk2ngy6x8">
               <w:r>
                 <w:rPr>
                   <w:rFonts w:ascii="Arial" w:cs="Arial" w:eastAsia="Arial" w:hAnsi="Arial"/>
@@ -22606,7 +22606,7 @@
             <w:pPr>
               <w:spacing w:after="20" w:before="0"/>
             </w:pPr>
-            <w:hyperlink w:history="1" r:id="rIdxskkkfz_rxqktgmr2htrw">
+            <w:hyperlink w:history="1" r:id="rIdbbtktpsa_j1u42ia96gyy">
               <w:r>
                 <w:rPr>
                   <w:rFonts w:ascii="Arial" w:cs="Arial" w:eastAsia="Arial" w:hAnsi="Arial"/>
@@ -22639,7 +22639,7 @@
               <w:spacing w:after="10" w:before="0"/>
               <w:ind w:left="120"/>
             </w:pPr>
-            <w:hyperlink w:history="1" r:id="rIdlaimzxz2nheigcswn1o4t">
+            <w:hyperlink w:history="1" r:id="rIdp6jf-1r2nhteqo2jyizka">
               <w:r>
                 <w:rPr>
                   <w:rFonts w:ascii="Arial" w:cs="Arial" w:eastAsia="Arial" w:hAnsi="Arial"/>
@@ -24392,7 +24392,7 @@
             <w:pPr>
               <w:spacing w:after="20" w:before="0"/>
             </w:pPr>
-            <w:hyperlink w:history="1" r:id="rIdplvfwt5qrc9kmqfulcbx2">
+            <w:hyperlink w:history="1" r:id="rIdhahccfpdi396qviaoccrk">
               <w:r>
                 <w:rPr>
                   <w:rFonts w:ascii="Arial" w:cs="Arial" w:eastAsia="Arial" w:hAnsi="Arial"/>
@@ -24425,7 +24425,7 @@
               <w:spacing w:after="10" w:before="0"/>
               <w:ind w:left="120"/>
             </w:pPr>
-            <w:hyperlink w:history="1" r:id="rIdjmtc2p2wyfunwwx9u90n4">
+            <w:hyperlink w:history="1" r:id="rIdyfe5xf3vrymc8egbwl2ip">
               <w:r>
                 <w:rPr>
                   <w:rFonts w:ascii="Arial" w:cs="Arial" w:eastAsia="Arial" w:hAnsi="Arial"/>
@@ -24470,7 +24470,7 @@
             <w:pPr>
               <w:spacing w:after="20" w:before="0"/>
             </w:pPr>
-            <w:hyperlink w:history="1" r:id="rIdudimnutaktnmr11hgbngv">
+            <w:hyperlink w:history="1" r:id="rIdk6vtotvtuuzr9u_cjefom">
               <w:r>
                 <w:rPr>
                   <w:rFonts w:ascii="Arial" w:cs="Arial" w:eastAsia="Arial" w:hAnsi="Arial"/>
@@ -24503,7 +24503,7 @@
               <w:spacing w:after="10" w:before="0"/>
               <w:ind w:left="120"/>
             </w:pPr>
-            <w:hyperlink w:history="1" r:id="rIder3jrtyeywu6s3nlhyisc">
+            <w:hyperlink w:history="1" r:id="rIdsmly8qi5xgijhcc_kbqdw">
               <w:r>
                 <w:rPr>
                   <w:rFonts w:ascii="Arial" w:cs="Arial" w:eastAsia="Arial" w:hAnsi="Arial"/>
@@ -24698,7 +24698,7 @@
             <w:pPr>
               <w:spacing w:after="20" w:before="0"/>
             </w:pPr>
-            <w:hyperlink w:history="1" r:id="rIdk-p2zmzc206txwzvs-0iv">
+            <w:hyperlink w:history="1" r:id="rIdsnmllsljhu24dgn2auvbz">
               <w:r>
                 <w:rPr>
                   <w:rFonts w:ascii="Arial" w:cs="Arial" w:eastAsia="Arial" w:hAnsi="Arial"/>
@@ -24731,7 +24731,7 @@
               <w:spacing w:after="10" w:before="0"/>
               <w:ind w:left="120"/>
             </w:pPr>
-            <w:hyperlink w:history="1" r:id="rIdsl3eytcv0c1qv0kkqdkgx">
+            <w:hyperlink w:history="1" r:id="rIdb7tpe00nvbewrziqscs0c">
               <w:r>
                 <w:rPr>
                   <w:rFonts w:ascii="Arial" w:cs="Arial" w:eastAsia="Arial" w:hAnsi="Arial"/>
@@ -24776,7 +24776,7 @@
             <w:pPr>
               <w:spacing w:after="20" w:before="0"/>
             </w:pPr>
-            <w:hyperlink w:history="1" r:id="rIdxjjmyljfaedlh7fjet1-i">
+            <w:hyperlink w:history="1" r:id="rIdxsoy_yrf7zv3xgaqla6uh">
               <w:r>
                 <w:rPr>
                   <w:rFonts w:ascii="Arial" w:cs="Arial" w:eastAsia="Arial" w:hAnsi="Arial"/>
@@ -24809,7 +24809,7 @@
               <w:spacing w:after="10" w:before="0"/>
               <w:ind w:left="120"/>
             </w:pPr>
-            <w:hyperlink w:history="1" r:id="rIdg2hktzfdntv2k8697i8lo">
+            <w:hyperlink w:history="1" r:id="rId1fkmhudltuya6hnsy_h0r">
               <w:r>
                 <w:rPr>
                   <w:rFonts w:ascii="Arial" w:cs="Arial" w:eastAsia="Arial" w:hAnsi="Arial"/>
@@ -25004,7 +25004,7 @@
             <w:pPr>
               <w:spacing w:after="20" w:before="0"/>
             </w:pPr>
-            <w:hyperlink w:history="1" r:id="rId5lcptj1thy9etwaflx29-">
+            <w:hyperlink w:history="1" r:id="rIdkwxfgfdqh7mjkzp9xkeya">
               <w:r>
                 <w:rPr>
                   <w:rFonts w:ascii="Arial" w:cs="Arial" w:eastAsia="Arial" w:hAnsi="Arial"/>
@@ -25037,7 +25037,7 @@
               <w:spacing w:after="10" w:before="0"/>
               <w:ind w:left="120"/>
             </w:pPr>
-            <w:hyperlink w:history="1" r:id="rIdjmt9yn_i_lxatunymct-t">
+            <w:hyperlink w:history="1" r:id="rId5ovoquzjglm_9eanxsoas">
               <w:r>
                 <w:rPr>
                   <w:rFonts w:ascii="Arial" w:cs="Arial" w:eastAsia="Arial" w:hAnsi="Arial"/>
@@ -25082,7 +25082,7 @@
             <w:pPr>
               <w:spacing w:after="20" w:before="0"/>
             </w:pPr>
-            <w:hyperlink w:history="1" r:id="rIdg4gz8rbz9vitop8bvjmvg">
+            <w:hyperlink w:history="1" r:id="rIdyrok_xtkpmaza4goecxee">
               <w:r>
                 <w:rPr>
                   <w:rFonts w:ascii="Arial" w:cs="Arial" w:eastAsia="Arial" w:hAnsi="Arial"/>
@@ -25115,7 +25115,7 @@
               <w:spacing w:after="10" w:before="0"/>
               <w:ind w:left="120"/>
             </w:pPr>
-            <w:hyperlink w:history="1" r:id="rIderw-exkdwpvpoasvdcuor">
+            <w:hyperlink w:history="1" r:id="rIdivztuop_ahy3ee50qiljq">
               <w:r>
                 <w:rPr>
                   <w:rFonts w:ascii="Arial" w:cs="Arial" w:eastAsia="Arial" w:hAnsi="Arial"/>
@@ -25310,7 +25310,7 @@
             <w:pPr>
               <w:spacing w:after="20" w:before="0"/>
             </w:pPr>
-            <w:hyperlink w:history="1" r:id="rIdhp4jjrdgnbvqeezqhsvzt">
+            <w:hyperlink w:history="1" r:id="rIddpdy6wlcbhv7c-d5vcz0r">
               <w:r>
                 <w:rPr>
                   <w:rFonts w:ascii="Arial" w:cs="Arial" w:eastAsia="Arial" w:hAnsi="Arial"/>
@@ -25343,7 +25343,7 @@
               <w:spacing w:after="10" w:before="0"/>
               <w:ind w:left="120"/>
             </w:pPr>
-            <w:hyperlink w:history="1" r:id="rIdz3fw6po4wzmkbjs5ekdlh">
+            <w:hyperlink w:history="1" r:id="rIdqa8xluncoimkuw-4ktb9m">
               <w:r>
                 <w:rPr>
                   <w:rFonts w:ascii="Arial" w:cs="Arial" w:eastAsia="Arial" w:hAnsi="Arial"/>
@@ -25388,7 +25388,7 @@
             <w:pPr>
               <w:spacing w:after="20" w:before="0"/>
             </w:pPr>
-            <w:hyperlink w:history="1" r:id="rIdkmcwqtlkrizom27z3gbji">
+            <w:hyperlink w:history="1" r:id="rIdlmw1wsss2o8kjzrzmdiu9">
               <w:r>
                 <w:rPr>
                   <w:rFonts w:ascii="Arial" w:cs="Arial" w:eastAsia="Arial" w:hAnsi="Arial"/>
@@ -25421,7 +25421,7 @@
               <w:spacing w:after="10" w:before="0"/>
               <w:ind w:left="120"/>
             </w:pPr>
-            <w:hyperlink w:history="1" r:id="rId48dfwz5wu9cyrvl_arutq">
+            <w:hyperlink w:history="1" r:id="rIdouygvorbtpof822ltl5zh">
               <w:r>
                 <w:rPr>
                   <w:rFonts w:ascii="Arial" w:cs="Arial" w:eastAsia="Arial" w:hAnsi="Arial"/>
@@ -25616,7 +25616,7 @@
             <w:pPr>
               <w:spacing w:after="20" w:before="0"/>
             </w:pPr>
-            <w:hyperlink w:history="1" r:id="rIdjqn1kn9apfqztawymfvjs">
+            <w:hyperlink w:history="1" r:id="rId8pbrfxnnno0rzcyxfykvd">
               <w:r>
                 <w:rPr>
                   <w:rFonts w:ascii="Arial" w:cs="Arial" w:eastAsia="Arial" w:hAnsi="Arial"/>
@@ -25649,7 +25649,7 @@
               <w:spacing w:after="10" w:before="0"/>
               <w:ind w:left="120"/>
             </w:pPr>
-            <w:hyperlink w:history="1" r:id="rIdfo2p_30ernahzgunwf20s">
+            <w:hyperlink w:history="1" r:id="rIdth6myb5uqnphsmaljelns">
               <w:r>
                 <w:rPr>
                   <w:rFonts w:ascii="Arial" w:cs="Arial" w:eastAsia="Arial" w:hAnsi="Arial"/>
@@ -25694,7 +25694,7 @@
             <w:pPr>
               <w:spacing w:after="20" w:before="0"/>
             </w:pPr>
-            <w:hyperlink w:history="1" r:id="rIdwdt5rlcbavfyejiea0pvr">
+            <w:hyperlink w:history="1" r:id="rIdabcgq3xdc4gnpwjf5txqm">
               <w:r>
                 <w:rPr>
                   <w:rFonts w:ascii="Arial" w:cs="Arial" w:eastAsia="Arial" w:hAnsi="Arial"/>
@@ -25727,7 +25727,7 @@
               <w:spacing w:after="10" w:before="0"/>
               <w:ind w:left="120"/>
             </w:pPr>
-            <w:hyperlink w:history="1" r:id="rIdiswbiwwsxufwv5hhcd-yh">
+            <w:hyperlink w:history="1" r:id="rIdqftchrblcavik-rvgzw2g">
               <w:r>
                 <w:rPr>
                   <w:rFonts w:ascii="Arial" w:cs="Arial" w:eastAsia="Arial" w:hAnsi="Arial"/>
@@ -27214,7 +27214,7 @@
             <w:pPr>
               <w:spacing w:after="20" w:before="0"/>
             </w:pPr>
-            <w:hyperlink w:history="1" r:id="rIdxxbvoaygfvvvznka3vzwt">
+            <w:hyperlink w:history="1" r:id="rIddzwipyw30ux4ua9hmpson">
               <w:r>
                 <w:rPr>
                   <w:rFonts w:ascii="Arial" w:cs="Arial" w:eastAsia="Arial" w:hAnsi="Arial"/>
@@ -27247,7 +27247,7 @@
               <w:spacing w:after="10" w:before="0"/>
               <w:ind w:left="120"/>
             </w:pPr>
-            <w:hyperlink w:history="1" r:id="rId1mfdnftlcwy-1j7uxowtm">
+            <w:hyperlink w:history="1" r:id="rIdbfnzdpwpwujq7qhwad3yn">
               <w:r>
                 <w:rPr>
                   <w:rFonts w:ascii="Arial" w:cs="Arial" w:eastAsia="Arial" w:hAnsi="Arial"/>
@@ -27292,7 +27292,7 @@
             <w:pPr>
               <w:spacing w:after="20" w:before="0"/>
             </w:pPr>
-            <w:hyperlink w:history="1" r:id="rIdorxnnradl58vhvscsx8ud">
+            <w:hyperlink w:history="1" r:id="rIdgdxvi2ry9eaytiasyss0s">
               <w:r>
                 <w:rPr>
                   <w:rFonts w:ascii="Arial" w:cs="Arial" w:eastAsia="Arial" w:hAnsi="Arial"/>
@@ -27325,7 +27325,7 @@
               <w:spacing w:after="10" w:before="0"/>
               <w:ind w:left="120"/>
             </w:pPr>
-            <w:hyperlink w:history="1" r:id="rIdvohwvnkz-tj73mitskqvw">
+            <w:hyperlink w:history="1" r:id="rIdvnavnfgbbl0n2lrethvtf">
               <w:r>
                 <w:rPr>
                   <w:rFonts w:ascii="Arial" w:cs="Arial" w:eastAsia="Arial" w:hAnsi="Arial"/>
@@ -27520,7 +27520,7 @@
             <w:pPr>
               <w:spacing w:after="20" w:before="0"/>
             </w:pPr>
-            <w:hyperlink w:history="1" r:id="rIdbtcf3blxwiv1nninkol7g">
+            <w:hyperlink w:history="1" r:id="rIdmbglmqc9gejwb5q4bokmu">
               <w:r>
                 <w:rPr>
                   <w:rFonts w:ascii="Arial" w:cs="Arial" w:eastAsia="Arial" w:hAnsi="Arial"/>
@@ -27553,7 +27553,7 @@
               <w:spacing w:after="10" w:before="0"/>
               <w:ind w:left="120"/>
             </w:pPr>
-            <w:hyperlink w:history="1" r:id="rIdzzs9hlymk5n79ufa3vmzu">
+            <w:hyperlink w:history="1" r:id="rIdez3bfr2z63ojvwt9tp3ap">
               <w:r>
                 <w:rPr>
                   <w:rFonts w:ascii="Arial" w:cs="Arial" w:eastAsia="Arial" w:hAnsi="Arial"/>
@@ -27598,7 +27598,7 @@
             <w:pPr>
               <w:spacing w:after="20" w:before="0"/>
             </w:pPr>
-            <w:hyperlink w:history="1" r:id="rId8mi8co3mcfcyfirr_6v8i">
+            <w:hyperlink w:history="1" r:id="rIdpfenvml3yjthmz4_yvkxe">
               <w:r>
                 <w:rPr>
                   <w:rFonts w:ascii="Arial" w:cs="Arial" w:eastAsia="Arial" w:hAnsi="Arial"/>
@@ -27631,7 +27631,7 @@
               <w:spacing w:after="10" w:before="0"/>
               <w:ind w:left="120"/>
             </w:pPr>
-            <w:hyperlink w:history="1" r:id="rId8aiue9p3b4cafhhh1kc9c">
+            <w:hyperlink w:history="1" r:id="rIdgfrhlqnyqzfztefyx0goi">
               <w:r>
                 <w:rPr>
                   <w:rFonts w:ascii="Arial" w:cs="Arial" w:eastAsia="Arial" w:hAnsi="Arial"/>
@@ -27826,7 +27826,7 @@
             <w:pPr>
               <w:spacing w:after="20" w:before="0"/>
             </w:pPr>
-            <w:hyperlink w:history="1" r:id="rIdtqeyz8fpdnj4mnrgqdw4z">
+            <w:hyperlink w:history="1" r:id="rIdtf4knmtaetfsngvtnqfir">
               <w:r>
                 <w:rPr>
                   <w:rFonts w:ascii="Arial" w:cs="Arial" w:eastAsia="Arial" w:hAnsi="Arial"/>
@@ -27859,7 +27859,7 @@
               <w:spacing w:after="10" w:before="0"/>
               <w:ind w:left="120"/>
             </w:pPr>
-            <w:hyperlink w:history="1" r:id="rIdupbyabesfrv4lrig1av40">
+            <w:hyperlink w:history="1" r:id="rId7pqfytcfh8vqlm7vr3nim">
               <w:r>
                 <w:rPr>
                   <w:rFonts w:ascii="Arial" w:cs="Arial" w:eastAsia="Arial" w:hAnsi="Arial"/>
@@ -27904,7 +27904,7 @@
             <w:pPr>
               <w:spacing w:after="20" w:before="0"/>
             </w:pPr>
-            <w:hyperlink w:history="1" r:id="rIdbbl68obneck1un4iv8jnd">
+            <w:hyperlink w:history="1" r:id="rIdlxhqhkfmxaurvz_ioaqk3">
               <w:r>
                 <w:rPr>
                   <w:rFonts w:ascii="Arial" w:cs="Arial" w:eastAsia="Arial" w:hAnsi="Arial"/>
@@ -27937,7 +27937,7 @@
               <w:spacing w:after="10" w:before="0"/>
               <w:ind w:left="120"/>
             </w:pPr>
-            <w:hyperlink w:history="1" r:id="rIdqqqlpi_vshqa1eboxlg4h">
+            <w:hyperlink w:history="1" r:id="rIdrmjc0qbslv36slxyexqz3">
               <w:r>
                 <w:rPr>
                   <w:rFonts w:ascii="Arial" w:cs="Arial" w:eastAsia="Arial" w:hAnsi="Arial"/>
@@ -28132,7 +28132,7 @@
             <w:pPr>
               <w:spacing w:after="20" w:before="0"/>
             </w:pPr>
-            <w:hyperlink w:history="1" r:id="rIdcgphzzoylib61binx4vwi">
+            <w:hyperlink w:history="1" r:id="rIdweuoie6kjcmmdyhtzj9uo">
               <w:r>
                 <w:rPr>
                   <w:rFonts w:ascii="Arial" w:cs="Arial" w:eastAsia="Arial" w:hAnsi="Arial"/>
@@ -28165,7 +28165,7 @@
               <w:spacing w:after="10" w:before="0"/>
               <w:ind w:left="120"/>
             </w:pPr>
-            <w:hyperlink w:history="1" r:id="rIdkpj8c3jz9m_wmqla9kbw0">
+            <w:hyperlink w:history="1" r:id="rIdfmqus9unvjq8l-advajzd">
               <w:r>
                 <w:rPr>
                   <w:rFonts w:ascii="Arial" w:cs="Arial" w:eastAsia="Arial" w:hAnsi="Arial"/>
@@ -28210,7 +28210,7 @@
             <w:pPr>
               <w:spacing w:after="20" w:before="0"/>
             </w:pPr>
-            <w:hyperlink w:history="1" r:id="rIdrxmzqf4n1nxtemllfarmd">
+            <w:hyperlink w:history="1" r:id="rId8zqplag0l0zve-f8obn76">
               <w:r>
                 <w:rPr>
                   <w:rFonts w:ascii="Arial" w:cs="Arial" w:eastAsia="Arial" w:hAnsi="Arial"/>
@@ -28243,7 +28243,7 @@
               <w:spacing w:after="10" w:before="0"/>
               <w:ind w:left="120"/>
             </w:pPr>
-            <w:hyperlink w:history="1" r:id="rIdde5rlszbcbnr6nfjcnm7v">
+            <w:hyperlink w:history="1" r:id="rIdjw-i6g4ynqvnqj_t74o7b">
               <w:r>
                 <w:rPr>
                   <w:rFonts w:ascii="Arial" w:cs="Arial" w:eastAsia="Arial" w:hAnsi="Arial"/>
@@ -28438,7 +28438,7 @@
             <w:pPr>
               <w:spacing w:after="20" w:before="0"/>
             </w:pPr>
-            <w:hyperlink w:history="1" r:id="rId1fmxa2kwwwwidshrogpgj">
+            <w:hyperlink w:history="1" r:id="rId4iamedadxjr4sosdq4dox">
               <w:r>
                 <w:rPr>
                   <w:rFonts w:ascii="Arial" w:cs="Arial" w:eastAsia="Arial" w:hAnsi="Arial"/>
@@ -28471,7 +28471,7 @@
               <w:spacing w:after="10" w:before="0"/>
               <w:ind w:left="120"/>
             </w:pPr>
-            <w:hyperlink w:history="1" r:id="rIdgpwpnh3k59kojq23lnhmv">
+            <w:hyperlink w:history="1" r:id="rIdvwdtgfygndalcvejrw0kh">
               <w:r>
                 <w:rPr>
                   <w:rFonts w:ascii="Arial" w:cs="Arial" w:eastAsia="Arial" w:hAnsi="Arial"/>
@@ -28516,7 +28516,7 @@
             <w:pPr>
               <w:spacing w:after="20" w:before="0"/>
             </w:pPr>
-            <w:hyperlink w:history="1" r:id="rIdsxxbczty49iw8ctdmuwds">
+            <w:hyperlink w:history="1" r:id="rId4ua-ffeoh5l3sblap70sw">
               <w:r>
                 <w:rPr>
                   <w:rFonts w:ascii="Arial" w:cs="Arial" w:eastAsia="Arial" w:hAnsi="Arial"/>
@@ -28549,7 +28549,7 @@
               <w:spacing w:after="10" w:before="0"/>
               <w:ind w:left="120"/>
             </w:pPr>
-            <w:hyperlink w:history="1" r:id="rIdqxptuikxcaby0vq6howe2">
+            <w:hyperlink w:history="1" r:id="rIdin0x_phmytsgg8fq0sbjv">
               <w:r>
                 <w:rPr>
                   <w:rFonts w:ascii="Arial" w:cs="Arial" w:eastAsia="Arial" w:hAnsi="Arial"/>
@@ -30036,7 +30036,7 @@
             <w:pPr>
               <w:spacing w:after="20" w:before="0"/>
             </w:pPr>
-            <w:hyperlink w:history="1" r:id="rIdpimyi9pehi3xpmkayhrz8">
+            <w:hyperlink w:history="1" r:id="rIdvvi9kubwpqfco64dsj-7b">
               <w:r>
                 <w:rPr>
                   <w:rFonts w:ascii="Arial" w:cs="Arial" w:eastAsia="Arial" w:hAnsi="Arial"/>
@@ -30069,7 +30069,7 @@
               <w:spacing w:after="10" w:before="0"/>
               <w:ind w:left="120"/>
             </w:pPr>
-            <w:hyperlink w:history="1" r:id="rId5fwoy__awdnlusfp1ef-k">
+            <w:hyperlink w:history="1" r:id="rIdjul9_qioivvehl5dvxiod">
               <w:r>
                 <w:rPr>
                   <w:rFonts w:ascii="Arial" w:cs="Arial" w:eastAsia="Arial" w:hAnsi="Arial"/>
@@ -30114,7 +30114,7 @@
             <w:pPr>
               <w:spacing w:after="20" w:before="0"/>
             </w:pPr>
-            <w:hyperlink w:history="1" r:id="rId1hvfanijga13i-b1biw2j">
+            <w:hyperlink w:history="1" r:id="rIdqxvxvb6b0nmrazselxmiq">
               <w:r>
                 <w:rPr>
                   <w:rFonts w:ascii="Arial" w:cs="Arial" w:eastAsia="Arial" w:hAnsi="Arial"/>
@@ -30147,7 +30147,7 @@
               <w:spacing w:after="10" w:before="0"/>
               <w:ind w:left="120"/>
             </w:pPr>
-            <w:hyperlink w:history="1" r:id="rIdehw-0o5ya53fw-ulubcax">
+            <w:hyperlink w:history="1" r:id="rId6p6_lq0yilo-an70u1tml">
               <w:r>
                 <w:rPr>
                   <w:rFonts w:ascii="Arial" w:cs="Arial" w:eastAsia="Arial" w:hAnsi="Arial"/>
@@ -30342,7 +30342,7 @@
             <w:pPr>
               <w:spacing w:after="20" w:before="0"/>
             </w:pPr>
-            <w:hyperlink w:history="1" r:id="rIdiufgiozalwohqvzr6rsy6">
+            <w:hyperlink w:history="1" r:id="rId5lyv9or2dprjagh_faosk">
               <w:r>
                 <w:rPr>
                   <w:rFonts w:ascii="Arial" w:cs="Arial" w:eastAsia="Arial" w:hAnsi="Arial"/>
@@ -30375,7 +30375,7 @@
               <w:spacing w:after="10" w:before="0"/>
               <w:ind w:left="120"/>
             </w:pPr>
-            <w:hyperlink w:history="1" r:id="rIdk6x5uzyo15zdkxjusf0xp">
+            <w:hyperlink w:history="1" r:id="rIddoxqwvgdwjfl2aektynme">
               <w:r>
                 <w:rPr>
                   <w:rFonts w:ascii="Arial" w:cs="Arial" w:eastAsia="Arial" w:hAnsi="Arial"/>
@@ -30420,7 +30420,7 @@
             <w:pPr>
               <w:spacing w:after="20" w:before="0"/>
             </w:pPr>
-            <w:hyperlink w:history="1" r:id="rIdjilx2oyvjbb0cvhgzksv6">
+            <w:hyperlink w:history="1" r:id="rIdr7obnucc369uxyfsov51n">
               <w:r>
                 <w:rPr>
                   <w:rFonts w:ascii="Arial" w:cs="Arial" w:eastAsia="Arial" w:hAnsi="Arial"/>
@@ -30453,7 +30453,7 @@
               <w:spacing w:after="10" w:before="0"/>
               <w:ind w:left="120"/>
             </w:pPr>
-            <w:hyperlink w:history="1" r:id="rId8olqg2_u5wcgdh3ewbiij">
+            <w:hyperlink w:history="1" r:id="rIdofvthj3xqxlt_rycycy6-">
               <w:r>
                 <w:rPr>
                   <w:rFonts w:ascii="Arial" w:cs="Arial" w:eastAsia="Arial" w:hAnsi="Arial"/>
@@ -30648,7 +30648,7 @@
             <w:pPr>
               <w:spacing w:after="20" w:before="0"/>
             </w:pPr>
-            <w:hyperlink w:history="1" r:id="rIdvcjn9ftsykqvo2igxxf7b">
+            <w:hyperlink w:history="1" r:id="rIdprh5iullumgpp87pit1zh">
               <w:r>
                 <w:rPr>
                   <w:rFonts w:ascii="Arial" w:cs="Arial" w:eastAsia="Arial" w:hAnsi="Arial"/>
@@ -30681,7 +30681,7 @@
               <w:spacing w:after="10" w:before="0"/>
               <w:ind w:left="120"/>
             </w:pPr>
-            <w:hyperlink w:history="1" r:id="rId0qzp6grcbeftk13vaylvl">
+            <w:hyperlink w:history="1" r:id="rIddyyoe7tephmi7ajvo_12m">
               <w:r>
                 <w:rPr>
                   <w:rFonts w:ascii="Arial" w:cs="Arial" w:eastAsia="Arial" w:hAnsi="Arial"/>
@@ -30726,7 +30726,7 @@
             <w:pPr>
               <w:spacing w:after="20" w:before="0"/>
             </w:pPr>
-            <w:hyperlink w:history="1" r:id="rIdjdrivujnr24xop7uzzoih">
+            <w:hyperlink w:history="1" r:id="rIdtnhvz60iy9km3qoterhfb">
               <w:r>
                 <w:rPr>
                   <w:rFonts w:ascii="Arial" w:cs="Arial" w:eastAsia="Arial" w:hAnsi="Arial"/>
@@ -30759,7 +30759,7 @@
               <w:spacing w:after="10" w:before="0"/>
               <w:ind w:left="120"/>
             </w:pPr>
-            <w:hyperlink w:history="1" r:id="rId6o3vnvgckcggakhl46swl">
+            <w:hyperlink w:history="1" r:id="rIdg30hzrufjve2aqjvqcskl">
               <w:r>
                 <w:rPr>
                   <w:rFonts w:ascii="Arial" w:cs="Arial" w:eastAsia="Arial" w:hAnsi="Arial"/>
@@ -30954,7 +30954,7 @@
             <w:pPr>
               <w:spacing w:after="20" w:before="0"/>
             </w:pPr>
-            <w:hyperlink w:history="1" r:id="rId6ijo-srjvr0syyomb1-b3">
+            <w:hyperlink w:history="1" r:id="rIdpfevvnm_hzrvckncoobdt">
               <w:r>
                 <w:rPr>
                   <w:rFonts w:ascii="Arial" w:cs="Arial" w:eastAsia="Arial" w:hAnsi="Arial"/>
@@ -30987,7 +30987,7 @@
               <w:spacing w:after="10" w:before="0"/>
               <w:ind w:left="120"/>
             </w:pPr>
-            <w:hyperlink w:history="1" r:id="rIdfblzfdl30fkurcvsgaerq">
+            <w:hyperlink w:history="1" r:id="rIdbmxpfensqcuy7t3r1yeqp">
               <w:r>
                 <w:rPr>
                   <w:rFonts w:ascii="Arial" w:cs="Arial" w:eastAsia="Arial" w:hAnsi="Arial"/>
@@ -31032,7 +31032,7 @@
             <w:pPr>
               <w:spacing w:after="20" w:before="0"/>
             </w:pPr>
-            <w:hyperlink w:history="1" r:id="rIdcraqxmpuiuyp9_-zx8iq-">
+            <w:hyperlink w:history="1" r:id="rIdqz05mu0ftajjiuhkyaijp">
               <w:r>
                 <w:rPr>
                   <w:rFonts w:ascii="Arial" w:cs="Arial" w:eastAsia="Arial" w:hAnsi="Arial"/>
@@ -31065,7 +31065,7 @@
               <w:spacing w:after="10" w:before="0"/>
               <w:ind w:left="120"/>
             </w:pPr>
-            <w:hyperlink w:history="1" r:id="rIdacm-phkniw7erwno1zwb8">
+            <w:hyperlink w:history="1" r:id="rId18aveej_qzlgj7lfy0wtn">
               <w:r>
                 <w:rPr>
                   <w:rFonts w:ascii="Arial" w:cs="Arial" w:eastAsia="Arial" w:hAnsi="Arial"/>
@@ -31260,7 +31260,7 @@
             <w:pPr>
               <w:spacing w:after="20" w:before="0"/>
             </w:pPr>
-            <w:hyperlink w:history="1" r:id="rId5cbbywh-sklkdbowk9cza">
+            <w:hyperlink w:history="1" r:id="rIdylcvmm2ussk1x2nyzj1qd">
               <w:r>
                 <w:rPr>
                   <w:rFonts w:ascii="Arial" w:cs="Arial" w:eastAsia="Arial" w:hAnsi="Arial"/>
@@ -31293,7 +31293,7 @@
               <w:spacing w:after="10" w:before="0"/>
               <w:ind w:left="120"/>
             </w:pPr>
-            <w:hyperlink w:history="1" r:id="rIdqcga9d7iwfgo1ayz9szzu">
+            <w:hyperlink w:history="1" r:id="rId_mvjojshmzibkjvfphxze">
               <w:r>
                 <w:rPr>
                   <w:rFonts w:ascii="Arial" w:cs="Arial" w:eastAsia="Arial" w:hAnsi="Arial"/>
@@ -31338,7 +31338,7 @@
             <w:pPr>
               <w:spacing w:after="20" w:before="0"/>
             </w:pPr>
-            <w:hyperlink w:history="1" r:id="rIdzozno9i9x8ffjijbyyfgx">
+            <w:hyperlink w:history="1" r:id="rId_nm0ptmrpabyl5kgvrceg">
               <w:r>
                 <w:rPr>
                   <w:rFonts w:ascii="Arial" w:cs="Arial" w:eastAsia="Arial" w:hAnsi="Arial"/>
@@ -31371,7 +31371,7 @@
               <w:spacing w:after="10" w:before="0"/>
               <w:ind w:left="120"/>
             </w:pPr>
-            <w:hyperlink w:history="1" r:id="rIdya72tq1d_yryhmgkugwjk">
+            <w:hyperlink w:history="1" r:id="rIdeq59ed7nvqnltyjvtnjle">
               <w:r>
                 <w:rPr>
                   <w:rFonts w:ascii="Arial" w:cs="Arial" w:eastAsia="Arial" w:hAnsi="Arial"/>

--- a/data/outputs/v2/Chemistry/SS3.1_Acids_and_Bases/Chemistry_Acids_and_Bases_CBE_LessonSequence.docx
+++ b/data/outputs/v2/Chemistry/SS3.1_Acids_and_Bases/Chemistry_Acids_and_Bases_CBE_LessonSequence.docx
@@ -3498,7 +3498,7 @@
             <w:pPr>
               <w:spacing w:after="20" w:before="0"/>
             </w:pPr>
-            <w:hyperlink w:history="1" r:id="rIdqjjoquzb6rz1xj4igazy0">
+            <w:hyperlink w:history="1" r:id="rIdi7lmuy4i2ygazmvevjfff">
               <w:r>
                 <w:rPr>
                   <w:rFonts w:ascii="Arial" w:cs="Arial" w:eastAsia="Arial" w:hAnsi="Arial"/>
@@ -3531,7 +3531,7 @@
               <w:spacing w:after="10" w:before="0"/>
               <w:ind w:left="120"/>
             </w:pPr>
-            <w:hyperlink w:history="1" r:id="rId4ixchmn7ww4_o9ijnjklb">
+            <w:hyperlink w:history="1" r:id="rId2yzboqmhc6qh8ltet9msr">
               <w:r>
                 <w:rPr>
                   <w:rFonts w:ascii="Arial" w:cs="Arial" w:eastAsia="Arial" w:hAnsi="Arial"/>
@@ -3576,7 +3576,7 @@
             <w:pPr>
               <w:spacing w:after="20" w:before="0"/>
             </w:pPr>
-            <w:hyperlink w:history="1" r:id="rIdlpysktrsg64eescdqsdk2">
+            <w:hyperlink w:history="1" r:id="rIdymmbribolkvwmak1cqb2w">
               <w:r>
                 <w:rPr>
                   <w:rFonts w:ascii="Arial" w:cs="Arial" w:eastAsia="Arial" w:hAnsi="Arial"/>
@@ -3609,7 +3609,7 @@
               <w:spacing w:after="10" w:before="0"/>
               <w:ind w:left="120"/>
             </w:pPr>
-            <w:hyperlink w:history="1" r:id="rIdmxgdh3u2u8hqaq5do9ftc">
+            <w:hyperlink w:history="1" r:id="rId0vofwu2qffpym9agaicrk">
               <w:r>
                 <w:rPr>
                   <w:rFonts w:ascii="Arial" w:cs="Arial" w:eastAsia="Arial" w:hAnsi="Arial"/>
@@ -3804,7 +3804,7 @@
             <w:pPr>
               <w:spacing w:after="20" w:before="0"/>
             </w:pPr>
-            <w:hyperlink w:history="1" r:id="rIdpwdbdfoltokn6traadsct">
+            <w:hyperlink w:history="1" r:id="rIdsgajytvifjqtrouok2myz">
               <w:r>
                 <w:rPr>
                   <w:rFonts w:ascii="Arial" w:cs="Arial" w:eastAsia="Arial" w:hAnsi="Arial"/>
@@ -3837,7 +3837,7 @@
               <w:spacing w:after="10" w:before="0"/>
               <w:ind w:left="120"/>
             </w:pPr>
-            <w:hyperlink w:history="1" r:id="rId-algnitm3fdawjs578eyh">
+            <w:hyperlink w:history="1" r:id="rIdhhrsicy-2koyjtgs60tg5">
               <w:r>
                 <w:rPr>
                   <w:rFonts w:ascii="Arial" w:cs="Arial" w:eastAsia="Arial" w:hAnsi="Arial"/>
@@ -3882,7 +3882,7 @@
             <w:pPr>
               <w:spacing w:after="20" w:before="0"/>
             </w:pPr>
-            <w:hyperlink w:history="1" r:id="rIdnfmq3qmmwoj_urp8sru22">
+            <w:hyperlink w:history="1" r:id="rIdosze93vp_l67gw3d3ledx">
               <w:r>
                 <w:rPr>
                   <w:rFonts w:ascii="Arial" w:cs="Arial" w:eastAsia="Arial" w:hAnsi="Arial"/>
@@ -3915,7 +3915,7 @@
               <w:spacing w:after="10" w:before="0"/>
               <w:ind w:left="120"/>
             </w:pPr>
-            <w:hyperlink w:history="1" r:id="rIdgpqx5gk9pqronnywligh7">
+            <w:hyperlink w:history="1" r:id="rIdyo9fqm8wxhojleyncb4l9">
               <w:r>
                 <w:rPr>
                   <w:rFonts w:ascii="Arial" w:cs="Arial" w:eastAsia="Arial" w:hAnsi="Arial"/>
@@ -4110,7 +4110,7 @@
             <w:pPr>
               <w:spacing w:after="20" w:before="0"/>
             </w:pPr>
-            <w:hyperlink w:history="1" r:id="rIdakzyoqle557kgzl1_eszj">
+            <w:hyperlink w:history="1" r:id="rId_4bl_qnrs42ptvahi2c0t">
               <w:r>
                 <w:rPr>
                   <w:rFonts w:ascii="Arial" w:cs="Arial" w:eastAsia="Arial" w:hAnsi="Arial"/>
@@ -4143,7 +4143,7 @@
               <w:spacing w:after="10" w:before="0"/>
               <w:ind w:left="120"/>
             </w:pPr>
-            <w:hyperlink w:history="1" r:id="rIdx3x3xdajixbux-6ikl3iu">
+            <w:hyperlink w:history="1" r:id="rIduvdotqwwcvvm035crou6s">
               <w:r>
                 <w:rPr>
                   <w:rFonts w:ascii="Arial" w:cs="Arial" w:eastAsia="Arial" w:hAnsi="Arial"/>
@@ -4188,7 +4188,7 @@
             <w:pPr>
               <w:spacing w:after="20" w:before="0"/>
             </w:pPr>
-            <w:hyperlink w:history="1" r:id="rIdftmieqwpfc1tnqeebfjri">
+            <w:hyperlink w:history="1" r:id="rId0gusxwdoew38rzupvd432">
               <w:r>
                 <w:rPr>
                   <w:rFonts w:ascii="Arial" w:cs="Arial" w:eastAsia="Arial" w:hAnsi="Arial"/>
@@ -4221,7 +4221,7 @@
               <w:spacing w:after="10" w:before="0"/>
               <w:ind w:left="120"/>
             </w:pPr>
-            <w:hyperlink w:history="1" r:id="rId-9oha7a4k3piayaiwaskr">
+            <w:hyperlink w:history="1" r:id="rId2p6p530aepg34-pj80fsi">
               <w:r>
                 <w:rPr>
                   <w:rFonts w:ascii="Arial" w:cs="Arial" w:eastAsia="Arial" w:hAnsi="Arial"/>
@@ -4416,7 +4416,7 @@
             <w:pPr>
               <w:spacing w:after="20" w:before="0"/>
             </w:pPr>
-            <w:hyperlink w:history="1" r:id="rIdg-blaqoa6-13xxscl65ap">
+            <w:hyperlink w:history="1" r:id="rIdix1059qw0hz6xfvfrwjd6">
               <w:r>
                 <w:rPr>
                   <w:rFonts w:ascii="Arial" w:cs="Arial" w:eastAsia="Arial" w:hAnsi="Arial"/>
@@ -4449,7 +4449,7 @@
               <w:spacing w:after="10" w:before="0"/>
               <w:ind w:left="120"/>
             </w:pPr>
-            <w:hyperlink w:history="1" r:id="rIdralefo9imsai4ujgsyihm">
+            <w:hyperlink w:history="1" r:id="rIdupyikap4sjr-swicmylbk">
               <w:r>
                 <w:rPr>
                   <w:rFonts w:ascii="Arial" w:cs="Arial" w:eastAsia="Arial" w:hAnsi="Arial"/>
@@ -4494,7 +4494,7 @@
             <w:pPr>
               <w:spacing w:after="20" w:before="0"/>
             </w:pPr>
-            <w:hyperlink w:history="1" r:id="rIdu2y6dp_r9zwwxelj9z7ue">
+            <w:hyperlink w:history="1" r:id="rId_gg-loy0lowjj3vnfejdx">
               <w:r>
                 <w:rPr>
                   <w:rFonts w:ascii="Arial" w:cs="Arial" w:eastAsia="Arial" w:hAnsi="Arial"/>
@@ -4527,7 +4527,7 @@
               <w:spacing w:after="10" w:before="0"/>
               <w:ind w:left="120"/>
             </w:pPr>
-            <w:hyperlink w:history="1" r:id="rIdvaout-b4ynnwxa5ji_lk2">
+            <w:hyperlink w:history="1" r:id="rIdnuyfqisfuowbkypzd9rzt">
               <w:r>
                 <w:rPr>
                   <w:rFonts w:ascii="Arial" w:cs="Arial" w:eastAsia="Arial" w:hAnsi="Arial"/>
@@ -4722,7 +4722,7 @@
             <w:pPr>
               <w:spacing w:after="20" w:before="0"/>
             </w:pPr>
-            <w:hyperlink w:history="1" r:id="rIdxnjg4nmhet0q63i6zn25f">
+            <w:hyperlink w:history="1" r:id="rIddkmwo6wnuinyip5mufwd-">
               <w:r>
                 <w:rPr>
                   <w:rFonts w:ascii="Arial" w:cs="Arial" w:eastAsia="Arial" w:hAnsi="Arial"/>
@@ -4755,7 +4755,7 @@
               <w:spacing w:after="10" w:before="0"/>
               <w:ind w:left="120"/>
             </w:pPr>
-            <w:hyperlink w:history="1" r:id="rIdji0ywlyca3ntu4lfd_ktq">
+            <w:hyperlink w:history="1" r:id="rIdvohlvrbf9epqsb9licetl">
               <w:r>
                 <w:rPr>
                   <w:rFonts w:ascii="Arial" w:cs="Arial" w:eastAsia="Arial" w:hAnsi="Arial"/>
@@ -4800,7 +4800,7 @@
             <w:pPr>
               <w:spacing w:after="20" w:before="0"/>
             </w:pPr>
-            <w:hyperlink w:history="1" r:id="rIdlqtbziel8cvjvpp0wel74">
+            <w:hyperlink w:history="1" r:id="rIdljw6ut0atftm-3-_44kjh">
               <w:r>
                 <w:rPr>
                   <w:rFonts w:ascii="Arial" w:cs="Arial" w:eastAsia="Arial" w:hAnsi="Arial"/>
@@ -4833,7 +4833,7 @@
               <w:spacing w:after="10" w:before="0"/>
               <w:ind w:left="120"/>
             </w:pPr>
-            <w:hyperlink w:history="1" r:id="rIdiszxxgc0x6ewlltw-ztgw">
+            <w:hyperlink w:history="1" r:id="rIdptzn2gzeqi87pimmhd0ob">
               <w:r>
                 <w:rPr>
                   <w:rFonts w:ascii="Arial" w:cs="Arial" w:eastAsia="Arial" w:hAnsi="Arial"/>
@@ -6320,7 +6320,7 @@
             <w:pPr>
               <w:spacing w:after="20" w:before="0"/>
             </w:pPr>
-            <w:hyperlink w:history="1" r:id="rIdgwwu1mxe4-ocq4qvbj2kx">
+            <w:hyperlink w:history="1" r:id="rIdgdk32praayw3flea6acqz">
               <w:r>
                 <w:rPr>
                   <w:rFonts w:ascii="Arial" w:cs="Arial" w:eastAsia="Arial" w:hAnsi="Arial"/>
@@ -6353,7 +6353,7 @@
               <w:spacing w:after="10" w:before="0"/>
               <w:ind w:left="120"/>
             </w:pPr>
-            <w:hyperlink w:history="1" r:id="rId8wy_tjytiaqdgssmp6n-w">
+            <w:hyperlink w:history="1" r:id="rIdrcceolbdvugyza7wd9zrn">
               <w:r>
                 <w:rPr>
                   <w:rFonts w:ascii="Arial" w:cs="Arial" w:eastAsia="Arial" w:hAnsi="Arial"/>
@@ -6398,7 +6398,7 @@
             <w:pPr>
               <w:spacing w:after="20" w:before="0"/>
             </w:pPr>
-            <w:hyperlink w:history="1" r:id="rIdqgqvtwauh_t3e9ycgbxah">
+            <w:hyperlink w:history="1" r:id="rId1phpaoawuwaftvymi34qc">
               <w:r>
                 <w:rPr>
                   <w:rFonts w:ascii="Arial" w:cs="Arial" w:eastAsia="Arial" w:hAnsi="Arial"/>
@@ -6431,7 +6431,7 @@
               <w:spacing w:after="10" w:before="0"/>
               <w:ind w:left="120"/>
             </w:pPr>
-            <w:hyperlink w:history="1" r:id="rIdvhtnkpg7-6qwoirksmbzj">
+            <w:hyperlink w:history="1" r:id="rIdsfllpeflqsl4krcyuj5x_">
               <w:r>
                 <w:rPr>
                   <w:rFonts w:ascii="Arial" w:cs="Arial" w:eastAsia="Arial" w:hAnsi="Arial"/>
@@ -6626,7 +6626,7 @@
             <w:pPr>
               <w:spacing w:after="20" w:before="0"/>
             </w:pPr>
-            <w:hyperlink w:history="1" r:id="rId6qixghetjj7avi2asbczx">
+            <w:hyperlink w:history="1" r:id="rId7vew0leezidkhvvskjf_4">
               <w:r>
                 <w:rPr>
                   <w:rFonts w:ascii="Arial" w:cs="Arial" w:eastAsia="Arial" w:hAnsi="Arial"/>
@@ -6659,7 +6659,7 @@
               <w:spacing w:after="10" w:before="0"/>
               <w:ind w:left="120"/>
             </w:pPr>
-            <w:hyperlink w:history="1" r:id="rIdlu6onihmuherfs6dpmnip">
+            <w:hyperlink w:history="1" r:id="rIdywysns1z0rjk5zuzleqj5">
               <w:r>
                 <w:rPr>
                   <w:rFonts w:ascii="Arial" w:cs="Arial" w:eastAsia="Arial" w:hAnsi="Arial"/>
@@ -6704,7 +6704,7 @@
             <w:pPr>
               <w:spacing w:after="20" w:before="0"/>
             </w:pPr>
-            <w:hyperlink w:history="1" r:id="rIddnrt7lexlwysbtodxsol6">
+            <w:hyperlink w:history="1" r:id="rIdp-fjz-0xty5qv3bdkjwnb">
               <w:r>
                 <w:rPr>
                   <w:rFonts w:ascii="Arial" w:cs="Arial" w:eastAsia="Arial" w:hAnsi="Arial"/>
@@ -6737,7 +6737,7 @@
               <w:spacing w:after="10" w:before="0"/>
               <w:ind w:left="120"/>
             </w:pPr>
-            <w:hyperlink w:history="1" r:id="rIdy1xe_ggfzodfudmyo99tk">
+            <w:hyperlink w:history="1" r:id="rIdjz0pqp0quc6xu4xpihy6y">
               <w:r>
                 <w:rPr>
                   <w:rFonts w:ascii="Arial" w:cs="Arial" w:eastAsia="Arial" w:hAnsi="Arial"/>
@@ -6932,7 +6932,7 @@
             <w:pPr>
               <w:spacing w:after="20" w:before="0"/>
             </w:pPr>
-            <w:hyperlink w:history="1" r:id="rIdedve0w2-jouhkm6mh5wcg">
+            <w:hyperlink w:history="1" r:id="rIdfieokrip12moui3ezkyck">
               <w:r>
                 <w:rPr>
                   <w:rFonts w:ascii="Arial" w:cs="Arial" w:eastAsia="Arial" w:hAnsi="Arial"/>
@@ -6965,7 +6965,7 @@
               <w:spacing w:after="10" w:before="0"/>
               <w:ind w:left="120"/>
             </w:pPr>
-            <w:hyperlink w:history="1" r:id="rIdwlqezzpbnguhax-ypgeys">
+            <w:hyperlink w:history="1" r:id="rIdm6gkjssyanb_gdbef-r7u">
               <w:r>
                 <w:rPr>
                   <w:rFonts w:ascii="Arial" w:cs="Arial" w:eastAsia="Arial" w:hAnsi="Arial"/>
@@ -7010,7 +7010,7 @@
             <w:pPr>
               <w:spacing w:after="20" w:before="0"/>
             </w:pPr>
-            <w:hyperlink w:history="1" r:id="rIdxuqtqxk9muov7akvsufbg">
+            <w:hyperlink w:history="1" r:id="rIdkdfji7tmteklgxwfn-edc">
               <w:r>
                 <w:rPr>
                   <w:rFonts w:ascii="Arial" w:cs="Arial" w:eastAsia="Arial" w:hAnsi="Arial"/>
@@ -7043,7 +7043,7 @@
               <w:spacing w:after="10" w:before="0"/>
               <w:ind w:left="120"/>
             </w:pPr>
-            <w:hyperlink w:history="1" r:id="rIdbddeub-vfhhbzhudtiw2j">
+            <w:hyperlink w:history="1" r:id="rId70bpw6b0sgckkrln2eu_m">
               <w:r>
                 <w:rPr>
                   <w:rFonts w:ascii="Arial" w:cs="Arial" w:eastAsia="Arial" w:hAnsi="Arial"/>
@@ -7238,7 +7238,7 @@
             <w:pPr>
               <w:spacing w:after="20" w:before="0"/>
             </w:pPr>
-            <w:hyperlink w:history="1" r:id="rIdwn3omz4vwsrrzk8zv0d2c">
+            <w:hyperlink w:history="1" r:id="rIds3jcz320wsulpybcxe-q0">
               <w:r>
                 <w:rPr>
                   <w:rFonts w:ascii="Arial" w:cs="Arial" w:eastAsia="Arial" w:hAnsi="Arial"/>
@@ -7271,7 +7271,7 @@
               <w:spacing w:after="10" w:before="0"/>
               <w:ind w:left="120"/>
             </w:pPr>
-            <w:hyperlink w:history="1" r:id="rIdbj9bkszs7knsz5gaygwod">
+            <w:hyperlink w:history="1" r:id="rIdorfwbhz1n2mrl1jxt-5ml">
               <w:r>
                 <w:rPr>
                   <w:rFonts w:ascii="Arial" w:cs="Arial" w:eastAsia="Arial" w:hAnsi="Arial"/>
@@ -7316,7 +7316,7 @@
             <w:pPr>
               <w:spacing w:after="20" w:before="0"/>
             </w:pPr>
-            <w:hyperlink w:history="1" r:id="rId2939sd1f2vp2nn48o282b">
+            <w:hyperlink w:history="1" r:id="rId--ymuzp1vq4p0bsdlqm0a">
               <w:r>
                 <w:rPr>
                   <w:rFonts w:ascii="Arial" w:cs="Arial" w:eastAsia="Arial" w:hAnsi="Arial"/>
@@ -7349,7 +7349,7 @@
               <w:spacing w:after="10" w:before="0"/>
               <w:ind w:left="120"/>
             </w:pPr>
-            <w:hyperlink w:history="1" r:id="rIdw0lhhxidsb1a4-iqmqss0">
+            <w:hyperlink w:history="1" r:id="rIdapaspg7_t1_5toiivsrgk">
               <w:r>
                 <w:rPr>
                   <w:rFonts w:ascii="Arial" w:cs="Arial" w:eastAsia="Arial" w:hAnsi="Arial"/>
@@ -7544,7 +7544,7 @@
             <w:pPr>
               <w:spacing w:after="20" w:before="0"/>
             </w:pPr>
-            <w:hyperlink w:history="1" r:id="rIddrqesdvskrbq4pwdgbbht">
+            <w:hyperlink w:history="1" r:id="rIdi1p3lxqsh5nawpyvtxirf">
               <w:r>
                 <w:rPr>
                   <w:rFonts w:ascii="Arial" w:cs="Arial" w:eastAsia="Arial" w:hAnsi="Arial"/>
@@ -7577,7 +7577,7 @@
               <w:spacing w:after="10" w:before="0"/>
               <w:ind w:left="120"/>
             </w:pPr>
-            <w:hyperlink w:history="1" r:id="rIdoqz2wcpzlsovlk6ohogvr">
+            <w:hyperlink w:history="1" r:id="rIdfkas4qffsvjlbiyy9pqeb">
               <w:r>
                 <w:rPr>
                   <w:rFonts w:ascii="Arial" w:cs="Arial" w:eastAsia="Arial" w:hAnsi="Arial"/>
@@ -7622,7 +7622,7 @@
             <w:pPr>
               <w:spacing w:after="20" w:before="0"/>
             </w:pPr>
-            <w:hyperlink w:history="1" r:id="rIdwa_vgkwaigwtw5dwcj8wn">
+            <w:hyperlink w:history="1" r:id="rIdxnhieyxavbwmlgdp2i2yc">
               <w:r>
                 <w:rPr>
                   <w:rFonts w:ascii="Arial" w:cs="Arial" w:eastAsia="Arial" w:hAnsi="Arial"/>
@@ -7655,7 +7655,7 @@
               <w:spacing w:after="10" w:before="0"/>
               <w:ind w:left="120"/>
             </w:pPr>
-            <w:hyperlink w:history="1" r:id="rIdminewic56ywzft6orssc8">
+            <w:hyperlink w:history="1" r:id="rIdt71869khleyj-6n0xx4bl">
               <w:r>
                 <w:rPr>
                   <w:rFonts w:ascii="Arial" w:cs="Arial" w:eastAsia="Arial" w:hAnsi="Arial"/>
@@ -9142,7 +9142,7 @@
             <w:pPr>
               <w:spacing w:after="20" w:before="0"/>
             </w:pPr>
-            <w:hyperlink w:history="1" r:id="rIdeuya33hjkcxsjdi1j_kjr">
+            <w:hyperlink w:history="1" r:id="rId3-pcq5sjveltdoooil0-t">
               <w:r>
                 <w:rPr>
                   <w:rFonts w:ascii="Arial" w:cs="Arial" w:eastAsia="Arial" w:hAnsi="Arial"/>
@@ -9175,7 +9175,7 @@
               <w:spacing w:after="10" w:before="0"/>
               <w:ind w:left="120"/>
             </w:pPr>
-            <w:hyperlink w:history="1" r:id="rIdmrakfk6fcjwappb7s9ebo">
+            <w:hyperlink w:history="1" r:id="rIdwdwyvr-vvtqj5ept7y5_u">
               <w:r>
                 <w:rPr>
                   <w:rFonts w:ascii="Arial" w:cs="Arial" w:eastAsia="Arial" w:hAnsi="Arial"/>
@@ -9220,7 +9220,7 @@
             <w:pPr>
               <w:spacing w:after="20" w:before="0"/>
             </w:pPr>
-            <w:hyperlink w:history="1" r:id="rIdd7v6geuzedbhex8dqe9gv">
+            <w:hyperlink w:history="1" r:id="rIdm5kmice3iubbdwievuhl8">
               <w:r>
                 <w:rPr>
                   <w:rFonts w:ascii="Arial" w:cs="Arial" w:eastAsia="Arial" w:hAnsi="Arial"/>
@@ -9253,7 +9253,7 @@
               <w:spacing w:after="10" w:before="0"/>
               <w:ind w:left="120"/>
             </w:pPr>
-            <w:hyperlink w:history="1" r:id="rIdwnpad8wdbkgdv0gas9hym">
+            <w:hyperlink w:history="1" r:id="rIdjdzm7wgpupqwn-89dwdxi">
               <w:r>
                 <w:rPr>
                   <w:rFonts w:ascii="Arial" w:cs="Arial" w:eastAsia="Arial" w:hAnsi="Arial"/>
@@ -9448,7 +9448,7 @@
             <w:pPr>
               <w:spacing w:after="20" w:before="0"/>
             </w:pPr>
-            <w:hyperlink w:history="1" r:id="rIdddo6ue73hsdz26yhytbmj">
+            <w:hyperlink w:history="1" r:id="rIdv5w2cclncaespjntvxqv_">
               <w:r>
                 <w:rPr>
                   <w:rFonts w:ascii="Arial" w:cs="Arial" w:eastAsia="Arial" w:hAnsi="Arial"/>
@@ -9481,7 +9481,7 @@
               <w:spacing w:after="10" w:before="0"/>
               <w:ind w:left="120"/>
             </w:pPr>
-            <w:hyperlink w:history="1" r:id="rIdfrxpim3vdrvaqoxknydnk">
+            <w:hyperlink w:history="1" r:id="rIdeb0as0c48gv0uxz0t8xwp">
               <w:r>
                 <w:rPr>
                   <w:rFonts w:ascii="Arial" w:cs="Arial" w:eastAsia="Arial" w:hAnsi="Arial"/>
@@ -9526,7 +9526,7 @@
             <w:pPr>
               <w:spacing w:after="20" w:before="0"/>
             </w:pPr>
-            <w:hyperlink w:history="1" r:id="rIduwzpmm58k69pfgz_ht13b">
+            <w:hyperlink w:history="1" r:id="rIdxqcuxkmxopkw5on3a9wsn">
               <w:r>
                 <w:rPr>
                   <w:rFonts w:ascii="Arial" w:cs="Arial" w:eastAsia="Arial" w:hAnsi="Arial"/>
@@ -9559,7 +9559,7 @@
               <w:spacing w:after="10" w:before="0"/>
               <w:ind w:left="120"/>
             </w:pPr>
-            <w:hyperlink w:history="1" r:id="rId9hz3tep0y2bxifax_tfy8">
+            <w:hyperlink w:history="1" r:id="rIdgmrsz-h1iv4tylvptnpvq">
               <w:r>
                 <w:rPr>
                   <w:rFonts w:ascii="Arial" w:cs="Arial" w:eastAsia="Arial" w:hAnsi="Arial"/>
@@ -9754,7 +9754,7 @@
             <w:pPr>
               <w:spacing w:after="20" w:before="0"/>
             </w:pPr>
-            <w:hyperlink w:history="1" r:id="rIdl9_sf1jb2kcvcakcq0m4h">
+            <w:hyperlink w:history="1" r:id="rIdvdaohl279suumrv1nybcl">
               <w:r>
                 <w:rPr>
                   <w:rFonts w:ascii="Arial" w:cs="Arial" w:eastAsia="Arial" w:hAnsi="Arial"/>
@@ -9787,7 +9787,7 @@
               <w:spacing w:after="10" w:before="0"/>
               <w:ind w:left="120"/>
             </w:pPr>
-            <w:hyperlink w:history="1" r:id="rIdh1kh4txkni_3n4eivmmxw">
+            <w:hyperlink w:history="1" r:id="rIdiamwznmpf_hkq7zfvrbpy">
               <w:r>
                 <w:rPr>
                   <w:rFonts w:ascii="Arial" w:cs="Arial" w:eastAsia="Arial" w:hAnsi="Arial"/>
@@ -9832,7 +9832,7 @@
             <w:pPr>
               <w:spacing w:after="20" w:before="0"/>
             </w:pPr>
-            <w:hyperlink w:history="1" r:id="rId5tf6sxz5eywdckeoikwfg">
+            <w:hyperlink w:history="1" r:id="rIdrv5gs8batzsuu818o7x-f">
               <w:r>
                 <w:rPr>
                   <w:rFonts w:ascii="Arial" w:cs="Arial" w:eastAsia="Arial" w:hAnsi="Arial"/>
@@ -9865,7 +9865,7 @@
               <w:spacing w:after="10" w:before="0"/>
               <w:ind w:left="120"/>
             </w:pPr>
-            <w:hyperlink w:history="1" r:id="rIdccocbmp9ykemlgaea1tje">
+            <w:hyperlink w:history="1" r:id="rIdb5qle3kucylotcvrqxxck">
               <w:r>
                 <w:rPr>
                   <w:rFonts w:ascii="Arial" w:cs="Arial" w:eastAsia="Arial" w:hAnsi="Arial"/>
@@ -10060,7 +10060,7 @@
             <w:pPr>
               <w:spacing w:after="20" w:before="0"/>
             </w:pPr>
-            <w:hyperlink w:history="1" r:id="rIdgxqqjmkxx4dsubnxzaord">
+            <w:hyperlink w:history="1" r:id="rIdqk9wvmu0osiek8ui6kv3q">
               <w:r>
                 <w:rPr>
                   <w:rFonts w:ascii="Arial" w:cs="Arial" w:eastAsia="Arial" w:hAnsi="Arial"/>
@@ -10093,7 +10093,7 @@
               <w:spacing w:after="10" w:before="0"/>
               <w:ind w:left="120"/>
             </w:pPr>
-            <w:hyperlink w:history="1" r:id="rIdtkivpomskcaqgmjujvkl_">
+            <w:hyperlink w:history="1" r:id="rIdwf5nbeph88lqx_prftfdl">
               <w:r>
                 <w:rPr>
                   <w:rFonts w:ascii="Arial" w:cs="Arial" w:eastAsia="Arial" w:hAnsi="Arial"/>
@@ -10138,7 +10138,7 @@
             <w:pPr>
               <w:spacing w:after="20" w:before="0"/>
             </w:pPr>
-            <w:hyperlink w:history="1" r:id="rIdhsuudolme-qdw_ktfh2s5">
+            <w:hyperlink w:history="1" r:id="rIdwehap3j1-lmr0-mx8tgx2">
               <w:r>
                 <w:rPr>
                   <w:rFonts w:ascii="Arial" w:cs="Arial" w:eastAsia="Arial" w:hAnsi="Arial"/>
@@ -10171,7 +10171,7 @@
               <w:spacing w:after="10" w:before="0"/>
               <w:ind w:left="120"/>
             </w:pPr>
-            <w:hyperlink w:history="1" r:id="rIdvd_mk9bm45tm57ovxvton">
+            <w:hyperlink w:history="1" r:id="rIdwlvzuqj54ebzot9yx0qx3">
               <w:r>
                 <w:rPr>
                   <w:rFonts w:ascii="Arial" w:cs="Arial" w:eastAsia="Arial" w:hAnsi="Arial"/>
@@ -10366,7 +10366,7 @@
             <w:pPr>
               <w:spacing w:after="20" w:before="0"/>
             </w:pPr>
-            <w:hyperlink w:history="1" r:id="rIdcz783g-jkeoblt5u-mva6">
+            <w:hyperlink w:history="1" r:id="rIdasvyve7n4tshkyj2rr0ix">
               <w:r>
                 <w:rPr>
                   <w:rFonts w:ascii="Arial" w:cs="Arial" w:eastAsia="Arial" w:hAnsi="Arial"/>
@@ -10399,7 +10399,7 @@
               <w:spacing w:after="10" w:before="0"/>
               <w:ind w:left="120"/>
             </w:pPr>
-            <w:hyperlink w:history="1" r:id="rId5izgl5jkagvfiseqpqcb5">
+            <w:hyperlink w:history="1" r:id="rIdi-0g82ebsqmxszahxcwr0">
               <w:r>
                 <w:rPr>
                   <w:rFonts w:ascii="Arial" w:cs="Arial" w:eastAsia="Arial" w:hAnsi="Arial"/>
@@ -10444,7 +10444,7 @@
             <w:pPr>
               <w:spacing w:after="20" w:before="0"/>
             </w:pPr>
-            <w:hyperlink w:history="1" r:id="rIdrjblmn_mqlzlvcx3lvmfe">
+            <w:hyperlink w:history="1" r:id="rId6upsu3dde8hij_givenaa">
               <w:r>
                 <w:rPr>
                   <w:rFonts w:ascii="Arial" w:cs="Arial" w:eastAsia="Arial" w:hAnsi="Arial"/>
@@ -10477,7 +10477,7 @@
               <w:spacing w:after="10" w:before="0"/>
               <w:ind w:left="120"/>
             </w:pPr>
-            <w:hyperlink w:history="1" r:id="rId-bseni1qqhanzui1d1ivu">
+            <w:hyperlink w:history="1" r:id="rIdetiladttjdryr1-jgtcrs">
               <w:r>
                 <w:rPr>
                   <w:rFonts w:ascii="Arial" w:cs="Arial" w:eastAsia="Arial" w:hAnsi="Arial"/>
@@ -11964,7 +11964,7 @@
             <w:pPr>
               <w:spacing w:after="20" w:before="0"/>
             </w:pPr>
-            <w:hyperlink w:history="1" r:id="rId1qjk00nyexneyylqmw-c_">
+            <w:hyperlink w:history="1" r:id="rId2tqe-kcxvzgbunxsboayg">
               <w:r>
                 <w:rPr>
                   <w:rFonts w:ascii="Arial" w:cs="Arial" w:eastAsia="Arial" w:hAnsi="Arial"/>
@@ -11997,7 +11997,7 @@
               <w:spacing w:after="10" w:before="0"/>
               <w:ind w:left="120"/>
             </w:pPr>
-            <w:hyperlink w:history="1" r:id="rIdfhbenl3zk5pyiqjzs_xe7">
+            <w:hyperlink w:history="1" r:id="rIdipsnxdlpia59xbredsgwp">
               <w:r>
                 <w:rPr>
                   <w:rFonts w:ascii="Arial" w:cs="Arial" w:eastAsia="Arial" w:hAnsi="Arial"/>
@@ -12042,7 +12042,7 @@
             <w:pPr>
               <w:spacing w:after="20" w:before="0"/>
             </w:pPr>
-            <w:hyperlink w:history="1" r:id="rId4eipkjyx15n3anv3mbogr">
+            <w:hyperlink w:history="1" r:id="rIdhcguiu-w3nqfgxnlnhorw">
               <w:r>
                 <w:rPr>
                   <w:rFonts w:ascii="Arial" w:cs="Arial" w:eastAsia="Arial" w:hAnsi="Arial"/>
@@ -12075,7 +12075,7 @@
               <w:spacing w:after="10" w:before="0"/>
               <w:ind w:left="120"/>
             </w:pPr>
-            <w:hyperlink w:history="1" r:id="rId_zftbxxnsjrxohjnzbj-6">
+            <w:hyperlink w:history="1" r:id="rIdgu3_jq9giuaeylnzgplz_">
               <w:r>
                 <w:rPr>
                   <w:rFonts w:ascii="Arial" w:cs="Arial" w:eastAsia="Arial" w:hAnsi="Arial"/>
@@ -12422,7 +12422,7 @@
             <w:pPr>
               <w:spacing w:after="20" w:before="0"/>
             </w:pPr>
-            <w:hyperlink w:history="1" r:id="rIdvu1vg7gp_odjv0_heazm8">
+            <w:hyperlink w:history="1" r:id="rIdx7te06t88qvaaz_dnygrz">
               <w:r>
                 <w:rPr>
                   <w:rFonts w:ascii="Arial" w:cs="Arial" w:eastAsia="Arial" w:hAnsi="Arial"/>
@@ -12455,7 +12455,7 @@
               <w:spacing w:after="10" w:before="0"/>
               <w:ind w:left="120"/>
             </w:pPr>
-            <w:hyperlink w:history="1" r:id="rIdsyn4md7cuxay5rjk-pq07">
+            <w:hyperlink w:history="1" r:id="rId0iz8oviiigugv11efoqaz">
               <w:r>
                 <w:rPr>
                   <w:rFonts w:ascii="Arial" w:cs="Arial" w:eastAsia="Arial" w:hAnsi="Arial"/>
@@ -12500,7 +12500,7 @@
             <w:pPr>
               <w:spacing w:after="20" w:before="0"/>
             </w:pPr>
-            <w:hyperlink w:history="1" r:id="rIdiwznxh5q7robdufw_hjlb">
+            <w:hyperlink w:history="1" r:id="rId4psd82ykijxzijwx_zula">
               <w:r>
                 <w:rPr>
                   <w:rFonts w:ascii="Arial" w:cs="Arial" w:eastAsia="Arial" w:hAnsi="Arial"/>
@@ -12533,7 +12533,7 @@
               <w:spacing w:after="10" w:before="0"/>
               <w:ind w:left="120"/>
             </w:pPr>
-            <w:hyperlink w:history="1" r:id="rIdrsaw6uhhwcnu-2zfuebrd">
+            <w:hyperlink w:history="1" r:id="rIdrbreu3mirwluztkxiw6d0">
               <w:r>
                 <w:rPr>
                   <w:rFonts w:ascii="Arial" w:cs="Arial" w:eastAsia="Arial" w:hAnsi="Arial"/>
@@ -12994,7 +12994,7 @@
             <w:pPr>
               <w:spacing w:after="20" w:before="0"/>
             </w:pPr>
-            <w:hyperlink w:history="1" r:id="rIdgrxb7alaiw5rsg5e05uk4">
+            <w:hyperlink w:history="1" r:id="rIdsolpwfamabksqzdj1wy3l">
               <w:r>
                 <w:rPr>
                   <w:rFonts w:ascii="Arial" w:cs="Arial" w:eastAsia="Arial" w:hAnsi="Arial"/>
@@ -13027,7 +13027,7 @@
               <w:spacing w:after="10" w:before="0"/>
               <w:ind w:left="120"/>
             </w:pPr>
-            <w:hyperlink w:history="1" r:id="rId63wrkg7cwyp0zp2vf2u51">
+            <w:hyperlink w:history="1" r:id="rId9xpzfo0yyuagnw_jr8wef">
               <w:r>
                 <w:rPr>
                   <w:rFonts w:ascii="Arial" w:cs="Arial" w:eastAsia="Arial" w:hAnsi="Arial"/>
@@ -13072,7 +13072,7 @@
             <w:pPr>
               <w:spacing w:after="20" w:before="0"/>
             </w:pPr>
-            <w:hyperlink w:history="1" r:id="rId_10c0ykwcw1utojusmdbr">
+            <w:hyperlink w:history="1" r:id="rIdb3dkbtghyi-t2sciikxp3">
               <w:r>
                 <w:rPr>
                   <w:rFonts w:ascii="Arial" w:cs="Arial" w:eastAsia="Arial" w:hAnsi="Arial"/>
@@ -13105,7 +13105,7 @@
               <w:spacing w:after="10" w:before="0"/>
               <w:ind w:left="120"/>
             </w:pPr>
-            <w:hyperlink w:history="1" r:id="rIdt1o6ciodgg38atfcpetg1">
+            <w:hyperlink w:history="1" r:id="rId-4k1fepjpiqkzy9niswza">
               <w:r>
                 <w:rPr>
                   <w:rFonts w:ascii="Arial" w:cs="Arial" w:eastAsia="Arial" w:hAnsi="Arial"/>
@@ -13376,7 +13376,7 @@
             <w:pPr>
               <w:spacing w:after="20" w:before="0"/>
             </w:pPr>
-            <w:hyperlink w:history="1" r:id="rIduk4sk1uto7nlg-hs7s54d">
+            <w:hyperlink w:history="1" r:id="rIdh5xuxmobwseimsadbr9l9">
               <w:r>
                 <w:rPr>
                   <w:rFonts w:ascii="Arial" w:cs="Arial" w:eastAsia="Arial" w:hAnsi="Arial"/>
@@ -13409,7 +13409,7 @@
               <w:spacing w:after="10" w:before="0"/>
               <w:ind w:left="120"/>
             </w:pPr>
-            <w:hyperlink w:history="1" r:id="rIdxnbodhc-dfb2q0kmjeipy">
+            <w:hyperlink w:history="1" r:id="rIdbw6aqcxtipnv1mapdbnoe">
               <w:r>
                 <w:rPr>
                   <w:rFonts w:ascii="Arial" w:cs="Arial" w:eastAsia="Arial" w:hAnsi="Arial"/>
@@ -13454,7 +13454,7 @@
             <w:pPr>
               <w:spacing w:after="20" w:before="0"/>
             </w:pPr>
-            <w:hyperlink w:history="1" r:id="rId_frswy7tdq6l7qxpjracs">
+            <w:hyperlink w:history="1" r:id="rIditd4wx2xaty81zqds2iw5">
               <w:r>
                 <w:rPr>
                   <w:rFonts w:ascii="Arial" w:cs="Arial" w:eastAsia="Arial" w:hAnsi="Arial"/>
@@ -13487,7 +13487,7 @@
               <w:spacing w:after="10" w:before="0"/>
               <w:ind w:left="120"/>
             </w:pPr>
-            <w:hyperlink w:history="1" r:id="rIdmp-zpuronsjp2nhxlwcrt">
+            <w:hyperlink w:history="1" r:id="rIdk6ujyafwn24lwmpjj9mqd">
               <w:r>
                 <w:rPr>
                   <w:rFonts w:ascii="Arial" w:cs="Arial" w:eastAsia="Arial" w:hAnsi="Arial"/>
@@ -13758,7 +13758,7 @@
             <w:pPr>
               <w:spacing w:after="20" w:before="0"/>
             </w:pPr>
-            <w:hyperlink w:history="1" r:id="rId-fwnovmou4h2jhctvabr1">
+            <w:hyperlink w:history="1" r:id="rIdwl5xr4fapuw_cjn8moc9u">
               <w:r>
                 <w:rPr>
                   <w:rFonts w:ascii="Arial" w:cs="Arial" w:eastAsia="Arial" w:hAnsi="Arial"/>
@@ -13791,7 +13791,7 @@
               <w:spacing w:after="10" w:before="0"/>
               <w:ind w:left="120"/>
             </w:pPr>
-            <w:hyperlink w:history="1" r:id="rIdwemjhwfluz-s4wphxjfik">
+            <w:hyperlink w:history="1" r:id="rIdwcj96bkiuvui_nuddxqbh">
               <w:r>
                 <w:rPr>
                   <w:rFonts w:ascii="Arial" w:cs="Arial" w:eastAsia="Arial" w:hAnsi="Arial"/>
@@ -13836,7 +13836,7 @@
             <w:pPr>
               <w:spacing w:after="20" w:before="0"/>
             </w:pPr>
-            <w:hyperlink w:history="1" r:id="rIdv92jfcvtajpkjoqbu3p1h">
+            <w:hyperlink w:history="1" r:id="rIdw4bfx9fydrubvdy4r1anx">
               <w:r>
                 <w:rPr>
                   <w:rFonts w:ascii="Arial" w:cs="Arial" w:eastAsia="Arial" w:hAnsi="Arial"/>
@@ -13869,7 +13869,7 @@
               <w:spacing w:after="10" w:before="0"/>
               <w:ind w:left="120"/>
             </w:pPr>
-            <w:hyperlink w:history="1" r:id="rIdptao9stah11bbrxu1cn6r">
+            <w:hyperlink w:history="1" r:id="rIdh3sbdgsicpgio2x9p3d1_">
               <w:r>
                 <w:rPr>
                   <w:rFonts w:ascii="Arial" w:cs="Arial" w:eastAsia="Arial" w:hAnsi="Arial"/>
@@ -15660,7 +15660,7 @@
             <w:pPr>
               <w:spacing w:after="20" w:before="0"/>
             </w:pPr>
-            <w:hyperlink w:history="1" r:id="rIdku1gtcw9jk_eo4xg9cbyj">
+            <w:hyperlink w:history="1" r:id="rIdwksegvzj82--8sap345nn">
               <w:r>
                 <w:rPr>
                   <w:rFonts w:ascii="Arial" w:cs="Arial" w:eastAsia="Arial" w:hAnsi="Arial"/>
@@ -15693,7 +15693,7 @@
               <w:spacing w:after="10" w:before="0"/>
               <w:ind w:left="120"/>
             </w:pPr>
-            <w:hyperlink w:history="1" r:id="rIdgvwreuamu0vmtgfnrfvuy">
+            <w:hyperlink w:history="1" r:id="rIdodabp_ia1na5-zr_r64hk">
               <w:r>
                 <w:rPr>
                   <w:rFonts w:ascii="Arial" w:cs="Arial" w:eastAsia="Arial" w:hAnsi="Arial"/>
@@ -15738,7 +15738,7 @@
             <w:pPr>
               <w:spacing w:after="20" w:before="0"/>
             </w:pPr>
-            <w:hyperlink w:history="1" r:id="rIdrfxa48sjswfhiqjygialx">
+            <w:hyperlink w:history="1" r:id="rId6et8d3asakpfunddwbyng">
               <w:r>
                 <w:rPr>
                   <w:rFonts w:ascii="Arial" w:cs="Arial" w:eastAsia="Arial" w:hAnsi="Arial"/>
@@ -15771,7 +15771,7 @@
               <w:spacing w:after="10" w:before="0"/>
               <w:ind w:left="120"/>
             </w:pPr>
-            <w:hyperlink w:history="1" r:id="rId49m8kwurycy6-ouqias5h">
+            <w:hyperlink w:history="1" r:id="rIdwcaahwlnbdtzk4knspkft">
               <w:r>
                 <w:rPr>
                   <w:rFonts w:ascii="Arial" w:cs="Arial" w:eastAsia="Arial" w:hAnsi="Arial"/>
@@ -15966,7 +15966,7 @@
             <w:pPr>
               <w:spacing w:after="20" w:before="0"/>
             </w:pPr>
-            <w:hyperlink w:history="1" r:id="rIdpfvpamubbvd527ofppukq">
+            <w:hyperlink w:history="1" r:id="rIdyonur6bgwkqqeqb0eqsuc">
               <w:r>
                 <w:rPr>
                   <w:rFonts w:ascii="Arial" w:cs="Arial" w:eastAsia="Arial" w:hAnsi="Arial"/>
@@ -15999,7 +15999,7 @@
               <w:spacing w:after="10" w:before="0"/>
               <w:ind w:left="120"/>
             </w:pPr>
-            <w:hyperlink w:history="1" r:id="rIdu1pjghjuaxu5gce6ix9y5">
+            <w:hyperlink w:history="1" r:id="rIdcgu5uxs6jrybxaxe13vw6">
               <w:r>
                 <w:rPr>
                   <w:rFonts w:ascii="Arial" w:cs="Arial" w:eastAsia="Arial" w:hAnsi="Arial"/>
@@ -16044,7 +16044,7 @@
             <w:pPr>
               <w:spacing w:after="20" w:before="0"/>
             </w:pPr>
-            <w:hyperlink w:history="1" r:id="rIdeedpqvgv3fzz_csi_pyjj">
+            <w:hyperlink w:history="1" r:id="rId6koukukod5gtpmcxjeskh">
               <w:r>
                 <w:rPr>
                   <w:rFonts w:ascii="Arial" w:cs="Arial" w:eastAsia="Arial" w:hAnsi="Arial"/>
@@ -16077,7 +16077,7 @@
               <w:spacing w:after="10" w:before="0"/>
               <w:ind w:left="120"/>
             </w:pPr>
-            <w:hyperlink w:history="1" r:id="rIdfnwnsuwar0qies6wnsjdb">
+            <w:hyperlink w:history="1" r:id="rIdfdato2ok-e-rsw5d2xeos">
               <w:r>
                 <w:rPr>
                   <w:rFonts w:ascii="Arial" w:cs="Arial" w:eastAsia="Arial" w:hAnsi="Arial"/>
@@ -16272,7 +16272,7 @@
             <w:pPr>
               <w:spacing w:after="20" w:before="0"/>
             </w:pPr>
-            <w:hyperlink w:history="1" r:id="rIdce_m8q_e8_jop31m_w6p4">
+            <w:hyperlink w:history="1" r:id="rIdh9hmol2uoitn7kuqauhlb">
               <w:r>
                 <w:rPr>
                   <w:rFonts w:ascii="Arial" w:cs="Arial" w:eastAsia="Arial" w:hAnsi="Arial"/>
@@ -16305,7 +16305,7 @@
               <w:spacing w:after="10" w:before="0"/>
               <w:ind w:left="120"/>
             </w:pPr>
-            <w:hyperlink w:history="1" r:id="rId2ok8uuczhlfhdl4w1keuu">
+            <w:hyperlink w:history="1" r:id="rId4nqhpxegzvlmjy3kcttbw">
               <w:r>
                 <w:rPr>
                   <w:rFonts w:ascii="Arial" w:cs="Arial" w:eastAsia="Arial" w:hAnsi="Arial"/>
@@ -16350,7 +16350,7 @@
             <w:pPr>
               <w:spacing w:after="20" w:before="0"/>
             </w:pPr>
-            <w:hyperlink w:history="1" r:id="rIdfsgbvxreeworpsbzuqqnb">
+            <w:hyperlink w:history="1" r:id="rIdacvsz3j-pjmozbst5dohj">
               <w:r>
                 <w:rPr>
                   <w:rFonts w:ascii="Arial" w:cs="Arial" w:eastAsia="Arial" w:hAnsi="Arial"/>
@@ -16383,7 +16383,7 @@
               <w:spacing w:after="10" w:before="0"/>
               <w:ind w:left="120"/>
             </w:pPr>
-            <w:hyperlink w:history="1" r:id="rIdua2woab_uw6xyv_ptobfz">
+            <w:hyperlink w:history="1" r:id="rIdjpv9gw81rcleozpdsggof">
               <w:r>
                 <w:rPr>
                   <w:rFonts w:ascii="Arial" w:cs="Arial" w:eastAsia="Arial" w:hAnsi="Arial"/>
@@ -16578,7 +16578,7 @@
             <w:pPr>
               <w:spacing w:after="20" w:before="0"/>
             </w:pPr>
-            <w:hyperlink w:history="1" r:id="rIdifgm1sxx_m5c456sghe19">
+            <w:hyperlink w:history="1" r:id="rIdbn4zb-99dfxw5a7wegsvf">
               <w:r>
                 <w:rPr>
                   <w:rFonts w:ascii="Arial" w:cs="Arial" w:eastAsia="Arial" w:hAnsi="Arial"/>
@@ -16611,7 +16611,7 @@
               <w:spacing w:after="10" w:before="0"/>
               <w:ind w:left="120"/>
             </w:pPr>
-            <w:hyperlink w:history="1" r:id="rIdwchbn7jfzvloqb6cehhos">
+            <w:hyperlink w:history="1" r:id="rIdfieijijtyzteuwohb1uzn">
               <w:r>
                 <w:rPr>
                   <w:rFonts w:ascii="Arial" w:cs="Arial" w:eastAsia="Arial" w:hAnsi="Arial"/>
@@ -16656,7 +16656,7 @@
             <w:pPr>
               <w:spacing w:after="20" w:before="0"/>
             </w:pPr>
-            <w:hyperlink w:history="1" r:id="rIdy2bxaccbh5dovbksxquzy">
+            <w:hyperlink w:history="1" r:id="rIdlh3p5ojqcmf0xudjyiez_">
               <w:r>
                 <w:rPr>
                   <w:rFonts w:ascii="Arial" w:cs="Arial" w:eastAsia="Arial" w:hAnsi="Arial"/>
@@ -16689,7 +16689,7 @@
               <w:spacing w:after="10" w:before="0"/>
               <w:ind w:left="120"/>
             </w:pPr>
-            <w:hyperlink w:history="1" r:id="rIds2yr21ilzecztk8eh9txm">
+            <w:hyperlink w:history="1" r:id="rIdtfne38xk9eduji3beiwnt">
               <w:r>
                 <w:rPr>
                   <w:rFonts w:ascii="Arial" w:cs="Arial" w:eastAsia="Arial" w:hAnsi="Arial"/>
@@ -16884,7 +16884,7 @@
             <w:pPr>
               <w:spacing w:after="20" w:before="0"/>
             </w:pPr>
-            <w:hyperlink w:history="1" r:id="rIdgdwyw0ahwz8cojfy-lp80">
+            <w:hyperlink w:history="1" r:id="rIddcgms_rwm-hnmcm8xaimo">
               <w:r>
                 <w:rPr>
                   <w:rFonts w:ascii="Arial" w:cs="Arial" w:eastAsia="Arial" w:hAnsi="Arial"/>
@@ -16917,7 +16917,7 @@
               <w:spacing w:after="10" w:before="0"/>
               <w:ind w:left="120"/>
             </w:pPr>
-            <w:hyperlink w:history="1" r:id="rIdbzh5tfvial5yjcxmtjh93">
+            <w:hyperlink w:history="1" r:id="rIduauqdpqmhqohimcjuitjn">
               <w:r>
                 <w:rPr>
                   <w:rFonts w:ascii="Arial" w:cs="Arial" w:eastAsia="Arial" w:hAnsi="Arial"/>
@@ -16962,7 +16962,7 @@
             <w:pPr>
               <w:spacing w:after="20" w:before="0"/>
             </w:pPr>
-            <w:hyperlink w:history="1" r:id="rIdmddl5umg2235euaktkkus">
+            <w:hyperlink w:history="1" r:id="rIdekoydfxo8j25nc881o9wc">
               <w:r>
                 <w:rPr>
                   <w:rFonts w:ascii="Arial" w:cs="Arial" w:eastAsia="Arial" w:hAnsi="Arial"/>
@@ -16995,7 +16995,7 @@
               <w:spacing w:after="10" w:before="0"/>
               <w:ind w:left="120"/>
             </w:pPr>
-            <w:hyperlink w:history="1" r:id="rIds7mleektmplwnwpfxb_bo">
+            <w:hyperlink w:history="1" r:id="rIdrwkxswfvpn7ifpebzaduy">
               <w:r>
                 <w:rPr>
                   <w:rFonts w:ascii="Arial" w:cs="Arial" w:eastAsia="Arial" w:hAnsi="Arial"/>
@@ -18482,7 +18482,7 @@
             <w:pPr>
               <w:spacing w:after="20" w:before="0"/>
             </w:pPr>
-            <w:hyperlink w:history="1" r:id="rIdxrwkh5tp0yivssbsdtpaw">
+            <w:hyperlink w:history="1" r:id="rIdkhvgrecmijxupncod6iii">
               <w:r>
                 <w:rPr>
                   <w:rFonts w:ascii="Arial" w:cs="Arial" w:eastAsia="Arial" w:hAnsi="Arial"/>
@@ -18515,7 +18515,7 @@
               <w:spacing w:after="10" w:before="0"/>
               <w:ind w:left="120"/>
             </w:pPr>
-            <w:hyperlink w:history="1" r:id="rIdxzhjefwdapfepywgallye">
+            <w:hyperlink w:history="1" r:id="rIdg6vot0qwuq-4_dzp8sk7m">
               <w:r>
                 <w:rPr>
                   <w:rFonts w:ascii="Arial" w:cs="Arial" w:eastAsia="Arial" w:hAnsi="Arial"/>
@@ -18560,7 +18560,7 @@
             <w:pPr>
               <w:spacing w:after="20" w:before="0"/>
             </w:pPr>
-            <w:hyperlink w:history="1" r:id="rIddalbdgcfxl6i-g9udenxs">
+            <w:hyperlink w:history="1" r:id="rIdpy_yixoyo_im1ojb1pqfl">
               <w:r>
                 <w:rPr>
                   <w:rFonts w:ascii="Arial" w:cs="Arial" w:eastAsia="Arial" w:hAnsi="Arial"/>
@@ -18593,7 +18593,7 @@
               <w:spacing w:after="10" w:before="0"/>
               <w:ind w:left="120"/>
             </w:pPr>
-            <w:hyperlink w:history="1" r:id="rId7w0pidl7sqptglbs1u2il">
+            <w:hyperlink w:history="1" r:id="rIdv7ruttvd6trtpkfzuit2l">
               <w:r>
                 <w:rPr>
                   <w:rFonts w:ascii="Arial" w:cs="Arial" w:eastAsia="Arial" w:hAnsi="Arial"/>
@@ -18788,7 +18788,7 @@
             <w:pPr>
               <w:spacing w:after="20" w:before="0"/>
             </w:pPr>
-            <w:hyperlink w:history="1" r:id="rIdzpsy671nkrk7c2-jrhivz">
+            <w:hyperlink w:history="1" r:id="rIdng14egkhxqpiyz8etgyl3">
               <w:r>
                 <w:rPr>
                   <w:rFonts w:ascii="Arial" w:cs="Arial" w:eastAsia="Arial" w:hAnsi="Arial"/>
@@ -18821,7 +18821,7 @@
               <w:spacing w:after="10" w:before="0"/>
               <w:ind w:left="120"/>
             </w:pPr>
-            <w:hyperlink w:history="1" r:id="rIdygtoetrq_n5ry0y2mxigk">
+            <w:hyperlink w:history="1" r:id="rIdrjgtmulkuzsse-tcscyf-">
               <w:r>
                 <w:rPr>
                   <w:rFonts w:ascii="Arial" w:cs="Arial" w:eastAsia="Arial" w:hAnsi="Arial"/>
@@ -18866,7 +18866,7 @@
             <w:pPr>
               <w:spacing w:after="20" w:before="0"/>
             </w:pPr>
-            <w:hyperlink w:history="1" r:id="rIds1wvp6tc5ibanz294zryz">
+            <w:hyperlink w:history="1" r:id="rIdmese9s0zzjeirqzqti5fs">
               <w:r>
                 <w:rPr>
                   <w:rFonts w:ascii="Arial" w:cs="Arial" w:eastAsia="Arial" w:hAnsi="Arial"/>
@@ -18899,7 +18899,7 @@
               <w:spacing w:after="10" w:before="0"/>
               <w:ind w:left="120"/>
             </w:pPr>
-            <w:hyperlink w:history="1" r:id="rId6f1b4g3z9y94d-zsgnse2">
+            <w:hyperlink w:history="1" r:id="rIdumodjipnurbeomql3smtz">
               <w:r>
                 <w:rPr>
                   <w:rFonts w:ascii="Arial" w:cs="Arial" w:eastAsia="Arial" w:hAnsi="Arial"/>
@@ -19094,7 +19094,7 @@
             <w:pPr>
               <w:spacing w:after="20" w:before="0"/>
             </w:pPr>
-            <w:hyperlink w:history="1" r:id="rId9c-cdlefmz1tplah0cs9z">
+            <w:hyperlink w:history="1" r:id="rIdc5sadmh4tidvuwygkvu2q">
               <w:r>
                 <w:rPr>
                   <w:rFonts w:ascii="Arial" w:cs="Arial" w:eastAsia="Arial" w:hAnsi="Arial"/>
@@ -19127,7 +19127,7 @@
               <w:spacing w:after="10" w:before="0"/>
               <w:ind w:left="120"/>
             </w:pPr>
-            <w:hyperlink w:history="1" r:id="rId9jdwjlubhms4eovk4t6lu">
+            <w:hyperlink w:history="1" r:id="rIdq6h55pwvzr6jokjxybiu1">
               <w:r>
                 <w:rPr>
                   <w:rFonts w:ascii="Arial" w:cs="Arial" w:eastAsia="Arial" w:hAnsi="Arial"/>
@@ -19172,7 +19172,7 @@
             <w:pPr>
               <w:spacing w:after="20" w:before="0"/>
             </w:pPr>
-            <w:hyperlink w:history="1" r:id="rId1yceerpp6zzryb3wmnpvo">
+            <w:hyperlink w:history="1" r:id="rIdeomlmhohdnpqi2nb-tksr">
               <w:r>
                 <w:rPr>
                   <w:rFonts w:ascii="Arial" w:cs="Arial" w:eastAsia="Arial" w:hAnsi="Arial"/>
@@ -19205,7 +19205,7 @@
               <w:spacing w:after="10" w:before="0"/>
               <w:ind w:left="120"/>
             </w:pPr>
-            <w:hyperlink w:history="1" r:id="rId_ncrzhnhcxsem1dcazlg5">
+            <w:hyperlink w:history="1" r:id="rId27kugt-y0rsn_blaq5_qu">
               <w:r>
                 <w:rPr>
                   <w:rFonts w:ascii="Arial" w:cs="Arial" w:eastAsia="Arial" w:hAnsi="Arial"/>
@@ -19400,7 +19400,7 @@
             <w:pPr>
               <w:spacing w:after="20" w:before="0"/>
             </w:pPr>
-            <w:hyperlink w:history="1" r:id="rIdxkzmxysp13kgyls236dla">
+            <w:hyperlink w:history="1" r:id="rIdi6qgi21yicejlach5wozc">
               <w:r>
                 <w:rPr>
                   <w:rFonts w:ascii="Arial" w:cs="Arial" w:eastAsia="Arial" w:hAnsi="Arial"/>
@@ -19433,7 +19433,7 @@
               <w:spacing w:after="10" w:before="0"/>
               <w:ind w:left="120"/>
             </w:pPr>
-            <w:hyperlink w:history="1" r:id="rIdxdbezz6esdvdseuwhxwwy">
+            <w:hyperlink w:history="1" r:id="rIdyieanwmjeuqgzlfrr4sfe">
               <w:r>
                 <w:rPr>
                   <w:rFonts w:ascii="Arial" w:cs="Arial" w:eastAsia="Arial" w:hAnsi="Arial"/>
@@ -19478,7 +19478,7 @@
             <w:pPr>
               <w:spacing w:after="20" w:before="0"/>
             </w:pPr>
-            <w:hyperlink w:history="1" r:id="rIdok2twmrdkl3u_4ht4501i">
+            <w:hyperlink w:history="1" r:id="rId8atc1e0wvom7tce668mbg">
               <w:r>
                 <w:rPr>
                   <w:rFonts w:ascii="Arial" w:cs="Arial" w:eastAsia="Arial" w:hAnsi="Arial"/>
@@ -19511,7 +19511,7 @@
               <w:spacing w:after="10" w:before="0"/>
               <w:ind w:left="120"/>
             </w:pPr>
-            <w:hyperlink w:history="1" r:id="rIdma3yueet4dqedilcmbiaq">
+            <w:hyperlink w:history="1" r:id="rIdakmkkyv9hexedojioqlfj">
               <w:r>
                 <w:rPr>
                   <w:rFonts w:ascii="Arial" w:cs="Arial" w:eastAsia="Arial" w:hAnsi="Arial"/>
@@ -19706,7 +19706,7 @@
             <w:pPr>
               <w:spacing w:after="20" w:before="0"/>
             </w:pPr>
-            <w:hyperlink w:history="1" r:id="rIdwikapi_nn65nsi_gc9edk">
+            <w:hyperlink w:history="1" r:id="rId5vswyvkihbwaaz8hjehdn">
               <w:r>
                 <w:rPr>
                   <w:rFonts w:ascii="Arial" w:cs="Arial" w:eastAsia="Arial" w:hAnsi="Arial"/>
@@ -19739,7 +19739,7 @@
               <w:spacing w:after="10" w:before="0"/>
               <w:ind w:left="120"/>
             </w:pPr>
-            <w:hyperlink w:history="1" r:id="rIdjj2i355sqezcfxliemygp">
+            <w:hyperlink w:history="1" r:id="rIdhawcb4uuyr1iq3scxbqyn">
               <w:r>
                 <w:rPr>
                   <w:rFonts w:ascii="Arial" w:cs="Arial" w:eastAsia="Arial" w:hAnsi="Arial"/>
@@ -19784,7 +19784,7 @@
             <w:pPr>
               <w:spacing w:after="20" w:before="0"/>
             </w:pPr>
-            <w:hyperlink w:history="1" r:id="rId0vo8ldrhyeifef2em5msz">
+            <w:hyperlink w:history="1" r:id="rIdfwtbjagotsjch82qmtjvl">
               <w:r>
                 <w:rPr>
                   <w:rFonts w:ascii="Arial" w:cs="Arial" w:eastAsia="Arial" w:hAnsi="Arial"/>
@@ -19817,7 +19817,7 @@
               <w:spacing w:after="10" w:before="0"/>
               <w:ind w:left="120"/>
             </w:pPr>
-            <w:hyperlink w:history="1" r:id="rIdc2e_34wmbizvi5wojho1r">
+            <w:hyperlink w:history="1" r:id="rIdut8hjiargs5rklublur4c">
               <w:r>
                 <w:rPr>
                   <w:rFonts w:ascii="Arial" w:cs="Arial" w:eastAsia="Arial" w:hAnsi="Arial"/>
@@ -21304,7 +21304,7 @@
             <w:pPr>
               <w:spacing w:after="20" w:before="0"/>
             </w:pPr>
-            <w:hyperlink w:history="1" r:id="rIdgnzrpmdyv9pla0jyuglpj">
+            <w:hyperlink w:history="1" r:id="rId-4qek17zxz00k_tl0p8uj">
               <w:r>
                 <w:rPr>
                   <w:rFonts w:ascii="Arial" w:cs="Arial" w:eastAsia="Arial" w:hAnsi="Arial"/>
@@ -21337,7 +21337,7 @@
               <w:spacing w:after="10" w:before="0"/>
               <w:ind w:left="120"/>
             </w:pPr>
-            <w:hyperlink w:history="1" r:id="rIdkoqabz-4q4fwt1j_abo3g">
+            <w:hyperlink w:history="1" r:id="rId6mjrjgfjhkoz9mj5vfuwi">
               <w:r>
                 <w:rPr>
                   <w:rFonts w:ascii="Arial" w:cs="Arial" w:eastAsia="Arial" w:hAnsi="Arial"/>
@@ -21382,7 +21382,7 @@
             <w:pPr>
               <w:spacing w:after="20" w:before="0"/>
             </w:pPr>
-            <w:hyperlink w:history="1" r:id="rIdd-xtayq7kajzqzvhtwbnd">
+            <w:hyperlink w:history="1" r:id="rId1jyzhf-cdwx6w8xpyajm-">
               <w:r>
                 <w:rPr>
                   <w:rFonts w:ascii="Arial" w:cs="Arial" w:eastAsia="Arial" w:hAnsi="Arial"/>
@@ -21415,7 +21415,7 @@
               <w:spacing w:after="10" w:before="0"/>
               <w:ind w:left="120"/>
             </w:pPr>
-            <w:hyperlink w:history="1" r:id="rId-36ipejqicxjfbs3e_xh6">
+            <w:hyperlink w:history="1" r:id="rIdijd3odavvqlcopyr6ia5x">
               <w:r>
                 <w:rPr>
                   <w:rFonts w:ascii="Arial" w:cs="Arial" w:eastAsia="Arial" w:hAnsi="Arial"/>
@@ -21610,7 +21610,7 @@
             <w:pPr>
               <w:spacing w:after="20" w:before="0"/>
             </w:pPr>
-            <w:hyperlink w:history="1" r:id="rId4ssur8bkvlz0kvjjv55cq">
+            <w:hyperlink w:history="1" r:id="rIdcz90aowzneochdp-k1v4k">
               <w:r>
                 <w:rPr>
                   <w:rFonts w:ascii="Arial" w:cs="Arial" w:eastAsia="Arial" w:hAnsi="Arial"/>
@@ -21643,7 +21643,7 @@
               <w:spacing w:after="10" w:before="0"/>
               <w:ind w:left="120"/>
             </w:pPr>
-            <w:hyperlink w:history="1" r:id="rIdzyc6apaswpniru2tuyq0z">
+            <w:hyperlink w:history="1" r:id="rIdqpojin7ryx_ztoid20ibf">
               <w:r>
                 <w:rPr>
                   <w:rFonts w:ascii="Arial" w:cs="Arial" w:eastAsia="Arial" w:hAnsi="Arial"/>
@@ -21688,7 +21688,7 @@
             <w:pPr>
               <w:spacing w:after="20" w:before="0"/>
             </w:pPr>
-            <w:hyperlink w:history="1" r:id="rIdplemd5czco_2e8oa6_xri">
+            <w:hyperlink w:history="1" r:id="rIdbz3omys64ydaudn0jfdcw">
               <w:r>
                 <w:rPr>
                   <w:rFonts w:ascii="Arial" w:cs="Arial" w:eastAsia="Arial" w:hAnsi="Arial"/>
@@ -21721,7 +21721,7 @@
               <w:spacing w:after="10" w:before="0"/>
               <w:ind w:left="120"/>
             </w:pPr>
-            <w:hyperlink w:history="1" r:id="rIdnx84ae5fvv4vcsd9ywk_f">
+            <w:hyperlink w:history="1" r:id="rIdhf-j8mn22nc_cbz8gg64w">
               <w:r>
                 <w:rPr>
                   <w:rFonts w:ascii="Arial" w:cs="Arial" w:eastAsia="Arial" w:hAnsi="Arial"/>
@@ -21916,7 +21916,7 @@
             <w:pPr>
               <w:spacing w:after="20" w:before="0"/>
             </w:pPr>
-            <w:hyperlink w:history="1" r:id="rIduu41mearwkc5r4ue4i75j">
+            <w:hyperlink w:history="1" r:id="rIdfhlt2bcnmfdocfyuhdt7m">
               <w:r>
                 <w:rPr>
                   <w:rFonts w:ascii="Arial" w:cs="Arial" w:eastAsia="Arial" w:hAnsi="Arial"/>
@@ -21949,7 +21949,7 @@
               <w:spacing w:after="10" w:before="0"/>
               <w:ind w:left="120"/>
             </w:pPr>
-            <w:hyperlink w:history="1" r:id="rId9bzdqeesqcorl0bxzqs2n">
+            <w:hyperlink w:history="1" r:id="rIdhithbi-1avuyfsolys5u6">
               <w:r>
                 <w:rPr>
                   <w:rFonts w:ascii="Arial" w:cs="Arial" w:eastAsia="Arial" w:hAnsi="Arial"/>
@@ -21994,7 +21994,7 @@
             <w:pPr>
               <w:spacing w:after="20" w:before="0"/>
             </w:pPr>
-            <w:hyperlink w:history="1" r:id="rIdtfshgzi6xkpotyg6oop3d">
+            <w:hyperlink w:history="1" r:id="rIdwievm0ssm5zbwv3c1ykvy">
               <w:r>
                 <w:rPr>
                   <w:rFonts w:ascii="Arial" w:cs="Arial" w:eastAsia="Arial" w:hAnsi="Arial"/>
@@ -22027,7 +22027,7 @@
               <w:spacing w:after="10" w:before="0"/>
               <w:ind w:left="120"/>
             </w:pPr>
-            <w:hyperlink w:history="1" r:id="rIdw1palu9jkpci1ovefa5pj">
+            <w:hyperlink w:history="1" r:id="rIdjzd7lsw3inunhbvkci1se">
               <w:r>
                 <w:rPr>
                   <w:rFonts w:ascii="Arial" w:cs="Arial" w:eastAsia="Arial" w:hAnsi="Arial"/>
@@ -22222,7 +22222,7 @@
             <w:pPr>
               <w:spacing w:after="20" w:before="0"/>
             </w:pPr>
-            <w:hyperlink w:history="1" r:id="rId1ojabajlduiwhzu4eua5h">
+            <w:hyperlink w:history="1" r:id="rIdc9oop-8ahgelwtybx-ba-">
               <w:r>
                 <w:rPr>
                   <w:rFonts w:ascii="Arial" w:cs="Arial" w:eastAsia="Arial" w:hAnsi="Arial"/>
@@ -22255,7 +22255,7 @@
               <w:spacing w:after="10" w:before="0"/>
               <w:ind w:left="120"/>
             </w:pPr>
-            <w:hyperlink w:history="1" r:id="rId-gtkl5rzkumo3juw6-xlo">
+            <w:hyperlink w:history="1" r:id="rId6owfcyscxy-af8uhigyvp">
               <w:r>
                 <w:rPr>
                   <w:rFonts w:ascii="Arial" w:cs="Arial" w:eastAsia="Arial" w:hAnsi="Arial"/>
@@ -22300,7 +22300,7 @@
             <w:pPr>
               <w:spacing w:after="20" w:before="0"/>
             </w:pPr>
-            <w:hyperlink w:history="1" r:id="rIdc3swz4thjmauuvhyvh7w3">
+            <w:hyperlink w:history="1" r:id="rIdoa-23_kecoqq9jmdzgqw3">
               <w:r>
                 <w:rPr>
                   <w:rFonts w:ascii="Arial" w:cs="Arial" w:eastAsia="Arial" w:hAnsi="Arial"/>
@@ -22333,7 +22333,7 @@
               <w:spacing w:after="10" w:before="0"/>
               <w:ind w:left="120"/>
             </w:pPr>
-            <w:hyperlink w:history="1" r:id="rIdcwvhqkppo3gif_e8qmk6o">
+            <w:hyperlink w:history="1" r:id="rIdwjmqddeoyofrntqnlntka">
               <w:r>
                 <w:rPr>
                   <w:rFonts w:ascii="Arial" w:cs="Arial" w:eastAsia="Arial" w:hAnsi="Arial"/>
@@ -22528,7 +22528,7 @@
             <w:pPr>
               <w:spacing w:after="20" w:before="0"/>
             </w:pPr>
-            <w:hyperlink w:history="1" r:id="rIdehybzb37k4z9beganue7p">
+            <w:hyperlink w:history="1" r:id="rIdjoilzcnuq0wewpstqo6yx">
               <w:r>
                 <w:rPr>
                   <w:rFonts w:ascii="Arial" w:cs="Arial" w:eastAsia="Arial" w:hAnsi="Arial"/>
@@ -22561,7 +22561,7 @@
               <w:spacing w:after="10" w:before="0"/>
               <w:ind w:left="120"/>
             </w:pPr>
-            <w:hyperlink w:history="1" r:id="rIdotzsg8ibepyusk2ngy6x8">
+            <w:hyperlink w:history="1" r:id="rIdq3nohn-jgej4f4od1z6dp">
               <w:r>
                 <w:rPr>
                   <w:rFonts w:ascii="Arial" w:cs="Arial" w:eastAsia="Arial" w:hAnsi="Arial"/>
@@ -22606,7 +22606,7 @@
             <w:pPr>
               <w:spacing w:after="20" w:before="0"/>
             </w:pPr>
-            <w:hyperlink w:history="1" r:id="rIdbbtktpsa_j1u42ia96gyy">
+            <w:hyperlink w:history="1" r:id="rIdvti2gs3ubftvscsjgpnyn">
               <w:r>
                 <w:rPr>
                   <w:rFonts w:ascii="Arial" w:cs="Arial" w:eastAsia="Arial" w:hAnsi="Arial"/>
@@ -22639,7 +22639,7 @@
               <w:spacing w:after="10" w:before="0"/>
               <w:ind w:left="120"/>
             </w:pPr>
-            <w:hyperlink w:history="1" r:id="rIdp6jf-1r2nhteqo2jyizka">
+            <w:hyperlink w:history="1" r:id="rIdttueqh2oct_pk5ddyuvrz">
               <w:r>
                 <w:rPr>
                   <w:rFonts w:ascii="Arial" w:cs="Arial" w:eastAsia="Arial" w:hAnsi="Arial"/>
@@ -24392,7 +24392,7 @@
             <w:pPr>
               <w:spacing w:after="20" w:before="0"/>
             </w:pPr>
-            <w:hyperlink w:history="1" r:id="rIdhahccfpdi396qviaoccrk">
+            <w:hyperlink w:history="1" r:id="rIdfxc-5etptnivyevwrcdnn">
               <w:r>
                 <w:rPr>
                   <w:rFonts w:ascii="Arial" w:cs="Arial" w:eastAsia="Arial" w:hAnsi="Arial"/>
@@ -24425,7 +24425,7 @@
               <w:spacing w:after="10" w:before="0"/>
               <w:ind w:left="120"/>
             </w:pPr>
-            <w:hyperlink w:history="1" r:id="rIdyfe5xf3vrymc8egbwl2ip">
+            <w:hyperlink w:history="1" r:id="rId3eyzwbbdvj6ty53b_agmb">
               <w:r>
                 <w:rPr>
                   <w:rFonts w:ascii="Arial" w:cs="Arial" w:eastAsia="Arial" w:hAnsi="Arial"/>
@@ -24470,7 +24470,7 @@
             <w:pPr>
               <w:spacing w:after="20" w:before="0"/>
             </w:pPr>
-            <w:hyperlink w:history="1" r:id="rIdk6vtotvtuuzr9u_cjefom">
+            <w:hyperlink w:history="1" r:id="rIdotumivvxh62pnvveazbvy">
               <w:r>
                 <w:rPr>
                   <w:rFonts w:ascii="Arial" w:cs="Arial" w:eastAsia="Arial" w:hAnsi="Arial"/>
@@ -24503,7 +24503,7 @@
               <w:spacing w:after="10" w:before="0"/>
               <w:ind w:left="120"/>
             </w:pPr>
-            <w:hyperlink w:history="1" r:id="rIdsmly8qi5xgijhcc_kbqdw">
+            <w:hyperlink w:history="1" r:id="rIdjsyrros7vmc1dsqgggvak">
               <w:r>
                 <w:rPr>
                   <w:rFonts w:ascii="Arial" w:cs="Arial" w:eastAsia="Arial" w:hAnsi="Arial"/>
@@ -24698,7 +24698,7 @@
             <w:pPr>
               <w:spacing w:after="20" w:before="0"/>
             </w:pPr>
-            <w:hyperlink w:history="1" r:id="rIdsnmllsljhu24dgn2auvbz">
+            <w:hyperlink w:history="1" r:id="rId1kxoltgzusybp5x0yxapl">
               <w:r>
                 <w:rPr>
                   <w:rFonts w:ascii="Arial" w:cs="Arial" w:eastAsia="Arial" w:hAnsi="Arial"/>
@@ -24731,7 +24731,7 @@
               <w:spacing w:after="10" w:before="0"/>
               <w:ind w:left="120"/>
             </w:pPr>
-            <w:hyperlink w:history="1" r:id="rIdb7tpe00nvbewrziqscs0c">
+            <w:hyperlink w:history="1" r:id="rId8gogdeamdrjrsdkxrk2hl">
               <w:r>
                 <w:rPr>
                   <w:rFonts w:ascii="Arial" w:cs="Arial" w:eastAsia="Arial" w:hAnsi="Arial"/>
@@ -24776,7 +24776,7 @@
             <w:pPr>
               <w:spacing w:after="20" w:before="0"/>
             </w:pPr>
-            <w:hyperlink w:history="1" r:id="rIdxsoy_yrf7zv3xgaqla6uh">
+            <w:hyperlink w:history="1" r:id="rIdtc2b54amwnjdesalcaokp">
               <w:r>
                 <w:rPr>
                   <w:rFonts w:ascii="Arial" w:cs="Arial" w:eastAsia="Arial" w:hAnsi="Arial"/>
@@ -24809,7 +24809,7 @@
               <w:spacing w:after="10" w:before="0"/>
               <w:ind w:left="120"/>
             </w:pPr>
-            <w:hyperlink w:history="1" r:id="rId1fkmhudltuya6hnsy_h0r">
+            <w:hyperlink w:history="1" r:id="rIdmrrj238q471qh0giyi4it">
               <w:r>
                 <w:rPr>
                   <w:rFonts w:ascii="Arial" w:cs="Arial" w:eastAsia="Arial" w:hAnsi="Arial"/>
@@ -25004,7 +25004,7 @@
             <w:pPr>
               <w:spacing w:after="20" w:before="0"/>
             </w:pPr>
-            <w:hyperlink w:history="1" r:id="rIdkwxfgfdqh7mjkzp9xkeya">
+            <w:hyperlink w:history="1" r:id="rIdfmwxj_ykbui40m0vp1rga">
               <w:r>
                 <w:rPr>
                   <w:rFonts w:ascii="Arial" w:cs="Arial" w:eastAsia="Arial" w:hAnsi="Arial"/>
@@ -25037,7 +25037,7 @@
               <w:spacing w:after="10" w:before="0"/>
               <w:ind w:left="120"/>
             </w:pPr>
-            <w:hyperlink w:history="1" r:id="rId5ovoquzjglm_9eanxsoas">
+            <w:hyperlink w:history="1" r:id="rIdp4bmkkihoag5fhbszhhwp">
               <w:r>
                 <w:rPr>
                   <w:rFonts w:ascii="Arial" w:cs="Arial" w:eastAsia="Arial" w:hAnsi="Arial"/>
@@ -25082,7 +25082,7 @@
             <w:pPr>
               <w:spacing w:after="20" w:before="0"/>
             </w:pPr>
-            <w:hyperlink w:history="1" r:id="rIdyrok_xtkpmaza4goecxee">
+            <w:hyperlink w:history="1" r:id="rIdfb44ioaexjlwijuz4nns8">
               <w:r>
                 <w:rPr>
                   <w:rFonts w:ascii="Arial" w:cs="Arial" w:eastAsia="Arial" w:hAnsi="Arial"/>
@@ -25115,7 +25115,7 @@
               <w:spacing w:after="10" w:before="0"/>
               <w:ind w:left="120"/>
             </w:pPr>
-            <w:hyperlink w:history="1" r:id="rIdivztuop_ahy3ee50qiljq">
+            <w:hyperlink w:history="1" r:id="rIdefhgce0s72ti_4ts_v3gy">
               <w:r>
                 <w:rPr>
                   <w:rFonts w:ascii="Arial" w:cs="Arial" w:eastAsia="Arial" w:hAnsi="Arial"/>
@@ -25310,7 +25310,7 @@
             <w:pPr>
               <w:spacing w:after="20" w:before="0"/>
             </w:pPr>
-            <w:hyperlink w:history="1" r:id="rIddpdy6wlcbhv7c-d5vcz0r">
+            <w:hyperlink w:history="1" r:id="rIdtgnquaplogqb87e5epvg3">
               <w:r>
                 <w:rPr>
                   <w:rFonts w:ascii="Arial" w:cs="Arial" w:eastAsia="Arial" w:hAnsi="Arial"/>
@@ -25343,7 +25343,7 @@
               <w:spacing w:after="10" w:before="0"/>
               <w:ind w:left="120"/>
             </w:pPr>
-            <w:hyperlink w:history="1" r:id="rIdqa8xluncoimkuw-4ktb9m">
+            <w:hyperlink w:history="1" r:id="rIdfghkuvtskrpnyte0d-0wm">
               <w:r>
                 <w:rPr>
                   <w:rFonts w:ascii="Arial" w:cs="Arial" w:eastAsia="Arial" w:hAnsi="Arial"/>
@@ -25388,7 +25388,7 @@
             <w:pPr>
               <w:spacing w:after="20" w:before="0"/>
             </w:pPr>
-            <w:hyperlink w:history="1" r:id="rIdlmw1wsss2o8kjzrzmdiu9">
+            <w:hyperlink w:history="1" r:id="rId6ng60qnnae9asdqqk0fpo">
               <w:r>
                 <w:rPr>
                   <w:rFonts w:ascii="Arial" w:cs="Arial" w:eastAsia="Arial" w:hAnsi="Arial"/>
@@ -25421,7 +25421,7 @@
               <w:spacing w:after="10" w:before="0"/>
               <w:ind w:left="120"/>
             </w:pPr>
-            <w:hyperlink w:history="1" r:id="rIdouygvorbtpof822ltl5zh">
+            <w:hyperlink w:history="1" r:id="rIdpair-watjdoyiu7s1tzma">
               <w:r>
                 <w:rPr>
                   <w:rFonts w:ascii="Arial" w:cs="Arial" w:eastAsia="Arial" w:hAnsi="Arial"/>
@@ -25616,7 +25616,7 @@
             <w:pPr>
               <w:spacing w:after="20" w:before="0"/>
             </w:pPr>
-            <w:hyperlink w:history="1" r:id="rId8pbrfxnnno0rzcyxfykvd">
+            <w:hyperlink w:history="1" r:id="rIdn9osofqpntwhwlhng0eyo">
               <w:r>
                 <w:rPr>
                   <w:rFonts w:ascii="Arial" w:cs="Arial" w:eastAsia="Arial" w:hAnsi="Arial"/>
@@ -25649,7 +25649,7 @@
               <w:spacing w:after="10" w:before="0"/>
               <w:ind w:left="120"/>
             </w:pPr>
-            <w:hyperlink w:history="1" r:id="rIdth6myb5uqnphsmaljelns">
+            <w:hyperlink w:history="1" r:id="rIdkyfazorbhgcmn6oh7zxxp">
               <w:r>
                 <w:rPr>
                   <w:rFonts w:ascii="Arial" w:cs="Arial" w:eastAsia="Arial" w:hAnsi="Arial"/>
@@ -25694,7 +25694,7 @@
             <w:pPr>
               <w:spacing w:after="20" w:before="0"/>
             </w:pPr>
-            <w:hyperlink w:history="1" r:id="rIdabcgq3xdc4gnpwjf5txqm">
+            <w:hyperlink w:history="1" r:id="rIdy2x__bik1t5bbmitmkcd_">
               <w:r>
                 <w:rPr>
                   <w:rFonts w:ascii="Arial" w:cs="Arial" w:eastAsia="Arial" w:hAnsi="Arial"/>
@@ -25727,7 +25727,7 @@
               <w:spacing w:after="10" w:before="0"/>
               <w:ind w:left="120"/>
             </w:pPr>
-            <w:hyperlink w:history="1" r:id="rIdqftchrblcavik-rvgzw2g">
+            <w:hyperlink w:history="1" r:id="rIdibpk9om19wtvvuzolmf1f">
               <w:r>
                 <w:rPr>
                   <w:rFonts w:ascii="Arial" w:cs="Arial" w:eastAsia="Arial" w:hAnsi="Arial"/>
@@ -27214,7 +27214,7 @@
             <w:pPr>
               <w:spacing w:after="20" w:before="0"/>
             </w:pPr>
-            <w:hyperlink w:history="1" r:id="rIddzwipyw30ux4ua9hmpson">
+            <w:hyperlink w:history="1" r:id="rIdjtrwnqk78bs0-razxi3lu">
               <w:r>
                 <w:rPr>
                   <w:rFonts w:ascii="Arial" w:cs="Arial" w:eastAsia="Arial" w:hAnsi="Arial"/>
@@ -27247,7 +27247,7 @@
               <w:spacing w:after="10" w:before="0"/>
               <w:ind w:left="120"/>
             </w:pPr>
-            <w:hyperlink w:history="1" r:id="rIdbfnzdpwpwujq7qhwad3yn">
+            <w:hyperlink w:history="1" r:id="rIdc9s0xkojwqamqsqwaaqtj">
               <w:r>
                 <w:rPr>
                   <w:rFonts w:ascii="Arial" w:cs="Arial" w:eastAsia="Arial" w:hAnsi="Arial"/>
@@ -27292,7 +27292,7 @@
             <w:pPr>
               <w:spacing w:after="20" w:before="0"/>
             </w:pPr>
-            <w:hyperlink w:history="1" r:id="rIdgdxvi2ry9eaytiasyss0s">
+            <w:hyperlink w:history="1" r:id="rIdvwrymqtpjsvupr-6eccwb">
               <w:r>
                 <w:rPr>
                   <w:rFonts w:ascii="Arial" w:cs="Arial" w:eastAsia="Arial" w:hAnsi="Arial"/>
@@ -27325,7 +27325,7 @@
               <w:spacing w:after="10" w:before="0"/>
               <w:ind w:left="120"/>
             </w:pPr>
-            <w:hyperlink w:history="1" r:id="rIdvnavnfgbbl0n2lrethvtf">
+            <w:hyperlink w:history="1" r:id="rId4j6qqdxcptcewlvy9mmfq">
               <w:r>
                 <w:rPr>
                   <w:rFonts w:ascii="Arial" w:cs="Arial" w:eastAsia="Arial" w:hAnsi="Arial"/>
@@ -27520,7 +27520,7 @@
             <w:pPr>
               <w:spacing w:after="20" w:before="0"/>
             </w:pPr>
-            <w:hyperlink w:history="1" r:id="rIdmbglmqc9gejwb5q4bokmu">
+            <w:hyperlink w:history="1" r:id="rIdgroh3j4eobrhgiewedo-n">
               <w:r>
                 <w:rPr>
                   <w:rFonts w:ascii="Arial" w:cs="Arial" w:eastAsia="Arial" w:hAnsi="Arial"/>
@@ -27553,7 +27553,7 @@
               <w:spacing w:after="10" w:before="0"/>
               <w:ind w:left="120"/>
             </w:pPr>
-            <w:hyperlink w:history="1" r:id="rIdez3bfr2z63ojvwt9tp3ap">
+            <w:hyperlink w:history="1" r:id="rIdmvuxawvgkg7rixmb3qwak">
               <w:r>
                 <w:rPr>
                   <w:rFonts w:ascii="Arial" w:cs="Arial" w:eastAsia="Arial" w:hAnsi="Arial"/>
@@ -27598,7 +27598,7 @@
             <w:pPr>
               <w:spacing w:after="20" w:before="0"/>
             </w:pPr>
-            <w:hyperlink w:history="1" r:id="rIdpfenvml3yjthmz4_yvkxe">
+            <w:hyperlink w:history="1" r:id="rIdryg6ml0pjqpqvkuhuacwe">
               <w:r>
                 <w:rPr>
                   <w:rFonts w:ascii="Arial" w:cs="Arial" w:eastAsia="Arial" w:hAnsi="Arial"/>
@@ -27631,7 +27631,7 @@
               <w:spacing w:after="10" w:before="0"/>
               <w:ind w:left="120"/>
             </w:pPr>
-            <w:hyperlink w:history="1" r:id="rIdgfrhlqnyqzfztefyx0goi">
+            <w:hyperlink w:history="1" r:id="rId7s-ta9kw5jw7s0ccoodvt">
               <w:r>
                 <w:rPr>
                   <w:rFonts w:ascii="Arial" w:cs="Arial" w:eastAsia="Arial" w:hAnsi="Arial"/>
@@ -27826,7 +27826,7 @@
             <w:pPr>
               <w:spacing w:after="20" w:before="0"/>
             </w:pPr>
-            <w:hyperlink w:history="1" r:id="rIdtf4knmtaetfsngvtnqfir">
+            <w:hyperlink w:history="1" r:id="rId3vvqo6hyyyzpzxknev09r">
               <w:r>
                 <w:rPr>
                   <w:rFonts w:ascii="Arial" w:cs="Arial" w:eastAsia="Arial" w:hAnsi="Arial"/>
@@ -27859,7 +27859,7 @@
               <w:spacing w:after="10" w:before="0"/>
               <w:ind w:left="120"/>
             </w:pPr>
-            <w:hyperlink w:history="1" r:id="rId7pqfytcfh8vqlm7vr3nim">
+            <w:hyperlink w:history="1" r:id="rIdqn5acv46yyno1gftgflcx">
               <w:r>
                 <w:rPr>
                   <w:rFonts w:ascii="Arial" w:cs="Arial" w:eastAsia="Arial" w:hAnsi="Arial"/>
@@ -27904,7 +27904,7 @@
             <w:pPr>
               <w:spacing w:after="20" w:before="0"/>
             </w:pPr>
-            <w:hyperlink w:history="1" r:id="rIdlxhqhkfmxaurvz_ioaqk3">
+            <w:hyperlink w:history="1" r:id="rIdnho4splq8uxunhviaagrp">
               <w:r>
                 <w:rPr>
                   <w:rFonts w:ascii="Arial" w:cs="Arial" w:eastAsia="Arial" w:hAnsi="Arial"/>
@@ -27937,7 +27937,7 @@
               <w:spacing w:after="10" w:before="0"/>
               <w:ind w:left="120"/>
             </w:pPr>
-            <w:hyperlink w:history="1" r:id="rIdrmjc0qbslv36slxyexqz3">
+            <w:hyperlink w:history="1" r:id="rIdwt2eb9padxfhzaw2t85mw">
               <w:r>
                 <w:rPr>
                   <w:rFonts w:ascii="Arial" w:cs="Arial" w:eastAsia="Arial" w:hAnsi="Arial"/>
@@ -28132,7 +28132,7 @@
             <w:pPr>
               <w:spacing w:after="20" w:before="0"/>
             </w:pPr>
-            <w:hyperlink w:history="1" r:id="rIdweuoie6kjcmmdyhtzj9uo">
+            <w:hyperlink w:history="1" r:id="rIdivmeignksllmgyuoyxsbv">
               <w:r>
                 <w:rPr>
                   <w:rFonts w:ascii="Arial" w:cs="Arial" w:eastAsia="Arial" w:hAnsi="Arial"/>
@@ -28165,7 +28165,7 @@
               <w:spacing w:after="10" w:before="0"/>
               <w:ind w:left="120"/>
             </w:pPr>
-            <w:hyperlink w:history="1" r:id="rIdfmqus9unvjq8l-advajzd">
+            <w:hyperlink w:history="1" r:id="rIdr5gbqxzekamwsygblh6a0">
               <w:r>
                 <w:rPr>
                   <w:rFonts w:ascii="Arial" w:cs="Arial" w:eastAsia="Arial" w:hAnsi="Arial"/>
@@ -28210,7 +28210,7 @@
             <w:pPr>
               <w:spacing w:after="20" w:before="0"/>
             </w:pPr>
-            <w:hyperlink w:history="1" r:id="rId8zqplag0l0zve-f8obn76">
+            <w:hyperlink w:history="1" r:id="rIdoa3rtvoj3hwa3vfpvjfpd">
               <w:r>
                 <w:rPr>
                   <w:rFonts w:ascii="Arial" w:cs="Arial" w:eastAsia="Arial" w:hAnsi="Arial"/>
@@ -28243,7 +28243,7 @@
               <w:spacing w:after="10" w:before="0"/>
               <w:ind w:left="120"/>
             </w:pPr>
-            <w:hyperlink w:history="1" r:id="rIdjw-i6g4ynqvnqj_t74o7b">
+            <w:hyperlink w:history="1" r:id="rIddavi1dh3shfoefqaylne8">
               <w:r>
                 <w:rPr>
                   <w:rFonts w:ascii="Arial" w:cs="Arial" w:eastAsia="Arial" w:hAnsi="Arial"/>
@@ -28438,7 +28438,7 @@
             <w:pPr>
               <w:spacing w:after="20" w:before="0"/>
             </w:pPr>
-            <w:hyperlink w:history="1" r:id="rId4iamedadxjr4sosdq4dox">
+            <w:hyperlink w:history="1" r:id="rIdffbpeavxqu0rifgwia_tg">
               <w:r>
                 <w:rPr>
                   <w:rFonts w:ascii="Arial" w:cs="Arial" w:eastAsia="Arial" w:hAnsi="Arial"/>
@@ -28471,7 +28471,7 @@
               <w:spacing w:after="10" w:before="0"/>
               <w:ind w:left="120"/>
             </w:pPr>
-            <w:hyperlink w:history="1" r:id="rIdvwdtgfygndalcvejrw0kh">
+            <w:hyperlink w:history="1" r:id="rIdwmwznacd7orblegm_hpoo">
               <w:r>
                 <w:rPr>
                   <w:rFonts w:ascii="Arial" w:cs="Arial" w:eastAsia="Arial" w:hAnsi="Arial"/>
@@ -28516,7 +28516,7 @@
             <w:pPr>
               <w:spacing w:after="20" w:before="0"/>
             </w:pPr>
-            <w:hyperlink w:history="1" r:id="rId4ua-ffeoh5l3sblap70sw">
+            <w:hyperlink w:history="1" r:id="rId_u7esn2axnbnptthsxgl-">
               <w:r>
                 <w:rPr>
                   <w:rFonts w:ascii="Arial" w:cs="Arial" w:eastAsia="Arial" w:hAnsi="Arial"/>
@@ -28549,7 +28549,7 @@
               <w:spacing w:after="10" w:before="0"/>
               <w:ind w:left="120"/>
             </w:pPr>
-            <w:hyperlink w:history="1" r:id="rIdin0x_phmytsgg8fq0sbjv">
+            <w:hyperlink w:history="1" r:id="rIdz5siml7uue1ilxqbbami3">
               <w:r>
                 <w:rPr>
                   <w:rFonts w:ascii="Arial" w:cs="Arial" w:eastAsia="Arial" w:hAnsi="Arial"/>
@@ -30036,7 +30036,7 @@
             <w:pPr>
               <w:spacing w:after="20" w:before="0"/>
             </w:pPr>
-            <w:hyperlink w:history="1" r:id="rIdvvi9kubwpqfco64dsj-7b">
+            <w:hyperlink w:history="1" r:id="rIdeqq8oudsxini0aewj3qw_">
               <w:r>
                 <w:rPr>
                   <w:rFonts w:ascii="Arial" w:cs="Arial" w:eastAsia="Arial" w:hAnsi="Arial"/>
@@ -30069,7 +30069,7 @@
               <w:spacing w:after="10" w:before="0"/>
               <w:ind w:left="120"/>
             </w:pPr>
-            <w:hyperlink w:history="1" r:id="rIdjul9_qioivvehl5dvxiod">
+            <w:hyperlink w:history="1" r:id="rId75j6eopoe3pr_rpvnygmy">
               <w:r>
                 <w:rPr>
                   <w:rFonts w:ascii="Arial" w:cs="Arial" w:eastAsia="Arial" w:hAnsi="Arial"/>
@@ -30114,7 +30114,7 @@
             <w:pPr>
               <w:spacing w:after="20" w:before="0"/>
             </w:pPr>
-            <w:hyperlink w:history="1" r:id="rIdqxvxvb6b0nmrazselxmiq">
+            <w:hyperlink w:history="1" r:id="rId2uhw6taizz5flhkvlqm85">
               <w:r>
                 <w:rPr>
                   <w:rFonts w:ascii="Arial" w:cs="Arial" w:eastAsia="Arial" w:hAnsi="Arial"/>
@@ -30147,7 +30147,7 @@
               <w:spacing w:after="10" w:before="0"/>
               <w:ind w:left="120"/>
             </w:pPr>
-            <w:hyperlink w:history="1" r:id="rId6p6_lq0yilo-an70u1tml">
+            <w:hyperlink w:history="1" r:id="rIdpcewv5t0vtvuruvbymn40">
               <w:r>
                 <w:rPr>
                   <w:rFonts w:ascii="Arial" w:cs="Arial" w:eastAsia="Arial" w:hAnsi="Arial"/>
@@ -30342,7 +30342,7 @@
             <w:pPr>
               <w:spacing w:after="20" w:before="0"/>
             </w:pPr>
-            <w:hyperlink w:history="1" r:id="rId5lyv9or2dprjagh_faosk">
+            <w:hyperlink w:history="1" r:id="rIdnopfbcbfyhqeplls_ztku">
               <w:r>
                 <w:rPr>
                   <w:rFonts w:ascii="Arial" w:cs="Arial" w:eastAsia="Arial" w:hAnsi="Arial"/>
@@ -30375,7 +30375,7 @@
               <w:spacing w:after="10" w:before="0"/>
               <w:ind w:left="120"/>
             </w:pPr>
-            <w:hyperlink w:history="1" r:id="rIddoxqwvgdwjfl2aektynme">
+            <w:hyperlink w:history="1" r:id="rIddakdbtyh07j_26o5hzgag">
               <w:r>
                 <w:rPr>
                   <w:rFonts w:ascii="Arial" w:cs="Arial" w:eastAsia="Arial" w:hAnsi="Arial"/>
@@ -30420,7 +30420,7 @@
             <w:pPr>
               <w:spacing w:after="20" w:before="0"/>
             </w:pPr>
-            <w:hyperlink w:history="1" r:id="rIdr7obnucc369uxyfsov51n">
+            <w:hyperlink w:history="1" r:id="rIdfwbkqxlqvixhme3rtst7u">
               <w:r>
                 <w:rPr>
                   <w:rFonts w:ascii="Arial" w:cs="Arial" w:eastAsia="Arial" w:hAnsi="Arial"/>
@@ -30453,7 +30453,7 @@
               <w:spacing w:after="10" w:before="0"/>
               <w:ind w:left="120"/>
             </w:pPr>
-            <w:hyperlink w:history="1" r:id="rIdofvthj3xqxlt_rycycy6-">
+            <w:hyperlink w:history="1" r:id="rIdxg4u73kspnqgom-4ztvyq">
               <w:r>
                 <w:rPr>
                   <w:rFonts w:ascii="Arial" w:cs="Arial" w:eastAsia="Arial" w:hAnsi="Arial"/>
@@ -30648,7 +30648,7 @@
             <w:pPr>
               <w:spacing w:after="20" w:before="0"/>
             </w:pPr>
-            <w:hyperlink w:history="1" r:id="rIdprh5iullumgpp87pit1zh">
+            <w:hyperlink w:history="1" r:id="rIdplni8irs7krfab5crw6ej">
               <w:r>
                 <w:rPr>
                   <w:rFonts w:ascii="Arial" w:cs="Arial" w:eastAsia="Arial" w:hAnsi="Arial"/>
@@ -30681,7 +30681,7 @@
               <w:spacing w:after="10" w:before="0"/>
               <w:ind w:left="120"/>
             </w:pPr>
-            <w:hyperlink w:history="1" r:id="rIddyyoe7tephmi7ajvo_12m">
+            <w:hyperlink w:history="1" r:id="rIdio0zn9ehvyuypg9h82gtl">
               <w:r>
                 <w:rPr>
                   <w:rFonts w:ascii="Arial" w:cs="Arial" w:eastAsia="Arial" w:hAnsi="Arial"/>
@@ -30726,7 +30726,7 @@
             <w:pPr>
               <w:spacing w:after="20" w:before="0"/>
             </w:pPr>
-            <w:hyperlink w:history="1" r:id="rIdtnhvz60iy9km3qoterhfb">
+            <w:hyperlink w:history="1" r:id="rId3ruo_ldslwa3tif_f1r9o">
               <w:r>
                 <w:rPr>
                   <w:rFonts w:ascii="Arial" w:cs="Arial" w:eastAsia="Arial" w:hAnsi="Arial"/>
@@ -30759,7 +30759,7 @@
               <w:spacing w:after="10" w:before="0"/>
               <w:ind w:left="120"/>
             </w:pPr>
-            <w:hyperlink w:history="1" r:id="rIdg30hzrufjve2aqjvqcskl">
+            <w:hyperlink w:history="1" r:id="rId27ac3uxcbcir8umdsc-lu">
               <w:r>
                 <w:rPr>
                   <w:rFonts w:ascii="Arial" w:cs="Arial" w:eastAsia="Arial" w:hAnsi="Arial"/>
@@ -30954,7 +30954,7 @@
             <w:pPr>
               <w:spacing w:after="20" w:before="0"/>
             </w:pPr>
-            <w:hyperlink w:history="1" r:id="rIdpfevvnm_hzrvckncoobdt">
+            <w:hyperlink w:history="1" r:id="rIdfhm-5jzphepr1ffvaqfjy">
               <w:r>
                 <w:rPr>
                   <w:rFonts w:ascii="Arial" w:cs="Arial" w:eastAsia="Arial" w:hAnsi="Arial"/>
@@ -30987,7 +30987,7 @@
               <w:spacing w:after="10" w:before="0"/>
               <w:ind w:left="120"/>
             </w:pPr>
-            <w:hyperlink w:history="1" r:id="rIdbmxpfensqcuy7t3r1yeqp">
+            <w:hyperlink w:history="1" r:id="rIdnughegqeg57nw4zpanliz">
               <w:r>
                 <w:rPr>
                   <w:rFonts w:ascii="Arial" w:cs="Arial" w:eastAsia="Arial" w:hAnsi="Arial"/>
@@ -31032,7 +31032,7 @@
             <w:pPr>
               <w:spacing w:after="20" w:before="0"/>
             </w:pPr>
-            <w:hyperlink w:history="1" r:id="rIdqz05mu0ftajjiuhkyaijp">
+            <w:hyperlink w:history="1" r:id="rIdhanqnp1pwiixyblc1pfuz">
               <w:r>
                 <w:rPr>
                   <w:rFonts w:ascii="Arial" w:cs="Arial" w:eastAsia="Arial" w:hAnsi="Arial"/>
@@ -31065,7 +31065,7 @@
               <w:spacing w:after="10" w:before="0"/>
               <w:ind w:left="120"/>
             </w:pPr>
-            <w:hyperlink w:history="1" r:id="rId18aveej_qzlgj7lfy0wtn">
+            <w:hyperlink w:history="1" r:id="rIdtg_gwdd0yg96y-jekcqjg">
               <w:r>
                 <w:rPr>
                   <w:rFonts w:ascii="Arial" w:cs="Arial" w:eastAsia="Arial" w:hAnsi="Arial"/>
@@ -31260,7 +31260,7 @@
             <w:pPr>
               <w:spacing w:after="20" w:before="0"/>
             </w:pPr>
-            <w:hyperlink w:history="1" r:id="rIdylcvmm2ussk1x2nyzj1qd">
+            <w:hyperlink w:history="1" r:id="rIdlyliavf3e8q_uld09xkvr">
               <w:r>
                 <w:rPr>
                   <w:rFonts w:ascii="Arial" w:cs="Arial" w:eastAsia="Arial" w:hAnsi="Arial"/>
@@ -31293,7 +31293,7 @@
               <w:spacing w:after="10" w:before="0"/>
               <w:ind w:left="120"/>
             </w:pPr>
-            <w:hyperlink w:history="1" r:id="rId_mvjojshmzibkjvfphxze">
+            <w:hyperlink w:history="1" r:id="rIdrlxntklffbb6txvfcuys0">
               <w:r>
                 <w:rPr>
                   <w:rFonts w:ascii="Arial" w:cs="Arial" w:eastAsia="Arial" w:hAnsi="Arial"/>
@@ -31338,7 +31338,7 @@
             <w:pPr>
               <w:spacing w:after="20" w:before="0"/>
             </w:pPr>
-            <w:hyperlink w:history="1" r:id="rId_nm0ptmrpabyl5kgvrceg">
+            <w:hyperlink w:history="1" r:id="rIdrebj33csgbp48ut8-h9xr">
               <w:r>
                 <w:rPr>
                   <w:rFonts w:ascii="Arial" w:cs="Arial" w:eastAsia="Arial" w:hAnsi="Arial"/>
@@ -31371,7 +31371,7 @@
               <w:spacing w:after="10" w:before="0"/>
               <w:ind w:left="120"/>
             </w:pPr>
-            <w:hyperlink w:history="1" r:id="rIdeq59ed7nvqnltyjvtnjle">
+            <w:hyperlink w:history="1" r:id="rId8rqckjrtttuyqvjxqkjmb">
               <w:r>
                 <w:rPr>
                   <w:rFonts w:ascii="Arial" w:cs="Arial" w:eastAsia="Arial" w:hAnsi="Arial"/>
